--- a/manuscript/revision2/Blattabacterium SI_PNAS_revision2_2026-04-29.docx
+++ b/manuscript/revision2/Blattabacterium SI_PNAS_revision2_2026-04-29.docx
@@ -1,6 +1,6 @@
 
 <file path=word/document.xml><?xml version="1.0" encoding="utf-8"?>
-<w:document xmlns:wpc="http://schemas.microsoft.com/office/word/2010/wordprocessingCanvas" xmlns:cx="http://schemas.microsoft.com/office/drawing/2014/chartex" xmlns:cx1="http://schemas.microsoft.com/office/drawing/2015/9/8/chartex" xmlns:cx2="http://schemas.microsoft.com/office/drawing/2015/10/21/chartex" xmlns:cx3="http://schemas.microsoft.com/office/drawing/2016/5/9/chartex" xmlns:cx4="http://schemas.microsoft.com/office/drawing/2016/5/10/chartex" xmlns:cx5="http://schemas.microsoft.com/office/drawing/2016/5/11/chartex" xmlns:cx6="http://schemas.microsoft.com/office/drawing/2016/5/12/chartex" xmlns:cx7="http://schemas.microsoft.com/office/drawing/2016/5/13/chartex" xmlns:cx8="http://schemas.microsoft.com/office/drawing/2016/5/14/chartex" xmlns:mc="http://schemas.openxmlformats.org/markup-compatibility/2006" xmlns:aink="http://schemas.microsoft.com/office/drawing/2016/ink" xmlns:am3d="http://schemas.microsoft.com/office/drawing/2017/model3d" xmlns:o="urn:schemas-microsoft-com:office:office" xmlns:oel="http://schemas.microsoft.com/office/2019/extlst" xmlns:r="http://schemas.openxmlformats.org/officeDocument/2006/relationships" xmlns:m="http://schemas.openxmlformats.org/officeDocument/2006/math" xmlns:v="urn:schemas-microsoft-com:vml" xmlns:wp14="http://schemas.microsoft.com/office/word/2010/wordprocessingDrawing" xmlns:wp="http://schemas.openxmlformats.org/drawingml/2006/wordprocessingDrawing" xmlns:w10="urn:schemas-microsoft-com:office:word" xmlns:w="http://schemas.openxmlformats.org/wordprocessingml/2006/main" xmlns:w14="http://schemas.microsoft.com/office/word/2010/wordml" xmlns:w15="http://schemas.microsoft.com/office/word/2012/wordml" xmlns:w16cex="http://schemas.microsoft.com/office/word/2018/wordml/cex" xmlns:w16cid="http://schemas.microsoft.com/office/word/2016/wordml/cid" xmlns:w16="http://schemas.microsoft.com/office/word/2018/wordml" xmlns:w16du="http://schemas.microsoft.com/office/word/2023/wordml/word16du" xmlns:w16sdtdh="http://schemas.microsoft.com/office/word/2020/wordml/sdtdatahash" xmlns:w16sdtfl="http://schemas.microsoft.com/office/word/2024/wordml/sdtformatlock" xmlns:w16se="http://schemas.microsoft.com/office/word/2015/wordml/symex" xmlns:wpg="http://schemas.microsoft.com/office/word/2010/wordprocessingGroup" xmlns:wpi="http://schemas.microsoft.com/office/word/2010/wordprocessingInk" xmlns:wne="http://schemas.microsoft.com/office/word/2006/wordml" xmlns:wps="http://schemas.microsoft.com/office/word/2010/wordprocessingShape" mc:Ignorable="w14 w15 w16se w16cid w16 w16cex w16sdtdh w16sdtfl w16du wp14">
+<w:document xmlns:wpc="http://schemas.microsoft.com/office/word/2010/wordprocessingCanvas" xmlns:cx="http://schemas.microsoft.com/office/drawing/2014/chartex" xmlns:cx1="http://schemas.microsoft.com/office/drawing/2015/9/8/chartex" xmlns:cx2="http://schemas.microsoft.com/office/drawing/2015/10/21/chartex" xmlns:cx3="http://schemas.microsoft.com/office/drawing/2016/5/9/chartex" xmlns:cx4="http://schemas.microsoft.com/office/drawing/2016/5/10/chartex" xmlns:cx5="http://schemas.microsoft.com/office/drawing/2016/5/11/chartex" xmlns:cx6="http://schemas.microsoft.com/office/drawing/2016/5/12/chartex" xmlns:cx7="http://schemas.microsoft.com/office/drawing/2016/5/13/chartex" xmlns:cx8="http://schemas.microsoft.com/office/drawing/2016/5/14/chartex" xmlns:mc="http://schemas.openxmlformats.org/markup-compatibility/2006" xmlns:aink="http://schemas.microsoft.com/office/drawing/2016/ink" xmlns:am3d="http://schemas.microsoft.com/office/drawing/2017/model3d" xmlns:o="urn:schemas-microsoft-com:office:office" xmlns:r="http://schemas.openxmlformats.org/officeDocument/2006/relationships" xmlns:m="http://schemas.openxmlformats.org/officeDocument/2006/math" xmlns:v="urn:schemas-microsoft-com:vml" xmlns:wp14="http://schemas.microsoft.com/office/word/2010/wordprocessingDrawing" xmlns:wp="http://schemas.openxmlformats.org/drawingml/2006/wordprocessingDrawing" xmlns:w10="urn:schemas-microsoft-com:office:word" xmlns:w="http://schemas.openxmlformats.org/wordprocessingml/2006/main" xmlns:w14="http://schemas.microsoft.com/office/word/2010/wordml" xmlns:w15="http://schemas.microsoft.com/office/word/2012/wordml" xmlns:w16cid="http://schemas.microsoft.com/office/word/2016/wordml/cid" xmlns:w16se="http://schemas.microsoft.com/office/word/2015/wordml/symex" xmlns:wpg="http://schemas.microsoft.com/office/word/2010/wordprocessingGroup" xmlns:wpi="http://schemas.microsoft.com/office/word/2010/wordprocessingInk" xmlns:wne="http://schemas.microsoft.com/office/word/2006/wordml" xmlns:wps="http://schemas.microsoft.com/office/word/2010/wordprocessingShape" mc:Ignorable="w14 w15 w16se w16cid wp14">
   <w:body>
     <w:p>
       <w:pPr>
@@ -232,33 +232,34 @@
           <w:bCs/>
           <w:sz w:val="20"/>
         </w:rPr>
-        <w:t>, Zhuzhi Zhang</w:t>
-      </w:r>
+        <w:t xml:space="preserve">, </w:t>
+      </w:r>
+      <w:proofErr w:type="spellStart"/>
       <w:r>
         <w:rPr>
           <w:rFonts w:asciiTheme="minorBidi" w:hAnsiTheme="minorBidi"/>
           <w:bCs/>
           <w:sz w:val="20"/>
-          <w:vertAlign w:val="superscript"/>
-        </w:rPr>
-        <w:t>1</w:t>
-      </w:r>
+        </w:rPr>
+        <w:t>Zhuzhi</w:t>
+      </w:r>
+      <w:proofErr w:type="spellEnd"/>
       <w:r>
         <w:rPr>
           <w:rFonts w:asciiTheme="minorBidi" w:hAnsiTheme="minorBidi"/>
           <w:bCs/>
           <w:sz w:val="20"/>
-          <w:vertAlign w:val="superscript"/>
-        </w:rPr>
-        <w:t>†</w:t>
+        </w:rPr>
+        <w:t xml:space="preserve"> Zhang</w:t>
       </w:r>
       <w:r>
         <w:rPr>
           <w:rFonts w:asciiTheme="minorBidi" w:hAnsiTheme="minorBidi"/>
           <w:bCs/>
           <w:sz w:val="20"/>
-        </w:rPr>
-        <w:t>, Louise Baker</w:t>
+          <w:vertAlign w:val="superscript"/>
+        </w:rPr>
+        <w:t>1</w:t>
       </w:r>
       <w:r>
         <w:rPr>
@@ -267,7 +268,7 @@
           <w:sz w:val="20"/>
           <w:vertAlign w:val="superscript"/>
         </w:rPr>
-        <w:t>3</w:t>
+        <w:t>†</w:t>
       </w:r>
       <w:r>
         <w:rPr>
@@ -275,7 +276,7 @@
           <w:bCs/>
           <w:sz w:val="20"/>
         </w:rPr>
-        <w:t>, Kokuto Fujiwara</w:t>
+        <w:t>, Louise Baker</w:t>
       </w:r>
       <w:r>
         <w:rPr>
@@ -284,7 +285,7 @@
           <w:sz w:val="20"/>
           <w:vertAlign w:val="superscript"/>
         </w:rPr>
-        <w:t>4</w:t>
+        <w:t>3</w:t>
       </w:r>
       <w:r>
         <w:rPr>
@@ -292,24 +293,25 @@
           <w:bCs/>
           <w:sz w:val="20"/>
         </w:rPr>
-        <w:t>, Yoshinobu Hayashi</w:t>
-      </w:r>
+        <w:t xml:space="preserve">, </w:t>
+      </w:r>
+      <w:proofErr w:type="spellStart"/>
       <w:r>
         <w:rPr>
           <w:rFonts w:asciiTheme="minorBidi" w:hAnsiTheme="minorBidi"/>
           <w:bCs/>
           <w:sz w:val="20"/>
-          <w:vertAlign w:val="superscript"/>
-        </w:rPr>
-        <w:t>5</w:t>
-      </w:r>
+        </w:rPr>
+        <w:t>Kokuto</w:t>
+      </w:r>
+      <w:proofErr w:type="spellEnd"/>
       <w:r>
         <w:rPr>
           <w:rFonts w:asciiTheme="minorBidi" w:hAnsiTheme="minorBidi"/>
           <w:bCs/>
           <w:sz w:val="20"/>
         </w:rPr>
-        <w:t>, Leo A. Featherstone</w:t>
+        <w:t xml:space="preserve"> Fujiwara</w:t>
       </w:r>
       <w:r>
         <w:rPr>
@@ -318,7 +320,7 @@
           <w:sz w:val="20"/>
           <w:vertAlign w:val="superscript"/>
         </w:rPr>
-        <w:t>6</w:t>
+        <w:t>4</w:t>
       </w:r>
       <w:r>
         <w:rPr>
@@ -326,7 +328,7 @@
           <w:bCs/>
           <w:sz w:val="20"/>
         </w:rPr>
-        <w:t>, Oscar Lo Lu</w:t>
+        <w:t>, Yoshinobu Hayashi</w:t>
       </w:r>
       <w:r>
         <w:rPr>
@@ -335,7 +337,7 @@
           <w:sz w:val="20"/>
           <w:vertAlign w:val="superscript"/>
         </w:rPr>
-        <w:t>1</w:t>
+        <w:t>5</w:t>
       </w:r>
       <w:r>
         <w:rPr>
@@ -343,7 +345,59 @@
           <w:bCs/>
           <w:sz w:val="20"/>
         </w:rPr>
-        <w:t>, Jil Helbling</w:t>
+        <w:t>, Leo A. Featherstone</w:t>
+      </w:r>
+      <w:r>
+        <w:rPr>
+          <w:rFonts w:asciiTheme="minorBidi" w:hAnsiTheme="minorBidi"/>
+          <w:bCs/>
+          <w:sz w:val="20"/>
+          <w:vertAlign w:val="superscript"/>
+        </w:rPr>
+        <w:t>6</w:t>
+      </w:r>
+      <w:r>
+        <w:rPr>
+          <w:rFonts w:asciiTheme="minorBidi" w:hAnsiTheme="minorBidi"/>
+          <w:bCs/>
+          <w:sz w:val="20"/>
+        </w:rPr>
+        <w:t>, Oscar Lo Lu</w:t>
+      </w:r>
+      <w:r>
+        <w:rPr>
+          <w:rFonts w:asciiTheme="minorBidi" w:hAnsiTheme="minorBidi"/>
+          <w:bCs/>
+          <w:sz w:val="20"/>
+          <w:vertAlign w:val="superscript"/>
+        </w:rPr>
+        <w:t>1</w:t>
+      </w:r>
+      <w:r>
+        <w:rPr>
+          <w:rFonts w:asciiTheme="minorBidi" w:hAnsiTheme="minorBidi"/>
+          <w:bCs/>
+          <w:sz w:val="20"/>
+        </w:rPr>
+        <w:t xml:space="preserve">, </w:t>
+      </w:r>
+      <w:proofErr w:type="spellStart"/>
+      <w:r>
+        <w:rPr>
+          <w:rFonts w:asciiTheme="minorBidi" w:hAnsiTheme="minorBidi"/>
+          <w:bCs/>
+          <w:sz w:val="20"/>
+        </w:rPr>
+        <w:t>Jil</w:t>
+      </w:r>
+      <w:proofErr w:type="spellEnd"/>
+      <w:r>
+        <w:rPr>
+          <w:rFonts w:asciiTheme="minorBidi" w:hAnsiTheme="minorBidi"/>
+          <w:bCs/>
+          <w:sz w:val="20"/>
+        </w:rPr>
+        <w:t xml:space="preserve"> Helbling</w:t>
       </w:r>
       <w:r>
         <w:rPr>
@@ -1050,8 +1104,9 @@
           <w:iCs/>
           <w:sz w:val="20"/>
         </w:rPr>
-        <w:t xml:space="preserve"> sequencing and assembling genomes from 8 Blaberidae species (Dataset S1), analysed with previously generated </w:t>
-      </w:r>
+        <w:t xml:space="preserve"> sequencing and assembling genomes from 8 </w:t>
+      </w:r>
+      <w:proofErr w:type="spellStart"/>
       <w:r>
         <w:rPr>
           <w:rFonts w:asciiTheme="minorBidi" w:hAnsiTheme="minorBidi" w:cstheme="minorBidi"/>
@@ -1059,8 +1114,48 @@
           <w:iCs/>
           <w:sz w:val="20"/>
         </w:rPr>
+        <w:t>Blaberidae</w:t>
+      </w:r>
+      <w:proofErr w:type="spellEnd"/>
+      <w:r>
+        <w:rPr>
+          <w:rFonts w:asciiTheme="minorBidi" w:hAnsiTheme="minorBidi" w:cstheme="minorBidi"/>
+          <w:bCs/>
+          <w:iCs/>
+          <w:sz w:val="20"/>
+        </w:rPr>
+        <w:t xml:space="preserve"> species (Dataset S1), </w:t>
+      </w:r>
+      <w:proofErr w:type="spellStart"/>
+      <w:r>
+        <w:rPr>
+          <w:rFonts w:asciiTheme="minorBidi" w:hAnsiTheme="minorBidi" w:cstheme="minorBidi"/>
+          <w:bCs/>
+          <w:iCs/>
+          <w:sz w:val="20"/>
+        </w:rPr>
+        <w:t>analysed</w:t>
+      </w:r>
+      <w:proofErr w:type="spellEnd"/>
+      <w:r>
+        <w:rPr>
+          <w:rFonts w:asciiTheme="minorBidi" w:hAnsiTheme="minorBidi" w:cstheme="minorBidi"/>
+          <w:bCs/>
+          <w:iCs/>
+          <w:sz w:val="20"/>
+        </w:rPr>
+        <w:t xml:space="preserve"> with previously generated </w:t>
+      </w:r>
+      <w:r>
+        <w:rPr>
+          <w:rFonts w:asciiTheme="minorBidi" w:hAnsiTheme="minorBidi" w:cstheme="minorBidi"/>
+          <w:bCs/>
+          <w:iCs/>
+          <w:sz w:val="20"/>
+        </w:rPr>
         <w:t xml:space="preserve">genomes from 15 </w:t>
       </w:r>
+      <w:proofErr w:type="spellStart"/>
       <w:r>
         <w:rPr>
           <w:rFonts w:asciiTheme="minorBidi" w:hAnsiTheme="minorBidi" w:cstheme="minorBidi"/>
@@ -1068,7 +1163,17 @@
           <w:iCs/>
           <w:sz w:val="20"/>
         </w:rPr>
-        <w:t xml:space="preserve">Blattodea and </w:t>
+        <w:t>Blattodea</w:t>
+      </w:r>
+      <w:proofErr w:type="spellEnd"/>
+      <w:r>
+        <w:rPr>
+          <w:rFonts w:asciiTheme="minorBidi" w:hAnsiTheme="minorBidi" w:cstheme="minorBidi"/>
+          <w:bCs/>
+          <w:iCs/>
+          <w:sz w:val="20"/>
+        </w:rPr>
+        <w:t xml:space="preserve"> and </w:t>
       </w:r>
       <w:r>
         <w:rPr>
@@ -1078,6 +1183,7 @@
         </w:rPr>
         <w:t xml:space="preserve">77 </w:t>
       </w:r>
+      <w:proofErr w:type="spellStart"/>
       <w:r>
         <w:rPr>
           <w:rFonts w:asciiTheme="minorBidi" w:hAnsiTheme="minorBidi" w:cstheme="minorBidi"/>
@@ -1087,6 +1193,7 @@
         </w:rPr>
         <w:t>Blattabacterium</w:t>
       </w:r>
+      <w:proofErr w:type="spellEnd"/>
       <w:r>
         <w:rPr>
           <w:rFonts w:asciiTheme="minorBidi" w:hAnsiTheme="minorBidi" w:cstheme="minorBidi"/>
@@ -1104,6 +1211,7 @@
         </w:rPr>
         <w:t xml:space="preserve">(Dataset S2). Specimens of </w:t>
       </w:r>
+      <w:proofErr w:type="spellStart"/>
       <w:r>
         <w:rPr>
           <w:rFonts w:asciiTheme="minorBidi" w:hAnsiTheme="minorBidi" w:cstheme="minorBidi"/>
@@ -1111,12 +1219,33 @@
           <w:i/>
           <w:sz w:val="20"/>
         </w:rPr>
-        <w:t>Macropanesthia lithgowae</w:t>
-      </w:r>
+        <w:t>Macropanesthia</w:t>
+      </w:r>
+      <w:proofErr w:type="spellEnd"/>
       <w:r>
         <w:rPr>
           <w:rFonts w:asciiTheme="minorBidi" w:hAnsiTheme="minorBidi" w:cstheme="minorBidi"/>
           <w:bCs/>
+          <w:i/>
+          <w:sz w:val="20"/>
+        </w:rPr>
+        <w:t xml:space="preserve"> </w:t>
+      </w:r>
+      <w:proofErr w:type="spellStart"/>
+      <w:r>
+        <w:rPr>
+          <w:rFonts w:asciiTheme="minorBidi" w:hAnsiTheme="minorBidi" w:cstheme="minorBidi"/>
+          <w:bCs/>
+          <w:i/>
+          <w:sz w:val="20"/>
+        </w:rPr>
+        <w:t>lithgowae</w:t>
+      </w:r>
+      <w:proofErr w:type="spellEnd"/>
+      <w:r>
+        <w:rPr>
+          <w:rFonts w:asciiTheme="minorBidi" w:hAnsiTheme="minorBidi" w:cstheme="minorBidi"/>
+          <w:bCs/>
           <w:iCs/>
           <w:sz w:val="20"/>
         </w:rPr>
@@ -1129,12 +1258,43 @@
           <w:i/>
           <w:sz w:val="20"/>
         </w:rPr>
-        <w:t xml:space="preserve"> Neogeoscapheus dahmsi</w:t>
-      </w:r>
+        <w:t xml:space="preserve"> </w:t>
+      </w:r>
+      <w:proofErr w:type="spellStart"/>
       <w:r>
         <w:rPr>
           <w:rFonts w:asciiTheme="minorBidi" w:hAnsiTheme="minorBidi" w:cstheme="minorBidi"/>
           <w:bCs/>
+          <w:i/>
+          <w:sz w:val="20"/>
+        </w:rPr>
+        <w:t>Neogeoscapheus</w:t>
+      </w:r>
+      <w:proofErr w:type="spellEnd"/>
+      <w:r>
+        <w:rPr>
+          <w:rFonts w:asciiTheme="minorBidi" w:hAnsiTheme="minorBidi" w:cstheme="minorBidi"/>
+          <w:bCs/>
+          <w:i/>
+          <w:sz w:val="20"/>
+        </w:rPr>
+        <w:t xml:space="preserve"> </w:t>
+      </w:r>
+      <w:proofErr w:type="spellStart"/>
+      <w:r>
+        <w:rPr>
+          <w:rFonts w:asciiTheme="minorBidi" w:hAnsiTheme="minorBidi" w:cstheme="minorBidi"/>
+          <w:bCs/>
+          <w:i/>
+          <w:sz w:val="20"/>
+        </w:rPr>
+        <w:t>dahmsi</w:t>
+      </w:r>
+      <w:proofErr w:type="spellEnd"/>
+      <w:r>
+        <w:rPr>
+          <w:rFonts w:asciiTheme="minorBidi" w:hAnsiTheme="minorBidi" w:cstheme="minorBidi"/>
+          <w:bCs/>
           <w:iCs/>
           <w:sz w:val="20"/>
         </w:rPr>
@@ -1147,17 +1307,49 @@
           <w:i/>
           <w:sz w:val="20"/>
         </w:rPr>
-        <w:t xml:space="preserve"> Panesthia lata</w:t>
-      </w:r>
+        <w:t xml:space="preserve"> </w:t>
+      </w:r>
+      <w:proofErr w:type="spellStart"/>
       <w:r>
         <w:rPr>
           <w:rFonts w:asciiTheme="minorBidi" w:hAnsiTheme="minorBidi" w:cstheme="minorBidi"/>
           <w:bCs/>
+          <w:i/>
+          <w:sz w:val="20"/>
+        </w:rPr>
+        <w:t>Panesthia</w:t>
+      </w:r>
+      <w:proofErr w:type="spellEnd"/>
+      <w:r>
+        <w:rPr>
+          <w:rFonts w:asciiTheme="minorBidi" w:hAnsiTheme="minorBidi" w:cstheme="minorBidi"/>
+          <w:bCs/>
+          <w:i/>
+          <w:sz w:val="20"/>
+        </w:rPr>
+        <w:t xml:space="preserve"> </w:t>
+      </w:r>
+      <w:proofErr w:type="spellStart"/>
+      <w:r>
+        <w:rPr>
+          <w:rFonts w:asciiTheme="minorBidi" w:hAnsiTheme="minorBidi" w:cstheme="minorBidi"/>
+          <w:bCs/>
+          <w:i/>
+          <w:sz w:val="20"/>
+        </w:rPr>
+        <w:t>lata</w:t>
+      </w:r>
+      <w:proofErr w:type="spellEnd"/>
+      <w:r>
+        <w:rPr>
+          <w:rFonts w:asciiTheme="minorBidi" w:hAnsiTheme="minorBidi" w:cstheme="minorBidi"/>
+          <w:bCs/>
           <w:iCs/>
           <w:sz w:val="20"/>
         </w:rPr>
         <w:t xml:space="preserve">, </w:t>
       </w:r>
+      <w:proofErr w:type="spellStart"/>
       <w:r>
         <w:rPr>
           <w:rFonts w:asciiTheme="minorBidi" w:hAnsiTheme="minorBidi" w:cstheme="minorBidi"/>
@@ -1165,17 +1357,39 @@
           <w:i/>
           <w:sz w:val="20"/>
         </w:rPr>
-        <w:t>Panesthia sloanei</w:t>
-      </w:r>
+        <w:t>Panesthia</w:t>
+      </w:r>
+      <w:proofErr w:type="spellEnd"/>
       <w:r>
         <w:rPr>
           <w:rFonts w:asciiTheme="minorBidi" w:hAnsiTheme="minorBidi" w:cstheme="minorBidi"/>
           <w:bCs/>
+          <w:i/>
+          <w:sz w:val="20"/>
+        </w:rPr>
+        <w:t xml:space="preserve"> </w:t>
+      </w:r>
+      <w:proofErr w:type="spellStart"/>
+      <w:r>
+        <w:rPr>
+          <w:rFonts w:asciiTheme="minorBidi" w:hAnsiTheme="minorBidi" w:cstheme="minorBidi"/>
+          <w:bCs/>
+          <w:i/>
+          <w:sz w:val="20"/>
+        </w:rPr>
+        <w:t>sloanei</w:t>
+      </w:r>
+      <w:proofErr w:type="spellEnd"/>
+      <w:r>
+        <w:rPr>
+          <w:rFonts w:asciiTheme="minorBidi" w:hAnsiTheme="minorBidi" w:cstheme="minorBidi"/>
+          <w:bCs/>
           <w:iCs/>
           <w:sz w:val="20"/>
         </w:rPr>
         <w:t xml:space="preserve">, </w:t>
       </w:r>
+      <w:proofErr w:type="spellStart"/>
       <w:r>
         <w:rPr>
           <w:rFonts w:asciiTheme="minorBidi" w:hAnsiTheme="minorBidi" w:cstheme="minorBidi"/>
@@ -1183,17 +1397,59 @@
           <w:i/>
           <w:sz w:val="20"/>
         </w:rPr>
-        <w:t>Panesthia tryoni tegminifera</w:t>
-      </w:r>
+        <w:t>Panesthia</w:t>
+      </w:r>
+      <w:proofErr w:type="spellEnd"/>
       <w:r>
         <w:rPr>
           <w:rFonts w:asciiTheme="minorBidi" w:hAnsiTheme="minorBidi" w:cstheme="minorBidi"/>
           <w:bCs/>
+          <w:i/>
+          <w:sz w:val="20"/>
+        </w:rPr>
+        <w:t xml:space="preserve"> </w:t>
+      </w:r>
+      <w:proofErr w:type="spellStart"/>
+      <w:r>
+        <w:rPr>
+          <w:rFonts w:asciiTheme="minorBidi" w:hAnsiTheme="minorBidi" w:cstheme="minorBidi"/>
+          <w:bCs/>
+          <w:i/>
+          <w:sz w:val="20"/>
+        </w:rPr>
+        <w:t>tryoni</w:t>
+      </w:r>
+      <w:proofErr w:type="spellEnd"/>
+      <w:r>
+        <w:rPr>
+          <w:rFonts w:asciiTheme="minorBidi" w:hAnsiTheme="minorBidi" w:cstheme="minorBidi"/>
+          <w:bCs/>
+          <w:i/>
+          <w:sz w:val="20"/>
+        </w:rPr>
+        <w:t xml:space="preserve"> </w:t>
+      </w:r>
+      <w:proofErr w:type="spellStart"/>
+      <w:r>
+        <w:rPr>
+          <w:rFonts w:asciiTheme="minorBidi" w:hAnsiTheme="minorBidi" w:cstheme="minorBidi"/>
+          <w:bCs/>
+          <w:i/>
+          <w:sz w:val="20"/>
+        </w:rPr>
+        <w:t>tegminifera</w:t>
+      </w:r>
+      <w:proofErr w:type="spellEnd"/>
+      <w:r>
+        <w:rPr>
+          <w:rFonts w:asciiTheme="minorBidi" w:hAnsiTheme="minorBidi" w:cstheme="minorBidi"/>
+          <w:bCs/>
           <w:iCs/>
           <w:sz w:val="20"/>
         </w:rPr>
         <w:t xml:space="preserve">, </w:t>
       </w:r>
+      <w:proofErr w:type="spellStart"/>
       <w:r>
         <w:rPr>
           <w:rFonts w:asciiTheme="minorBidi" w:hAnsiTheme="minorBidi" w:cstheme="minorBidi"/>
@@ -1201,17 +1457,19 @@
           <w:i/>
           <w:sz w:val="20"/>
         </w:rPr>
-        <w:t>Panesthia tryoni tryoni</w:t>
-      </w:r>
+        <w:t>Panesthia</w:t>
+      </w:r>
+      <w:proofErr w:type="spellEnd"/>
       <w:r>
         <w:rPr>
           <w:rFonts w:asciiTheme="minorBidi" w:hAnsiTheme="minorBidi" w:cstheme="minorBidi"/>
           <w:bCs/>
-          <w:iCs/>
-          <w:sz w:val="20"/>
-        </w:rPr>
-        <w:t xml:space="preserve"> (Eungella), </w:t>
-      </w:r>
+          <w:i/>
+          <w:sz w:val="20"/>
+        </w:rPr>
+        <w:t xml:space="preserve"> </w:t>
+      </w:r>
+      <w:proofErr w:type="spellStart"/>
       <w:r>
         <w:rPr>
           <w:rFonts w:asciiTheme="minorBidi" w:hAnsiTheme="minorBidi" w:cstheme="minorBidi"/>
@@ -1219,17 +1477,19 @@
           <w:i/>
           <w:sz w:val="20"/>
         </w:rPr>
-        <w:t>Panesthia tryoni tryoni</w:t>
-      </w:r>
+        <w:t>tryoni</w:t>
+      </w:r>
+      <w:proofErr w:type="spellEnd"/>
       <w:r>
         <w:rPr>
           <w:rFonts w:asciiTheme="minorBidi" w:hAnsiTheme="minorBidi" w:cstheme="minorBidi"/>
           <w:bCs/>
-          <w:iCs/>
-          <w:sz w:val="20"/>
-        </w:rPr>
-        <w:t xml:space="preserve"> (Kroombit Tops) and </w:t>
-      </w:r>
+          <w:i/>
+          <w:sz w:val="20"/>
+        </w:rPr>
+        <w:t xml:space="preserve"> </w:t>
+      </w:r>
+      <w:proofErr w:type="spellStart"/>
       <w:r>
         <w:rPr>
           <w:rFonts w:asciiTheme="minorBidi" w:hAnsiTheme="minorBidi" w:cstheme="minorBidi"/>
@@ -1237,8 +1497,9 @@
           <w:i/>
           <w:sz w:val="20"/>
         </w:rPr>
-        <w:t>Parapanesthia gigantea</w:t>
-      </w:r>
+        <w:t>tryoni</w:t>
+      </w:r>
+      <w:proofErr w:type="spellEnd"/>
       <w:r>
         <w:rPr>
           <w:rFonts w:asciiTheme="minorBidi" w:hAnsiTheme="minorBidi" w:cstheme="minorBidi"/>
@@ -1246,6 +1507,146 @@
           <w:iCs/>
           <w:sz w:val="20"/>
         </w:rPr>
+        <w:t xml:space="preserve"> (</w:t>
+      </w:r>
+      <w:proofErr w:type="spellStart"/>
+      <w:r>
+        <w:rPr>
+          <w:rFonts w:asciiTheme="minorBidi" w:hAnsiTheme="minorBidi" w:cstheme="minorBidi"/>
+          <w:bCs/>
+          <w:iCs/>
+          <w:sz w:val="20"/>
+        </w:rPr>
+        <w:t>Eungella</w:t>
+      </w:r>
+      <w:proofErr w:type="spellEnd"/>
+      <w:r>
+        <w:rPr>
+          <w:rFonts w:asciiTheme="minorBidi" w:hAnsiTheme="minorBidi" w:cstheme="minorBidi"/>
+          <w:bCs/>
+          <w:iCs/>
+          <w:sz w:val="20"/>
+        </w:rPr>
+        <w:t xml:space="preserve">), </w:t>
+      </w:r>
+      <w:proofErr w:type="spellStart"/>
+      <w:r>
+        <w:rPr>
+          <w:rFonts w:asciiTheme="minorBidi" w:hAnsiTheme="minorBidi" w:cstheme="minorBidi"/>
+          <w:bCs/>
+          <w:i/>
+          <w:sz w:val="20"/>
+        </w:rPr>
+        <w:t>Panesthia</w:t>
+      </w:r>
+      <w:proofErr w:type="spellEnd"/>
+      <w:r>
+        <w:rPr>
+          <w:rFonts w:asciiTheme="minorBidi" w:hAnsiTheme="minorBidi" w:cstheme="minorBidi"/>
+          <w:bCs/>
+          <w:i/>
+          <w:sz w:val="20"/>
+        </w:rPr>
+        <w:t xml:space="preserve"> </w:t>
+      </w:r>
+      <w:proofErr w:type="spellStart"/>
+      <w:r>
+        <w:rPr>
+          <w:rFonts w:asciiTheme="minorBidi" w:hAnsiTheme="minorBidi" w:cstheme="minorBidi"/>
+          <w:bCs/>
+          <w:i/>
+          <w:sz w:val="20"/>
+        </w:rPr>
+        <w:t>tryoni</w:t>
+      </w:r>
+      <w:proofErr w:type="spellEnd"/>
+      <w:r>
+        <w:rPr>
+          <w:rFonts w:asciiTheme="minorBidi" w:hAnsiTheme="minorBidi" w:cstheme="minorBidi"/>
+          <w:bCs/>
+          <w:i/>
+          <w:sz w:val="20"/>
+        </w:rPr>
+        <w:t xml:space="preserve"> </w:t>
+      </w:r>
+      <w:proofErr w:type="spellStart"/>
+      <w:r>
+        <w:rPr>
+          <w:rFonts w:asciiTheme="minorBidi" w:hAnsiTheme="minorBidi" w:cstheme="minorBidi"/>
+          <w:bCs/>
+          <w:i/>
+          <w:sz w:val="20"/>
+        </w:rPr>
+        <w:t>tryoni</w:t>
+      </w:r>
+      <w:proofErr w:type="spellEnd"/>
+      <w:r>
+        <w:rPr>
+          <w:rFonts w:asciiTheme="minorBidi" w:hAnsiTheme="minorBidi" w:cstheme="minorBidi"/>
+          <w:bCs/>
+          <w:iCs/>
+          <w:sz w:val="20"/>
+        </w:rPr>
+        <w:t xml:space="preserve"> (</w:t>
+      </w:r>
+      <w:proofErr w:type="spellStart"/>
+      <w:r>
+        <w:rPr>
+          <w:rFonts w:asciiTheme="minorBidi" w:hAnsiTheme="minorBidi" w:cstheme="minorBidi"/>
+          <w:bCs/>
+          <w:iCs/>
+          <w:sz w:val="20"/>
+        </w:rPr>
+        <w:t>Kroombit</w:t>
+      </w:r>
+      <w:proofErr w:type="spellEnd"/>
+      <w:r>
+        <w:rPr>
+          <w:rFonts w:asciiTheme="minorBidi" w:hAnsiTheme="minorBidi" w:cstheme="minorBidi"/>
+          <w:bCs/>
+          <w:iCs/>
+          <w:sz w:val="20"/>
+        </w:rPr>
+        <w:t xml:space="preserve"> Tops) and </w:t>
+      </w:r>
+      <w:proofErr w:type="spellStart"/>
+      <w:r>
+        <w:rPr>
+          <w:rFonts w:asciiTheme="minorBidi" w:hAnsiTheme="minorBidi" w:cstheme="minorBidi"/>
+          <w:bCs/>
+          <w:i/>
+          <w:sz w:val="20"/>
+        </w:rPr>
+        <w:t>Parapanesthia</w:t>
+      </w:r>
+      <w:proofErr w:type="spellEnd"/>
+      <w:r>
+        <w:rPr>
+          <w:rFonts w:asciiTheme="minorBidi" w:hAnsiTheme="minorBidi" w:cstheme="minorBidi"/>
+          <w:bCs/>
+          <w:i/>
+          <w:sz w:val="20"/>
+        </w:rPr>
+        <w:t xml:space="preserve"> </w:t>
+      </w:r>
+      <w:proofErr w:type="spellStart"/>
+      <w:r>
+        <w:rPr>
+          <w:rFonts w:asciiTheme="minorBidi" w:hAnsiTheme="minorBidi" w:cstheme="minorBidi"/>
+          <w:bCs/>
+          <w:i/>
+          <w:sz w:val="20"/>
+        </w:rPr>
+        <w:t>gigantea</w:t>
+      </w:r>
+      <w:proofErr w:type="spellEnd"/>
+      <w:r>
+        <w:rPr>
+          <w:rFonts w:asciiTheme="minorBidi" w:hAnsiTheme="minorBidi" w:cstheme="minorBidi"/>
+          <w:bCs/>
+          <w:iCs/>
+          <w:sz w:val="20"/>
+        </w:rPr>
         <w:t xml:space="preserve"> were collected throughout Australia.</w:t>
       </w:r>
       <w:r>
@@ -1279,8 +1680,19 @@
           <w:iCs/>
           <w:sz w:val="20"/>
         </w:rPr>
-        <w:t>M. lithgowae</w:t>
-      </w:r>
+        <w:t xml:space="preserve">M. </w:t>
+      </w:r>
+      <w:proofErr w:type="spellStart"/>
+      <w:r>
+        <w:rPr>
+          <w:rFonts w:asciiTheme="minorBidi" w:hAnsiTheme="minorBidi" w:cstheme="minorBidi"/>
+          <w:i/>
+          <w:iCs/>
+          <w:sz w:val="20"/>
+        </w:rPr>
+        <w:t>lithgowae</w:t>
+      </w:r>
+      <w:proofErr w:type="spellEnd"/>
       <w:r>
         <w:rPr>
           <w:rFonts w:asciiTheme="minorBidi" w:hAnsiTheme="minorBidi" w:cstheme="minorBidi"/>
@@ -1295,24 +1707,91 @@
           <w:iCs/>
           <w:sz w:val="20"/>
         </w:rPr>
-        <w:t xml:space="preserve"> P. tryoni tryoni </w:t>
-      </w:r>
-      <w:r>
-        <w:rPr>
-          <w:rFonts w:asciiTheme="minorBidi" w:hAnsiTheme="minorBidi" w:cstheme="minorBidi"/>
-          <w:sz w:val="20"/>
-        </w:rPr>
-        <w:t>(Kroombit),</w:t>
-      </w:r>
-      <w:r>
-        <w:rPr>
-          <w:rFonts w:asciiTheme="minorBidi" w:hAnsiTheme="minorBidi" w:cstheme="minorBidi"/>
-          <w:i/>
-          <w:iCs/>
-          <w:sz w:val="20"/>
-        </w:rPr>
-        <w:t xml:space="preserve"> P. sloanei</w:t>
-      </w:r>
+        <w:t xml:space="preserve"> P. </w:t>
+      </w:r>
+      <w:proofErr w:type="spellStart"/>
+      <w:r>
+        <w:rPr>
+          <w:rFonts w:asciiTheme="minorBidi" w:hAnsiTheme="minorBidi" w:cstheme="minorBidi"/>
+          <w:i/>
+          <w:iCs/>
+          <w:sz w:val="20"/>
+        </w:rPr>
+        <w:t>tryoni</w:t>
+      </w:r>
+      <w:proofErr w:type="spellEnd"/>
+      <w:r>
+        <w:rPr>
+          <w:rFonts w:asciiTheme="minorBidi" w:hAnsiTheme="minorBidi" w:cstheme="minorBidi"/>
+          <w:i/>
+          <w:iCs/>
+          <w:sz w:val="20"/>
+        </w:rPr>
+        <w:t xml:space="preserve"> </w:t>
+      </w:r>
+      <w:proofErr w:type="spellStart"/>
+      <w:r>
+        <w:rPr>
+          <w:rFonts w:asciiTheme="minorBidi" w:hAnsiTheme="minorBidi" w:cstheme="minorBidi"/>
+          <w:i/>
+          <w:iCs/>
+          <w:sz w:val="20"/>
+        </w:rPr>
+        <w:t>tryoni</w:t>
+      </w:r>
+      <w:proofErr w:type="spellEnd"/>
+      <w:r>
+        <w:rPr>
+          <w:rFonts w:asciiTheme="minorBidi" w:hAnsiTheme="minorBidi" w:cstheme="minorBidi"/>
+          <w:i/>
+          <w:iCs/>
+          <w:sz w:val="20"/>
+        </w:rPr>
+        <w:t xml:space="preserve"> </w:t>
+      </w:r>
+      <w:r>
+        <w:rPr>
+          <w:rFonts w:asciiTheme="minorBidi" w:hAnsiTheme="minorBidi" w:cstheme="minorBidi"/>
+          <w:sz w:val="20"/>
+        </w:rPr>
+        <w:t>(</w:t>
+      </w:r>
+      <w:proofErr w:type="spellStart"/>
+      <w:r>
+        <w:rPr>
+          <w:rFonts w:asciiTheme="minorBidi" w:hAnsiTheme="minorBidi" w:cstheme="minorBidi"/>
+          <w:sz w:val="20"/>
+        </w:rPr>
+        <w:t>Kroombit</w:t>
+      </w:r>
+      <w:proofErr w:type="spellEnd"/>
+      <w:r>
+        <w:rPr>
+          <w:rFonts w:asciiTheme="minorBidi" w:hAnsiTheme="minorBidi" w:cstheme="minorBidi"/>
+          <w:sz w:val="20"/>
+        </w:rPr>
+        <w:t>),</w:t>
+      </w:r>
+      <w:r>
+        <w:rPr>
+          <w:rFonts w:asciiTheme="minorBidi" w:hAnsiTheme="minorBidi" w:cstheme="minorBidi"/>
+          <w:i/>
+          <w:iCs/>
+          <w:sz w:val="20"/>
+        </w:rPr>
+        <w:t xml:space="preserve"> P. </w:t>
+      </w:r>
+      <w:proofErr w:type="spellStart"/>
+      <w:r>
+        <w:rPr>
+          <w:rFonts w:asciiTheme="minorBidi" w:hAnsiTheme="minorBidi" w:cstheme="minorBidi"/>
+          <w:i/>
+          <w:iCs/>
+          <w:sz w:val="20"/>
+        </w:rPr>
+        <w:t>sloanei</w:t>
+      </w:r>
+      <w:proofErr w:type="spellEnd"/>
       <w:r>
         <w:rPr>
           <w:rFonts w:asciiTheme="minorBidi" w:hAnsiTheme="minorBidi" w:cstheme="minorBidi"/>
@@ -1327,8 +1806,19 @@
           <w:iCs/>
           <w:sz w:val="20"/>
         </w:rPr>
-        <w:t xml:space="preserve"> P. lata</w:t>
-      </w:r>
+        <w:t xml:space="preserve"> P. </w:t>
+      </w:r>
+      <w:proofErr w:type="spellStart"/>
+      <w:r>
+        <w:rPr>
+          <w:rFonts w:asciiTheme="minorBidi" w:hAnsiTheme="minorBidi" w:cstheme="minorBidi"/>
+          <w:i/>
+          <w:iCs/>
+          <w:sz w:val="20"/>
+        </w:rPr>
+        <w:t>lata</w:t>
+      </w:r>
+      <w:proofErr w:type="spellEnd"/>
       <w:r>
         <w:rPr>
           <w:rFonts w:asciiTheme="minorBidi" w:hAnsiTheme="minorBidi" w:cstheme="minorBidi"/>
@@ -1344,14 +1834,26 @@
           <w:color w:val="000000"/>
           <w:sz w:val="20"/>
         </w:rPr>
-        <w:t>Par. gigantea</w:t>
-      </w:r>
-      <w:r>
-        <w:rPr>
-          <w:rFonts w:asciiTheme="minorBidi" w:hAnsiTheme="minorBidi" w:cstheme="minorBidi"/>
+        <w:t xml:space="preserve">Par. </w:t>
+      </w:r>
+      <w:proofErr w:type="spellStart"/>
+      <w:r>
+        <w:rPr>
+          <w:rFonts w:asciiTheme="minorBidi" w:hAnsiTheme="minorBidi" w:cstheme="minorBidi"/>
+          <w:i/>
+          <w:iCs/>
           <w:color w:val="000000"/>
           <w:sz w:val="20"/>
         </w:rPr>
+        <w:t>gigantea</w:t>
+      </w:r>
+      <w:proofErr w:type="spellEnd"/>
+      <w:r>
+        <w:rPr>
+          <w:rFonts w:asciiTheme="minorBidi" w:hAnsiTheme="minorBidi" w:cstheme="minorBidi"/>
+          <w:color w:val="000000"/>
+          <w:sz w:val="20"/>
+        </w:rPr>
         <w:t xml:space="preserve">, </w:t>
       </w:r>
       <w:r>
@@ -1362,14 +1864,48 @@
           <w:color w:val="000000"/>
           <w:sz w:val="20"/>
         </w:rPr>
-        <w:t>P. tryoni tegminifera</w:t>
-      </w:r>
-      <w:r>
-        <w:rPr>
-          <w:rFonts w:asciiTheme="minorBidi" w:hAnsiTheme="minorBidi" w:cstheme="minorBidi"/>
+        <w:t xml:space="preserve">P. </w:t>
+      </w:r>
+      <w:proofErr w:type="spellStart"/>
+      <w:r>
+        <w:rPr>
+          <w:rFonts w:asciiTheme="minorBidi" w:hAnsiTheme="minorBidi" w:cstheme="minorBidi"/>
+          <w:i/>
+          <w:iCs/>
           <w:color w:val="000000"/>
           <w:sz w:val="20"/>
         </w:rPr>
+        <w:t>tryoni</w:t>
+      </w:r>
+      <w:proofErr w:type="spellEnd"/>
+      <w:r>
+        <w:rPr>
+          <w:rFonts w:asciiTheme="minorBidi" w:hAnsiTheme="minorBidi" w:cstheme="minorBidi"/>
+          <w:i/>
+          <w:iCs/>
+          <w:color w:val="000000"/>
+          <w:sz w:val="20"/>
+        </w:rPr>
+        <w:t xml:space="preserve"> </w:t>
+      </w:r>
+      <w:proofErr w:type="spellStart"/>
+      <w:r>
+        <w:rPr>
+          <w:rFonts w:asciiTheme="minorBidi" w:hAnsiTheme="minorBidi" w:cstheme="minorBidi"/>
+          <w:i/>
+          <w:iCs/>
+          <w:color w:val="000000"/>
+          <w:sz w:val="20"/>
+        </w:rPr>
+        <w:t>tegminifera</w:t>
+      </w:r>
+      <w:proofErr w:type="spellEnd"/>
+      <w:r>
+        <w:rPr>
+          <w:rFonts w:asciiTheme="minorBidi" w:hAnsiTheme="minorBidi" w:cstheme="minorBidi"/>
+          <w:color w:val="000000"/>
+          <w:sz w:val="20"/>
+        </w:rPr>
         <w:t xml:space="preserve">, </w:t>
       </w:r>
       <w:r>
@@ -1380,16 +1916,20 @@
           <w:color w:val="000000"/>
           <w:sz w:val="20"/>
         </w:rPr>
-        <w:t>P. tryoni tryoni</w:t>
-      </w:r>
-      <w:r>
-        <w:rPr>
-          <w:rFonts w:asciiTheme="minorBidi" w:hAnsiTheme="minorBidi" w:cstheme="minorBidi"/>
+        <w:t xml:space="preserve">P. </w:t>
+      </w:r>
+      <w:proofErr w:type="spellStart"/>
+      <w:r>
+        <w:rPr>
+          <w:rFonts w:asciiTheme="minorBidi" w:hAnsiTheme="minorBidi" w:cstheme="minorBidi"/>
+          <w:i/>
+          <w:iCs/>
           <w:color w:val="000000"/>
           <w:sz w:val="20"/>
         </w:rPr>
-        <w:t xml:space="preserve"> (Eungella) and </w:t>
-      </w:r>
+        <w:t>tryoni</w:t>
+      </w:r>
+      <w:proofErr w:type="spellEnd"/>
       <w:r>
         <w:rPr>
           <w:rFonts w:asciiTheme="minorBidi" w:hAnsiTheme="minorBidi" w:cstheme="minorBidi"/>
@@ -1398,8 +1938,68 @@
           <w:color w:val="000000"/>
           <w:sz w:val="20"/>
         </w:rPr>
-        <w:t>N. dahmsi</w:t>
-      </w:r>
+        <w:t xml:space="preserve"> </w:t>
+      </w:r>
+      <w:proofErr w:type="spellStart"/>
+      <w:r>
+        <w:rPr>
+          <w:rFonts w:asciiTheme="minorBidi" w:hAnsiTheme="minorBidi" w:cstheme="minorBidi"/>
+          <w:i/>
+          <w:iCs/>
+          <w:color w:val="000000"/>
+          <w:sz w:val="20"/>
+        </w:rPr>
+        <w:t>tryoni</w:t>
+      </w:r>
+      <w:proofErr w:type="spellEnd"/>
+      <w:r>
+        <w:rPr>
+          <w:rFonts w:asciiTheme="minorBidi" w:hAnsiTheme="minorBidi" w:cstheme="minorBidi"/>
+          <w:color w:val="000000"/>
+          <w:sz w:val="20"/>
+        </w:rPr>
+        <w:t> (</w:t>
+      </w:r>
+      <w:proofErr w:type="spellStart"/>
+      <w:r>
+        <w:rPr>
+          <w:rFonts w:asciiTheme="minorBidi" w:hAnsiTheme="minorBidi" w:cstheme="minorBidi"/>
+          <w:color w:val="000000"/>
+          <w:sz w:val="20"/>
+        </w:rPr>
+        <w:t>Eungella</w:t>
+      </w:r>
+      <w:proofErr w:type="spellEnd"/>
+      <w:r>
+        <w:rPr>
+          <w:rFonts w:asciiTheme="minorBidi" w:hAnsiTheme="minorBidi" w:cstheme="minorBidi"/>
+          <w:color w:val="000000"/>
+          <w:sz w:val="20"/>
+        </w:rPr>
+        <w:t xml:space="preserve">) and </w:t>
+      </w:r>
+      <w:r>
+        <w:rPr>
+          <w:rFonts w:asciiTheme="minorBidi" w:hAnsiTheme="minorBidi" w:cstheme="minorBidi"/>
+          <w:i/>
+          <w:iCs/>
+          <w:color w:val="000000"/>
+          <w:sz w:val="20"/>
+        </w:rPr>
+        <w:t xml:space="preserve">N. </w:t>
+      </w:r>
+      <w:proofErr w:type="spellStart"/>
+      <w:r>
+        <w:rPr>
+          <w:rFonts w:asciiTheme="minorBidi" w:hAnsiTheme="minorBidi" w:cstheme="minorBidi"/>
+          <w:i/>
+          <w:iCs/>
+          <w:color w:val="000000"/>
+          <w:sz w:val="20"/>
+        </w:rPr>
+        <w:t>dahmsi</w:t>
+      </w:r>
+      <w:proofErr w:type="spellEnd"/>
       <w:r>
         <w:rPr>
           <w:rFonts w:asciiTheme="minorBidi" w:hAnsiTheme="minorBidi" w:cstheme="minorBidi"/>
@@ -1482,6 +2082,7 @@
         </w:rPr>
         <w:t xml:space="preserve">chloroform method involved two extractions with an equal volume of </w:t>
       </w:r>
+      <w:proofErr w:type="spellStart"/>
       <w:proofErr w:type="gramStart"/>
       <w:r>
         <w:rPr>
@@ -1496,7 +2097,15 @@
           <w:rFonts w:asciiTheme="minorBidi" w:hAnsiTheme="minorBidi" w:cstheme="minorBidi"/>
           <w:sz w:val="20"/>
         </w:rPr>
-        <w:t xml:space="preserve">:isoamyl alcohol </w:t>
+        <w:t>:isoamyl</w:t>
+      </w:r>
+      <w:proofErr w:type="spellEnd"/>
+      <w:r>
+        <w:rPr>
+          <w:rFonts w:asciiTheme="minorBidi" w:hAnsiTheme="minorBidi" w:cstheme="minorBidi"/>
+          <w:sz w:val="20"/>
+        </w:rPr>
+        <w:t xml:space="preserve"> alcohol </w:t>
       </w:r>
       <w:r>
         <w:rPr>
@@ -1538,7 +2147,39 @@
           <w:rFonts w:asciiTheme="minorBidi" w:hAnsiTheme="minorBidi" w:cstheme="minorBidi"/>
           <w:sz w:val="20"/>
         </w:rPr>
-        <w:t xml:space="preserve"> of 10 mM Tris (pH 8.0). The NEB Monarch HMW DNA Extraction Kit was used according to the manufacturer’s instructions, with the exception that Proteinase K digestion was undertaken for 4 h at 600 rpm, rather than the recommended 45 min, to ensure thorough digestion of the tissue. As minimal gDNA appeared to stick to the glass beads, the supernatant was centrifuged for 10 min at 16,000 g at room temperature, the pellet was washed twice in 500 uL kit Wash Buffer, dried briefly</w:t>
+        <w:t xml:space="preserve"> of 10 </w:t>
+      </w:r>
+      <w:proofErr w:type="spellStart"/>
+      <w:r>
+        <w:rPr>
+          <w:rFonts w:asciiTheme="minorBidi" w:hAnsiTheme="minorBidi" w:cstheme="minorBidi"/>
+          <w:sz w:val="20"/>
+        </w:rPr>
+        <w:t>mM</w:t>
+      </w:r>
+      <w:proofErr w:type="spellEnd"/>
+      <w:r>
+        <w:rPr>
+          <w:rFonts w:asciiTheme="minorBidi" w:hAnsiTheme="minorBidi" w:cstheme="minorBidi"/>
+          <w:sz w:val="20"/>
+        </w:rPr>
+        <w:t xml:space="preserve"> Tris (pH 8.0). The NEB Monarch HMW DNA Extraction Kit was used according to the manufacturer’s instructions, with the exception that Proteinase K digestion was undertaken for 4 h at 600 rpm, rather than the recommended 45 min, to ensure thorough digestion of the tissue. As minimal gDNA appeared to stick to the glass beads, the supernatant was centrifuged for 10 min at 16,000 g at room temperature, the pellet was washed twice in 500 </w:t>
+      </w:r>
+      <w:proofErr w:type="spellStart"/>
+      <w:r>
+        <w:rPr>
+          <w:rFonts w:asciiTheme="minorBidi" w:hAnsiTheme="minorBidi" w:cstheme="minorBidi"/>
+          <w:sz w:val="20"/>
+        </w:rPr>
+        <w:t>uL</w:t>
+      </w:r>
+      <w:proofErr w:type="spellEnd"/>
+      <w:r>
+        <w:rPr>
+          <w:rFonts w:asciiTheme="minorBidi" w:hAnsiTheme="minorBidi" w:cstheme="minorBidi"/>
+          <w:sz w:val="20"/>
+        </w:rPr>
+        <w:t xml:space="preserve"> kit Wash Buffer, dried briefly</w:t>
       </w:r>
       <w:r>
         <w:rPr>
@@ -1552,7 +2193,71 @@
           <w:rFonts w:asciiTheme="minorBidi" w:hAnsiTheme="minorBidi" w:cstheme="minorBidi"/>
           <w:sz w:val="20"/>
         </w:rPr>
-        <w:t xml:space="preserve"> then resuspended in 20 uL Elution Buffer II. The quality and integrity of the gDNA was assessed by a 4200 TapeStation System (Agilent Technologies) using Genomic DNA ScreenTape (Cat No. 5067-5365) and reagents (Cat No. 5067-5366). The absorbance ratios were assessed by Nanodrop Spectrophotometer (DeNovix DS-11). Concentration was determined using a Qubit 2.0 Fluorometer (Invitrogen by Life Technologies) using a dsDNA BR assay kit (Cat No. Q32850).</w:t>
+        <w:t xml:space="preserve"> then resuspended in 20 </w:t>
+      </w:r>
+      <w:proofErr w:type="spellStart"/>
+      <w:r>
+        <w:rPr>
+          <w:rFonts w:asciiTheme="minorBidi" w:hAnsiTheme="minorBidi" w:cstheme="minorBidi"/>
+          <w:sz w:val="20"/>
+        </w:rPr>
+        <w:t>uL</w:t>
+      </w:r>
+      <w:proofErr w:type="spellEnd"/>
+      <w:r>
+        <w:rPr>
+          <w:rFonts w:asciiTheme="minorBidi" w:hAnsiTheme="minorBidi" w:cstheme="minorBidi"/>
+          <w:sz w:val="20"/>
+        </w:rPr>
+        <w:t xml:space="preserve"> Elution Buffer II. The quality and integrity of the gDNA was assessed by a 4200 </w:t>
+      </w:r>
+      <w:proofErr w:type="spellStart"/>
+      <w:r>
+        <w:rPr>
+          <w:rFonts w:asciiTheme="minorBidi" w:hAnsiTheme="minorBidi" w:cstheme="minorBidi"/>
+          <w:sz w:val="20"/>
+        </w:rPr>
+        <w:t>TapeStation</w:t>
+      </w:r>
+      <w:proofErr w:type="spellEnd"/>
+      <w:r>
+        <w:rPr>
+          <w:rFonts w:asciiTheme="minorBidi" w:hAnsiTheme="minorBidi" w:cstheme="minorBidi"/>
+          <w:sz w:val="20"/>
+        </w:rPr>
+        <w:t xml:space="preserve"> System (Agilent Technologies) using Genomic DNA </w:t>
+      </w:r>
+      <w:proofErr w:type="spellStart"/>
+      <w:r>
+        <w:rPr>
+          <w:rFonts w:asciiTheme="minorBidi" w:hAnsiTheme="minorBidi" w:cstheme="minorBidi"/>
+          <w:sz w:val="20"/>
+        </w:rPr>
+        <w:t>ScreenTape</w:t>
+      </w:r>
+      <w:proofErr w:type="spellEnd"/>
+      <w:r>
+        <w:rPr>
+          <w:rFonts w:asciiTheme="minorBidi" w:hAnsiTheme="minorBidi" w:cstheme="minorBidi"/>
+          <w:sz w:val="20"/>
+        </w:rPr>
+        <w:t xml:space="preserve"> (Cat No. 5067-5365) and reagents (Cat No. 5067-5366). The absorbance ratios were assessed by Nanodrop Spectrophotometer (</w:t>
+      </w:r>
+      <w:proofErr w:type="spellStart"/>
+      <w:r>
+        <w:rPr>
+          <w:rFonts w:asciiTheme="minorBidi" w:hAnsiTheme="minorBidi" w:cstheme="minorBidi"/>
+          <w:sz w:val="20"/>
+        </w:rPr>
+        <w:t>DeNovix</w:t>
+      </w:r>
+      <w:proofErr w:type="spellEnd"/>
+      <w:r>
+        <w:rPr>
+          <w:rFonts w:asciiTheme="minorBidi" w:hAnsiTheme="minorBidi" w:cstheme="minorBidi"/>
+          <w:sz w:val="20"/>
+        </w:rPr>
+        <w:t xml:space="preserve"> DS-11). Concentration was determined using a Qubit 2.0 Fluorometer (Invitrogen by Life Technologies) using a dsDNA BR assay kit (Cat No. Q32850).</w:t>
       </w:r>
     </w:p>
     <w:p>
@@ -1584,7 +2289,127 @@
           <w:iCs/>
           <w:sz w:val="20"/>
         </w:rPr>
-        <w:t xml:space="preserve"> M. lithgowae, N. dahmsi, P. lata, P. sloanei, P. tryoni tryoni </w:t>
+        <w:t xml:space="preserve"> M. </w:t>
+      </w:r>
+      <w:proofErr w:type="spellStart"/>
+      <w:r>
+        <w:rPr>
+          <w:rFonts w:asciiTheme="minorBidi" w:hAnsiTheme="minorBidi" w:cstheme="minorBidi"/>
+          <w:i/>
+          <w:iCs/>
+          <w:sz w:val="20"/>
+        </w:rPr>
+        <w:t>lithgowae</w:t>
+      </w:r>
+      <w:proofErr w:type="spellEnd"/>
+      <w:r>
+        <w:rPr>
+          <w:rFonts w:asciiTheme="minorBidi" w:hAnsiTheme="minorBidi" w:cstheme="minorBidi"/>
+          <w:i/>
+          <w:iCs/>
+          <w:sz w:val="20"/>
+        </w:rPr>
+        <w:t xml:space="preserve">, N. </w:t>
+      </w:r>
+      <w:proofErr w:type="spellStart"/>
+      <w:r>
+        <w:rPr>
+          <w:rFonts w:asciiTheme="minorBidi" w:hAnsiTheme="minorBidi" w:cstheme="minorBidi"/>
+          <w:i/>
+          <w:iCs/>
+          <w:sz w:val="20"/>
+        </w:rPr>
+        <w:t>dahmsi</w:t>
+      </w:r>
+      <w:proofErr w:type="spellEnd"/>
+      <w:r>
+        <w:rPr>
+          <w:rFonts w:asciiTheme="minorBidi" w:hAnsiTheme="minorBidi" w:cstheme="minorBidi"/>
+          <w:i/>
+          <w:iCs/>
+          <w:sz w:val="20"/>
+        </w:rPr>
+        <w:t xml:space="preserve">, P. </w:t>
+      </w:r>
+      <w:proofErr w:type="spellStart"/>
+      <w:r>
+        <w:rPr>
+          <w:rFonts w:asciiTheme="minorBidi" w:hAnsiTheme="minorBidi" w:cstheme="minorBidi"/>
+          <w:i/>
+          <w:iCs/>
+          <w:sz w:val="20"/>
+        </w:rPr>
+        <w:t>lata</w:t>
+      </w:r>
+      <w:proofErr w:type="spellEnd"/>
+      <w:r>
+        <w:rPr>
+          <w:rFonts w:asciiTheme="minorBidi" w:hAnsiTheme="minorBidi" w:cstheme="minorBidi"/>
+          <w:i/>
+          <w:iCs/>
+          <w:sz w:val="20"/>
+        </w:rPr>
+        <w:t xml:space="preserve">, P. </w:t>
+      </w:r>
+      <w:proofErr w:type="spellStart"/>
+      <w:r>
+        <w:rPr>
+          <w:rFonts w:asciiTheme="minorBidi" w:hAnsiTheme="minorBidi" w:cstheme="minorBidi"/>
+          <w:i/>
+          <w:iCs/>
+          <w:sz w:val="20"/>
+        </w:rPr>
+        <w:t>sloanei</w:t>
+      </w:r>
+      <w:proofErr w:type="spellEnd"/>
+      <w:r>
+        <w:rPr>
+          <w:rFonts w:asciiTheme="minorBidi" w:hAnsiTheme="minorBidi" w:cstheme="minorBidi"/>
+          <w:i/>
+          <w:iCs/>
+          <w:sz w:val="20"/>
+        </w:rPr>
+        <w:t xml:space="preserve">, P. </w:t>
+      </w:r>
+      <w:proofErr w:type="spellStart"/>
+      <w:r>
+        <w:rPr>
+          <w:rFonts w:asciiTheme="minorBidi" w:hAnsiTheme="minorBidi" w:cstheme="minorBidi"/>
+          <w:i/>
+          <w:iCs/>
+          <w:sz w:val="20"/>
+        </w:rPr>
+        <w:t>tryoni</w:t>
+      </w:r>
+      <w:proofErr w:type="spellEnd"/>
+      <w:r>
+        <w:rPr>
+          <w:rFonts w:asciiTheme="minorBidi" w:hAnsiTheme="minorBidi" w:cstheme="minorBidi"/>
+          <w:i/>
+          <w:iCs/>
+          <w:sz w:val="20"/>
+        </w:rPr>
+        <w:t xml:space="preserve"> </w:t>
+      </w:r>
+      <w:proofErr w:type="spellStart"/>
+      <w:r>
+        <w:rPr>
+          <w:rFonts w:asciiTheme="minorBidi" w:hAnsiTheme="minorBidi" w:cstheme="minorBidi"/>
+          <w:i/>
+          <w:iCs/>
+          <w:sz w:val="20"/>
+        </w:rPr>
+        <w:t>tryoni</w:t>
+      </w:r>
+      <w:proofErr w:type="spellEnd"/>
+      <w:r>
+        <w:rPr>
+          <w:rFonts w:asciiTheme="minorBidi" w:hAnsiTheme="minorBidi" w:cstheme="minorBidi"/>
+          <w:i/>
+          <w:iCs/>
+          <w:sz w:val="20"/>
+        </w:rPr>
+        <w:t xml:space="preserve"> </w:t>
       </w:r>
       <w:r>
         <w:rPr>
@@ -1600,7 +2425,47 @@
           <w:iCs/>
           <w:sz w:val="20"/>
         </w:rPr>
-        <w:t xml:space="preserve">, P. tryoni tegminifera and Par. Gigantean </w:t>
+        <w:t xml:space="preserve">, P. </w:t>
+      </w:r>
+      <w:proofErr w:type="spellStart"/>
+      <w:r>
+        <w:rPr>
+          <w:rFonts w:asciiTheme="minorBidi" w:hAnsiTheme="minorBidi" w:cstheme="minorBidi"/>
+          <w:i/>
+          <w:iCs/>
+          <w:sz w:val="20"/>
+        </w:rPr>
+        <w:t>tryoni</w:t>
+      </w:r>
+      <w:proofErr w:type="spellEnd"/>
+      <w:r>
+        <w:rPr>
+          <w:rFonts w:asciiTheme="minorBidi" w:hAnsiTheme="minorBidi" w:cstheme="minorBidi"/>
+          <w:i/>
+          <w:iCs/>
+          <w:sz w:val="20"/>
+        </w:rPr>
+        <w:t xml:space="preserve"> </w:t>
+      </w:r>
+      <w:proofErr w:type="spellStart"/>
+      <w:r>
+        <w:rPr>
+          <w:rFonts w:asciiTheme="minorBidi" w:hAnsiTheme="minorBidi" w:cstheme="minorBidi"/>
+          <w:i/>
+          <w:iCs/>
+          <w:sz w:val="20"/>
+        </w:rPr>
+        <w:t>tegminifera</w:t>
+      </w:r>
+      <w:proofErr w:type="spellEnd"/>
+      <w:r>
+        <w:rPr>
+          <w:rFonts w:asciiTheme="minorBidi" w:hAnsiTheme="minorBidi" w:cstheme="minorBidi"/>
+          <w:i/>
+          <w:iCs/>
+          <w:sz w:val="20"/>
+        </w:rPr>
+        <w:t xml:space="preserve"> and Par. Gigantean </w:t>
       </w:r>
       <w:r>
         <w:rPr>
@@ -1651,7 +2516,23 @@
           <w:rFonts w:asciiTheme="minorBidi" w:hAnsiTheme="minorBidi" w:cstheme="minorBidi"/>
           <w:sz w:val="20"/>
         </w:rPr>
-        <w:t>C to improve the recovery of long fragments. The integrity and concentration of final libraries were assessed using a 4200 TapeStation System (Agilent Technologies) and Qubit 2.0 Fluorometer (Invitrogen by Life Technologies) as previously described.</w:t>
+        <w:t xml:space="preserve">C to improve the recovery of long fragments. The integrity and concentration of final libraries were assessed using a 4200 </w:t>
+      </w:r>
+      <w:proofErr w:type="spellStart"/>
+      <w:r>
+        <w:rPr>
+          <w:rFonts w:asciiTheme="minorBidi" w:hAnsiTheme="minorBidi" w:cstheme="minorBidi"/>
+          <w:sz w:val="20"/>
+        </w:rPr>
+        <w:t>TapeStation</w:t>
+      </w:r>
+      <w:proofErr w:type="spellEnd"/>
+      <w:r>
+        <w:rPr>
+          <w:rFonts w:asciiTheme="minorBidi" w:hAnsiTheme="minorBidi" w:cstheme="minorBidi"/>
+          <w:sz w:val="20"/>
+        </w:rPr>
+        <w:t xml:space="preserve"> System (Agilent Technologies) and Qubit 2.0 Fluorometer (Invitrogen by Life Technologies) as previously described.</w:t>
       </w:r>
     </w:p>
     <w:p>
@@ -1674,7 +2555,23 @@
           <w:rFonts w:asciiTheme="minorBidi" w:hAnsiTheme="minorBidi" w:cstheme="minorBidi"/>
           <w:sz w:val="20"/>
         </w:rPr>
-        <w:t>Libraries were sequenced on a PromethION 24 sequencer (Oxford Nanopore Technologies) using R10.4.1 flow cells (FLO-PRO114M), following the manufacturer’s instructions. Libraries were stored at 4</w:t>
+        <w:t xml:space="preserve">Libraries were sequenced on a </w:t>
+      </w:r>
+      <w:proofErr w:type="spellStart"/>
+      <w:r>
+        <w:rPr>
+          <w:rFonts w:asciiTheme="minorBidi" w:hAnsiTheme="minorBidi" w:cstheme="minorBidi"/>
+          <w:sz w:val="20"/>
+        </w:rPr>
+        <w:t>PromethION</w:t>
+      </w:r>
+      <w:proofErr w:type="spellEnd"/>
+      <w:r>
+        <w:rPr>
+          <w:rFonts w:asciiTheme="minorBidi" w:hAnsiTheme="minorBidi" w:cstheme="minorBidi"/>
+          <w:sz w:val="20"/>
+        </w:rPr>
+        <w:t xml:space="preserve"> 24 sequencer (Oxford Nanopore Technologies) using R10.4.1 flow cells (FLO-PRO114M), following the manufacturer’s instructions. Libraries were stored at 4</w:t>
       </w:r>
       <w:r>
         <w:rPr>
@@ -1728,15 +2625,57 @@
         </w:rPr>
         <w:t xml:space="preserve">from </w:t>
       </w:r>
-      <w:r>
-        <w:rPr>
-          <w:rFonts w:asciiTheme="minorBidi" w:hAnsiTheme="minorBidi" w:cstheme="minorBidi"/>
-          <w:i/>
-          <w:iCs/>
-          <w:sz w:val="20"/>
-        </w:rPr>
-        <w:t>Panesthia tryoni tegminifera</w:t>
-      </w:r>
+      <w:proofErr w:type="spellStart"/>
+      <w:r>
+        <w:rPr>
+          <w:rFonts w:asciiTheme="minorBidi" w:hAnsiTheme="minorBidi" w:cstheme="minorBidi"/>
+          <w:i/>
+          <w:iCs/>
+          <w:sz w:val="20"/>
+        </w:rPr>
+        <w:t>Panesthia</w:t>
+      </w:r>
+      <w:proofErr w:type="spellEnd"/>
+      <w:r>
+        <w:rPr>
+          <w:rFonts w:asciiTheme="minorBidi" w:hAnsiTheme="minorBidi" w:cstheme="minorBidi"/>
+          <w:i/>
+          <w:iCs/>
+          <w:sz w:val="20"/>
+        </w:rPr>
+        <w:t xml:space="preserve"> </w:t>
+      </w:r>
+      <w:proofErr w:type="spellStart"/>
+      <w:r>
+        <w:rPr>
+          <w:rFonts w:asciiTheme="minorBidi" w:hAnsiTheme="minorBidi" w:cstheme="minorBidi"/>
+          <w:i/>
+          <w:iCs/>
+          <w:sz w:val="20"/>
+        </w:rPr>
+        <w:t>tryoni</w:t>
+      </w:r>
+      <w:proofErr w:type="spellEnd"/>
+      <w:r>
+        <w:rPr>
+          <w:rFonts w:asciiTheme="minorBidi" w:hAnsiTheme="minorBidi" w:cstheme="minorBidi"/>
+          <w:i/>
+          <w:iCs/>
+          <w:sz w:val="20"/>
+        </w:rPr>
+        <w:t xml:space="preserve"> </w:t>
+      </w:r>
+      <w:proofErr w:type="spellStart"/>
+      <w:r>
+        <w:rPr>
+          <w:rFonts w:asciiTheme="minorBidi" w:hAnsiTheme="minorBidi" w:cstheme="minorBidi"/>
+          <w:i/>
+          <w:iCs/>
+          <w:sz w:val="20"/>
+        </w:rPr>
+        <w:t>tegminifera</w:t>
+      </w:r>
+      <w:proofErr w:type="spellEnd"/>
       <w:r>
         <w:rPr>
           <w:rFonts w:asciiTheme="minorBidi" w:hAnsiTheme="minorBidi" w:cstheme="minorBidi"/>
@@ -1744,15 +2683,37 @@
         </w:rPr>
         <w:t xml:space="preserve"> (Z011), </w:t>
       </w:r>
-      <w:r>
-        <w:rPr>
-          <w:rFonts w:asciiTheme="minorBidi" w:hAnsiTheme="minorBidi" w:cstheme="minorBidi"/>
-          <w:i/>
-          <w:iCs/>
-          <w:sz w:val="20"/>
-        </w:rPr>
-        <w:t>Macropanesthia lithgowae</w:t>
-      </w:r>
+      <w:proofErr w:type="spellStart"/>
+      <w:r>
+        <w:rPr>
+          <w:rFonts w:asciiTheme="minorBidi" w:hAnsiTheme="minorBidi" w:cstheme="minorBidi"/>
+          <w:i/>
+          <w:iCs/>
+          <w:sz w:val="20"/>
+        </w:rPr>
+        <w:t>Macropanesthia</w:t>
+      </w:r>
+      <w:proofErr w:type="spellEnd"/>
+      <w:r>
+        <w:rPr>
+          <w:rFonts w:asciiTheme="minorBidi" w:hAnsiTheme="minorBidi" w:cstheme="minorBidi"/>
+          <w:i/>
+          <w:iCs/>
+          <w:sz w:val="20"/>
+        </w:rPr>
+        <w:t xml:space="preserve"> </w:t>
+      </w:r>
+      <w:proofErr w:type="spellStart"/>
+      <w:r>
+        <w:rPr>
+          <w:rFonts w:asciiTheme="minorBidi" w:hAnsiTheme="minorBidi" w:cstheme="minorBidi"/>
+          <w:i/>
+          <w:iCs/>
+          <w:sz w:val="20"/>
+        </w:rPr>
+        <w:t>lithgowae</w:t>
+      </w:r>
+      <w:proofErr w:type="spellEnd"/>
       <w:r>
         <w:rPr>
           <w:rFonts w:asciiTheme="minorBidi" w:hAnsiTheme="minorBidi" w:cstheme="minorBidi"/>
@@ -1760,15 +2721,37 @@
         </w:rPr>
         <w:t xml:space="preserve"> (Z009) and </w:t>
       </w:r>
-      <w:r>
-        <w:rPr>
-          <w:rFonts w:asciiTheme="minorBidi" w:hAnsiTheme="minorBidi" w:cstheme="minorBidi"/>
-          <w:i/>
-          <w:iCs/>
-          <w:sz w:val="20"/>
-        </w:rPr>
-        <w:t>Panesthia sloanei</w:t>
-      </w:r>
+      <w:proofErr w:type="spellStart"/>
+      <w:r>
+        <w:rPr>
+          <w:rFonts w:asciiTheme="minorBidi" w:hAnsiTheme="minorBidi" w:cstheme="minorBidi"/>
+          <w:i/>
+          <w:iCs/>
+          <w:sz w:val="20"/>
+        </w:rPr>
+        <w:t>Panesthia</w:t>
+      </w:r>
+      <w:proofErr w:type="spellEnd"/>
+      <w:r>
+        <w:rPr>
+          <w:rFonts w:asciiTheme="minorBidi" w:hAnsiTheme="minorBidi" w:cstheme="minorBidi"/>
+          <w:i/>
+          <w:iCs/>
+          <w:sz w:val="20"/>
+        </w:rPr>
+        <w:t xml:space="preserve"> </w:t>
+      </w:r>
+      <w:proofErr w:type="spellStart"/>
+      <w:r>
+        <w:rPr>
+          <w:rFonts w:asciiTheme="minorBidi" w:hAnsiTheme="minorBidi" w:cstheme="minorBidi"/>
+          <w:i/>
+          <w:iCs/>
+          <w:sz w:val="20"/>
+        </w:rPr>
+        <w:t>sloanei</w:t>
+      </w:r>
+      <w:proofErr w:type="spellEnd"/>
       <w:r>
         <w:rPr>
           <w:rFonts w:asciiTheme="minorBidi" w:hAnsiTheme="minorBidi" w:cstheme="minorBidi"/>
@@ -1781,7 +2764,23 @@
           <w:rFonts w:asciiTheme="minorBidi" w:hAnsiTheme="minorBidi" w:cstheme="minorBidi"/>
           <w:sz w:val="20"/>
         </w:rPr>
-        <w:t>using Trizol, following the manufacturer’s recommendations.</w:t>
+        <w:t xml:space="preserve">using </w:t>
+      </w:r>
+      <w:proofErr w:type="spellStart"/>
+      <w:r>
+        <w:rPr>
+          <w:rFonts w:asciiTheme="minorBidi" w:hAnsiTheme="minorBidi" w:cstheme="minorBidi"/>
+          <w:sz w:val="20"/>
+        </w:rPr>
+        <w:t>Trizol</w:t>
+      </w:r>
+      <w:proofErr w:type="spellEnd"/>
+      <w:r>
+        <w:rPr>
+          <w:rFonts w:asciiTheme="minorBidi" w:hAnsiTheme="minorBidi" w:cstheme="minorBidi"/>
+          <w:sz w:val="20"/>
+        </w:rPr>
+        <w:t>, following the manufacturer’s recommendations.</w:t>
       </w:r>
       <w:r>
         <w:rPr>
@@ -1860,7 +2859,43 @@
           <w:color w:val="000000" w:themeColor="text1"/>
           <w:sz w:val="20"/>
         </w:rPr>
-        <w:t xml:space="preserve"> simplex reads which have duplex offsprings) were removed using samtools v1.2 </w:t>
+        <w:t xml:space="preserve"> simplex reads which have duplex </w:t>
+      </w:r>
+      <w:proofErr w:type="spellStart"/>
+      <w:r>
+        <w:rPr>
+          <w:rFonts w:asciiTheme="minorBidi" w:hAnsiTheme="minorBidi" w:cstheme="minorBidi"/>
+          <w:color w:val="000000" w:themeColor="text1"/>
+          <w:sz w:val="20"/>
+        </w:rPr>
+        <w:t>offsprings</w:t>
+      </w:r>
+      <w:proofErr w:type="spellEnd"/>
+      <w:r>
+        <w:rPr>
+          <w:rFonts w:asciiTheme="minorBidi" w:hAnsiTheme="minorBidi" w:cstheme="minorBidi"/>
+          <w:color w:val="000000" w:themeColor="text1"/>
+          <w:sz w:val="20"/>
+        </w:rPr>
+        <w:t xml:space="preserve">) were removed using </w:t>
+      </w:r>
+      <w:proofErr w:type="spellStart"/>
+      <w:r>
+        <w:rPr>
+          <w:rFonts w:asciiTheme="minorBidi" w:hAnsiTheme="minorBidi" w:cstheme="minorBidi"/>
+          <w:color w:val="000000" w:themeColor="text1"/>
+          <w:sz w:val="20"/>
+        </w:rPr>
+        <w:t>samtools</w:t>
+      </w:r>
+      <w:proofErr w:type="spellEnd"/>
+      <w:r>
+        <w:rPr>
+          <w:rFonts w:asciiTheme="minorBidi" w:hAnsiTheme="minorBidi" w:cstheme="minorBidi"/>
+          <w:color w:val="000000" w:themeColor="text1"/>
+          <w:sz w:val="20"/>
+        </w:rPr>
+        <w:t xml:space="preserve"> v1.2 </w:t>
       </w:r>
       <w:r>
         <w:rPr>
@@ -1892,7 +2927,25 @@
           <w:color w:val="000000" w:themeColor="text1"/>
           <w:sz w:val="20"/>
         </w:rPr>
-        <w:t>Adapters were trimmed for all ONT sequence data (with and without duplex calling) and converted into fastq files using dorado v0.6 (</w:t>
+        <w:t xml:space="preserve">Adapters were trimmed for all ONT sequence data (with and without duplex calling) and converted into </w:t>
+      </w:r>
+      <w:proofErr w:type="spellStart"/>
+      <w:r>
+        <w:rPr>
+          <w:rFonts w:asciiTheme="minorBidi" w:hAnsiTheme="minorBidi" w:cstheme="minorBidi"/>
+          <w:color w:val="000000" w:themeColor="text1"/>
+          <w:sz w:val="20"/>
+        </w:rPr>
+        <w:t>fastq</w:t>
+      </w:r>
+      <w:proofErr w:type="spellEnd"/>
+      <w:r>
+        <w:rPr>
+          <w:rFonts w:asciiTheme="minorBidi" w:hAnsiTheme="minorBidi" w:cstheme="minorBidi"/>
+          <w:color w:val="000000" w:themeColor="text1"/>
+          <w:sz w:val="20"/>
+        </w:rPr>
+        <w:t xml:space="preserve"> files using dorado v0.6 (</w:t>
       </w:r>
       <w:hyperlink r:id="rId9" w:history="1">
         <w:r>
@@ -1945,7 +2998,25 @@
           <w:color w:val="000000" w:themeColor="text1"/>
           <w:sz w:val="20"/>
         </w:rPr>
-        <w:t xml:space="preserve"> assembly was carried out using the trimmed ONT data using Flye v</w:t>
+        <w:t xml:space="preserve"> assembly was carried out using the trimmed ONT data using </w:t>
+      </w:r>
+      <w:proofErr w:type="spellStart"/>
+      <w:r>
+        <w:rPr>
+          <w:rFonts w:asciiTheme="minorBidi" w:hAnsiTheme="minorBidi" w:cstheme="minorBidi"/>
+          <w:color w:val="000000" w:themeColor="text1"/>
+          <w:sz w:val="20"/>
+        </w:rPr>
+        <w:t>Flye</w:t>
+      </w:r>
+      <w:proofErr w:type="spellEnd"/>
+      <w:r>
+        <w:rPr>
+          <w:rFonts w:asciiTheme="minorBidi" w:hAnsiTheme="minorBidi" w:cstheme="minorBidi"/>
+          <w:color w:val="000000" w:themeColor="text1"/>
+          <w:sz w:val="20"/>
+        </w:rPr>
+        <w:t xml:space="preserve"> v</w:t>
       </w:r>
       <w:r>
         <w:rPr>
@@ -1992,7 +3063,61 @@
           <w:color w:val="000000" w:themeColor="text1"/>
           <w:sz w:val="20"/>
         </w:rPr>
-        <w:t xml:space="preserve">ation experiments, the ONT sequencing data with duplex calling was assembled using the ‘ONT corrected’ mode (--nano-corr) and a minimum overlap of 10,000 (--min-overlap 10000), while the other ONT sequencing data was assembled using the ‘ONT raw’ mode (--nano-raw) and default settings. An additional two iterations of polishing were carried out after the assemblies. The purge_dups v1.2.5 </w:t>
+        <w:t>ation experiments, the ONT sequencing data with duplex calling was assembled using the ‘ONT corrected’ mode (--</w:t>
+      </w:r>
+      <w:proofErr w:type="spellStart"/>
+      <w:r>
+        <w:rPr>
+          <w:rFonts w:asciiTheme="minorBidi" w:hAnsiTheme="minorBidi" w:cstheme="minorBidi"/>
+          <w:color w:val="000000" w:themeColor="text1"/>
+          <w:sz w:val="20"/>
+        </w:rPr>
+        <w:t>nano-corr</w:t>
+      </w:r>
+      <w:proofErr w:type="spellEnd"/>
+      <w:r>
+        <w:rPr>
+          <w:rFonts w:asciiTheme="minorBidi" w:hAnsiTheme="minorBidi" w:cstheme="minorBidi"/>
+          <w:color w:val="000000" w:themeColor="text1"/>
+          <w:sz w:val="20"/>
+        </w:rPr>
+        <w:t>) and a minimum overlap of 10,000 (--min-overlap 10000), while the other ONT sequencing data was assembled using the ‘ONT raw’ mode (--</w:t>
+      </w:r>
+      <w:proofErr w:type="spellStart"/>
+      <w:r>
+        <w:rPr>
+          <w:rFonts w:asciiTheme="minorBidi" w:hAnsiTheme="minorBidi" w:cstheme="minorBidi"/>
+          <w:color w:val="000000" w:themeColor="text1"/>
+          <w:sz w:val="20"/>
+        </w:rPr>
+        <w:t>nano</w:t>
+      </w:r>
+      <w:proofErr w:type="spellEnd"/>
+      <w:r>
+        <w:rPr>
+          <w:rFonts w:asciiTheme="minorBidi" w:hAnsiTheme="minorBidi" w:cstheme="minorBidi"/>
+          <w:color w:val="000000" w:themeColor="text1"/>
+          <w:sz w:val="20"/>
+        </w:rPr>
+        <w:t xml:space="preserve">-raw) and default settings. An additional two iterations of polishing were carried out after the assemblies. The </w:t>
+      </w:r>
+      <w:proofErr w:type="spellStart"/>
+      <w:r>
+        <w:rPr>
+          <w:rFonts w:asciiTheme="minorBidi" w:hAnsiTheme="minorBidi" w:cstheme="minorBidi"/>
+          <w:color w:val="000000" w:themeColor="text1"/>
+          <w:sz w:val="20"/>
+        </w:rPr>
+        <w:t>purge_dups</w:t>
+      </w:r>
+      <w:proofErr w:type="spellEnd"/>
+      <w:r>
+        <w:rPr>
+          <w:rFonts w:asciiTheme="minorBidi" w:hAnsiTheme="minorBidi" w:cstheme="minorBidi"/>
+          <w:color w:val="000000" w:themeColor="text1"/>
+          <w:sz w:val="20"/>
+        </w:rPr>
+        <w:t xml:space="preserve"> v1.2.5 </w:t>
       </w:r>
       <w:r>
         <w:rPr>
@@ -2040,7 +3165,25 @@
           <w:color w:val="000000" w:themeColor="text1"/>
           <w:sz w:val="20"/>
         </w:rPr>
-        <w:t xml:space="preserve"> was used to assess the assembly continuity, and BUSCO v5.8.1 was used to assess assembly completeness (utilizing the Insecta lineage data set;</w:t>
+        <w:t xml:space="preserve"> was used to assess the assembly continuity, and BUSCO v5.8.1 was used to assess assembly completeness (utilizing the </w:t>
+      </w:r>
+      <w:proofErr w:type="spellStart"/>
+      <w:r>
+        <w:rPr>
+          <w:rFonts w:asciiTheme="minorBidi" w:hAnsiTheme="minorBidi" w:cstheme="minorBidi"/>
+          <w:color w:val="000000" w:themeColor="text1"/>
+          <w:sz w:val="20"/>
+        </w:rPr>
+        <w:t>Insecta</w:t>
+      </w:r>
+      <w:proofErr w:type="spellEnd"/>
+      <w:r>
+        <w:rPr>
+          <w:rFonts w:asciiTheme="minorBidi" w:hAnsiTheme="minorBidi" w:cstheme="minorBidi"/>
+          <w:color w:val="000000" w:themeColor="text1"/>
+          <w:sz w:val="20"/>
+        </w:rPr>
+        <w:t xml:space="preserve"> lineage data set;</w:t>
       </w:r>
       <w:r>
         <w:rPr>
@@ -2098,7 +3241,43 @@
           <w:color w:val="000000" w:themeColor="text1"/>
           <w:sz w:val="20"/>
         </w:rPr>
-        <w:t xml:space="preserve">, performed on the Nimbus cloud service provided by the Pawsey Supercomputing Centre. Prior to annotation, we generated a repeat library with RepeatModeler v2.0.1 </w:t>
+        <w:t xml:space="preserve">, performed on the Nimbus cloud service provided by the </w:t>
+      </w:r>
+      <w:proofErr w:type="spellStart"/>
+      <w:r>
+        <w:rPr>
+          <w:rFonts w:asciiTheme="minorBidi" w:hAnsiTheme="minorBidi" w:cstheme="minorBidi"/>
+          <w:color w:val="000000" w:themeColor="text1"/>
+          <w:sz w:val="20"/>
+        </w:rPr>
+        <w:t>Pawsey</w:t>
+      </w:r>
+      <w:proofErr w:type="spellEnd"/>
+      <w:r>
+        <w:rPr>
+          <w:rFonts w:asciiTheme="minorBidi" w:hAnsiTheme="minorBidi" w:cstheme="minorBidi"/>
+          <w:color w:val="000000" w:themeColor="text1"/>
+          <w:sz w:val="20"/>
+        </w:rPr>
+        <w:t xml:space="preserve"> Supercomputing Centre. Prior to annotation, we generated a repeat library with </w:t>
+      </w:r>
+      <w:proofErr w:type="spellStart"/>
+      <w:r>
+        <w:rPr>
+          <w:rFonts w:asciiTheme="minorBidi" w:hAnsiTheme="minorBidi" w:cstheme="minorBidi"/>
+          <w:color w:val="000000" w:themeColor="text1"/>
+          <w:sz w:val="20"/>
+        </w:rPr>
+        <w:t>RepeatModeler</w:t>
+      </w:r>
+      <w:proofErr w:type="spellEnd"/>
+      <w:r>
+        <w:rPr>
+          <w:rFonts w:asciiTheme="minorBidi" w:hAnsiTheme="minorBidi" w:cstheme="minorBidi"/>
+          <w:color w:val="000000" w:themeColor="text1"/>
+          <w:sz w:val="20"/>
+        </w:rPr>
+        <w:t xml:space="preserve"> v2.0.1 </w:t>
       </w:r>
       <w:r>
         <w:rPr>
@@ -2114,7 +3293,25 @@
           <w:color w:val="000000" w:themeColor="text1"/>
           <w:sz w:val="20"/>
         </w:rPr>
-        <w:t xml:space="preserve"> and masked repetitive elements in the assemblies using RepeatMasker v4.0.6 </w:t>
+        <w:t xml:space="preserve"> and masked repetitive elements in the assemblies using </w:t>
+      </w:r>
+      <w:proofErr w:type="spellStart"/>
+      <w:r>
+        <w:rPr>
+          <w:rFonts w:asciiTheme="minorBidi" w:hAnsiTheme="minorBidi" w:cstheme="minorBidi"/>
+          <w:color w:val="000000" w:themeColor="text1"/>
+          <w:sz w:val="20"/>
+        </w:rPr>
+        <w:t>RepeatMasker</w:t>
+      </w:r>
+      <w:proofErr w:type="spellEnd"/>
+      <w:r>
+        <w:rPr>
+          <w:rFonts w:asciiTheme="minorBidi" w:hAnsiTheme="minorBidi" w:cstheme="minorBidi"/>
+          <w:color w:val="000000" w:themeColor="text1"/>
+          <w:sz w:val="20"/>
+        </w:rPr>
+        <w:t xml:space="preserve"> v4.0.6 </w:t>
       </w:r>
       <w:r>
         <w:rPr>
@@ -2130,7 +3327,25 @@
           <w:color w:val="000000" w:themeColor="text1"/>
           <w:sz w:val="20"/>
         </w:rPr>
-        <w:t xml:space="preserve">, applying the ‘-nolow’ option to exclude low-complexity or simple repeats from masking. The masked and unmasked assemblies were used as input for FGENESH++. Following Ewart et al. </w:t>
+        <w:t>, applying the ‘-</w:t>
+      </w:r>
+      <w:proofErr w:type="spellStart"/>
+      <w:r>
+        <w:rPr>
+          <w:rFonts w:asciiTheme="minorBidi" w:hAnsiTheme="minorBidi" w:cstheme="minorBidi"/>
+          <w:color w:val="000000" w:themeColor="text1"/>
+          <w:sz w:val="20"/>
+        </w:rPr>
+        <w:t>nolow</w:t>
+      </w:r>
+      <w:proofErr w:type="spellEnd"/>
+      <w:r>
+        <w:rPr>
+          <w:rFonts w:asciiTheme="minorBidi" w:hAnsiTheme="minorBidi" w:cstheme="minorBidi"/>
+          <w:color w:val="000000" w:themeColor="text1"/>
+          <w:sz w:val="20"/>
+        </w:rPr>
+        <w:t xml:space="preserve">’ option to exclude low-complexity or simple repeats from masking. The masked and unmasked assemblies were used as input for FGENESH++. Following Ewart et al. </w:t>
       </w:r>
       <w:r>
         <w:rPr>
@@ -2148,23 +3363,83 @@
         </w:rPr>
         <w:t>, FGENESH++ was run with the non-mammalian general pipeline settings, employing optimized gene-finding parameters trained on the pea aphid (</w:t>
       </w:r>
-      <w:r>
-        <w:rPr>
-          <w:rFonts w:asciiTheme="minorBidi" w:hAnsiTheme="minorBidi" w:cstheme="minorBidi"/>
-          <w:i/>
-          <w:iCs/>
-          <w:color w:val="000000" w:themeColor="text1"/>
-          <w:sz w:val="20"/>
-        </w:rPr>
-        <w:t>Acyrthosiphon pisum</w:t>
-      </w:r>
-      <w:r>
-        <w:rPr>
-          <w:rFonts w:asciiTheme="minorBidi" w:hAnsiTheme="minorBidi" w:cstheme="minorBidi"/>
-          <w:color w:val="000000" w:themeColor="text1"/>
-          <w:sz w:val="20"/>
-        </w:rPr>
-        <w:t xml:space="preserve">) genome, and a curated insect protein database (provided by Softberry; 2020 release) for “prot_map” homology-based predictions. </w:t>
+      <w:proofErr w:type="spellStart"/>
+      <w:r>
+        <w:rPr>
+          <w:rFonts w:asciiTheme="minorBidi" w:hAnsiTheme="minorBidi" w:cstheme="minorBidi"/>
+          <w:i/>
+          <w:iCs/>
+          <w:color w:val="000000" w:themeColor="text1"/>
+          <w:sz w:val="20"/>
+        </w:rPr>
+        <w:t>Acyrthosiphon</w:t>
+      </w:r>
+      <w:proofErr w:type="spellEnd"/>
+      <w:r>
+        <w:rPr>
+          <w:rFonts w:asciiTheme="minorBidi" w:hAnsiTheme="minorBidi" w:cstheme="minorBidi"/>
+          <w:i/>
+          <w:iCs/>
+          <w:color w:val="000000" w:themeColor="text1"/>
+          <w:sz w:val="20"/>
+        </w:rPr>
+        <w:t xml:space="preserve"> </w:t>
+      </w:r>
+      <w:proofErr w:type="spellStart"/>
+      <w:r>
+        <w:rPr>
+          <w:rFonts w:asciiTheme="minorBidi" w:hAnsiTheme="minorBidi" w:cstheme="minorBidi"/>
+          <w:i/>
+          <w:iCs/>
+          <w:color w:val="000000" w:themeColor="text1"/>
+          <w:sz w:val="20"/>
+        </w:rPr>
+        <w:t>pisum</w:t>
+      </w:r>
+      <w:proofErr w:type="spellEnd"/>
+      <w:r>
+        <w:rPr>
+          <w:rFonts w:asciiTheme="minorBidi" w:hAnsiTheme="minorBidi" w:cstheme="minorBidi"/>
+          <w:color w:val="000000" w:themeColor="text1"/>
+          <w:sz w:val="20"/>
+        </w:rPr>
+        <w:t xml:space="preserve">) genome, and a curated insect protein database (provided by </w:t>
+      </w:r>
+      <w:proofErr w:type="spellStart"/>
+      <w:r>
+        <w:rPr>
+          <w:rFonts w:asciiTheme="minorBidi" w:hAnsiTheme="minorBidi" w:cstheme="minorBidi"/>
+          <w:color w:val="000000" w:themeColor="text1"/>
+          <w:sz w:val="20"/>
+        </w:rPr>
+        <w:t>Softberry</w:t>
+      </w:r>
+      <w:proofErr w:type="spellEnd"/>
+      <w:r>
+        <w:rPr>
+          <w:rFonts w:asciiTheme="minorBidi" w:hAnsiTheme="minorBidi" w:cstheme="minorBidi"/>
+          <w:color w:val="000000" w:themeColor="text1"/>
+          <w:sz w:val="20"/>
+        </w:rPr>
+        <w:t>; 2020 release) for “</w:t>
+      </w:r>
+      <w:proofErr w:type="spellStart"/>
+      <w:r>
+        <w:rPr>
+          <w:rFonts w:asciiTheme="minorBidi" w:hAnsiTheme="minorBidi" w:cstheme="minorBidi"/>
+          <w:color w:val="000000" w:themeColor="text1"/>
+          <w:sz w:val="20"/>
+        </w:rPr>
+        <w:t>prot_map</w:t>
+      </w:r>
+      <w:proofErr w:type="spellEnd"/>
+      <w:r>
+        <w:rPr>
+          <w:rFonts w:asciiTheme="minorBidi" w:hAnsiTheme="minorBidi" w:cstheme="minorBidi"/>
+          <w:color w:val="000000" w:themeColor="text1"/>
+          <w:sz w:val="20"/>
+        </w:rPr>
+        <w:t xml:space="preserve">” homology-based predictions. </w:t>
       </w:r>
       <w:r>
         <w:rPr>
@@ -2208,7 +3483,25 @@
           <w:color w:val="000000" w:themeColor="text1"/>
           <w:sz w:val="20"/>
         </w:rPr>
-        <w:t xml:space="preserve">These newly assembled genomes were combined with other cockroach and termite genomes from InsectBase 2.0 </w:t>
+        <w:t xml:space="preserve">These newly assembled genomes were combined with other cockroach and termite genomes from </w:t>
+      </w:r>
+      <w:proofErr w:type="spellStart"/>
+      <w:r>
+        <w:rPr>
+          <w:rFonts w:asciiTheme="minorBidi" w:hAnsiTheme="minorBidi" w:cstheme="minorBidi"/>
+          <w:color w:val="000000" w:themeColor="text1"/>
+          <w:sz w:val="20"/>
+        </w:rPr>
+        <w:t>InsectBase</w:t>
+      </w:r>
+      <w:proofErr w:type="spellEnd"/>
+      <w:r>
+        <w:rPr>
+          <w:rFonts w:asciiTheme="minorBidi" w:hAnsiTheme="minorBidi" w:cstheme="minorBidi"/>
+          <w:color w:val="000000" w:themeColor="text1"/>
+          <w:sz w:val="20"/>
+        </w:rPr>
+        <w:t xml:space="preserve"> 2.0 </w:t>
       </w:r>
       <w:r>
         <w:rPr>
@@ -2242,15 +3535,37 @@
         </w:rPr>
         <w:t xml:space="preserve"> for subsequent analyses (see Dataset S2 for species/genome details). </w:t>
       </w:r>
-      <w:r>
-        <w:rPr>
-          <w:rFonts w:asciiTheme="minorBidi" w:hAnsiTheme="minorBidi" w:cstheme="minorBidi"/>
-          <w:i/>
-          <w:color w:val="000000" w:themeColor="text1"/>
-          <w:sz w:val="20"/>
-        </w:rPr>
-        <w:t>Periplaneta americana</w:t>
-      </w:r>
+      <w:proofErr w:type="spellStart"/>
+      <w:r>
+        <w:rPr>
+          <w:rFonts w:asciiTheme="minorBidi" w:hAnsiTheme="minorBidi" w:cstheme="minorBidi"/>
+          <w:i/>
+          <w:color w:val="000000" w:themeColor="text1"/>
+          <w:sz w:val="20"/>
+        </w:rPr>
+        <w:t>Periplaneta</w:t>
+      </w:r>
+      <w:proofErr w:type="spellEnd"/>
+      <w:r>
+        <w:rPr>
+          <w:rFonts w:asciiTheme="minorBidi" w:hAnsiTheme="minorBidi" w:cstheme="minorBidi"/>
+          <w:i/>
+          <w:color w:val="000000" w:themeColor="text1"/>
+          <w:sz w:val="20"/>
+        </w:rPr>
+        <w:t xml:space="preserve"> </w:t>
+      </w:r>
+      <w:proofErr w:type="spellStart"/>
+      <w:r>
+        <w:rPr>
+          <w:rFonts w:asciiTheme="minorBidi" w:hAnsiTheme="minorBidi" w:cstheme="minorBidi"/>
+          <w:i/>
+          <w:color w:val="000000" w:themeColor="text1"/>
+          <w:sz w:val="20"/>
+        </w:rPr>
+        <w:t>americana</w:t>
+      </w:r>
+      <w:proofErr w:type="spellEnd"/>
       <w:r>
         <w:rPr>
           <w:rFonts w:asciiTheme="minorBidi" w:hAnsiTheme="minorBidi" w:cstheme="minorBidi"/>
@@ -2259,15 +3574,37 @@
         </w:rPr>
         <w:t xml:space="preserve">, </w:t>
       </w:r>
-      <w:r>
-        <w:rPr>
-          <w:rFonts w:asciiTheme="minorBidi" w:hAnsiTheme="minorBidi" w:cstheme="minorBidi"/>
-          <w:i/>
-          <w:color w:val="000000" w:themeColor="text1"/>
-          <w:sz w:val="20"/>
-        </w:rPr>
-        <w:t>Blattella germanica</w:t>
-      </w:r>
+      <w:proofErr w:type="spellStart"/>
+      <w:r>
+        <w:rPr>
+          <w:rFonts w:asciiTheme="minorBidi" w:hAnsiTheme="minorBidi" w:cstheme="minorBidi"/>
+          <w:i/>
+          <w:color w:val="000000" w:themeColor="text1"/>
+          <w:sz w:val="20"/>
+        </w:rPr>
+        <w:t>Blattella</w:t>
+      </w:r>
+      <w:proofErr w:type="spellEnd"/>
+      <w:r>
+        <w:rPr>
+          <w:rFonts w:asciiTheme="minorBidi" w:hAnsiTheme="minorBidi" w:cstheme="minorBidi"/>
+          <w:i/>
+          <w:color w:val="000000" w:themeColor="text1"/>
+          <w:sz w:val="20"/>
+        </w:rPr>
+        <w:t xml:space="preserve"> </w:t>
+      </w:r>
+      <w:proofErr w:type="spellStart"/>
+      <w:r>
+        <w:rPr>
+          <w:rFonts w:asciiTheme="minorBidi" w:hAnsiTheme="minorBidi" w:cstheme="minorBidi"/>
+          <w:i/>
+          <w:color w:val="000000" w:themeColor="text1"/>
+          <w:sz w:val="20"/>
+        </w:rPr>
+        <w:t>germanica</w:t>
+      </w:r>
+      <w:proofErr w:type="spellEnd"/>
       <w:r>
         <w:rPr>
           <w:rFonts w:asciiTheme="minorBidi" w:hAnsiTheme="minorBidi" w:cstheme="minorBidi"/>
@@ -2276,15 +3613,37 @@
         </w:rPr>
         <w:t xml:space="preserve">, and </w:t>
       </w:r>
-      <w:r>
-        <w:rPr>
-          <w:rFonts w:asciiTheme="minorBidi" w:hAnsiTheme="minorBidi" w:cstheme="minorBidi"/>
-          <w:i/>
-          <w:color w:val="000000" w:themeColor="text1"/>
-          <w:sz w:val="20"/>
-        </w:rPr>
-        <w:t>Zootermopsis nevadensis</w:t>
-      </w:r>
+      <w:proofErr w:type="spellStart"/>
+      <w:r>
+        <w:rPr>
+          <w:rFonts w:asciiTheme="minorBidi" w:hAnsiTheme="minorBidi" w:cstheme="minorBidi"/>
+          <w:i/>
+          <w:color w:val="000000" w:themeColor="text1"/>
+          <w:sz w:val="20"/>
+        </w:rPr>
+        <w:t>Zootermopsis</w:t>
+      </w:r>
+      <w:proofErr w:type="spellEnd"/>
+      <w:r>
+        <w:rPr>
+          <w:rFonts w:asciiTheme="minorBidi" w:hAnsiTheme="minorBidi" w:cstheme="minorBidi"/>
+          <w:i/>
+          <w:color w:val="000000" w:themeColor="text1"/>
+          <w:sz w:val="20"/>
+        </w:rPr>
+        <w:t xml:space="preserve"> </w:t>
+      </w:r>
+      <w:proofErr w:type="spellStart"/>
+      <w:r>
+        <w:rPr>
+          <w:rFonts w:asciiTheme="minorBidi" w:hAnsiTheme="minorBidi" w:cstheme="minorBidi"/>
+          <w:i/>
+          <w:color w:val="000000" w:themeColor="text1"/>
+          <w:sz w:val="20"/>
+        </w:rPr>
+        <w:t>nevadensis</w:t>
+      </w:r>
+      <w:proofErr w:type="spellEnd"/>
       <w:r>
         <w:rPr>
           <w:rFonts w:asciiTheme="minorBidi" w:hAnsiTheme="minorBidi" w:cstheme="minorBidi"/>
@@ -2356,14 +3715,32 @@
           <w:sz w:val="20"/>
           <w:u w:val="none"/>
         </w:rPr>
-        <w:t xml:space="preserve">Raw RNA reads underwent secondary quality assessment using FastQC v.0.12.0 </w:t>
-      </w:r>
+        <w:t xml:space="preserve">Raw RNA reads underwent secondary quality assessment using </w:t>
+      </w:r>
+      <w:proofErr w:type="spellStart"/>
       <w:r>
         <w:rPr>
           <w:rFonts w:ascii="Arial" w:hAnsi="Arial" w:cs="Arial"/>
           <w:sz w:val="20"/>
           <w:u w:val="none"/>
         </w:rPr>
+        <w:t>FastQC</w:t>
+      </w:r>
+      <w:proofErr w:type="spellEnd"/>
+      <w:r>
+        <w:rPr>
+          <w:rFonts w:ascii="Arial" w:hAnsi="Arial" w:cs="Arial"/>
+          <w:sz w:val="20"/>
+          <w:u w:val="none"/>
+        </w:rPr>
+        <w:t xml:space="preserve"> v.0.12.0 </w:t>
+      </w:r>
+      <w:r>
+        <w:rPr>
+          <w:rFonts w:ascii="Arial" w:hAnsi="Arial" w:cs="Arial"/>
+          <w:sz w:val="20"/>
+          <w:u w:val="none"/>
+        </w:rPr>
         <w:t>[15]</w:t>
       </w:r>
       <w:r>
@@ -2372,14 +3749,32 @@
           <w:sz w:val="20"/>
           <w:u w:val="none"/>
         </w:rPr>
-        <w:t>, followed by adaptor trimming and removal of reads with length &lt;20 bp and Q</w:t>
-      </w:r>
+        <w:t xml:space="preserve">, followed by adaptor trimming and removal of reads with length &lt;20 </w:t>
+      </w:r>
+      <w:proofErr w:type="spellStart"/>
       <w:r>
         <w:rPr>
           <w:rFonts w:ascii="Arial" w:hAnsi="Arial" w:cs="Arial"/>
           <w:sz w:val="20"/>
           <w:u w:val="none"/>
         </w:rPr>
+        <w:t>bp</w:t>
+      </w:r>
+      <w:proofErr w:type="spellEnd"/>
+      <w:r>
+        <w:rPr>
+          <w:rFonts w:ascii="Arial" w:hAnsi="Arial" w:cs="Arial"/>
+          <w:sz w:val="20"/>
+          <w:u w:val="none"/>
+        </w:rPr>
+        <w:t xml:space="preserve"> and Q</w:t>
+      </w:r>
+      <w:r>
+        <w:rPr>
+          <w:rFonts w:ascii="Arial" w:hAnsi="Arial" w:cs="Arial"/>
+          <w:sz w:val="20"/>
+          <w:u w:val="none"/>
+        </w:rPr>
         <w:t>-</w:t>
       </w:r>
       <w:r>
@@ -2388,18 +3783,38 @@
           <w:sz w:val="20"/>
           <w:u w:val="none"/>
         </w:rPr>
-        <w:t xml:space="preserve">scores &lt;20 using the BBDuk function in </w:t>
-      </w:r>
-      <w:r>
-        <w:rPr>
-          <w:rFonts w:ascii="Arial" w:hAnsi="Arial" w:cs="Arial"/>
-          <w:i/>
-          <w:iCs/>
+        <w:t xml:space="preserve">scores &lt;20 using the </w:t>
+      </w:r>
+      <w:proofErr w:type="spellStart"/>
+      <w:r>
+        <w:rPr>
+          <w:rFonts w:ascii="Arial" w:hAnsi="Arial" w:cs="Arial"/>
           <w:sz w:val="20"/>
           <w:u w:val="none"/>
         </w:rPr>
+        <w:t>BBDuk</w:t>
+      </w:r>
+      <w:proofErr w:type="spellEnd"/>
+      <w:r>
+        <w:rPr>
+          <w:rFonts w:ascii="Arial" w:hAnsi="Arial" w:cs="Arial"/>
+          <w:sz w:val="20"/>
+          <w:u w:val="none"/>
+        </w:rPr>
+        <w:t xml:space="preserve"> function in </w:t>
+      </w:r>
+      <w:proofErr w:type="spellStart"/>
+      <w:r>
+        <w:rPr>
+          <w:rFonts w:ascii="Arial" w:hAnsi="Arial" w:cs="Arial"/>
+          <w:i/>
+          <w:iCs/>
+          <w:sz w:val="20"/>
+          <w:u w:val="none"/>
+        </w:rPr>
         <w:t>BBTools</w:t>
       </w:r>
+      <w:proofErr w:type="spellEnd"/>
       <w:r>
         <w:rPr>
           <w:rFonts w:ascii="Arial" w:hAnsi="Arial" w:cs="Arial"/>
@@ -2458,6 +3873,7 @@
         </w:rPr>
         <w:t xml:space="preserve"> with default alignment scores and mapping stringency, before assembling the mapped reads into contigs using </w:t>
       </w:r>
+      <w:proofErr w:type="spellStart"/>
       <w:r>
         <w:rPr>
           <w:rFonts w:ascii="Arial" w:hAnsi="Arial" w:cs="Arial"/>
@@ -2468,6 +3884,7 @@
         </w:rPr>
         <w:t>StringTie</w:t>
       </w:r>
+      <w:proofErr w:type="spellEnd"/>
       <w:r>
         <w:rPr>
           <w:rFonts w:ascii="Arial" w:hAnsi="Arial" w:cs="Arial"/>
@@ -2492,6 +3909,7 @@
         </w:rPr>
         <w:t xml:space="preserve">. Candidate coding regions were identified with </w:t>
       </w:r>
+      <w:proofErr w:type="spellStart"/>
       <w:r>
         <w:rPr>
           <w:rFonts w:ascii="Arial" w:hAnsi="Arial" w:cs="Arial"/>
@@ -2502,6 +3920,7 @@
         </w:rPr>
         <w:t>TransDecoder</w:t>
       </w:r>
+      <w:proofErr w:type="spellEnd"/>
       <w:r>
         <w:rPr>
           <w:rFonts w:ascii="Arial" w:hAnsi="Arial" w:cs="Arial"/>
@@ -2524,7 +3943,25 @@
           <w:sz w:val="20"/>
           <w:u w:val="none"/>
         </w:rPr>
-        <w:t>. We used a custom awk script to remove duplicated and incomplete transcripts, retaining only the longest, complete transcript per gene</w:t>
+        <w:t xml:space="preserve">. We used a custom </w:t>
+      </w:r>
+      <w:proofErr w:type="spellStart"/>
+      <w:r>
+        <w:rPr>
+          <w:rFonts w:ascii="Arial" w:hAnsi="Arial" w:cs="Arial"/>
+          <w:sz w:val="20"/>
+          <w:u w:val="none"/>
+        </w:rPr>
+        <w:t>awk</w:t>
+      </w:r>
+      <w:proofErr w:type="spellEnd"/>
+      <w:r>
+        <w:rPr>
+          <w:rFonts w:ascii="Arial" w:hAnsi="Arial" w:cs="Arial"/>
+          <w:sz w:val="20"/>
+          <w:u w:val="none"/>
+        </w:rPr>
+        <w:t xml:space="preserve"> script to remove duplicated and incomplete transcripts, retaining only the longest, complete transcript per gene</w:t>
       </w:r>
       <w:r>
         <w:rPr>
@@ -2568,7 +4005,61 @@
           <w:sz w:val="20"/>
           <w:u w:val="none"/>
         </w:rPr>
-        <w:t xml:space="preserve">To determine whether HGT sequences were transcribed, we used blastn v2.2.3 to align the fasta files containing unique inserts (i.e. filtered for duplication and transposition) against the finalized transcript files. Output BLAST results were processed using a custom R script, whereby the coordinates of the BLAST hits were compared against the corresponding genome annotation files to identify whether they represented inter- or intra-genic regions, and in turn exonic or intronic </w:t>
+        <w:t xml:space="preserve">To determine whether HGT sequences were transcribed, we used </w:t>
+      </w:r>
+      <w:proofErr w:type="spellStart"/>
+      <w:r>
+        <w:rPr>
+          <w:rFonts w:ascii="Arial" w:hAnsi="Arial" w:cs="Arial"/>
+          <w:sz w:val="20"/>
+          <w:u w:val="none"/>
+        </w:rPr>
+        <w:t>blastn</w:t>
+      </w:r>
+      <w:proofErr w:type="spellEnd"/>
+      <w:r>
+        <w:rPr>
+          <w:rFonts w:ascii="Arial" w:hAnsi="Arial" w:cs="Arial"/>
+          <w:sz w:val="20"/>
+          <w:u w:val="none"/>
+        </w:rPr>
+        <w:t xml:space="preserve"> v2.2.3 to align the </w:t>
+      </w:r>
+      <w:proofErr w:type="spellStart"/>
+      <w:r>
+        <w:rPr>
+          <w:rFonts w:ascii="Arial" w:hAnsi="Arial" w:cs="Arial"/>
+          <w:sz w:val="20"/>
+          <w:u w:val="none"/>
+        </w:rPr>
+        <w:t>fasta</w:t>
+      </w:r>
+      <w:proofErr w:type="spellEnd"/>
+      <w:r>
+        <w:rPr>
+          <w:rFonts w:ascii="Arial" w:hAnsi="Arial" w:cs="Arial"/>
+          <w:sz w:val="20"/>
+          <w:u w:val="none"/>
+        </w:rPr>
+        <w:t xml:space="preserve"> files containing unique inserts (i.e. filtered for duplication and transposition) against the finalized transcript files. Output BLAST results were processed using a custom R script, whereby the coordinates of the BLAST hits were compared against the corresponding genome annotation files to identify whether they represented inter- or intra-genic regions, and in turn </w:t>
+      </w:r>
+      <w:proofErr w:type="spellStart"/>
+      <w:r>
+        <w:rPr>
+          <w:rFonts w:ascii="Arial" w:hAnsi="Arial" w:cs="Arial"/>
+          <w:sz w:val="20"/>
+          <w:u w:val="none"/>
+        </w:rPr>
+        <w:t>exonic</w:t>
+      </w:r>
+      <w:proofErr w:type="spellEnd"/>
+      <w:r>
+        <w:rPr>
+          <w:rFonts w:ascii="Arial" w:hAnsi="Arial" w:cs="Arial"/>
+          <w:sz w:val="20"/>
+          <w:u w:val="none"/>
+        </w:rPr>
+        <w:t xml:space="preserve"> or intronic </w:t>
       </w:r>
       <w:r>
         <w:rPr>
@@ -2585,7 +4076,25 @@
           <w:sz w:val="20"/>
           <w:u w:val="none"/>
         </w:rPr>
-        <w:t xml:space="preserve"> For inserts inferred to coincide with exonic regions, we investigated the potential functions of the associated genes by examining their homology with previously annotated genes in FGENESH++ (Dataset S</w:t>
+        <w:t xml:space="preserve"> For inserts inferred to coincide with </w:t>
+      </w:r>
+      <w:proofErr w:type="spellStart"/>
+      <w:r>
+        <w:rPr>
+          <w:rFonts w:ascii="Arial" w:hAnsi="Arial" w:cs="Arial"/>
+          <w:sz w:val="20"/>
+          <w:u w:val="none"/>
+        </w:rPr>
+        <w:t>exonic</w:t>
+      </w:r>
+      <w:proofErr w:type="spellEnd"/>
+      <w:r>
+        <w:rPr>
+          <w:rFonts w:ascii="Arial" w:hAnsi="Arial" w:cs="Arial"/>
+          <w:sz w:val="20"/>
+          <w:u w:val="none"/>
+        </w:rPr>
+        <w:t xml:space="preserve"> regions, we investigated the potential functions of the associated genes by examining their homology with previously annotated genes in FGENESH++ (Dataset S</w:t>
       </w:r>
       <w:r>
         <w:rPr>
@@ -2671,14 +4180,25 @@
         </w:rPr>
         <w:t xml:space="preserve">date the inserts from </w:t>
       </w:r>
-      <w:r>
-        <w:rPr>
-          <w:rFonts w:asciiTheme="minorBidi" w:hAnsiTheme="minorBidi" w:cstheme="minorBidi"/>
-          <w:i/>
-          <w:color w:val="000000" w:themeColor="text1"/>
-          <w:sz w:val="20"/>
-        </w:rPr>
-        <w:t xml:space="preserve">Blattabacterium </w:t>
+      <w:proofErr w:type="spellStart"/>
+      <w:r>
+        <w:rPr>
+          <w:rFonts w:asciiTheme="minorBidi" w:hAnsiTheme="minorBidi" w:cstheme="minorBidi"/>
+          <w:i/>
+          <w:color w:val="000000" w:themeColor="text1"/>
+          <w:sz w:val="20"/>
+        </w:rPr>
+        <w:t>Blattabacterium</w:t>
+      </w:r>
+      <w:proofErr w:type="spellEnd"/>
+      <w:r>
+        <w:rPr>
+          <w:rFonts w:asciiTheme="minorBidi" w:hAnsiTheme="minorBidi" w:cstheme="minorBidi"/>
+          <w:i/>
+          <w:color w:val="000000" w:themeColor="text1"/>
+          <w:sz w:val="20"/>
+        </w:rPr>
+        <w:t xml:space="preserve"> </w:t>
       </w:r>
       <w:r>
         <w:rPr>
@@ -2796,6 +4316,7 @@
         </w:rPr>
         <w:t xml:space="preserve">We first created a library comprising 77 </w:t>
       </w:r>
+      <w:proofErr w:type="spellStart"/>
       <w:r>
         <w:rPr>
           <w:rFonts w:asciiTheme="minorBidi" w:hAnsiTheme="minorBidi" w:cstheme="minorBidi"/>
@@ -2805,6 +4326,7 @@
         </w:rPr>
         <w:t>Blattabacterium</w:t>
       </w:r>
+      <w:proofErr w:type="spellEnd"/>
       <w:r>
         <w:rPr>
           <w:rFonts w:asciiTheme="minorBidi" w:hAnsiTheme="minorBidi" w:cstheme="minorBidi"/>
@@ -2827,7 +4349,25 @@
           <w:color w:val="000000" w:themeColor="text1"/>
           <w:sz w:val="20"/>
         </w:rPr>
-        <w:t xml:space="preserve"> broken into 150 bp fragments (alternat</w:t>
+        <w:t xml:space="preserve"> broken into 150 </w:t>
+      </w:r>
+      <w:proofErr w:type="spellStart"/>
+      <w:r>
+        <w:rPr>
+          <w:rFonts w:asciiTheme="minorBidi" w:hAnsiTheme="minorBidi" w:cstheme="minorBidi"/>
+          <w:color w:val="000000" w:themeColor="text1"/>
+          <w:sz w:val="20"/>
+        </w:rPr>
+        <w:t>bp</w:t>
+      </w:r>
+      <w:proofErr w:type="spellEnd"/>
+      <w:r>
+        <w:rPr>
+          <w:rFonts w:asciiTheme="minorBidi" w:hAnsiTheme="minorBidi" w:cstheme="minorBidi"/>
+          <w:color w:val="000000" w:themeColor="text1"/>
+          <w:sz w:val="20"/>
+        </w:rPr>
+        <w:t xml:space="preserve"> fragments (alternat</w:t>
       </w:r>
       <w:r>
         <w:rPr>
@@ -2843,8 +4383,27 @@
           <w:color w:val="000000" w:themeColor="text1"/>
           <w:sz w:val="20"/>
         </w:rPr>
-        <w:t xml:space="preserve">e threshold = 100 bp) using a custom AWK script. These </w:t>
-      </w:r>
+        <w:t xml:space="preserve">e threshold = 100 </w:t>
+      </w:r>
+      <w:proofErr w:type="spellStart"/>
+      <w:r>
+        <w:rPr>
+          <w:rFonts w:asciiTheme="minorBidi" w:hAnsiTheme="minorBidi" w:cstheme="minorBidi"/>
+          <w:color w:val="000000" w:themeColor="text1"/>
+          <w:sz w:val="20"/>
+        </w:rPr>
+        <w:t>bp</w:t>
+      </w:r>
+      <w:proofErr w:type="spellEnd"/>
+      <w:r>
+        <w:rPr>
+          <w:rFonts w:asciiTheme="minorBidi" w:hAnsiTheme="minorBidi" w:cstheme="minorBidi"/>
+          <w:color w:val="000000" w:themeColor="text1"/>
+          <w:sz w:val="20"/>
+        </w:rPr>
+        <w:t xml:space="preserve">) using a custom AWK script. These </w:t>
+      </w:r>
+      <w:proofErr w:type="spellStart"/>
       <w:r>
         <w:rPr>
           <w:rFonts w:asciiTheme="minorBidi" w:hAnsiTheme="minorBidi" w:cstheme="minorBidi"/>
@@ -2854,6 +4413,7 @@
         </w:rPr>
         <w:t>Blattabacterium</w:t>
       </w:r>
+      <w:proofErr w:type="spellEnd"/>
       <w:r>
         <w:rPr>
           <w:rFonts w:asciiTheme="minorBidi" w:hAnsiTheme="minorBidi" w:cstheme="minorBidi"/>
@@ -2876,7 +4436,43 @@
           <w:color w:val="000000" w:themeColor="text1"/>
           <w:sz w:val="20"/>
         </w:rPr>
-        <w:t xml:space="preserve">, implementing default parameters. The resultant alignment was converted into a bam file with samtools, then into a bed file using bedtools v2.3 </w:t>
+        <w:t xml:space="preserve">, implementing default parameters. The resultant alignment was converted into a bam file with </w:t>
+      </w:r>
+      <w:proofErr w:type="spellStart"/>
+      <w:r>
+        <w:rPr>
+          <w:rFonts w:asciiTheme="minorBidi" w:hAnsiTheme="minorBidi" w:cstheme="minorBidi"/>
+          <w:color w:val="000000" w:themeColor="text1"/>
+          <w:sz w:val="20"/>
+        </w:rPr>
+        <w:t>samtools</w:t>
+      </w:r>
+      <w:proofErr w:type="spellEnd"/>
+      <w:r>
+        <w:rPr>
+          <w:rFonts w:asciiTheme="minorBidi" w:hAnsiTheme="minorBidi" w:cstheme="minorBidi"/>
+          <w:color w:val="000000" w:themeColor="text1"/>
+          <w:sz w:val="20"/>
+        </w:rPr>
+        <w:t xml:space="preserve">, then into a bed file using </w:t>
+      </w:r>
+      <w:proofErr w:type="spellStart"/>
+      <w:r>
+        <w:rPr>
+          <w:rFonts w:asciiTheme="minorBidi" w:hAnsiTheme="minorBidi" w:cstheme="minorBidi"/>
+          <w:color w:val="000000" w:themeColor="text1"/>
+          <w:sz w:val="20"/>
+        </w:rPr>
+        <w:t>bedtools</w:t>
+      </w:r>
+      <w:proofErr w:type="spellEnd"/>
+      <w:r>
+        <w:rPr>
+          <w:rFonts w:asciiTheme="minorBidi" w:hAnsiTheme="minorBidi" w:cstheme="minorBidi"/>
+          <w:color w:val="000000" w:themeColor="text1"/>
+          <w:sz w:val="20"/>
+        </w:rPr>
+        <w:t xml:space="preserve"> v2.3 </w:t>
       </w:r>
       <w:r>
         <w:rPr>
@@ -2894,6 +4490,7 @@
         </w:rPr>
         <w:t xml:space="preserve">. Regions of the cockroach genome against which </w:t>
       </w:r>
+      <w:proofErr w:type="spellStart"/>
       <w:r>
         <w:rPr>
           <w:rFonts w:asciiTheme="minorBidi" w:hAnsiTheme="minorBidi" w:cstheme="minorBidi"/>
@@ -2904,6 +4501,7 @@
         </w:rPr>
         <w:t>Blattabacterium</w:t>
       </w:r>
+      <w:proofErr w:type="spellEnd"/>
       <w:r>
         <w:rPr>
           <w:rFonts w:asciiTheme="minorBidi" w:hAnsiTheme="minorBidi" w:cstheme="minorBidi"/>
@@ -2912,6 +4510,7 @@
         </w:rPr>
         <w:t xml:space="preserve"> fragments aligned were identified as potential horizontal inserts. In the case that aligned </w:t>
       </w:r>
+      <w:proofErr w:type="spellStart"/>
       <w:r>
         <w:rPr>
           <w:rFonts w:asciiTheme="minorBidi" w:hAnsiTheme="minorBidi" w:cstheme="minorBidi"/>
@@ -2921,13 +4520,32 @@
         </w:rPr>
         <w:t>Blattabacterium</w:t>
       </w:r>
-      <w:r>
-        <w:rPr>
-          <w:rFonts w:asciiTheme="minorBidi" w:hAnsiTheme="minorBidi" w:cstheme="minorBidi"/>
-          <w:color w:val="000000" w:themeColor="text1"/>
-          <w:sz w:val="20"/>
-        </w:rPr>
-        <w:t xml:space="preserve"> fragments overlapped on a host contig, or aligned fragments were found within 150 bp of each other on a host contig (alternat</w:t>
+      <w:proofErr w:type="spellEnd"/>
+      <w:r>
+        <w:rPr>
+          <w:rFonts w:asciiTheme="minorBidi" w:hAnsiTheme="minorBidi" w:cstheme="minorBidi"/>
+          <w:color w:val="000000" w:themeColor="text1"/>
+          <w:sz w:val="20"/>
+        </w:rPr>
+        <w:t xml:space="preserve"> fragments overlapped on a host contig, or aligned fragments were found within 150 </w:t>
+      </w:r>
+      <w:proofErr w:type="spellStart"/>
+      <w:r>
+        <w:rPr>
+          <w:rFonts w:asciiTheme="minorBidi" w:hAnsiTheme="minorBidi" w:cstheme="minorBidi"/>
+          <w:color w:val="000000" w:themeColor="text1"/>
+          <w:sz w:val="20"/>
+        </w:rPr>
+        <w:t>bp</w:t>
+      </w:r>
+      <w:proofErr w:type="spellEnd"/>
+      <w:r>
+        <w:rPr>
+          <w:rFonts w:asciiTheme="minorBidi" w:hAnsiTheme="minorBidi" w:cstheme="minorBidi"/>
+          <w:color w:val="000000" w:themeColor="text1"/>
+          <w:sz w:val="20"/>
+        </w:rPr>
+        <w:t xml:space="preserve"> of each other on a host contig (alternat</w:t>
       </w:r>
       <w:r>
         <w:rPr>
@@ -2943,7 +4561,43 @@
           <w:color w:val="000000" w:themeColor="text1"/>
           <w:sz w:val="20"/>
         </w:rPr>
-        <w:t>e threshold = 50 bp), we merged the host region aligning to these sequences as a single putative HGT insert. Putative inserts shorter than 50 bp (alternat</w:t>
+        <w:t xml:space="preserve">e threshold = 50 </w:t>
+      </w:r>
+      <w:proofErr w:type="spellStart"/>
+      <w:r>
+        <w:rPr>
+          <w:rFonts w:asciiTheme="minorBidi" w:hAnsiTheme="minorBidi" w:cstheme="minorBidi"/>
+          <w:color w:val="000000" w:themeColor="text1"/>
+          <w:sz w:val="20"/>
+        </w:rPr>
+        <w:t>bp</w:t>
+      </w:r>
+      <w:proofErr w:type="spellEnd"/>
+      <w:r>
+        <w:rPr>
+          <w:rFonts w:asciiTheme="minorBidi" w:hAnsiTheme="minorBidi" w:cstheme="minorBidi"/>
+          <w:color w:val="000000" w:themeColor="text1"/>
+          <w:sz w:val="20"/>
+        </w:rPr>
+        <w:t xml:space="preserve">), we merged the host region aligning to these sequences as a single putative HGT insert. Putative inserts shorter than 50 </w:t>
+      </w:r>
+      <w:proofErr w:type="spellStart"/>
+      <w:r>
+        <w:rPr>
+          <w:rFonts w:asciiTheme="minorBidi" w:hAnsiTheme="minorBidi" w:cstheme="minorBidi"/>
+          <w:color w:val="000000" w:themeColor="text1"/>
+          <w:sz w:val="20"/>
+        </w:rPr>
+        <w:t>bp</w:t>
+      </w:r>
+      <w:proofErr w:type="spellEnd"/>
+      <w:r>
+        <w:rPr>
+          <w:rFonts w:asciiTheme="minorBidi" w:hAnsiTheme="minorBidi" w:cstheme="minorBidi"/>
+          <w:color w:val="000000" w:themeColor="text1"/>
+          <w:sz w:val="20"/>
+        </w:rPr>
+        <w:t xml:space="preserve"> (alternat</w:t>
       </w:r>
       <w:r>
         <w:rPr>
@@ -2959,8 +4613,27 @@
           <w:color w:val="000000" w:themeColor="text1"/>
           <w:sz w:val="20"/>
         </w:rPr>
-        <w:t xml:space="preserve">e threshold = 30 bp) were removed using AWK. Note that inserts were detected in genomes of species for which only leg muscle tissue was included during DNA extraction (thus excluding </w:t>
-      </w:r>
+        <w:t xml:space="preserve">e threshold = 30 </w:t>
+      </w:r>
+      <w:proofErr w:type="spellStart"/>
+      <w:r>
+        <w:rPr>
+          <w:rFonts w:asciiTheme="minorBidi" w:hAnsiTheme="minorBidi" w:cstheme="minorBidi"/>
+          <w:color w:val="000000" w:themeColor="text1"/>
+          <w:sz w:val="20"/>
+        </w:rPr>
+        <w:t>bp</w:t>
+      </w:r>
+      <w:proofErr w:type="spellEnd"/>
+      <w:r>
+        <w:rPr>
+          <w:rFonts w:asciiTheme="minorBidi" w:hAnsiTheme="minorBidi" w:cstheme="minorBidi"/>
+          <w:color w:val="000000" w:themeColor="text1"/>
+          <w:sz w:val="20"/>
+        </w:rPr>
+        <w:t xml:space="preserve">) were removed using AWK. Note that inserts were detected in genomes of species for which only leg muscle tissue was included during DNA extraction (thus excluding </w:t>
+      </w:r>
+      <w:proofErr w:type="spellStart"/>
       <w:r>
         <w:rPr>
           <w:rFonts w:asciiTheme="minorBidi" w:hAnsiTheme="minorBidi" w:cstheme="minorBidi"/>
@@ -2971,6 +4644,7 @@
         </w:rPr>
         <w:t>Blattabacterium</w:t>
       </w:r>
+      <w:proofErr w:type="spellEnd"/>
       <w:r>
         <w:rPr>
           <w:rFonts w:asciiTheme="minorBidi" w:hAnsiTheme="minorBidi" w:cstheme="minorBidi"/>
@@ -2979,6 +4653,7 @@
         </w:rPr>
         <w:t xml:space="preserve">), and also species for which fat body was included (thus including </w:t>
       </w:r>
+      <w:proofErr w:type="spellStart"/>
       <w:r>
         <w:rPr>
           <w:rFonts w:asciiTheme="minorBidi" w:hAnsiTheme="minorBidi" w:cstheme="minorBidi"/>
@@ -2989,6 +4664,7 @@
         </w:rPr>
         <w:t>Blattabacterium</w:t>
       </w:r>
+      <w:proofErr w:type="spellEnd"/>
       <w:r>
         <w:rPr>
           <w:rFonts w:asciiTheme="minorBidi" w:hAnsiTheme="minorBidi" w:cstheme="minorBidi"/>
@@ -3039,6 +4715,7 @@
         </w:rPr>
         <w:t xml:space="preserve">factual HGT inserts. First, we conservatively removed any contigs in which genuine </w:t>
       </w:r>
+      <w:proofErr w:type="spellStart"/>
       <w:r>
         <w:rPr>
           <w:rFonts w:asciiTheme="minorBidi" w:hAnsiTheme="minorBidi" w:cstheme="minorBidi"/>
@@ -3048,6 +4725,7 @@
         </w:rPr>
         <w:t>Blattabacterium</w:t>
       </w:r>
+      <w:proofErr w:type="spellEnd"/>
       <w:r>
         <w:rPr>
           <w:rFonts w:asciiTheme="minorBidi" w:hAnsiTheme="minorBidi" w:cstheme="minorBidi"/>
@@ -3070,9 +4748,63 @@
           <w:color w:val="000000" w:themeColor="text1"/>
           <w:sz w:val="20"/>
         </w:rPr>
-        <w:t xml:space="preserve">ny contigs for which the total length of putative bacterial sequences (identified using the method above) was ≥20% of the total contig length. In addition, we conservatively removed any contigs with one or more contiguous putative HGT inserts above 10,000 bp in length (which were found to be significant outliers based on the length distributions of all putative inserts in our dataset; see Fig. 1B). Second, inserts that formed part of false assembly duplications were identified and removed. To identify these potential false duplicate inserts, the insert regions were extracted from the genomes with 300 bp of flanking sequence (to either side) using bedtools, then </w:t>
-      </w:r>
-      <w:proofErr w:type="gramStart"/>
+        <w:t xml:space="preserve">ny contigs for which the total length of putative bacterial sequences (identified using the method above) was ≥20% of the total contig length. In addition, we conservatively removed any contigs with one or more contiguous putative HGT inserts above 10,000 </w:t>
+      </w:r>
+      <w:proofErr w:type="spellStart"/>
+      <w:r>
+        <w:rPr>
+          <w:rFonts w:asciiTheme="minorBidi" w:hAnsiTheme="minorBidi" w:cstheme="minorBidi"/>
+          <w:color w:val="000000" w:themeColor="text1"/>
+          <w:sz w:val="20"/>
+        </w:rPr>
+        <w:t>bp</w:t>
+      </w:r>
+      <w:proofErr w:type="spellEnd"/>
+      <w:r>
+        <w:rPr>
+          <w:rFonts w:asciiTheme="minorBidi" w:hAnsiTheme="minorBidi" w:cstheme="minorBidi"/>
+          <w:color w:val="000000" w:themeColor="text1"/>
+          <w:sz w:val="20"/>
+        </w:rPr>
+        <w:t xml:space="preserve"> in length (which were found to be significant outliers based on the length distributions of all putative inserts in our dataset; see Fig. 1B). Second, inserts that formed part of false assembly duplications were identified and removed. To identify these potential false duplicate inserts, the insert regions were extracted from the genomes with 300 </w:t>
+      </w:r>
+      <w:proofErr w:type="spellStart"/>
+      <w:r>
+        <w:rPr>
+          <w:rFonts w:asciiTheme="minorBidi" w:hAnsiTheme="minorBidi" w:cstheme="minorBidi"/>
+          <w:color w:val="000000" w:themeColor="text1"/>
+          <w:sz w:val="20"/>
+        </w:rPr>
+        <w:t>bp</w:t>
+      </w:r>
+      <w:proofErr w:type="spellEnd"/>
+      <w:r>
+        <w:rPr>
+          <w:rFonts w:asciiTheme="minorBidi" w:hAnsiTheme="minorBidi" w:cstheme="minorBidi"/>
+          <w:color w:val="000000" w:themeColor="text1"/>
+          <w:sz w:val="20"/>
+        </w:rPr>
+        <w:t xml:space="preserve"> of flanking sequence (to either side) using </w:t>
+      </w:r>
+      <w:proofErr w:type="spellStart"/>
+      <w:r>
+        <w:rPr>
+          <w:rFonts w:asciiTheme="minorBidi" w:hAnsiTheme="minorBidi" w:cstheme="minorBidi"/>
+          <w:color w:val="000000" w:themeColor="text1"/>
+          <w:sz w:val="20"/>
+        </w:rPr>
+        <w:t>bedtools</w:t>
+      </w:r>
+      <w:proofErr w:type="spellEnd"/>
+      <w:r>
+        <w:rPr>
+          <w:rFonts w:asciiTheme="minorBidi" w:hAnsiTheme="minorBidi" w:cstheme="minorBidi"/>
+          <w:color w:val="000000" w:themeColor="text1"/>
+          <w:sz w:val="20"/>
+        </w:rPr>
+        <w:t xml:space="preserve">, then </w:t>
+      </w:r>
+      <w:proofErr w:type="spellStart"/>
       <w:r>
         <w:rPr>
           <w:rFonts w:asciiTheme="minorBidi" w:hAnsiTheme="minorBidi" w:cstheme="minorBidi"/>
@@ -3081,14 +4813,32 @@
         </w:rPr>
         <w:t>BLASTed</w:t>
       </w:r>
-      <w:proofErr w:type="gramEnd"/>
-      <w:r>
-        <w:rPr>
-          <w:rFonts w:asciiTheme="minorBidi" w:hAnsiTheme="minorBidi" w:cstheme="minorBidi"/>
-          <w:color w:val="000000" w:themeColor="text1"/>
-          <w:sz w:val="20"/>
-        </w:rPr>
-        <w:t xml:space="preserve"> against all of the other inserts (with flanks) within the same genome using blastn v2.2.3. Inserts were considered false duplicates and removed if the resultant sequence identity was &gt;90% (alternative threshold &gt;95%), and query coverage was &gt;90% (alternative threshold &gt;95%). Third, highly repetitive low-complexity (“low-entropy”) sequences were identified using the symmetrical DUST algorithm </w:t>
+      <w:proofErr w:type="spellEnd"/>
+      <w:r>
+        <w:rPr>
+          <w:rFonts w:asciiTheme="minorBidi" w:hAnsiTheme="minorBidi" w:cstheme="minorBidi"/>
+          <w:color w:val="000000" w:themeColor="text1"/>
+          <w:sz w:val="20"/>
+        </w:rPr>
+        <w:t xml:space="preserve"> against all of the other inserts (with flanks) within the same genome using </w:t>
+      </w:r>
+      <w:proofErr w:type="spellStart"/>
+      <w:r>
+        <w:rPr>
+          <w:rFonts w:asciiTheme="minorBidi" w:hAnsiTheme="minorBidi" w:cstheme="minorBidi"/>
+          <w:color w:val="000000" w:themeColor="text1"/>
+          <w:sz w:val="20"/>
+        </w:rPr>
+        <w:t>blastn</w:t>
+      </w:r>
+      <w:proofErr w:type="spellEnd"/>
+      <w:r>
+        <w:rPr>
+          <w:rFonts w:asciiTheme="minorBidi" w:hAnsiTheme="minorBidi" w:cstheme="minorBidi"/>
+          <w:color w:val="000000" w:themeColor="text1"/>
+          <w:sz w:val="20"/>
+        </w:rPr>
+        <w:t xml:space="preserve"> v2.2.3. Inserts were considered false duplicates and removed if the resultant sequence identity was &gt;90% (alternative threshold &gt;95%), and query coverage was &gt;90% (alternative threshold &gt;95%). Third, highly repetitive low-complexity (“low-entropy”) sequences were identified using the symmetrical DUST algorithm </w:t>
       </w:r>
       <w:r>
         <w:rPr>
@@ -3120,7 +4870,25 @@
           <w:color w:val="000000" w:themeColor="text1"/>
           <w:sz w:val="20"/>
         </w:rPr>
-        <w:t xml:space="preserve">e the cockroach genomic sequence surrounding each insert, we excluded inserts where either of the 300 bp flanks consisted of ≥50% ambiguous (N) nucleotides. Lastly, </w:t>
+        <w:t xml:space="preserve">e the cockroach genomic sequence surrounding each insert, we excluded inserts where either of the 300 </w:t>
+      </w:r>
+      <w:proofErr w:type="spellStart"/>
+      <w:r>
+        <w:rPr>
+          <w:rFonts w:asciiTheme="minorBidi" w:hAnsiTheme="minorBidi" w:cstheme="minorBidi"/>
+          <w:color w:val="000000" w:themeColor="text1"/>
+          <w:sz w:val="20"/>
+        </w:rPr>
+        <w:t>bp</w:t>
+      </w:r>
+      <w:proofErr w:type="spellEnd"/>
+      <w:r>
+        <w:rPr>
+          <w:rFonts w:asciiTheme="minorBidi" w:hAnsiTheme="minorBidi" w:cstheme="minorBidi"/>
+          <w:color w:val="000000" w:themeColor="text1"/>
+          <w:sz w:val="20"/>
+        </w:rPr>
+        <w:t xml:space="preserve"> flanks consisted of ≥50% ambiguous (N) nucleotides. Lastly, </w:t>
       </w:r>
       <w:r>
         <w:rPr>
@@ -3170,6 +4938,7 @@
         </w:rPr>
         <w:t xml:space="preserve"> not </w:t>
       </w:r>
+      <w:proofErr w:type="spellStart"/>
       <w:r>
         <w:rPr>
           <w:rFonts w:asciiTheme="minorBidi" w:hAnsiTheme="minorBidi" w:cstheme="minorBidi"/>
@@ -3180,6 +4949,7 @@
         </w:rPr>
         <w:t>Blattabacterium</w:t>
       </w:r>
+      <w:proofErr w:type="spellEnd"/>
       <w:r>
         <w:rPr>
           <w:rFonts w:asciiTheme="minorBidi" w:hAnsiTheme="minorBidi" w:cstheme="minorBidi"/>
@@ -3202,8 +4972,45 @@
           <w:color w:val="000000" w:themeColor="text1"/>
           <w:sz w:val="20"/>
         </w:rPr>
-        <w:t xml:space="preserve">facts or genuine inserts of other related Bacteriodales. Each insert was BLASTed against two custom databases: one comprising only </w:t>
-      </w:r>
+        <w:t xml:space="preserve">facts or genuine inserts of other related </w:t>
+      </w:r>
+      <w:proofErr w:type="spellStart"/>
+      <w:r>
+        <w:rPr>
+          <w:rFonts w:asciiTheme="minorBidi" w:hAnsiTheme="minorBidi" w:cstheme="minorBidi"/>
+          <w:color w:val="000000" w:themeColor="text1"/>
+          <w:sz w:val="20"/>
+        </w:rPr>
+        <w:t>Bacteriodales</w:t>
+      </w:r>
+      <w:proofErr w:type="spellEnd"/>
+      <w:r>
+        <w:rPr>
+          <w:rFonts w:asciiTheme="minorBidi" w:hAnsiTheme="minorBidi" w:cstheme="minorBidi"/>
+          <w:color w:val="000000" w:themeColor="text1"/>
+          <w:sz w:val="20"/>
+        </w:rPr>
+        <w:t xml:space="preserve">. Each insert was </w:t>
+      </w:r>
+      <w:proofErr w:type="spellStart"/>
+      <w:r>
+        <w:rPr>
+          <w:rFonts w:asciiTheme="minorBidi" w:hAnsiTheme="minorBidi" w:cstheme="minorBidi"/>
+          <w:color w:val="000000" w:themeColor="text1"/>
+          <w:sz w:val="20"/>
+        </w:rPr>
+        <w:t>BLASTed</w:t>
+      </w:r>
+      <w:proofErr w:type="spellEnd"/>
+      <w:r>
+        <w:rPr>
+          <w:rFonts w:asciiTheme="minorBidi" w:hAnsiTheme="minorBidi" w:cstheme="minorBidi"/>
+          <w:color w:val="000000" w:themeColor="text1"/>
+          <w:sz w:val="20"/>
+        </w:rPr>
+        <w:t xml:space="preserve"> against two custom databases: one comprising only </w:t>
+      </w:r>
+      <w:proofErr w:type="spellStart"/>
       <w:r>
         <w:rPr>
           <w:rFonts w:asciiTheme="minorBidi" w:hAnsiTheme="minorBidi" w:cstheme="minorBidi"/>
@@ -3214,6 +5021,7 @@
         </w:rPr>
         <w:t>Blattabacterum</w:t>
       </w:r>
+      <w:proofErr w:type="spellEnd"/>
       <w:r>
         <w:rPr>
           <w:rFonts w:asciiTheme="minorBidi" w:hAnsiTheme="minorBidi" w:cstheme="minorBidi"/>
@@ -3280,6 +5088,7 @@
         </w:rPr>
         <w:t xml:space="preserve"> but without </w:t>
       </w:r>
+      <w:proofErr w:type="spellStart"/>
       <w:r>
         <w:rPr>
           <w:rFonts w:asciiTheme="minorBidi" w:hAnsiTheme="minorBidi" w:cstheme="minorBidi"/>
@@ -3290,6 +5099,7 @@
         </w:rPr>
         <w:t>Blattabacterium</w:t>
       </w:r>
+      <w:proofErr w:type="spellEnd"/>
       <w:r>
         <w:rPr>
           <w:rFonts w:asciiTheme="minorBidi" w:hAnsiTheme="minorBidi" w:cstheme="minorBidi"/>
@@ -3332,6 +5142,7 @@
         </w:rPr>
         <w:t xml:space="preserve"> database BLAST was &gt;2% higher than the </w:t>
       </w:r>
+      <w:proofErr w:type="spellStart"/>
       <w:r>
         <w:rPr>
           <w:rFonts w:asciiTheme="minorBidi" w:hAnsiTheme="minorBidi" w:cstheme="minorBidi"/>
@@ -3342,6 +5153,7 @@
         </w:rPr>
         <w:t>Blattabacterium</w:t>
       </w:r>
+      <w:proofErr w:type="spellEnd"/>
       <w:r>
         <w:rPr>
           <w:rFonts w:asciiTheme="minorBidi" w:hAnsiTheme="minorBidi" w:cstheme="minorBidi"/>
@@ -3350,6 +5162,7 @@
         </w:rPr>
         <w:t xml:space="preserve"> database BLAST, then the sequence was removed. The threshold of 2% was chosen based on preliminary assessment of pairwise genetic divergence between </w:t>
       </w:r>
+      <w:proofErr w:type="spellStart"/>
       <w:r>
         <w:rPr>
           <w:rFonts w:asciiTheme="minorBidi" w:hAnsiTheme="minorBidi" w:cstheme="minorBidi"/>
@@ -3360,13 +5173,32 @@
         </w:rPr>
         <w:t>Blattabacterium</w:t>
       </w:r>
-      <w:r>
-        <w:rPr>
-          <w:rFonts w:asciiTheme="minorBidi" w:hAnsiTheme="minorBidi" w:cstheme="minorBidi"/>
-          <w:color w:val="000000" w:themeColor="text1"/>
-          <w:sz w:val="20"/>
-        </w:rPr>
-        <w:t xml:space="preserve"> and close relative Bacteriodales.</w:t>
+      <w:proofErr w:type="spellEnd"/>
+      <w:r>
+        <w:rPr>
+          <w:rFonts w:asciiTheme="minorBidi" w:hAnsiTheme="minorBidi" w:cstheme="minorBidi"/>
+          <w:color w:val="000000" w:themeColor="text1"/>
+          <w:sz w:val="20"/>
+        </w:rPr>
+        <w:t xml:space="preserve"> and close relative </w:t>
+      </w:r>
+      <w:proofErr w:type="spellStart"/>
+      <w:r>
+        <w:rPr>
+          <w:rFonts w:asciiTheme="minorBidi" w:hAnsiTheme="minorBidi" w:cstheme="minorBidi"/>
+          <w:color w:val="000000" w:themeColor="text1"/>
+          <w:sz w:val="20"/>
+        </w:rPr>
+        <w:t>Bacteriodales</w:t>
+      </w:r>
+      <w:proofErr w:type="spellEnd"/>
+      <w:r>
+        <w:rPr>
+          <w:rFonts w:asciiTheme="minorBidi" w:hAnsiTheme="minorBidi" w:cstheme="minorBidi"/>
+          <w:color w:val="000000" w:themeColor="text1"/>
+          <w:sz w:val="20"/>
+        </w:rPr>
+        <w:t>.</w:t>
       </w:r>
     </w:p>
     <w:p>
@@ -3396,6 +5228,7 @@
         <w:lastRenderedPageBreak/>
         <w:t xml:space="preserve">Some of the inserts present in a host genome may be the result of a duplication or transposition of a previously inserted </w:t>
       </w:r>
+      <w:proofErr w:type="spellStart"/>
       <w:r>
         <w:rPr>
           <w:rFonts w:asciiTheme="minorBidi" w:hAnsiTheme="minorBidi" w:cstheme="minorBidi"/>
@@ -3406,6 +5239,7 @@
         </w:rPr>
         <w:t>Blattabacterium</w:t>
       </w:r>
+      <w:proofErr w:type="spellEnd"/>
       <w:r>
         <w:rPr>
           <w:rFonts w:asciiTheme="minorBidi" w:hAnsiTheme="minorBidi" w:cstheme="minorBidi"/>
@@ -3446,6 +5280,7 @@
         </w:rPr>
         <w:t xml:space="preserve">those arising from separate transfers from a </w:t>
       </w:r>
+      <w:proofErr w:type="spellStart"/>
       <w:r>
         <w:rPr>
           <w:rFonts w:asciiTheme="minorBidi" w:hAnsiTheme="minorBidi" w:cstheme="minorBidi"/>
@@ -3456,15 +5291,34 @@
         </w:rPr>
         <w:t>Blattabacterium</w:t>
       </w:r>
-      <w:r>
-        <w:rPr>
-          <w:rFonts w:asciiTheme="minorBidi" w:hAnsiTheme="minorBidi" w:cstheme="minorBidi"/>
-          <w:color w:val="000000" w:themeColor="text1"/>
-          <w:sz w:val="20"/>
-        </w:rPr>
-        <w:t xml:space="preserve"> genome), we applied a similar approach to that used for the false duplication filter above: inserts were extracted with 300 bp of flanking sequence, then </w:t>
-      </w:r>
-      <w:proofErr w:type="gramStart"/>
+      <w:proofErr w:type="spellEnd"/>
+      <w:r>
+        <w:rPr>
+          <w:rFonts w:asciiTheme="minorBidi" w:hAnsiTheme="minorBidi" w:cstheme="minorBidi"/>
+          <w:color w:val="000000" w:themeColor="text1"/>
+          <w:sz w:val="20"/>
+        </w:rPr>
+        <w:t xml:space="preserve"> genome), we applied a similar approach to that used for the false duplication filter above: inserts were extracted with 300 </w:t>
+      </w:r>
+      <w:proofErr w:type="spellStart"/>
+      <w:r>
+        <w:rPr>
+          <w:rFonts w:asciiTheme="minorBidi" w:hAnsiTheme="minorBidi" w:cstheme="minorBidi"/>
+          <w:color w:val="000000" w:themeColor="text1"/>
+          <w:sz w:val="20"/>
+        </w:rPr>
+        <w:t>bp</w:t>
+      </w:r>
+      <w:proofErr w:type="spellEnd"/>
+      <w:r>
+        <w:rPr>
+          <w:rFonts w:asciiTheme="minorBidi" w:hAnsiTheme="minorBidi" w:cstheme="minorBidi"/>
+          <w:color w:val="000000" w:themeColor="text1"/>
+          <w:sz w:val="20"/>
+        </w:rPr>
+        <w:t xml:space="preserve"> of flanking sequence, then </w:t>
+      </w:r>
+      <w:proofErr w:type="spellStart"/>
       <w:r>
         <w:rPr>
           <w:rFonts w:asciiTheme="minorBidi" w:hAnsiTheme="minorBidi" w:cstheme="minorBidi"/>
@@ -3473,7 +5327,7 @@
         </w:rPr>
         <w:t>BLASTed</w:t>
       </w:r>
-      <w:proofErr w:type="gramEnd"/>
+      <w:proofErr w:type="spellEnd"/>
       <w:r>
         <w:rPr>
           <w:rFonts w:asciiTheme="minorBidi" w:hAnsiTheme="minorBidi" w:cstheme="minorBidi"/>
@@ -3498,6 +5352,7 @@
         </w:rPr>
         <w:t xml:space="preserve">duplicated. Finally, manual auditing of the results was performed by additional BLASTs and manual inspections of the sequences themselves. We were particularly stringent when manually curating the termite putative inserts given the existence of termite gut symbionts that are closely related to </w:t>
       </w:r>
+      <w:proofErr w:type="spellStart"/>
       <w:r>
         <w:rPr>
           <w:rFonts w:asciiTheme="minorBidi" w:hAnsiTheme="minorBidi" w:cstheme="minorBidi"/>
@@ -3508,6 +5363,7 @@
         </w:rPr>
         <w:t>Blattabacterium</w:t>
       </w:r>
+      <w:proofErr w:type="spellEnd"/>
       <w:r>
         <w:rPr>
           <w:rFonts w:asciiTheme="minorBidi" w:hAnsiTheme="minorBidi" w:cstheme="minorBidi"/>
@@ -3548,6 +5404,7 @@
         </w:rPr>
         <w:t xml:space="preserve">here was also one potentially ancient </w:t>
       </w:r>
+      <w:proofErr w:type="spellStart"/>
       <w:r>
         <w:rPr>
           <w:rFonts w:asciiTheme="minorBidi" w:hAnsiTheme="minorBidi" w:cstheme="minorBidi"/>
@@ -3558,6 +5415,7 @@
         </w:rPr>
         <w:t>Blattabacterium</w:t>
       </w:r>
+      <w:proofErr w:type="spellEnd"/>
       <w:r>
         <w:rPr>
           <w:rFonts w:asciiTheme="minorBidi" w:hAnsiTheme="minorBidi" w:cstheme="minorBidi"/>
@@ -3574,8 +5432,20 @@
           <w:iCs/>
           <w:sz w:val="20"/>
         </w:rPr>
-        <w:t>Z. nevadensis</w:t>
-      </w:r>
+        <w:t xml:space="preserve">Z. </w:t>
+      </w:r>
+      <w:proofErr w:type="spellStart"/>
+      <w:r>
+        <w:rPr>
+          <w:rFonts w:asciiTheme="minorBidi" w:hAnsiTheme="minorBidi" w:cstheme="minorBidi"/>
+          <w:bCs/>
+          <w:i/>
+          <w:iCs/>
+          <w:sz w:val="20"/>
+        </w:rPr>
+        <w:t>nevadensis</w:t>
+      </w:r>
+      <w:proofErr w:type="spellEnd"/>
       <w:r>
         <w:rPr>
           <w:rFonts w:asciiTheme="minorBidi" w:hAnsiTheme="minorBidi" w:cstheme="minorBidi"/>
@@ -3616,7 +5486,25 @@
           <w:color w:val="000000" w:themeColor="text1"/>
           <w:sz w:val="20"/>
         </w:rPr>
-        <w:t>The genomic features in which the filtered inserts are located (such as intergenic regions, exons, introns, promoters) were identified by comparing the positions of the inserts and genomic features using bedtools and custom AWK scripts. Genomic annotation files were those previous</w:t>
+        <w:t xml:space="preserve">The genomic features in which the filtered inserts are located (such as intergenic regions, exons, introns, promoters) were identified by comparing the positions of the inserts and genomic features using </w:t>
+      </w:r>
+      <w:proofErr w:type="spellStart"/>
+      <w:r>
+        <w:rPr>
+          <w:rFonts w:asciiTheme="minorBidi" w:hAnsiTheme="minorBidi" w:cstheme="minorBidi"/>
+          <w:color w:val="000000" w:themeColor="text1"/>
+          <w:sz w:val="20"/>
+        </w:rPr>
+        <w:t>bedtools</w:t>
+      </w:r>
+      <w:proofErr w:type="spellEnd"/>
+      <w:r>
+        <w:rPr>
+          <w:rFonts w:asciiTheme="minorBidi" w:hAnsiTheme="minorBidi" w:cstheme="minorBidi"/>
+          <w:color w:val="000000" w:themeColor="text1"/>
+          <w:sz w:val="20"/>
+        </w:rPr>
+        <w:t xml:space="preserve"> and custom AWK scripts. Genomic annotation files were those previous</w:t>
       </w:r>
       <w:r>
         <w:rPr>
@@ -3684,6 +5572,7 @@
         </w:rPr>
         <w:t xml:space="preserve">estimated by comparing sequence similarity of each insert and inserts in other cockroach species against the sequence similarity of each insert and the genome of the host’s specific </w:t>
       </w:r>
+      <w:proofErr w:type="spellStart"/>
       <w:r>
         <w:rPr>
           <w:rFonts w:asciiTheme="minorBidi" w:hAnsiTheme="minorBidi" w:cstheme="minorBidi"/>
@@ -3694,6 +5583,7 @@
         </w:rPr>
         <w:t>Blattabacterium</w:t>
       </w:r>
+      <w:proofErr w:type="spellEnd"/>
       <w:r>
         <w:rPr>
           <w:rFonts w:asciiTheme="minorBidi" w:hAnsiTheme="minorBidi" w:cstheme="minorBidi"/>
@@ -3718,15 +5608,37 @@
         </w:rPr>
         <w:t xml:space="preserve"> </w:t>
       </w:r>
-      <w:r>
-        <w:rPr>
-          <w:rFonts w:asciiTheme="minorBidi" w:hAnsiTheme="minorBidi" w:cstheme="minorBidi"/>
-          <w:i/>
-          <w:color w:val="000000" w:themeColor="text1"/>
-          <w:sz w:val="20"/>
-        </w:rPr>
-        <w:t>Periplaneta americana</w:t>
-      </w:r>
+      <w:proofErr w:type="spellStart"/>
+      <w:r>
+        <w:rPr>
+          <w:rFonts w:asciiTheme="minorBidi" w:hAnsiTheme="minorBidi" w:cstheme="minorBidi"/>
+          <w:i/>
+          <w:color w:val="000000" w:themeColor="text1"/>
+          <w:sz w:val="20"/>
+        </w:rPr>
+        <w:t>Periplaneta</w:t>
+      </w:r>
+      <w:proofErr w:type="spellEnd"/>
+      <w:r>
+        <w:rPr>
+          <w:rFonts w:asciiTheme="minorBidi" w:hAnsiTheme="minorBidi" w:cstheme="minorBidi"/>
+          <w:i/>
+          <w:color w:val="000000" w:themeColor="text1"/>
+          <w:sz w:val="20"/>
+        </w:rPr>
+        <w:t xml:space="preserve"> </w:t>
+      </w:r>
+      <w:proofErr w:type="spellStart"/>
+      <w:r>
+        <w:rPr>
+          <w:rFonts w:asciiTheme="minorBidi" w:hAnsiTheme="minorBidi" w:cstheme="minorBidi"/>
+          <w:i/>
+          <w:color w:val="000000" w:themeColor="text1"/>
+          <w:sz w:val="20"/>
+        </w:rPr>
+        <w:t>americana</w:t>
+      </w:r>
+      <w:proofErr w:type="spellEnd"/>
       <w:r>
         <w:rPr>
           <w:rFonts w:asciiTheme="minorBidi" w:hAnsiTheme="minorBidi" w:cstheme="minorBidi"/>
@@ -3735,15 +5647,37 @@
         </w:rPr>
         <w:t xml:space="preserve">, </w:t>
       </w:r>
-      <w:r>
-        <w:rPr>
-          <w:rFonts w:asciiTheme="minorBidi" w:hAnsiTheme="minorBidi" w:cstheme="minorBidi"/>
-          <w:i/>
-          <w:color w:val="000000" w:themeColor="text1"/>
-          <w:sz w:val="20"/>
-        </w:rPr>
-        <w:t>Blattella germanica</w:t>
-      </w:r>
+      <w:proofErr w:type="spellStart"/>
+      <w:r>
+        <w:rPr>
+          <w:rFonts w:asciiTheme="minorBidi" w:hAnsiTheme="minorBidi" w:cstheme="minorBidi"/>
+          <w:i/>
+          <w:color w:val="000000" w:themeColor="text1"/>
+          <w:sz w:val="20"/>
+        </w:rPr>
+        <w:t>Blattella</w:t>
+      </w:r>
+      <w:proofErr w:type="spellEnd"/>
+      <w:r>
+        <w:rPr>
+          <w:rFonts w:asciiTheme="minorBidi" w:hAnsiTheme="minorBidi" w:cstheme="minorBidi"/>
+          <w:i/>
+          <w:color w:val="000000" w:themeColor="text1"/>
+          <w:sz w:val="20"/>
+        </w:rPr>
+        <w:t xml:space="preserve"> </w:t>
+      </w:r>
+      <w:proofErr w:type="spellStart"/>
+      <w:r>
+        <w:rPr>
+          <w:rFonts w:asciiTheme="minorBidi" w:hAnsiTheme="minorBidi" w:cstheme="minorBidi"/>
+          <w:i/>
+          <w:color w:val="000000" w:themeColor="text1"/>
+          <w:sz w:val="20"/>
+        </w:rPr>
+        <w:t>germanica</w:t>
+      </w:r>
+      <w:proofErr w:type="spellEnd"/>
       <w:r>
         <w:rPr>
           <w:rFonts w:asciiTheme="minorBidi" w:hAnsiTheme="minorBidi" w:cstheme="minorBidi"/>
@@ -3752,15 +5686,37 @@
         </w:rPr>
         <w:t xml:space="preserve">, and </w:t>
       </w:r>
-      <w:r>
-        <w:rPr>
-          <w:rFonts w:asciiTheme="minorBidi" w:hAnsiTheme="minorBidi" w:cstheme="minorBidi"/>
-          <w:i/>
-          <w:color w:val="000000" w:themeColor="text1"/>
-          <w:sz w:val="20"/>
-        </w:rPr>
-        <w:t>Zootermopsis nevadensis</w:t>
-      </w:r>
+      <w:proofErr w:type="spellStart"/>
+      <w:r>
+        <w:rPr>
+          <w:rFonts w:asciiTheme="minorBidi" w:hAnsiTheme="minorBidi" w:cstheme="minorBidi"/>
+          <w:i/>
+          <w:color w:val="000000" w:themeColor="text1"/>
+          <w:sz w:val="20"/>
+        </w:rPr>
+        <w:t>Zootermopsis</w:t>
+      </w:r>
+      <w:proofErr w:type="spellEnd"/>
+      <w:r>
+        <w:rPr>
+          <w:rFonts w:asciiTheme="minorBidi" w:hAnsiTheme="minorBidi" w:cstheme="minorBidi"/>
+          <w:i/>
+          <w:color w:val="000000" w:themeColor="text1"/>
+          <w:sz w:val="20"/>
+        </w:rPr>
+        <w:t xml:space="preserve"> </w:t>
+      </w:r>
+      <w:proofErr w:type="spellStart"/>
+      <w:r>
+        <w:rPr>
+          <w:rFonts w:asciiTheme="minorBidi" w:hAnsiTheme="minorBidi" w:cstheme="minorBidi"/>
+          <w:i/>
+          <w:color w:val="000000" w:themeColor="text1"/>
+          <w:sz w:val="20"/>
+        </w:rPr>
+        <w:t>nevadensis</w:t>
+      </w:r>
+      <w:proofErr w:type="spellEnd"/>
       <w:r>
         <w:rPr>
           <w:rFonts w:asciiTheme="minorBidi" w:hAnsiTheme="minorBidi" w:cstheme="minorBidi"/>
@@ -3783,8 +5739,45 @@
           <w:color w:val="000000" w:themeColor="text1"/>
           <w:sz w:val="20"/>
         </w:rPr>
-        <w:t xml:space="preserve">ed above, were excluded in this dating analysis. To identify putatively ancestral inserts, the filtered inserts were first extracted from the genomes using bedtools. Second, each insert from a given cockroach genome was BLASTed against the specific </w:t>
-      </w:r>
+        <w:t xml:space="preserve">ed above, were excluded in this dating analysis. To identify putatively ancestral inserts, the filtered inserts were first extracted from the genomes using </w:t>
+      </w:r>
+      <w:proofErr w:type="spellStart"/>
+      <w:r>
+        <w:rPr>
+          <w:rFonts w:asciiTheme="minorBidi" w:hAnsiTheme="minorBidi" w:cstheme="minorBidi"/>
+          <w:color w:val="000000" w:themeColor="text1"/>
+          <w:sz w:val="20"/>
+        </w:rPr>
+        <w:t>bedtools</w:t>
+      </w:r>
+      <w:proofErr w:type="spellEnd"/>
+      <w:r>
+        <w:rPr>
+          <w:rFonts w:asciiTheme="minorBidi" w:hAnsiTheme="minorBidi" w:cstheme="minorBidi"/>
+          <w:color w:val="000000" w:themeColor="text1"/>
+          <w:sz w:val="20"/>
+        </w:rPr>
+        <w:t xml:space="preserve">. Second, each insert from a given cockroach genome was </w:t>
+      </w:r>
+      <w:proofErr w:type="spellStart"/>
+      <w:r>
+        <w:rPr>
+          <w:rFonts w:asciiTheme="minorBidi" w:hAnsiTheme="minorBidi" w:cstheme="minorBidi"/>
+          <w:color w:val="000000" w:themeColor="text1"/>
+          <w:sz w:val="20"/>
+        </w:rPr>
+        <w:t>BLASTed</w:t>
+      </w:r>
+      <w:proofErr w:type="spellEnd"/>
+      <w:r>
+        <w:rPr>
+          <w:rFonts w:asciiTheme="minorBidi" w:hAnsiTheme="minorBidi" w:cstheme="minorBidi"/>
+          <w:color w:val="000000" w:themeColor="text1"/>
+          <w:sz w:val="20"/>
+        </w:rPr>
+        <w:t xml:space="preserve"> against the specific </w:t>
+      </w:r>
+      <w:proofErr w:type="spellStart"/>
       <w:r>
         <w:rPr>
           <w:rFonts w:asciiTheme="minorBidi" w:hAnsiTheme="minorBidi" w:cstheme="minorBidi"/>
@@ -3794,6 +5787,7 @@
         </w:rPr>
         <w:t>Blattabacterium</w:t>
       </w:r>
+      <w:proofErr w:type="spellEnd"/>
       <w:r>
         <w:rPr>
           <w:rFonts w:asciiTheme="minorBidi" w:hAnsiTheme="minorBidi" w:cstheme="minorBidi"/>
@@ -3802,6 +5796,7 @@
         </w:rPr>
         <w:t xml:space="preserve"> strain that the species harbors (see Dataset S2). Only species with a published species-specific </w:t>
       </w:r>
+      <w:proofErr w:type="spellStart"/>
       <w:r>
         <w:rPr>
           <w:rFonts w:asciiTheme="minorBidi" w:hAnsiTheme="minorBidi" w:cstheme="minorBidi"/>
@@ -3811,6 +5806,7 @@
         </w:rPr>
         <w:t>Blattabacterium</w:t>
       </w:r>
+      <w:proofErr w:type="spellEnd"/>
       <w:r>
         <w:rPr>
           <w:rFonts w:asciiTheme="minorBidi" w:hAnsiTheme="minorBidi" w:cstheme="minorBidi"/>
@@ -3835,13 +5831,32 @@
           <w:color w:val="000000" w:themeColor="text1"/>
           <w:sz w:val="20"/>
         </w:rPr>
-        <w:t xml:space="preserve"> = 11). Third, each insert was BLASTed against all of the inserts from the other cockroach/termite taxa (excluding itself). Fourth, the two BLAST output files were compared using a custom R script. The hit was set to ‘NA’ if query coverage was &lt;70%.</w:t>
+        <w:t xml:space="preserve"> = 11). Third, each insert was </w:t>
+      </w:r>
+      <w:proofErr w:type="spellStart"/>
+      <w:r>
+        <w:rPr>
+          <w:rFonts w:asciiTheme="minorBidi" w:hAnsiTheme="minorBidi" w:cstheme="minorBidi"/>
+          <w:color w:val="000000" w:themeColor="text1"/>
+          <w:sz w:val="20"/>
+        </w:rPr>
+        <w:t>BLASTed</w:t>
+      </w:r>
+      <w:proofErr w:type="spellEnd"/>
+      <w:r>
+        <w:rPr>
+          <w:rFonts w:asciiTheme="minorBidi" w:hAnsiTheme="minorBidi" w:cstheme="minorBidi"/>
+          <w:color w:val="000000" w:themeColor="text1"/>
+          <w:sz w:val="20"/>
+        </w:rPr>
+        <w:t xml:space="preserve"> against all of the inserts from the other cockroach/termite taxa (excluding itself). Fourth, the two BLAST output files were compared using a custom R script. The hit was set to ‘NA’ if query coverage was &lt;70%.</w:t>
       </w:r>
     </w:p>
     <w:p>
       <w:pPr>
         <w:spacing w:after="100" w:afterAutospacing="1"/>
         <w:rPr>
+          <w:ins w:id="2" w:author="Microsoft Office User" w:date="2026-04-30T20:11:00Z"/>
           <w:rFonts w:asciiTheme="minorBidi" w:hAnsiTheme="minorBidi" w:cstheme="minorBidi"/>
           <w:color w:val="000000" w:themeColor="text1"/>
           <w:sz w:val="20"/>
@@ -3855,6 +5870,7 @@
         </w:rPr>
         <w:t xml:space="preserve">If sequence identity was considerably higher for the </w:t>
       </w:r>
+      <w:proofErr w:type="spellStart"/>
       <w:r>
         <w:rPr>
           <w:rFonts w:asciiTheme="minorBidi" w:hAnsiTheme="minorBidi" w:cstheme="minorBidi"/>
@@ -3864,6 +5880,7 @@
         </w:rPr>
         <w:t>Blattabacterium</w:t>
       </w:r>
+      <w:proofErr w:type="spellEnd"/>
       <w:r>
         <w:rPr>
           <w:rFonts w:asciiTheme="minorBidi" w:hAnsiTheme="minorBidi" w:cstheme="minorBidi"/>
@@ -3888,6 +5905,7 @@
         </w:rPr>
         <w:t xml:space="preserve"> BLASTs of inserts from other cockroach/termite genomes, then the insertion was considered to have occurred subsequent to the host’s divergence from the other species in the sample. In contrast, if sequence identity was higher for one or more inserts from the termite/cockroach library, than for the host’s </w:t>
       </w:r>
+      <w:proofErr w:type="spellStart"/>
       <w:r>
         <w:rPr>
           <w:rFonts w:asciiTheme="minorBidi" w:hAnsiTheme="minorBidi" w:cstheme="minorBidi"/>
@@ -3897,6 +5915,7 @@
         </w:rPr>
         <w:t>Blattabacterium</w:t>
       </w:r>
+      <w:proofErr w:type="spellEnd"/>
       <w:r>
         <w:rPr>
           <w:rFonts w:asciiTheme="minorBidi" w:hAnsiTheme="minorBidi" w:cstheme="minorBidi"/>
@@ -3919,248 +5938,846 @@
           <w:color w:val="000000" w:themeColor="text1"/>
           <w:sz w:val="20"/>
         </w:rPr>
-        <w:t xml:space="preserve">ub: https://github.com/MEEP-projects/HGT_pipeline/tree/main/other). </w:t>
-      </w:r>
-      <w:r>
-        <w:rPr>
-          <w:rFonts w:asciiTheme="minorBidi" w:hAnsiTheme="minorBidi" w:cstheme="minorBidi"/>
-          <w:color w:val="000000" w:themeColor="text1"/>
-          <w:sz w:val="20"/>
-        </w:rPr>
-        <w:t xml:space="preserve">We confirmed the homology (and common origin) of 22 putatively ancestral inserts by insepcting 5 kb of cockroach genome sequence upstream and downstream from the insert position across multiple taxa (Fig. 2A). For all examined inserts, multiple taxa harbored homologous DNA across these ~10 kb regions, though some species were inferred to have subsequently lost the inserts. </w:t>
-      </w:r>
-      <w:r>
-        <w:rPr>
-          <w:rFonts w:asciiTheme="minorBidi" w:hAnsiTheme="minorBidi" w:cstheme="minorBidi"/>
-          <w:color w:val="000000" w:themeColor="text1"/>
-          <w:sz w:val="20"/>
-        </w:rPr>
-        <w:t>The divergence date of the most distantly related species both harboring the insert was treated as the minimum age of the insert.</w:t>
-      </w:r>
+        <w:t xml:space="preserve">ub: </w:t>
+      </w:r>
+      <w:ins w:id="3" w:author="Microsoft Office User" w:date="2026-04-30T19:51:00Z">
+        <w:r>
+          <w:rPr>
+            <w:rFonts w:asciiTheme="minorBidi" w:hAnsiTheme="minorBidi" w:cstheme="minorBidi"/>
+            <w:color w:val="000000" w:themeColor="text1"/>
+            <w:sz w:val="20"/>
+          </w:rPr>
+          <w:fldChar w:fldCharType="begin"/>
+        </w:r>
+        <w:r>
+          <w:rPr>
+            <w:rFonts w:asciiTheme="minorBidi" w:hAnsiTheme="minorBidi" w:cstheme="minorBidi"/>
+            <w:color w:val="000000" w:themeColor="text1"/>
+            <w:sz w:val="20"/>
+          </w:rPr>
+          <w:instrText xml:space="preserve"> HYPERLINK "</w:instrText>
+        </w:r>
+      </w:ins>
+      <w:r>
+        <w:rPr>
+          <w:rFonts w:asciiTheme="minorBidi" w:hAnsiTheme="minorBidi" w:cstheme="minorBidi"/>
+          <w:color w:val="000000" w:themeColor="text1"/>
+          <w:sz w:val="20"/>
+        </w:rPr>
+        <w:instrText>https://github.com/MEEP-projects/HGT_pipeline/tree/main/other</w:instrText>
+      </w:r>
+      <w:ins w:id="4" w:author="Microsoft Office User" w:date="2026-04-30T19:51:00Z">
+        <w:r>
+          <w:rPr>
+            <w:rFonts w:asciiTheme="minorBidi" w:hAnsiTheme="minorBidi" w:cstheme="minorBidi"/>
+            <w:color w:val="000000" w:themeColor="text1"/>
+            <w:sz w:val="20"/>
+          </w:rPr>
+          <w:instrText xml:space="preserve">" </w:instrText>
+        </w:r>
+        <w:r>
+          <w:rPr>
+            <w:rFonts w:asciiTheme="minorBidi" w:hAnsiTheme="minorBidi" w:cstheme="minorBidi"/>
+            <w:color w:val="000000" w:themeColor="text1"/>
+            <w:sz w:val="20"/>
+          </w:rPr>
+          <w:fldChar w:fldCharType="separate"/>
+        </w:r>
+      </w:ins>
+      <w:r>
+        <w:rPr>
+          <w:rStyle w:val="Hyperlink"/>
+          <w:rFonts w:asciiTheme="minorBidi" w:hAnsiTheme="minorBidi" w:cstheme="minorBidi"/>
+          <w:sz w:val="20"/>
+        </w:rPr>
+        <w:t>https://github.com/MEEP-projects/HGT_pipeline/tree/main/other</w:t>
+      </w:r>
+      <w:ins w:id="5" w:author="Microsoft Office User" w:date="2026-04-30T19:51:00Z">
+        <w:r>
+          <w:rPr>
+            <w:rFonts w:asciiTheme="minorBidi" w:hAnsiTheme="minorBidi" w:cstheme="minorBidi"/>
+            <w:color w:val="000000" w:themeColor="text1"/>
+            <w:sz w:val="20"/>
+          </w:rPr>
+          <w:fldChar w:fldCharType="end"/>
+        </w:r>
+      </w:ins>
+      <w:r>
+        <w:rPr>
+          <w:rFonts w:asciiTheme="minorBidi" w:hAnsiTheme="minorBidi" w:cstheme="minorBidi"/>
+          <w:color w:val="000000" w:themeColor="text1"/>
+          <w:sz w:val="20"/>
+        </w:rPr>
+        <w:t>)</w:t>
+      </w:r>
+      <w:ins w:id="6" w:author="Microsoft Office User" w:date="2026-04-30T19:51:00Z">
+        <w:r>
+          <w:rPr>
+            <w:rFonts w:asciiTheme="minorBidi" w:hAnsiTheme="minorBidi" w:cstheme="minorBidi"/>
+            <w:color w:val="000000" w:themeColor="text1"/>
+            <w:sz w:val="20"/>
+          </w:rPr>
+          <w:t xml:space="preserve">, </w:t>
+        </w:r>
+        <w:commentRangeStart w:id="7"/>
+        <w:r>
+          <w:rPr>
+            <w:rFonts w:asciiTheme="minorBidi" w:hAnsiTheme="minorBidi" w:cstheme="minorBidi"/>
+            <w:color w:val="000000" w:themeColor="text1"/>
+            <w:sz w:val="20"/>
+          </w:rPr>
+          <w:t>and some manual auditing were carried out</w:t>
+        </w:r>
+      </w:ins>
+      <w:commentRangeEnd w:id="7"/>
+      <w:ins w:id="8" w:author="Microsoft Office User" w:date="2026-04-30T19:53:00Z">
+        <w:r>
+          <w:rPr>
+            <w:rStyle w:val="CommentReference"/>
+          </w:rPr>
+          <w:commentReference w:id="7"/>
+        </w:r>
+      </w:ins>
+      <w:ins w:id="9" w:author="Microsoft Office User" w:date="2026-04-30T19:59:00Z">
+        <w:r>
+          <w:rPr>
+            <w:rFonts w:asciiTheme="minorBidi" w:hAnsiTheme="minorBidi" w:cstheme="minorBidi"/>
+            <w:color w:val="000000" w:themeColor="text1"/>
+            <w:sz w:val="20"/>
+          </w:rPr>
+          <w:t>.</w:t>
+        </w:r>
+      </w:ins>
     </w:p>
     <w:p>
       <w:pPr>
-        <w:rPr>
-          <w:rFonts w:asciiTheme="minorBidi" w:hAnsiTheme="minorBidi" w:cstheme="minorBidi"/>
-          <w:color w:val="000000" w:themeColor="text1"/>
-          <w:sz w:val="20"/>
-        </w:rPr>
-      </w:pPr>
-      <w:r>
-        <w:rPr>
-          <w:rFonts w:asciiTheme="minorBidi" w:hAnsiTheme="minorBidi" w:cstheme="minorBidi"/>
-          <w:color w:val="000000" w:themeColor="text1"/>
-          <w:sz w:val="20"/>
-        </w:rPr>
-        <w:t>We characteri</w:t>
-      </w:r>
-      <w:r>
-        <w:rPr>
-          <w:rFonts w:asciiTheme="minorBidi" w:hAnsiTheme="minorBidi" w:cstheme="minorBidi"/>
-          <w:color w:val="000000" w:themeColor="text1"/>
-          <w:sz w:val="20"/>
-        </w:rPr>
-        <w:t>z</w:t>
-      </w:r>
-      <w:r>
-        <w:rPr>
-          <w:rFonts w:asciiTheme="minorBidi" w:hAnsiTheme="minorBidi" w:cstheme="minorBidi"/>
-          <w:color w:val="000000" w:themeColor="text1"/>
-          <w:sz w:val="20"/>
-        </w:rPr>
-        <w:t xml:space="preserve">ed the source locations of the inserts along the </w:t>
-      </w:r>
-      <w:r>
-        <w:rPr>
-          <w:rFonts w:asciiTheme="minorBidi" w:hAnsiTheme="minorBidi" w:cstheme="minorBidi"/>
-          <w:i/>
-          <w:iCs/>
-          <w:color w:val="000000" w:themeColor="text1"/>
-          <w:sz w:val="20"/>
-        </w:rPr>
-        <w:t>Blattabacterium</w:t>
-      </w:r>
-      <w:r>
-        <w:rPr>
-          <w:rFonts w:asciiTheme="minorBidi" w:hAnsiTheme="minorBidi" w:cstheme="minorBidi"/>
-          <w:color w:val="000000" w:themeColor="text1"/>
-          <w:sz w:val="20"/>
-        </w:rPr>
-        <w:t xml:space="preserve"> genome. First, we aligned the inserts back to their respective </w:t>
-      </w:r>
-      <w:r>
-        <w:rPr>
-          <w:rFonts w:asciiTheme="minorBidi" w:hAnsiTheme="minorBidi" w:cstheme="minorBidi"/>
-          <w:i/>
-          <w:iCs/>
-          <w:color w:val="000000" w:themeColor="text1"/>
-          <w:sz w:val="20"/>
-        </w:rPr>
-        <w:t>Blattabacterium</w:t>
-      </w:r>
-      <w:r>
-        <w:rPr>
-          <w:rFonts w:asciiTheme="minorBidi" w:hAnsiTheme="minorBidi" w:cstheme="minorBidi"/>
-          <w:color w:val="000000" w:themeColor="text1"/>
-          <w:sz w:val="20"/>
-        </w:rPr>
-        <w:t xml:space="preserve"> genomes using bwa mem. Only species with a published species-specific </w:t>
-      </w:r>
-      <w:r>
-        <w:rPr>
-          <w:rFonts w:asciiTheme="minorBidi" w:hAnsiTheme="minorBidi" w:cstheme="minorBidi"/>
-          <w:i/>
-          <w:color w:val="000000" w:themeColor="text1"/>
-          <w:sz w:val="20"/>
-        </w:rPr>
-        <w:t>Blattabacterium</w:t>
-      </w:r>
-      <w:r>
-        <w:rPr>
-          <w:rFonts w:asciiTheme="minorBidi" w:hAnsiTheme="minorBidi" w:cstheme="minorBidi"/>
-          <w:color w:val="000000" w:themeColor="text1"/>
-          <w:sz w:val="20"/>
-        </w:rPr>
-        <w:t xml:space="preserve"> strain were included in this analysis (Dataset S2). Note, not all of the inserts aligned, as some inserts were characteri</w:t>
-      </w:r>
-      <w:r>
-        <w:rPr>
-          <w:rFonts w:asciiTheme="minorBidi" w:hAnsiTheme="minorBidi" w:cstheme="minorBidi"/>
-          <w:color w:val="000000" w:themeColor="text1"/>
-          <w:sz w:val="20"/>
-        </w:rPr>
-        <w:t>z</w:t>
-      </w:r>
-      <w:r>
-        <w:rPr>
-          <w:rFonts w:asciiTheme="minorBidi" w:hAnsiTheme="minorBidi" w:cstheme="minorBidi"/>
-          <w:color w:val="000000" w:themeColor="text1"/>
-          <w:sz w:val="20"/>
-        </w:rPr>
-        <w:t xml:space="preserve">ed based on fragments of other </w:t>
-      </w:r>
-      <w:r>
-        <w:rPr>
-          <w:rFonts w:asciiTheme="minorBidi" w:hAnsiTheme="minorBidi" w:cstheme="minorBidi"/>
-          <w:i/>
-          <w:iCs/>
-          <w:color w:val="000000" w:themeColor="text1"/>
-          <w:sz w:val="20"/>
-        </w:rPr>
-        <w:t>Blattabacterium</w:t>
-      </w:r>
-      <w:r>
-        <w:rPr>
-          <w:rFonts w:asciiTheme="minorBidi" w:hAnsiTheme="minorBidi" w:cstheme="minorBidi"/>
-          <w:color w:val="000000" w:themeColor="text1"/>
-          <w:sz w:val="20"/>
-        </w:rPr>
-        <w:t xml:space="preserve"> genomes (not only the species-specific </w:t>
-      </w:r>
-      <w:r>
-        <w:rPr>
-          <w:rFonts w:asciiTheme="minorBidi" w:hAnsiTheme="minorBidi" w:cstheme="minorBidi"/>
-          <w:i/>
-          <w:iCs/>
-          <w:color w:val="000000" w:themeColor="text1"/>
-          <w:sz w:val="20"/>
-        </w:rPr>
-        <w:t>Blattabacterium</w:t>
-      </w:r>
-      <w:r>
-        <w:rPr>
-          <w:rFonts w:asciiTheme="minorBidi" w:hAnsiTheme="minorBidi" w:cstheme="minorBidi"/>
-          <w:color w:val="000000" w:themeColor="text1"/>
-          <w:sz w:val="20"/>
-        </w:rPr>
-        <w:t xml:space="preserve"> </w:t>
-      </w:r>
-      <w:r>
-        <w:rPr>
-          <w:rFonts w:asciiTheme="minorBidi" w:hAnsiTheme="minorBidi" w:cstheme="minorBidi"/>
-          <w:color w:val="000000" w:themeColor="text1"/>
-          <w:sz w:val="20"/>
-        </w:rPr>
-        <w:lastRenderedPageBreak/>
-        <w:t xml:space="preserve">strain). Second, we used a combination of samtools and awk to only retain primary alignments, and to record the insert start position along the alignment. Lastly, we plotted the cumulative start position counts along the </w:t>
-      </w:r>
-      <w:r>
-        <w:rPr>
-          <w:rFonts w:asciiTheme="minorBidi" w:hAnsiTheme="minorBidi" w:cstheme="minorBidi"/>
-          <w:i/>
-          <w:iCs/>
-          <w:color w:val="000000" w:themeColor="text1"/>
-          <w:sz w:val="20"/>
-        </w:rPr>
-        <w:t>Blattabacterium</w:t>
-      </w:r>
-      <w:r>
-        <w:rPr>
-          <w:rFonts w:asciiTheme="minorBidi" w:hAnsiTheme="minorBidi" w:cstheme="minorBidi"/>
-          <w:color w:val="000000" w:themeColor="text1"/>
-          <w:sz w:val="20"/>
-        </w:rPr>
-        <w:t xml:space="preserve"> genome using the R packages tidyverse v2 </w:t>
-      </w:r>
-      <w:r>
-        <w:rPr>
-          <w:rFonts w:asciiTheme="minorBidi" w:hAnsiTheme="minorBidi" w:cstheme="minorBidi"/>
-          <w:color w:val="000000" w:themeColor="text1"/>
-          <w:sz w:val="20"/>
-        </w:rPr>
-        <w:t>[23]</w:t>
-      </w:r>
-      <w:r>
-        <w:rPr>
-          <w:rFonts w:asciiTheme="minorBidi" w:hAnsiTheme="minorBidi" w:cstheme="minorBidi"/>
-          <w:color w:val="000000" w:themeColor="text1"/>
-          <w:sz w:val="20"/>
-        </w:rPr>
-        <w:t xml:space="preserve"> and ggplot2 v3.5.1 </w:t>
-      </w:r>
-      <w:r>
-        <w:rPr>
-          <w:rFonts w:asciiTheme="minorBidi" w:hAnsiTheme="minorBidi" w:cstheme="minorBidi"/>
-          <w:color w:val="000000" w:themeColor="text1"/>
-          <w:sz w:val="20"/>
-        </w:rPr>
-        <w:t>[24]</w:t>
-      </w:r>
-      <w:r>
-        <w:rPr>
-          <w:rFonts w:asciiTheme="minorBidi" w:hAnsiTheme="minorBidi" w:cstheme="minorBidi"/>
-          <w:color w:val="000000" w:themeColor="text1"/>
-          <w:sz w:val="20"/>
-        </w:rPr>
-        <w:t xml:space="preserve">, whereby a linear trend indicates that the origin of the inserts in the </w:t>
-      </w:r>
-      <w:r>
-        <w:rPr>
-          <w:rFonts w:asciiTheme="minorBidi" w:hAnsiTheme="minorBidi" w:cstheme="minorBidi"/>
-          <w:i/>
-          <w:iCs/>
-          <w:color w:val="000000" w:themeColor="text1"/>
-          <w:sz w:val="20"/>
-        </w:rPr>
-        <w:t>Blattabacterium</w:t>
-      </w:r>
-      <w:r>
-        <w:rPr>
-          <w:rFonts w:asciiTheme="minorBidi" w:hAnsiTheme="minorBidi" w:cstheme="minorBidi"/>
-          <w:color w:val="000000" w:themeColor="text1"/>
-          <w:sz w:val="20"/>
-        </w:rPr>
-        <w:t xml:space="preserve"> genome is random.</w:t>
-      </w:r>
+        <w:spacing w:after="100" w:afterAutospacing="1"/>
+        <w:rPr>
+          <w:ins w:id="10" w:author="Microsoft Office User" w:date="2026-04-30T19:51:00Z"/>
+          <w:rFonts w:asciiTheme="minorBidi" w:hAnsiTheme="minorBidi" w:cstheme="minorBidi"/>
+          <w:color w:val="000000" w:themeColor="text1"/>
+          <w:sz w:val="20"/>
+        </w:rPr>
+      </w:pPr>
+      <w:del w:id="11" w:author="Microsoft Office User" w:date="2026-04-30T19:59:00Z">
+        <w:r>
+          <w:rPr>
+            <w:rFonts w:asciiTheme="minorBidi" w:hAnsiTheme="minorBidi" w:cstheme="minorBidi"/>
+            <w:color w:val="000000" w:themeColor="text1"/>
+            <w:sz w:val="20"/>
+          </w:rPr>
+          <w:delText>.</w:delText>
+        </w:r>
+      </w:del>
+      <w:moveToRangeStart w:id="12" w:author="Microsoft Office User" w:date="2026-04-30T19:52:00Z" w:name="move228471168"/>
+      <w:moveTo w:id="13" w:author="Microsoft Office User" w:date="2026-04-30T19:52:00Z">
+        <w:r>
+          <w:rPr>
+            <w:rFonts w:asciiTheme="minorBidi" w:hAnsiTheme="minorBidi" w:cstheme="minorBidi"/>
+            <w:color w:val="000000" w:themeColor="text1"/>
+            <w:sz w:val="20"/>
+          </w:rPr>
+          <w:t>The divergence date of the most distantly related species both harboring the insert was treated as the minimum age of the insert.</w:t>
+        </w:r>
+      </w:moveTo>
+      <w:moveToRangeEnd w:id="12"/>
+      <w:ins w:id="14" w:author="Microsoft Office User" w:date="2026-04-30T19:52:00Z">
+        <w:r>
+          <w:rPr>
+            <w:rFonts w:asciiTheme="minorBidi" w:hAnsiTheme="minorBidi" w:cstheme="minorBidi"/>
+            <w:color w:val="000000" w:themeColor="text1"/>
+            <w:sz w:val="20"/>
+          </w:rPr>
+          <w:t xml:space="preserve"> </w:t>
+        </w:r>
+      </w:ins>
+      <w:ins w:id="15" w:author="Microsoft Office User" w:date="2026-04-30T20:09:00Z">
+        <w:r>
+          <w:rPr>
+            <w:rFonts w:asciiTheme="minorBidi" w:hAnsiTheme="minorBidi" w:cstheme="minorBidi"/>
+            <w:color w:val="000000" w:themeColor="text1"/>
+            <w:sz w:val="20"/>
+          </w:rPr>
+          <w:t>The number of</w:t>
+        </w:r>
+      </w:ins>
+      <w:ins w:id="16" w:author="Microsoft Office User" w:date="2026-04-30T19:52:00Z">
+        <w:r>
+          <w:rPr>
+            <w:rFonts w:asciiTheme="minorBidi" w:hAnsiTheme="minorBidi" w:cstheme="minorBidi"/>
+            <w:color w:val="000000" w:themeColor="text1"/>
+            <w:sz w:val="20"/>
+          </w:rPr>
+          <w:t xml:space="preserve"> </w:t>
+        </w:r>
+      </w:ins>
+      <w:ins w:id="17" w:author="Microsoft Office User" w:date="2026-04-30T20:08:00Z">
+        <w:r>
+          <w:rPr>
+            <w:rFonts w:asciiTheme="minorBidi" w:hAnsiTheme="minorBidi" w:cstheme="minorBidi"/>
+            <w:color w:val="000000" w:themeColor="text1"/>
+            <w:sz w:val="20"/>
+          </w:rPr>
+          <w:t xml:space="preserve">putatively ancestral, but unverified, </w:t>
+        </w:r>
+      </w:ins>
+      <w:ins w:id="18" w:author="Microsoft Office User" w:date="2026-04-30T19:52:00Z">
+        <w:r>
+          <w:rPr>
+            <w:rFonts w:asciiTheme="minorBidi" w:hAnsiTheme="minorBidi" w:cstheme="minorBidi"/>
+            <w:color w:val="000000" w:themeColor="text1"/>
+            <w:sz w:val="20"/>
+          </w:rPr>
+          <w:t xml:space="preserve">inserts </w:t>
+        </w:r>
+      </w:ins>
+      <w:ins w:id="19" w:author="Microsoft Office User" w:date="2026-04-30T20:09:00Z">
+        <w:r>
+          <w:rPr>
+            <w:rFonts w:asciiTheme="minorBidi" w:hAnsiTheme="minorBidi" w:cstheme="minorBidi"/>
+            <w:color w:val="000000" w:themeColor="text1"/>
+            <w:sz w:val="20"/>
+          </w:rPr>
+          <w:t>(</w:t>
+        </w:r>
+      </w:ins>
+      <w:ins w:id="20" w:author="Microsoft Office User" w:date="2026-04-30T19:57:00Z">
+        <w:r>
+          <w:rPr>
+            <w:rFonts w:asciiTheme="minorBidi" w:hAnsiTheme="minorBidi" w:cstheme="minorBidi"/>
+            <w:color w:val="000000" w:themeColor="text1"/>
+            <w:sz w:val="20"/>
+          </w:rPr>
+          <w:t>see next paragraph about how some are verified)</w:t>
+        </w:r>
+      </w:ins>
+      <w:ins w:id="21" w:author="Microsoft Office User" w:date="2026-04-30T20:09:00Z">
+        <w:r>
+          <w:rPr>
+            <w:rFonts w:asciiTheme="minorBidi" w:hAnsiTheme="minorBidi" w:cstheme="minorBidi"/>
+            <w:color w:val="000000" w:themeColor="text1"/>
+            <w:sz w:val="20"/>
+          </w:rPr>
+          <w:t xml:space="preserve"> are presented in Dataset SX, </w:t>
+        </w:r>
+      </w:ins>
+      <w:ins w:id="22" w:author="Microsoft Office User" w:date="2026-04-30T19:58:00Z">
+        <w:r>
+          <w:rPr>
+            <w:rFonts w:asciiTheme="minorBidi" w:hAnsiTheme="minorBidi" w:cstheme="minorBidi"/>
+            <w:color w:val="000000" w:themeColor="text1"/>
+            <w:sz w:val="20"/>
+          </w:rPr>
+          <w:t>illustrat</w:t>
+        </w:r>
+      </w:ins>
+      <w:ins w:id="23" w:author="Microsoft Office User" w:date="2026-04-30T20:09:00Z">
+        <w:r>
+          <w:rPr>
+            <w:rFonts w:asciiTheme="minorBidi" w:hAnsiTheme="minorBidi" w:cstheme="minorBidi"/>
+            <w:color w:val="000000" w:themeColor="text1"/>
+            <w:sz w:val="20"/>
+          </w:rPr>
+          <w:t>ing</w:t>
+        </w:r>
+      </w:ins>
+      <w:ins w:id="24" w:author="Microsoft Office User" w:date="2026-04-30T19:58:00Z">
+        <w:r>
+          <w:rPr>
+            <w:rFonts w:asciiTheme="minorBidi" w:hAnsiTheme="minorBidi" w:cstheme="minorBidi"/>
+            <w:color w:val="000000" w:themeColor="text1"/>
+            <w:sz w:val="20"/>
+          </w:rPr>
+          <w:t xml:space="preserve"> the </w:t>
+        </w:r>
+      </w:ins>
+      <w:ins w:id="25" w:author="Microsoft Office User" w:date="2026-04-30T20:10:00Z">
+        <w:r>
+          <w:rPr>
+            <w:rFonts w:asciiTheme="minorBidi" w:hAnsiTheme="minorBidi" w:cstheme="minorBidi"/>
+            <w:color w:val="000000" w:themeColor="text1"/>
+            <w:sz w:val="20"/>
+          </w:rPr>
+          <w:t xml:space="preserve">multiple </w:t>
+        </w:r>
+      </w:ins>
+      <w:ins w:id="26" w:author="Microsoft Office User" w:date="2026-04-30T19:58:00Z">
+        <w:r>
+          <w:rPr>
+            <w:rFonts w:asciiTheme="minorBidi" w:hAnsiTheme="minorBidi" w:cstheme="minorBidi"/>
+            <w:color w:val="000000" w:themeColor="text1"/>
+            <w:sz w:val="20"/>
+          </w:rPr>
+          <w:t xml:space="preserve">time points these inserts were </w:t>
+        </w:r>
+      </w:ins>
+      <w:ins w:id="27" w:author="Microsoft Office User" w:date="2026-04-30T20:00:00Z">
+        <w:r>
+          <w:rPr>
+            <w:rFonts w:asciiTheme="minorBidi" w:hAnsiTheme="minorBidi" w:cstheme="minorBidi"/>
+            <w:color w:val="000000" w:themeColor="text1"/>
+            <w:sz w:val="20"/>
+          </w:rPr>
+          <w:t xml:space="preserve">inferred to have </w:t>
+        </w:r>
+      </w:ins>
+      <w:ins w:id="28" w:author="Microsoft Office User" w:date="2026-04-30T19:58:00Z">
+        <w:r>
+          <w:rPr>
+            <w:rFonts w:asciiTheme="minorBidi" w:hAnsiTheme="minorBidi" w:cstheme="minorBidi"/>
+            <w:color w:val="000000" w:themeColor="text1"/>
+            <w:sz w:val="20"/>
+          </w:rPr>
+          <w:t>transferred</w:t>
+        </w:r>
+      </w:ins>
+      <w:ins w:id="29" w:author="Microsoft Office User" w:date="2026-04-30T20:11:00Z">
+        <w:r>
+          <w:rPr>
+            <w:rFonts w:asciiTheme="minorBidi" w:hAnsiTheme="minorBidi" w:cstheme="minorBidi"/>
+            <w:color w:val="000000" w:themeColor="text1"/>
+            <w:sz w:val="20"/>
+          </w:rPr>
+          <w:t xml:space="preserve"> into the cockroach genomes</w:t>
+        </w:r>
+      </w:ins>
+      <w:ins w:id="30" w:author="Microsoft Office User" w:date="2026-04-30T19:58:00Z">
+        <w:r>
+          <w:rPr>
+            <w:rFonts w:asciiTheme="minorBidi" w:hAnsiTheme="minorBidi" w:cstheme="minorBidi"/>
+            <w:color w:val="000000" w:themeColor="text1"/>
+            <w:sz w:val="20"/>
+          </w:rPr>
+          <w:t xml:space="preserve">. To </w:t>
+        </w:r>
+      </w:ins>
+      <w:ins w:id="31" w:author="Microsoft Office User" w:date="2026-04-30T19:59:00Z">
+        <w:r>
+          <w:rPr>
+            <w:rFonts w:asciiTheme="minorBidi" w:hAnsiTheme="minorBidi" w:cstheme="minorBidi"/>
+            <w:color w:val="000000" w:themeColor="text1"/>
+            <w:sz w:val="20"/>
+          </w:rPr>
+          <w:t>further investigate th</w:t>
+        </w:r>
+      </w:ins>
+      <w:ins w:id="32" w:author="Microsoft Office User" w:date="2026-04-30T20:00:00Z">
+        <w:r>
+          <w:rPr>
+            <w:rFonts w:asciiTheme="minorBidi" w:hAnsiTheme="minorBidi" w:cstheme="minorBidi"/>
+            <w:color w:val="000000" w:themeColor="text1"/>
+            <w:sz w:val="20"/>
+          </w:rPr>
+          <w:t>e</w:t>
+        </w:r>
+      </w:ins>
+      <w:ins w:id="33" w:author="Microsoft Office User" w:date="2026-04-30T19:59:00Z">
+        <w:r>
+          <w:rPr>
+            <w:rFonts w:asciiTheme="minorBidi" w:hAnsiTheme="minorBidi" w:cstheme="minorBidi"/>
+            <w:color w:val="000000" w:themeColor="text1"/>
+            <w:sz w:val="20"/>
+          </w:rPr>
+          <w:t xml:space="preserve"> </w:t>
+        </w:r>
+      </w:ins>
+      <w:ins w:id="34" w:author="Microsoft Office User" w:date="2026-04-30T20:10:00Z">
+        <w:r>
+          <w:rPr>
+            <w:rFonts w:asciiTheme="minorBidi" w:hAnsiTheme="minorBidi" w:cstheme="minorBidi"/>
+            <w:color w:val="000000" w:themeColor="text1"/>
+            <w:sz w:val="20"/>
+          </w:rPr>
+          <w:t xml:space="preserve">variable </w:t>
+        </w:r>
+      </w:ins>
+      <w:ins w:id="35" w:author="Microsoft Office User" w:date="2026-04-30T19:59:00Z">
+        <w:r>
+          <w:rPr>
+            <w:rFonts w:asciiTheme="minorBidi" w:hAnsiTheme="minorBidi" w:cstheme="minorBidi"/>
+            <w:color w:val="000000" w:themeColor="text1"/>
+            <w:sz w:val="20"/>
+          </w:rPr>
+          <w:t xml:space="preserve">timing of HGT events, </w:t>
+        </w:r>
+      </w:ins>
+      <w:ins w:id="36" w:author="Microsoft Office User" w:date="2026-04-30T20:01:00Z">
+        <w:r>
+          <w:rPr>
+            <w:rFonts w:asciiTheme="minorBidi" w:hAnsiTheme="minorBidi" w:cstheme="minorBidi"/>
+            <w:color w:val="000000" w:themeColor="text1"/>
+            <w:sz w:val="20"/>
+          </w:rPr>
+          <w:t xml:space="preserve">we </w:t>
+        </w:r>
+        <w:r>
+          <w:rPr>
+            <w:rFonts w:asciiTheme="minorBidi" w:hAnsiTheme="minorBidi" w:cstheme="minorBidi"/>
+            <w:color w:val="000000" w:themeColor="text1"/>
+            <w:sz w:val="20"/>
+          </w:rPr>
+          <w:t xml:space="preserve">used BLAST to map the sequences </w:t>
+        </w:r>
+        <w:r>
+          <w:rPr>
+            <w:rFonts w:asciiTheme="minorBidi" w:hAnsiTheme="minorBidi" w:cstheme="minorBidi"/>
+            <w:color w:val="000000" w:themeColor="text1"/>
+            <w:sz w:val="20"/>
+          </w:rPr>
+          <w:t xml:space="preserve">all </w:t>
+        </w:r>
+        <w:r>
+          <w:rPr>
+            <w:rFonts w:asciiTheme="minorBidi" w:hAnsiTheme="minorBidi" w:cstheme="minorBidi"/>
+            <w:color w:val="000000" w:themeColor="text1"/>
+            <w:sz w:val="20"/>
+          </w:rPr>
+          <w:t>unique inserts</w:t>
+        </w:r>
+        <w:r>
+          <w:rPr>
+            <w:rFonts w:asciiTheme="minorBidi" w:hAnsiTheme="minorBidi" w:cstheme="minorBidi"/>
+            <w:color w:val="000000" w:themeColor="text1"/>
+            <w:sz w:val="20"/>
+          </w:rPr>
+          <w:t xml:space="preserve"> </w:t>
+        </w:r>
+        <w:r>
+          <w:rPr>
+            <w:rFonts w:asciiTheme="minorBidi" w:hAnsiTheme="minorBidi" w:cstheme="minorBidi"/>
+            <w:color w:val="000000" w:themeColor="text1"/>
+            <w:sz w:val="20"/>
+          </w:rPr>
+          <w:t xml:space="preserve">against the species’ specific </w:t>
+        </w:r>
+        <w:proofErr w:type="spellStart"/>
+        <w:r>
+          <w:rPr>
+            <w:rFonts w:asciiTheme="minorBidi" w:hAnsiTheme="minorBidi" w:cstheme="minorBidi"/>
+            <w:color w:val="000000" w:themeColor="text1"/>
+            <w:sz w:val="20"/>
+          </w:rPr>
+          <w:t>Blattabacterium</w:t>
+        </w:r>
+        <w:proofErr w:type="spellEnd"/>
+        <w:r>
+          <w:rPr>
+            <w:rFonts w:asciiTheme="minorBidi" w:hAnsiTheme="minorBidi" w:cstheme="minorBidi"/>
+            <w:color w:val="000000" w:themeColor="text1"/>
+            <w:sz w:val="20"/>
+          </w:rPr>
+          <w:t xml:space="preserve"> genome</w:t>
+        </w:r>
+      </w:ins>
+      <w:ins w:id="37" w:author="Microsoft Office User" w:date="2026-04-30T20:10:00Z">
+        <w:r>
+          <w:rPr>
+            <w:rFonts w:asciiTheme="minorBidi" w:hAnsiTheme="minorBidi" w:cstheme="minorBidi"/>
+            <w:color w:val="000000" w:themeColor="text1"/>
+            <w:sz w:val="20"/>
+          </w:rPr>
+          <w:t>s</w:t>
+        </w:r>
+      </w:ins>
+      <w:ins w:id="38" w:author="Microsoft Office User" w:date="2026-04-30T20:01:00Z">
+        <w:r>
+          <w:rPr>
+            <w:rFonts w:asciiTheme="minorBidi" w:hAnsiTheme="minorBidi" w:cstheme="minorBidi"/>
+            <w:color w:val="000000" w:themeColor="text1"/>
+            <w:sz w:val="20"/>
+          </w:rPr>
+          <w:t xml:space="preserve"> (therefore, </w:t>
+        </w:r>
+      </w:ins>
+      <w:ins w:id="39" w:author="Microsoft Office User" w:date="2026-04-30T20:02:00Z">
+        <w:r>
+          <w:rPr>
+            <w:rFonts w:asciiTheme="minorBidi" w:hAnsiTheme="minorBidi" w:cstheme="minorBidi"/>
+            <w:color w:val="000000" w:themeColor="text1"/>
+            <w:sz w:val="20"/>
+          </w:rPr>
+          <w:t xml:space="preserve">only the </w:t>
+        </w:r>
+        <w:proofErr w:type="gramStart"/>
+        <w:r>
+          <w:rPr>
+            <w:rFonts w:asciiTheme="minorBidi" w:hAnsiTheme="minorBidi" w:cstheme="minorBidi"/>
+            <w:color w:val="000000" w:themeColor="text1"/>
+            <w:sz w:val="20"/>
+          </w:rPr>
+          <w:t>11 cockroach</w:t>
+        </w:r>
+        <w:proofErr w:type="gramEnd"/>
+        <w:r>
+          <w:rPr>
+            <w:rFonts w:asciiTheme="minorBidi" w:hAnsiTheme="minorBidi" w:cstheme="minorBidi"/>
+            <w:color w:val="000000" w:themeColor="text1"/>
+            <w:sz w:val="20"/>
+          </w:rPr>
+          <w:t xml:space="preserve"> species with published </w:t>
+        </w:r>
+        <w:proofErr w:type="spellStart"/>
+        <w:r>
+          <w:rPr>
+            <w:rFonts w:asciiTheme="minorBidi" w:hAnsiTheme="minorBidi" w:cstheme="minorBidi"/>
+            <w:color w:val="000000" w:themeColor="text1"/>
+            <w:sz w:val="20"/>
+          </w:rPr>
+          <w:t>Blattabacterium</w:t>
+        </w:r>
+        <w:proofErr w:type="spellEnd"/>
+        <w:r>
+          <w:rPr>
+            <w:rFonts w:asciiTheme="minorBidi" w:hAnsiTheme="minorBidi" w:cstheme="minorBidi"/>
+            <w:color w:val="000000" w:themeColor="text1"/>
+            <w:sz w:val="20"/>
+          </w:rPr>
+          <w:t xml:space="preserve"> strains</w:t>
+        </w:r>
+        <w:r>
+          <w:rPr>
+            <w:rFonts w:asciiTheme="minorBidi" w:hAnsiTheme="minorBidi" w:cstheme="minorBidi"/>
+            <w:color w:val="000000" w:themeColor="text1"/>
+            <w:sz w:val="20"/>
+          </w:rPr>
+          <w:t xml:space="preserve"> were used; Dataset SX)</w:t>
+        </w:r>
+      </w:ins>
+      <w:ins w:id="40" w:author="Microsoft Office User" w:date="2026-04-30T20:01:00Z">
+        <w:r>
+          <w:rPr>
+            <w:rFonts w:asciiTheme="minorBidi" w:hAnsiTheme="minorBidi" w:cstheme="minorBidi"/>
+            <w:color w:val="000000" w:themeColor="text1"/>
+            <w:sz w:val="20"/>
+          </w:rPr>
+          <w:t xml:space="preserve">, treating the pairwise identity between hits as a </w:t>
+        </w:r>
+      </w:ins>
+      <w:ins w:id="41" w:author="Microsoft Office User" w:date="2026-04-30T20:02:00Z">
+        <w:r>
+          <w:rPr>
+            <w:rFonts w:asciiTheme="minorBidi" w:hAnsiTheme="minorBidi" w:cstheme="minorBidi"/>
+            <w:color w:val="000000" w:themeColor="text1"/>
+            <w:sz w:val="20"/>
+          </w:rPr>
+          <w:t>relative</w:t>
+        </w:r>
+      </w:ins>
+      <w:ins w:id="42" w:author="Microsoft Office User" w:date="2026-04-30T20:10:00Z">
+        <w:r>
+          <w:rPr>
+            <w:rFonts w:asciiTheme="minorBidi" w:hAnsiTheme="minorBidi" w:cstheme="minorBidi"/>
+            <w:color w:val="000000" w:themeColor="text1"/>
+            <w:sz w:val="20"/>
+          </w:rPr>
+          <w:t>ly</w:t>
+        </w:r>
+      </w:ins>
+      <w:ins w:id="43" w:author="Microsoft Office User" w:date="2026-04-30T20:02:00Z">
+        <w:r>
+          <w:rPr>
+            <w:rFonts w:asciiTheme="minorBidi" w:hAnsiTheme="minorBidi" w:cstheme="minorBidi"/>
+            <w:color w:val="000000" w:themeColor="text1"/>
+            <w:sz w:val="20"/>
+          </w:rPr>
+          <w:t xml:space="preserve"> coarse </w:t>
+        </w:r>
+      </w:ins>
+      <w:ins w:id="44" w:author="Microsoft Office User" w:date="2026-04-30T20:01:00Z">
+        <w:r>
+          <w:rPr>
+            <w:rFonts w:asciiTheme="minorBidi" w:hAnsiTheme="minorBidi" w:cstheme="minorBidi"/>
+            <w:color w:val="000000" w:themeColor="text1"/>
+            <w:sz w:val="20"/>
+          </w:rPr>
+          <w:t>proxy for insert age.</w:t>
+        </w:r>
+      </w:ins>
+      <w:ins w:id="45" w:author="Microsoft Office User" w:date="2026-04-30T20:03:00Z">
+        <w:r>
+          <w:rPr>
+            <w:rFonts w:asciiTheme="minorBidi" w:hAnsiTheme="minorBidi" w:cstheme="minorBidi"/>
+            <w:color w:val="000000" w:themeColor="text1"/>
+            <w:sz w:val="20"/>
+          </w:rPr>
+          <w:t xml:space="preserve"> </w:t>
+        </w:r>
+        <w:r>
+          <w:rPr>
+            <w:rFonts w:asciiTheme="minorBidi" w:hAnsiTheme="minorBidi" w:cstheme="minorBidi"/>
+            <w:color w:val="000000" w:themeColor="text1"/>
+            <w:sz w:val="20"/>
+          </w:rPr>
+          <w:t>We then tested whether the distribution of pairwise identities conformed to a unimodal distribution using Hartigan’s dip test (</w:t>
+        </w:r>
+        <w:commentRangeStart w:id="46"/>
+        <w:r>
+          <w:rPr>
+            <w:rFonts w:asciiTheme="minorBidi" w:hAnsiTheme="minorBidi" w:cstheme="minorBidi"/>
+            <w:color w:val="000000" w:themeColor="text1"/>
+            <w:sz w:val="20"/>
+          </w:rPr>
+          <w:t>Hartigan &amp; Hartigan, 1985</w:t>
+        </w:r>
+      </w:ins>
+      <w:commentRangeEnd w:id="46"/>
+      <w:ins w:id="47" w:author="Microsoft Office User" w:date="2026-04-30T20:06:00Z">
+        <w:r>
+          <w:rPr>
+            <w:rStyle w:val="CommentReference"/>
+          </w:rPr>
+          <w:commentReference w:id="46"/>
+        </w:r>
+      </w:ins>
+      <w:ins w:id="48" w:author="Microsoft Office User" w:date="2026-04-30T20:03:00Z">
+        <w:r>
+          <w:rPr>
+            <w:rFonts w:asciiTheme="minorBidi" w:hAnsiTheme="minorBidi" w:cstheme="minorBidi"/>
+            <w:color w:val="000000" w:themeColor="text1"/>
+            <w:sz w:val="20"/>
+          </w:rPr>
+          <w:t xml:space="preserve">) in the R package </w:t>
+        </w:r>
+        <w:proofErr w:type="spellStart"/>
+        <w:r>
+          <w:rPr>
+            <w:rFonts w:asciiTheme="minorBidi" w:hAnsiTheme="minorBidi" w:cstheme="minorBidi"/>
+            <w:color w:val="000000" w:themeColor="text1"/>
+            <w:sz w:val="20"/>
+          </w:rPr>
+          <w:t>diptest</w:t>
+        </w:r>
+        <w:proofErr w:type="spellEnd"/>
+        <w:r>
+          <w:rPr>
+            <w:rFonts w:asciiTheme="minorBidi" w:hAnsiTheme="minorBidi" w:cstheme="minorBidi"/>
+            <w:color w:val="000000" w:themeColor="text1"/>
+            <w:sz w:val="20"/>
+          </w:rPr>
+          <w:t xml:space="preserve"> v.0.77-2 (</w:t>
+        </w:r>
+        <w:commentRangeStart w:id="49"/>
+        <w:proofErr w:type="spellStart"/>
+        <w:r>
+          <w:rPr>
+            <w:rFonts w:asciiTheme="minorBidi" w:hAnsiTheme="minorBidi" w:cstheme="minorBidi"/>
+            <w:color w:val="000000" w:themeColor="text1"/>
+            <w:sz w:val="20"/>
+          </w:rPr>
+          <w:t>Maechler</w:t>
+        </w:r>
+        <w:proofErr w:type="spellEnd"/>
+        <w:r>
+          <w:rPr>
+            <w:rFonts w:asciiTheme="minorBidi" w:hAnsiTheme="minorBidi" w:cstheme="minorBidi"/>
+            <w:color w:val="000000" w:themeColor="text1"/>
+            <w:sz w:val="20"/>
+          </w:rPr>
+          <w:t>, 2025</w:t>
+        </w:r>
+      </w:ins>
+      <w:commentRangeEnd w:id="49"/>
+      <w:ins w:id="50" w:author="Microsoft Office User" w:date="2026-04-30T20:06:00Z">
+        <w:r>
+          <w:rPr>
+            <w:rStyle w:val="CommentReference"/>
+          </w:rPr>
+          <w:commentReference w:id="49"/>
+        </w:r>
+      </w:ins>
+      <w:ins w:id="51" w:author="Microsoft Office User" w:date="2026-04-30T20:03:00Z">
+        <w:r>
+          <w:rPr>
+            <w:rFonts w:asciiTheme="minorBidi" w:hAnsiTheme="minorBidi" w:cstheme="minorBidi"/>
+            <w:color w:val="000000" w:themeColor="text1"/>
+            <w:sz w:val="20"/>
+          </w:rPr>
+          <w:t xml:space="preserve">). A significant </w:t>
+        </w:r>
+        <w:r>
+          <w:rPr>
+            <w:rFonts w:asciiTheme="minorBidi" w:hAnsiTheme="minorBidi" w:cstheme="minorBidi"/>
+            <w:color w:val="000000" w:themeColor="text1"/>
+            <w:sz w:val="20"/>
+          </w:rPr>
+          <w:lastRenderedPageBreak/>
+          <w:t xml:space="preserve">deviation from unimodality was interpreted as evidence that inserts had originated via few, large HGT events that produced discrete peaks of pairwise identity. All distribution plots were also visually inspected to </w:t>
+        </w:r>
+        <w:proofErr w:type="spellStart"/>
+        <w:r>
+          <w:rPr>
+            <w:rFonts w:asciiTheme="minorBidi" w:hAnsiTheme="minorBidi" w:cstheme="minorBidi"/>
+            <w:color w:val="000000" w:themeColor="text1"/>
+            <w:sz w:val="20"/>
+          </w:rPr>
+          <w:t>contextualise</w:t>
+        </w:r>
+        <w:proofErr w:type="spellEnd"/>
+        <w:r>
+          <w:rPr>
+            <w:rFonts w:asciiTheme="minorBidi" w:hAnsiTheme="minorBidi" w:cstheme="minorBidi"/>
+            <w:color w:val="000000" w:themeColor="text1"/>
+            <w:sz w:val="20"/>
+          </w:rPr>
+          <w:t xml:space="preserve"> the results of the dip tests. Hits with 100% pairwise identity were excluded from this analysis, as these likely represent recent inserts yet to be subjected to significant purifying selection, and are therefore expected to follow a divergent frequency distribution.</w:t>
+        </w:r>
+      </w:ins>
+      <w:ins w:id="52" w:author="Microsoft Office User" w:date="2026-04-30T20:07:00Z">
+        <w:r>
+          <w:rPr>
+            <w:rFonts w:asciiTheme="minorBidi" w:hAnsiTheme="minorBidi" w:cstheme="minorBidi"/>
+            <w:color w:val="000000" w:themeColor="text1"/>
+            <w:sz w:val="20"/>
+          </w:rPr>
+          <w:t xml:space="preserve"> The results of these pairwise identities </w:t>
+        </w:r>
+      </w:ins>
+      <w:ins w:id="53" w:author="Microsoft Office User" w:date="2026-04-30T20:27:00Z">
+        <w:r>
+          <w:rPr>
+            <w:rFonts w:asciiTheme="minorBidi" w:hAnsiTheme="minorBidi" w:cstheme="minorBidi"/>
+            <w:color w:val="000000" w:themeColor="text1"/>
+            <w:sz w:val="20"/>
+          </w:rPr>
+          <w:t xml:space="preserve">and </w:t>
+        </w:r>
+        <w:proofErr w:type="spellStart"/>
+        <w:r>
+          <w:rPr>
+            <w:rFonts w:asciiTheme="minorBidi" w:hAnsiTheme="minorBidi" w:cstheme="minorBidi"/>
+            <w:color w:val="000000" w:themeColor="text1"/>
+            <w:sz w:val="20"/>
+          </w:rPr>
+          <w:t>diptests</w:t>
+        </w:r>
+        <w:proofErr w:type="spellEnd"/>
+        <w:r>
+          <w:rPr>
+            <w:rFonts w:asciiTheme="minorBidi" w:hAnsiTheme="minorBidi" w:cstheme="minorBidi"/>
+            <w:color w:val="000000" w:themeColor="text1"/>
+            <w:sz w:val="20"/>
+          </w:rPr>
+          <w:t xml:space="preserve"> </w:t>
+        </w:r>
+      </w:ins>
+      <w:bookmarkStart w:id="54" w:name="_GoBack"/>
+      <w:bookmarkEnd w:id="54"/>
+      <w:ins w:id="55" w:author="Microsoft Office User" w:date="2026-04-30T20:07:00Z">
+        <w:r>
+          <w:rPr>
+            <w:rFonts w:asciiTheme="minorBidi" w:hAnsiTheme="minorBidi" w:cstheme="minorBidi"/>
+            <w:color w:val="000000" w:themeColor="text1"/>
+            <w:sz w:val="20"/>
+          </w:rPr>
+          <w:t>are presented in Dataset SX.</w:t>
+        </w:r>
+      </w:ins>
     </w:p>
     <w:p>
       <w:pPr>
-        <w:rPr>
-          <w:rFonts w:asciiTheme="minorBidi" w:hAnsiTheme="minorBidi" w:cstheme="minorBidi"/>
-          <w:color w:val="000000" w:themeColor="text1"/>
-          <w:sz w:val="20"/>
-        </w:rPr>
-      </w:pPr>
+        <w:spacing w:after="100" w:afterAutospacing="1"/>
+        <w:rPr>
+          <w:rFonts w:asciiTheme="minorBidi" w:hAnsiTheme="minorBidi" w:cstheme="minorBidi"/>
+          <w:color w:val="000000" w:themeColor="text1"/>
+          <w:sz w:val="20"/>
+        </w:rPr>
+      </w:pPr>
+      <w:ins w:id="56" w:author="Microsoft Office User" w:date="2026-04-30T20:04:00Z">
+        <w:r>
+          <w:rPr>
+            <w:rFonts w:asciiTheme="minorBidi" w:hAnsiTheme="minorBidi" w:cstheme="minorBidi"/>
+            <w:color w:val="000000" w:themeColor="text1"/>
+            <w:sz w:val="20"/>
+          </w:rPr>
+          <w:t xml:space="preserve">We carried out additional analysis to </w:t>
+        </w:r>
+      </w:ins>
+      <w:ins w:id="57" w:author="Microsoft Office User" w:date="2026-04-30T20:05:00Z">
+        <w:r>
+          <w:rPr>
+            <w:rFonts w:asciiTheme="minorBidi" w:hAnsiTheme="minorBidi" w:cstheme="minorBidi"/>
+            <w:color w:val="000000" w:themeColor="text1"/>
+            <w:sz w:val="20"/>
+          </w:rPr>
+          <w:t>verify the common origin of numerous inserts identified as putatively ancestral.</w:t>
+        </w:r>
+      </w:ins>
+      <w:ins w:id="58" w:author="Microsoft Office User" w:date="2026-04-30T20:04:00Z">
+        <w:r>
+          <w:rPr>
+            <w:rFonts w:asciiTheme="minorBidi" w:hAnsiTheme="minorBidi" w:cstheme="minorBidi"/>
+            <w:color w:val="000000" w:themeColor="text1"/>
+            <w:sz w:val="20"/>
+          </w:rPr>
+          <w:t xml:space="preserve"> </w:t>
+        </w:r>
+      </w:ins>
+      <w:del w:id="59" w:author="Microsoft Office User" w:date="2026-04-30T19:51:00Z">
+        <w:r>
+          <w:rPr>
+            <w:rFonts w:asciiTheme="minorBidi" w:hAnsiTheme="minorBidi" w:cstheme="minorBidi"/>
+            <w:color w:val="000000" w:themeColor="text1"/>
+            <w:sz w:val="20"/>
+          </w:rPr>
+          <w:delText xml:space="preserve"> </w:delText>
+        </w:r>
+      </w:del>
+      <w:r>
+        <w:rPr>
+          <w:rFonts w:asciiTheme="minorBidi" w:hAnsiTheme="minorBidi" w:cstheme="minorBidi"/>
+          <w:color w:val="000000" w:themeColor="text1"/>
+          <w:sz w:val="20"/>
+        </w:rPr>
+        <w:t>We confirmed the homology (and common origin) of 22 putatively ancestral inserts by ins</w:t>
+      </w:r>
+      <w:del w:id="60" w:author="Microsoft Office User" w:date="2026-04-30T19:51:00Z">
+        <w:r>
+          <w:rPr>
+            <w:rFonts w:asciiTheme="minorBidi" w:hAnsiTheme="minorBidi" w:cstheme="minorBidi"/>
+            <w:color w:val="000000" w:themeColor="text1"/>
+            <w:sz w:val="20"/>
+          </w:rPr>
+          <w:delText>e</w:delText>
+        </w:r>
+      </w:del>
+      <w:r>
+        <w:rPr>
+          <w:rFonts w:asciiTheme="minorBidi" w:hAnsiTheme="minorBidi" w:cstheme="minorBidi"/>
+          <w:color w:val="000000" w:themeColor="text1"/>
+          <w:sz w:val="20"/>
+        </w:rPr>
+        <w:t>p</w:t>
+      </w:r>
+      <w:ins w:id="61" w:author="Microsoft Office User" w:date="2026-04-30T19:51:00Z">
+        <w:r>
+          <w:rPr>
+            <w:rFonts w:asciiTheme="minorBidi" w:hAnsiTheme="minorBidi" w:cstheme="minorBidi"/>
+            <w:color w:val="000000" w:themeColor="text1"/>
+            <w:sz w:val="20"/>
+          </w:rPr>
+          <w:t>e</w:t>
+        </w:r>
+      </w:ins>
+      <w:r>
+        <w:rPr>
+          <w:rFonts w:asciiTheme="minorBidi" w:hAnsiTheme="minorBidi" w:cstheme="minorBidi"/>
+          <w:color w:val="000000" w:themeColor="text1"/>
+          <w:sz w:val="20"/>
+        </w:rPr>
+        <w:t xml:space="preserve">cting 5 kb of cockroach genome sequence upstream and downstream from the insert position across multiple taxa (Fig. 2A). For all examined inserts, multiple taxa harbored homologous DNA across these ~10 kb regions, though some species were inferred to have subsequently lost the inserts. </w:t>
+      </w:r>
+      <w:moveFromRangeStart w:id="62" w:author="Microsoft Office User" w:date="2026-04-30T19:52:00Z" w:name="move228471168"/>
+      <w:moveFrom w:id="63" w:author="Microsoft Office User" w:date="2026-04-30T19:52:00Z">
+        <w:r>
+          <w:rPr>
+            <w:rFonts w:asciiTheme="minorBidi" w:hAnsiTheme="minorBidi" w:cstheme="minorBidi"/>
+            <w:color w:val="000000" w:themeColor="text1"/>
+            <w:sz w:val="20"/>
+          </w:rPr>
+          <w:t>The divergence date of the most distantly related species both harboring the insert was treated as the minimum age of the insert.</w:t>
+        </w:r>
+      </w:moveFrom>
+      <w:moveFromRangeEnd w:id="62"/>
     </w:p>
     <w:p>
       <w:pPr>
@@ -4176,297 +6793,264 @@
           <w:color w:val="000000" w:themeColor="text1"/>
           <w:sz w:val="20"/>
         </w:rPr>
-        <w:t xml:space="preserve">We also </w:t>
-      </w:r>
-      <w:r>
-        <w:rPr>
-          <w:rFonts w:asciiTheme="minorBidi" w:hAnsiTheme="minorBidi" w:cstheme="minorBidi"/>
-          <w:color w:val="000000" w:themeColor="text1"/>
-          <w:sz w:val="20"/>
-        </w:rPr>
-        <w:t>assessed</w:t>
-      </w:r>
-      <w:r>
-        <w:rPr>
-          <w:rFonts w:asciiTheme="minorBidi" w:hAnsiTheme="minorBidi" w:cstheme="minorBidi"/>
-          <w:color w:val="000000" w:themeColor="text1"/>
-          <w:sz w:val="20"/>
-        </w:rPr>
-        <w:t xml:space="preserve"> the distribution of inserts </w:t>
-      </w:r>
-      <w:r>
-        <w:rPr>
-          <w:rFonts w:asciiTheme="minorBidi" w:hAnsiTheme="minorBidi" w:cstheme="minorBidi"/>
-          <w:color w:val="000000" w:themeColor="text1"/>
-          <w:sz w:val="20"/>
-        </w:rPr>
-        <w:t xml:space="preserve">among and </w:t>
-      </w:r>
-      <w:r>
-        <w:rPr>
-          <w:rFonts w:asciiTheme="minorBidi" w:hAnsiTheme="minorBidi" w:cstheme="minorBidi"/>
-          <w:color w:val="000000" w:themeColor="text1"/>
-          <w:sz w:val="20"/>
-        </w:rPr>
-        <w:t xml:space="preserve">along the host </w:t>
-      </w:r>
-      <w:r>
-        <w:rPr>
-          <w:rFonts w:asciiTheme="minorBidi" w:hAnsiTheme="minorBidi" w:cstheme="minorBidi"/>
-          <w:color w:val="000000" w:themeColor="text1"/>
-          <w:sz w:val="20"/>
-        </w:rPr>
-        <w:t>genome contigs</w:t>
-      </w:r>
-      <w:r>
-        <w:rPr>
-          <w:rFonts w:asciiTheme="minorBidi" w:hAnsiTheme="minorBidi" w:cstheme="minorBidi"/>
-          <w:color w:val="000000" w:themeColor="text1"/>
-          <w:sz w:val="20"/>
-        </w:rPr>
-        <w:t xml:space="preserve"> to investigate whether inserts were found in relatively few</w:t>
-      </w:r>
-      <w:r>
-        <w:rPr>
-          <w:rFonts w:asciiTheme="minorBidi" w:hAnsiTheme="minorBidi" w:cstheme="minorBidi"/>
-          <w:color w:val="000000" w:themeColor="text1"/>
-          <w:sz w:val="20"/>
-        </w:rPr>
-        <w:t xml:space="preserve"> </w:t>
-      </w:r>
-      <w:r>
-        <w:rPr>
-          <w:rFonts w:asciiTheme="minorBidi" w:hAnsiTheme="minorBidi" w:cstheme="minorBidi"/>
-          <w:color w:val="000000" w:themeColor="text1"/>
-          <w:sz w:val="20"/>
-        </w:rPr>
-        <w:t>clusters, suggesting few independent HGT events (</w:t>
-      </w:r>
-      <w:r>
-        <w:rPr>
-          <w:rFonts w:asciiTheme="minorBidi" w:hAnsiTheme="minorBidi" w:cstheme="minorBidi"/>
-          <w:color w:val="000000" w:themeColor="text1"/>
-          <w:sz w:val="20"/>
-        </w:rPr>
-        <w:t xml:space="preserve">which inserted large spans of </w:t>
-      </w:r>
-      <w:r>
-        <w:rPr>
-          <w:rFonts w:asciiTheme="minorBidi" w:hAnsiTheme="minorBidi" w:cstheme="minorBidi"/>
-          <w:i/>
-          <w:iCs/>
-          <w:color w:val="000000" w:themeColor="text1"/>
-          <w:sz w:val="20"/>
-        </w:rPr>
-        <w:t>Blatta</w:t>
-      </w:r>
-      <w:r>
-        <w:rPr>
-          <w:rFonts w:asciiTheme="minorBidi" w:hAnsiTheme="minorBidi" w:cstheme="minorBidi"/>
-          <w:i/>
-          <w:iCs/>
-          <w:color w:val="000000" w:themeColor="text1"/>
-          <w:sz w:val="20"/>
-        </w:rPr>
-        <w:t>bacterium</w:t>
-      </w:r>
-      <w:r>
-        <w:rPr>
-          <w:rFonts w:asciiTheme="minorBidi" w:hAnsiTheme="minorBidi" w:cstheme="minorBidi"/>
-          <w:color w:val="000000" w:themeColor="text1"/>
-          <w:sz w:val="20"/>
-        </w:rPr>
-        <w:t xml:space="preserve"> DNA subsequently broken apart by recombination</w:t>
-      </w:r>
-      <w:r>
-        <w:rPr>
-          <w:rFonts w:asciiTheme="minorBidi" w:hAnsiTheme="minorBidi" w:cstheme="minorBidi"/>
-          <w:color w:val="000000" w:themeColor="text1"/>
-          <w:sz w:val="20"/>
-        </w:rPr>
-        <w:t>), or whether they have a wide distribution across the genomes, suggesting many HGT events.</w:t>
-      </w:r>
-      <w:r>
-        <w:rPr>
-          <w:rFonts w:asciiTheme="minorBidi" w:hAnsiTheme="minorBidi" w:cstheme="minorBidi"/>
-          <w:color w:val="000000" w:themeColor="text1"/>
-          <w:sz w:val="20"/>
-        </w:rPr>
-        <w:t xml:space="preserve"> First, we used a chi-squared goodness-of-fit test in R to determine whether the numbers of inserts per genomic contig differed significantly from the expected proportions under a purely random distribution (in which the proportion of inserts directly corresponds to the lengths of the contigs). To improve model fit, we limited this analysis to contigs with </w:t>
-      </w:r>
-      <w:r>
-        <w:rPr>
-          <w:rFonts w:asciiTheme="minorBidi" w:hAnsiTheme="minorBidi" w:cstheme="minorBidi"/>
-          <w:color w:val="000000" w:themeColor="text1"/>
-          <w:sz w:val="20"/>
-        </w:rPr>
-        <w:t>≥</w:t>
-      </w:r>
-      <w:r>
-        <w:rPr>
-          <w:rFonts w:asciiTheme="minorBidi" w:hAnsiTheme="minorBidi" w:cstheme="minorBidi"/>
-          <w:color w:val="000000" w:themeColor="text1"/>
-          <w:sz w:val="20"/>
-        </w:rPr>
-        <w:t xml:space="preserve">2 inserts, and simulated </w:t>
-      </w:r>
-      <w:r>
-        <w:rPr>
-          <w:rFonts w:asciiTheme="minorBidi" w:hAnsiTheme="minorBidi" w:cstheme="minorBidi"/>
-          <w:i/>
-          <w:iCs/>
-          <w:color w:val="000000" w:themeColor="text1"/>
-          <w:sz w:val="20"/>
-        </w:rPr>
-        <w:t>p</w:t>
-      </w:r>
-      <w:r>
-        <w:rPr>
-          <w:rFonts w:asciiTheme="minorBidi" w:hAnsiTheme="minorBidi" w:cstheme="minorBidi"/>
-          <w:color w:val="000000" w:themeColor="text1"/>
-          <w:sz w:val="20"/>
-        </w:rPr>
-        <w:t xml:space="preserve">-values using a Monte Carlo test </w:t>
-      </w:r>
-      <w:r>
-        <w:rPr>
-          <w:rFonts w:asciiTheme="minorBidi" w:hAnsiTheme="minorBidi" w:cstheme="minorBidi"/>
-          <w:color w:val="000000" w:themeColor="text1"/>
-          <w:sz w:val="20"/>
-        </w:rPr>
-        <w:t>[25]</w:t>
-      </w:r>
-      <w:r>
-        <w:rPr>
-          <w:rFonts w:asciiTheme="minorBidi" w:hAnsiTheme="minorBidi" w:cstheme="minorBidi"/>
-          <w:color w:val="000000" w:themeColor="text1"/>
-          <w:sz w:val="20"/>
-        </w:rPr>
-        <w:t xml:space="preserve"> with 10,000 replicates. In addition, to determine whether any significant results represented meaningful deviations from random distributions, we estimated effect size using Cramér’s V in the </w:t>
-      </w:r>
-      <w:r>
-        <w:rPr>
-          <w:rFonts w:asciiTheme="minorBidi" w:hAnsiTheme="minorBidi" w:cstheme="minorBidi"/>
-          <w:color w:val="000000" w:themeColor="text1"/>
-          <w:sz w:val="20"/>
-        </w:rPr>
-        <w:t xml:space="preserve">R </w:t>
-      </w:r>
-      <w:r>
-        <w:rPr>
-          <w:rFonts w:asciiTheme="minorBidi" w:hAnsiTheme="minorBidi" w:cstheme="minorBidi"/>
-          <w:color w:val="000000" w:themeColor="text1"/>
-          <w:sz w:val="20"/>
-        </w:rPr>
-        <w:t xml:space="preserve">package lsr v.0.5.2 </w:t>
-      </w:r>
-      <w:r>
-        <w:rPr>
-          <w:rFonts w:asciiTheme="minorBidi" w:hAnsiTheme="minorBidi" w:cstheme="minorBidi"/>
-          <w:color w:val="000000" w:themeColor="text1"/>
-          <w:sz w:val="20"/>
-        </w:rPr>
-        <w:t>[26].</w:t>
-      </w:r>
-      <w:r>
-        <w:rPr>
-          <w:rFonts w:asciiTheme="minorBidi" w:hAnsiTheme="minorBidi" w:cstheme="minorBidi"/>
-          <w:color w:val="000000" w:themeColor="text1"/>
-          <w:sz w:val="20"/>
-        </w:rPr>
-        <w:t xml:space="preserve"> Most chi-squared tests showed significant deviation from neutral expectations (</w:t>
-      </w:r>
-      <w:r>
-        <w:rPr>
-          <w:rFonts w:asciiTheme="minorBidi" w:hAnsiTheme="minorBidi" w:cstheme="minorBidi"/>
-          <w:i/>
-          <w:iCs/>
-          <w:color w:val="000000" w:themeColor="text1"/>
-          <w:sz w:val="20"/>
-        </w:rPr>
-        <w:t>p</w:t>
-      </w:r>
-      <w:r>
-        <w:rPr>
-          <w:rFonts w:asciiTheme="minorBidi" w:hAnsiTheme="minorBidi" w:cstheme="minorBidi"/>
-          <w:color w:val="000000" w:themeColor="text1"/>
-          <w:sz w:val="20"/>
-        </w:rPr>
-        <w:t>&lt;0.0</w:t>
-      </w:r>
-      <w:r>
-        <w:rPr>
-          <w:rFonts w:asciiTheme="minorBidi" w:hAnsiTheme="minorBidi" w:cstheme="minorBidi"/>
-          <w:color w:val="000000" w:themeColor="text1"/>
-          <w:sz w:val="20"/>
-        </w:rPr>
-        <w:t>5</w:t>
-      </w:r>
-      <w:proofErr w:type="gramStart"/>
-      <w:r>
-        <w:rPr>
-          <w:rFonts w:asciiTheme="minorBidi" w:hAnsiTheme="minorBidi" w:cstheme="minorBidi"/>
-          <w:color w:val="000000" w:themeColor="text1"/>
-          <w:sz w:val="20"/>
-        </w:rPr>
-        <w:t>),</w:t>
-      </w:r>
-      <w:proofErr w:type="gramEnd"/>
-      <w:r>
-        <w:rPr>
-          <w:rFonts w:asciiTheme="minorBidi" w:hAnsiTheme="minorBidi" w:cstheme="minorBidi"/>
-          <w:color w:val="000000" w:themeColor="text1"/>
-          <w:sz w:val="20"/>
-        </w:rPr>
-        <w:t xml:space="preserve"> however </w:t>
-      </w:r>
-      <w:r>
-        <w:rPr>
-          <w:rFonts w:asciiTheme="minorBidi" w:hAnsiTheme="minorBidi" w:cstheme="minorBidi"/>
-          <w:color w:val="000000" w:themeColor="text1"/>
-          <w:sz w:val="20"/>
-        </w:rPr>
-        <w:t xml:space="preserve">this result is not surprising considering the statistical power (i.e. number of contigs) in our analyses, and the </w:t>
-      </w:r>
-      <w:r>
-        <w:rPr>
-          <w:rFonts w:asciiTheme="minorBidi" w:hAnsiTheme="minorBidi" w:cstheme="minorBidi"/>
-          <w:color w:val="000000" w:themeColor="text1"/>
-          <w:sz w:val="20"/>
-        </w:rPr>
-        <w:t>deviations were</w:t>
-      </w:r>
-      <w:r>
-        <w:rPr>
-          <w:rFonts w:asciiTheme="minorBidi" w:hAnsiTheme="minorBidi" w:cstheme="minorBidi"/>
-          <w:color w:val="000000" w:themeColor="text1"/>
-          <w:sz w:val="20"/>
-        </w:rPr>
-        <w:t xml:space="preserve"> found to be</w:t>
-      </w:r>
-      <w:r>
-        <w:rPr>
-          <w:rFonts w:asciiTheme="minorBidi" w:hAnsiTheme="minorBidi" w:cstheme="minorBidi"/>
-          <w:color w:val="000000" w:themeColor="text1"/>
-          <w:sz w:val="20"/>
-        </w:rPr>
-        <w:t xml:space="preserve"> minimal </w:t>
-      </w:r>
-      <w:r>
-        <w:rPr>
-          <w:rFonts w:asciiTheme="minorBidi" w:hAnsiTheme="minorBidi" w:cstheme="minorBidi"/>
-          <w:color w:val="000000" w:themeColor="text1"/>
-          <w:sz w:val="20"/>
-        </w:rPr>
-        <w:t xml:space="preserve">based on effect sizes </w:t>
-      </w:r>
-      <w:r>
-        <w:rPr>
-          <w:rFonts w:asciiTheme="minorBidi" w:hAnsiTheme="minorBidi" w:cstheme="minorBidi"/>
-          <w:color w:val="000000" w:themeColor="text1"/>
-          <w:sz w:val="20"/>
-        </w:rPr>
-        <w:t>(Dataset S4).</w:t>
+        <w:t>We characteri</w:t>
+      </w:r>
+      <w:r>
+        <w:rPr>
+          <w:rFonts w:asciiTheme="minorBidi" w:hAnsiTheme="minorBidi" w:cstheme="minorBidi"/>
+          <w:color w:val="000000" w:themeColor="text1"/>
+          <w:sz w:val="20"/>
+        </w:rPr>
+        <w:t>z</w:t>
+      </w:r>
+      <w:r>
+        <w:rPr>
+          <w:rFonts w:asciiTheme="minorBidi" w:hAnsiTheme="minorBidi" w:cstheme="minorBidi"/>
+          <w:color w:val="000000" w:themeColor="text1"/>
+          <w:sz w:val="20"/>
+        </w:rPr>
+        <w:t xml:space="preserve">ed the source locations of the inserts along the </w:t>
+      </w:r>
+      <w:proofErr w:type="spellStart"/>
+      <w:r>
+        <w:rPr>
+          <w:rFonts w:asciiTheme="minorBidi" w:hAnsiTheme="minorBidi" w:cstheme="minorBidi"/>
+          <w:i/>
+          <w:iCs/>
+          <w:color w:val="000000" w:themeColor="text1"/>
+          <w:sz w:val="20"/>
+        </w:rPr>
+        <w:t>Blattabacterium</w:t>
+      </w:r>
+      <w:proofErr w:type="spellEnd"/>
+      <w:r>
+        <w:rPr>
+          <w:rFonts w:asciiTheme="minorBidi" w:hAnsiTheme="minorBidi" w:cstheme="minorBidi"/>
+          <w:color w:val="000000" w:themeColor="text1"/>
+          <w:sz w:val="20"/>
+        </w:rPr>
+        <w:t xml:space="preserve"> genome. First, we aligned the inserts back to their respective </w:t>
+      </w:r>
+      <w:proofErr w:type="spellStart"/>
+      <w:r>
+        <w:rPr>
+          <w:rFonts w:asciiTheme="minorBidi" w:hAnsiTheme="minorBidi" w:cstheme="minorBidi"/>
+          <w:i/>
+          <w:iCs/>
+          <w:color w:val="000000" w:themeColor="text1"/>
+          <w:sz w:val="20"/>
+        </w:rPr>
+        <w:t>Blattabacterium</w:t>
+      </w:r>
+      <w:proofErr w:type="spellEnd"/>
+      <w:r>
+        <w:rPr>
+          <w:rFonts w:asciiTheme="minorBidi" w:hAnsiTheme="minorBidi" w:cstheme="minorBidi"/>
+          <w:color w:val="000000" w:themeColor="text1"/>
+          <w:sz w:val="20"/>
+        </w:rPr>
+        <w:t xml:space="preserve"> genomes using bwa mem. Only species with a published species-specific </w:t>
+      </w:r>
+      <w:proofErr w:type="spellStart"/>
+      <w:r>
+        <w:rPr>
+          <w:rFonts w:asciiTheme="minorBidi" w:hAnsiTheme="minorBidi" w:cstheme="minorBidi"/>
+          <w:i/>
+          <w:color w:val="000000" w:themeColor="text1"/>
+          <w:sz w:val="20"/>
+        </w:rPr>
+        <w:t>Blattabacterium</w:t>
+      </w:r>
+      <w:proofErr w:type="spellEnd"/>
+      <w:r>
+        <w:rPr>
+          <w:rFonts w:asciiTheme="minorBidi" w:hAnsiTheme="minorBidi" w:cstheme="minorBidi"/>
+          <w:color w:val="000000" w:themeColor="text1"/>
+          <w:sz w:val="20"/>
+        </w:rPr>
+        <w:t xml:space="preserve"> strain were included in this analysis (Dataset S2). Note, not all of the inserts aligned, as some inserts were characteri</w:t>
+      </w:r>
+      <w:r>
+        <w:rPr>
+          <w:rFonts w:asciiTheme="minorBidi" w:hAnsiTheme="minorBidi" w:cstheme="minorBidi"/>
+          <w:color w:val="000000" w:themeColor="text1"/>
+          <w:sz w:val="20"/>
+        </w:rPr>
+        <w:t>z</w:t>
+      </w:r>
+      <w:r>
+        <w:rPr>
+          <w:rFonts w:asciiTheme="minorBidi" w:hAnsiTheme="minorBidi" w:cstheme="minorBidi"/>
+          <w:color w:val="000000" w:themeColor="text1"/>
+          <w:sz w:val="20"/>
+        </w:rPr>
+        <w:t xml:space="preserve">ed based on fragments of other </w:t>
+      </w:r>
+      <w:proofErr w:type="spellStart"/>
+      <w:r>
+        <w:rPr>
+          <w:rFonts w:asciiTheme="minorBidi" w:hAnsiTheme="minorBidi" w:cstheme="minorBidi"/>
+          <w:i/>
+          <w:iCs/>
+          <w:color w:val="000000" w:themeColor="text1"/>
+          <w:sz w:val="20"/>
+        </w:rPr>
+        <w:t>Blattabacterium</w:t>
+      </w:r>
+      <w:proofErr w:type="spellEnd"/>
+      <w:r>
+        <w:rPr>
+          <w:rFonts w:asciiTheme="minorBidi" w:hAnsiTheme="minorBidi" w:cstheme="minorBidi"/>
+          <w:color w:val="000000" w:themeColor="text1"/>
+          <w:sz w:val="20"/>
+        </w:rPr>
+        <w:t xml:space="preserve"> genomes (not only the species-specific </w:t>
+      </w:r>
+      <w:proofErr w:type="spellStart"/>
+      <w:r>
+        <w:rPr>
+          <w:rFonts w:asciiTheme="minorBidi" w:hAnsiTheme="minorBidi" w:cstheme="minorBidi"/>
+          <w:i/>
+          <w:iCs/>
+          <w:color w:val="000000" w:themeColor="text1"/>
+          <w:sz w:val="20"/>
+        </w:rPr>
+        <w:t>Blattabacterium</w:t>
+      </w:r>
+      <w:proofErr w:type="spellEnd"/>
+      <w:r>
+        <w:rPr>
+          <w:rFonts w:asciiTheme="minorBidi" w:hAnsiTheme="minorBidi" w:cstheme="minorBidi"/>
+          <w:color w:val="000000" w:themeColor="text1"/>
+          <w:sz w:val="20"/>
+        </w:rPr>
+        <w:t xml:space="preserve"> strain). Second, we used a combination of </w:t>
+      </w:r>
+      <w:proofErr w:type="spellStart"/>
+      <w:r>
+        <w:rPr>
+          <w:rFonts w:asciiTheme="minorBidi" w:hAnsiTheme="minorBidi" w:cstheme="minorBidi"/>
+          <w:color w:val="000000" w:themeColor="text1"/>
+          <w:sz w:val="20"/>
+        </w:rPr>
+        <w:t>samtools</w:t>
+      </w:r>
+      <w:proofErr w:type="spellEnd"/>
+      <w:r>
+        <w:rPr>
+          <w:rFonts w:asciiTheme="minorBidi" w:hAnsiTheme="minorBidi" w:cstheme="minorBidi"/>
+          <w:color w:val="000000" w:themeColor="text1"/>
+          <w:sz w:val="20"/>
+        </w:rPr>
+        <w:t xml:space="preserve"> and </w:t>
+      </w:r>
+      <w:proofErr w:type="spellStart"/>
+      <w:r>
+        <w:rPr>
+          <w:rFonts w:asciiTheme="minorBidi" w:hAnsiTheme="minorBidi" w:cstheme="minorBidi"/>
+          <w:color w:val="000000" w:themeColor="text1"/>
+          <w:sz w:val="20"/>
+        </w:rPr>
+        <w:t>awk</w:t>
+      </w:r>
+      <w:proofErr w:type="spellEnd"/>
+      <w:r>
+        <w:rPr>
+          <w:rFonts w:asciiTheme="minorBidi" w:hAnsiTheme="minorBidi" w:cstheme="minorBidi"/>
+          <w:color w:val="000000" w:themeColor="text1"/>
+          <w:sz w:val="20"/>
+        </w:rPr>
+        <w:t xml:space="preserve"> to only retain primary alignments, and to record the insert start position along the alignment. Lastly, we plotted the cumulative start position counts along the </w:t>
+      </w:r>
+      <w:proofErr w:type="spellStart"/>
+      <w:r>
+        <w:rPr>
+          <w:rFonts w:asciiTheme="minorBidi" w:hAnsiTheme="minorBidi" w:cstheme="minorBidi"/>
+          <w:i/>
+          <w:iCs/>
+          <w:color w:val="000000" w:themeColor="text1"/>
+          <w:sz w:val="20"/>
+        </w:rPr>
+        <w:t>Blattabacterium</w:t>
+      </w:r>
+      <w:proofErr w:type="spellEnd"/>
+      <w:r>
+        <w:rPr>
+          <w:rFonts w:asciiTheme="minorBidi" w:hAnsiTheme="minorBidi" w:cstheme="minorBidi"/>
+          <w:color w:val="000000" w:themeColor="text1"/>
+          <w:sz w:val="20"/>
+        </w:rPr>
+        <w:t xml:space="preserve"> genome using the R packages </w:t>
+      </w:r>
+      <w:proofErr w:type="spellStart"/>
+      <w:r>
+        <w:rPr>
+          <w:rFonts w:asciiTheme="minorBidi" w:hAnsiTheme="minorBidi" w:cstheme="minorBidi"/>
+          <w:color w:val="000000" w:themeColor="text1"/>
+          <w:sz w:val="20"/>
+        </w:rPr>
+        <w:t>tidyverse</w:t>
+      </w:r>
+      <w:proofErr w:type="spellEnd"/>
+      <w:r>
+        <w:rPr>
+          <w:rFonts w:asciiTheme="minorBidi" w:hAnsiTheme="minorBidi" w:cstheme="minorBidi"/>
+          <w:color w:val="000000" w:themeColor="text1"/>
+          <w:sz w:val="20"/>
+        </w:rPr>
+        <w:t xml:space="preserve"> v2 </w:t>
+      </w:r>
+      <w:r>
+        <w:rPr>
+          <w:rFonts w:asciiTheme="minorBidi" w:hAnsiTheme="minorBidi" w:cstheme="minorBidi"/>
+          <w:color w:val="000000" w:themeColor="text1"/>
+          <w:sz w:val="20"/>
+        </w:rPr>
+        <w:t>[23]</w:t>
+      </w:r>
+      <w:r>
+        <w:rPr>
+          <w:rFonts w:asciiTheme="minorBidi" w:hAnsiTheme="minorBidi" w:cstheme="minorBidi"/>
+          <w:color w:val="000000" w:themeColor="text1"/>
+          <w:sz w:val="20"/>
+        </w:rPr>
+        <w:t xml:space="preserve"> and ggplot2 v3.5.1 </w:t>
+      </w:r>
+      <w:r>
+        <w:rPr>
+          <w:rFonts w:asciiTheme="minorBidi" w:hAnsiTheme="minorBidi" w:cstheme="minorBidi"/>
+          <w:color w:val="000000" w:themeColor="text1"/>
+          <w:sz w:val="20"/>
+        </w:rPr>
+        <w:t>[24]</w:t>
+      </w:r>
+      <w:r>
+        <w:rPr>
+          <w:rFonts w:asciiTheme="minorBidi" w:hAnsiTheme="minorBidi" w:cstheme="minorBidi"/>
+          <w:color w:val="000000" w:themeColor="text1"/>
+          <w:sz w:val="20"/>
+        </w:rPr>
+        <w:t xml:space="preserve">, whereby a linear trend indicates that the origin of the inserts in the </w:t>
+      </w:r>
+      <w:proofErr w:type="spellStart"/>
+      <w:r>
+        <w:rPr>
+          <w:rFonts w:asciiTheme="minorBidi" w:hAnsiTheme="minorBidi" w:cstheme="minorBidi"/>
+          <w:i/>
+          <w:iCs/>
+          <w:color w:val="000000" w:themeColor="text1"/>
+          <w:sz w:val="20"/>
+        </w:rPr>
+        <w:t>Blattabacterium</w:t>
+      </w:r>
+      <w:proofErr w:type="spellEnd"/>
+      <w:r>
+        <w:rPr>
+          <w:rFonts w:asciiTheme="minorBidi" w:hAnsiTheme="minorBidi" w:cstheme="minorBidi"/>
+          <w:color w:val="000000" w:themeColor="text1"/>
+          <w:sz w:val="20"/>
+        </w:rPr>
+        <w:t xml:space="preserve"> genome is random.</w:t>
       </w:r>
     </w:p>
     <w:p>
@@ -4492,110 +7076,332 @@
           <w:color w:val="000000" w:themeColor="text1"/>
           <w:sz w:val="20"/>
         </w:rPr>
-        <w:t xml:space="preserve">Second, we used Kolmogorov–Smirnov (KS) tests to assess the randomness of the HGT insertion distribution within contigs. The KS tests assumed that if insertion position is random, then the distribution of insert positions over each contig will appear as a uniform distribution from position 1 to the end of the contig (minus 250 to account for the insert </w:t>
-      </w:r>
-      <w:r>
-        <w:rPr>
-          <w:rFonts w:asciiTheme="minorBidi" w:hAnsiTheme="minorBidi" w:cstheme="minorBidi"/>
-          <w:color w:val="000000" w:themeColor="text1"/>
-          <w:sz w:val="20"/>
-        </w:rPr>
-        <w:t>length</w:t>
-      </w:r>
-      <w:r>
-        <w:rPr>
-          <w:rFonts w:asciiTheme="minorBidi" w:hAnsiTheme="minorBidi" w:cstheme="minorBidi"/>
-          <w:color w:val="000000" w:themeColor="text1"/>
-          <w:sz w:val="20"/>
-        </w:rPr>
-        <w:t xml:space="preserve">). </w:t>
-      </w:r>
-      <w:r>
-        <w:rPr>
-          <w:rFonts w:asciiTheme="minorBidi" w:hAnsiTheme="minorBidi" w:cstheme="minorBidi"/>
-          <w:color w:val="000000" w:themeColor="text1"/>
-          <w:sz w:val="20"/>
-        </w:rPr>
-        <w:t xml:space="preserve">Contigs with fewer than three inserts were excluded. </w:t>
-      </w:r>
-      <w:r>
-        <w:rPr>
-          <w:rFonts w:asciiTheme="minorBidi" w:hAnsiTheme="minorBidi" w:cstheme="minorBidi"/>
-          <w:color w:val="000000" w:themeColor="text1"/>
-          <w:sz w:val="20"/>
-        </w:rPr>
-        <w:t xml:space="preserve">The KS tests supported a random distribution of inserts </w:t>
-      </w:r>
-      <w:r>
-        <w:rPr>
-          <w:rFonts w:asciiTheme="minorBidi" w:hAnsiTheme="minorBidi" w:cstheme="minorBidi"/>
-          <w:color w:val="000000" w:themeColor="text1"/>
-          <w:sz w:val="20"/>
-        </w:rPr>
-        <w:t>with</w:t>
-      </w:r>
-      <w:r>
-        <w:rPr>
-          <w:rFonts w:asciiTheme="minorBidi" w:hAnsiTheme="minorBidi" w:cstheme="minorBidi"/>
-          <w:color w:val="000000" w:themeColor="text1"/>
-          <w:sz w:val="20"/>
-        </w:rPr>
-        <w:t xml:space="preserve">in &gt;85% of all contigs for every genome (Dataset S4). The distributions </w:t>
-      </w:r>
-      <w:r>
-        <w:rPr>
-          <w:rFonts w:asciiTheme="minorBidi" w:hAnsiTheme="minorBidi" w:cstheme="minorBidi"/>
-          <w:color w:val="000000" w:themeColor="text1"/>
-          <w:sz w:val="20"/>
-        </w:rPr>
-        <w:t xml:space="preserve">of inserts along the host contigs </w:t>
-      </w:r>
-      <w:r>
-        <w:rPr>
-          <w:rFonts w:asciiTheme="minorBidi" w:hAnsiTheme="minorBidi" w:cstheme="minorBidi"/>
-          <w:color w:val="000000" w:themeColor="text1"/>
-          <w:sz w:val="20"/>
-        </w:rPr>
-        <w:t>are depicted in Fig</w:t>
-      </w:r>
-      <w:r>
-        <w:rPr>
-          <w:rFonts w:asciiTheme="minorBidi" w:hAnsiTheme="minorBidi" w:cstheme="minorBidi"/>
-          <w:color w:val="000000" w:themeColor="text1"/>
-          <w:sz w:val="20"/>
-        </w:rPr>
-        <w:t>.</w:t>
-      </w:r>
-      <w:r>
-        <w:rPr>
-          <w:rFonts w:asciiTheme="minorBidi" w:hAnsiTheme="minorBidi" w:cstheme="minorBidi"/>
-          <w:color w:val="000000" w:themeColor="text1"/>
-          <w:sz w:val="20"/>
-        </w:rPr>
-        <w:t xml:space="preserve"> 1</w:t>
-      </w:r>
-      <w:r>
-        <w:rPr>
-          <w:rFonts w:asciiTheme="minorBidi" w:hAnsiTheme="minorBidi" w:cstheme="minorBidi"/>
-          <w:color w:val="000000" w:themeColor="text1"/>
-          <w:sz w:val="20"/>
-        </w:rPr>
-        <w:t>C</w:t>
-      </w:r>
-      <w:r>
-        <w:rPr>
-          <w:rFonts w:asciiTheme="minorBidi" w:hAnsiTheme="minorBidi" w:cstheme="minorBidi"/>
-          <w:color w:val="000000" w:themeColor="text1"/>
-          <w:sz w:val="20"/>
-        </w:rPr>
-        <w:t>.</w:t>
+        <w:t xml:space="preserve">We also </w:t>
+      </w:r>
+      <w:r>
+        <w:rPr>
+          <w:rFonts w:asciiTheme="minorBidi" w:hAnsiTheme="minorBidi" w:cstheme="minorBidi"/>
+          <w:color w:val="000000" w:themeColor="text1"/>
+          <w:sz w:val="20"/>
+        </w:rPr>
+        <w:t>assessed</w:t>
+      </w:r>
+      <w:r>
+        <w:rPr>
+          <w:rFonts w:asciiTheme="minorBidi" w:hAnsiTheme="minorBidi" w:cstheme="minorBidi"/>
+          <w:color w:val="000000" w:themeColor="text1"/>
+          <w:sz w:val="20"/>
+        </w:rPr>
+        <w:t xml:space="preserve"> the distribution of inserts </w:t>
+      </w:r>
+      <w:r>
+        <w:rPr>
+          <w:rFonts w:asciiTheme="minorBidi" w:hAnsiTheme="minorBidi" w:cstheme="minorBidi"/>
+          <w:color w:val="000000" w:themeColor="text1"/>
+          <w:sz w:val="20"/>
+        </w:rPr>
+        <w:t xml:space="preserve">among and </w:t>
+      </w:r>
+      <w:r>
+        <w:rPr>
+          <w:rFonts w:asciiTheme="minorBidi" w:hAnsiTheme="minorBidi" w:cstheme="minorBidi"/>
+          <w:color w:val="000000" w:themeColor="text1"/>
+          <w:sz w:val="20"/>
+        </w:rPr>
+        <w:t xml:space="preserve">along the host </w:t>
+      </w:r>
+      <w:r>
+        <w:rPr>
+          <w:rFonts w:asciiTheme="minorBidi" w:hAnsiTheme="minorBidi" w:cstheme="minorBidi"/>
+          <w:color w:val="000000" w:themeColor="text1"/>
+          <w:sz w:val="20"/>
+        </w:rPr>
+        <w:t>genome contigs</w:t>
+      </w:r>
+      <w:r>
+        <w:rPr>
+          <w:rFonts w:asciiTheme="minorBidi" w:hAnsiTheme="minorBidi" w:cstheme="minorBidi"/>
+          <w:color w:val="000000" w:themeColor="text1"/>
+          <w:sz w:val="20"/>
+        </w:rPr>
+        <w:t xml:space="preserve"> to investigate whether inserts were found in relatively few</w:t>
+      </w:r>
+      <w:r>
+        <w:rPr>
+          <w:rFonts w:asciiTheme="minorBidi" w:hAnsiTheme="minorBidi" w:cstheme="minorBidi"/>
+          <w:color w:val="000000" w:themeColor="text1"/>
+          <w:sz w:val="20"/>
+        </w:rPr>
+        <w:t xml:space="preserve"> </w:t>
+      </w:r>
+      <w:r>
+        <w:rPr>
+          <w:rFonts w:asciiTheme="minorBidi" w:hAnsiTheme="minorBidi" w:cstheme="minorBidi"/>
+          <w:color w:val="000000" w:themeColor="text1"/>
+          <w:sz w:val="20"/>
+        </w:rPr>
+        <w:t>clusters, suggesting few independent HGT events (</w:t>
+      </w:r>
+      <w:r>
+        <w:rPr>
+          <w:rFonts w:asciiTheme="minorBidi" w:hAnsiTheme="minorBidi" w:cstheme="minorBidi"/>
+          <w:color w:val="000000" w:themeColor="text1"/>
+          <w:sz w:val="20"/>
+        </w:rPr>
+        <w:t xml:space="preserve">which inserted large spans of </w:t>
+      </w:r>
+      <w:proofErr w:type="spellStart"/>
+      <w:r>
+        <w:rPr>
+          <w:rFonts w:asciiTheme="minorBidi" w:hAnsiTheme="minorBidi" w:cstheme="minorBidi"/>
+          <w:i/>
+          <w:iCs/>
+          <w:color w:val="000000" w:themeColor="text1"/>
+          <w:sz w:val="20"/>
+        </w:rPr>
+        <w:t>Blatta</w:t>
+      </w:r>
+      <w:r>
+        <w:rPr>
+          <w:rFonts w:asciiTheme="minorBidi" w:hAnsiTheme="minorBidi" w:cstheme="minorBidi"/>
+          <w:i/>
+          <w:iCs/>
+          <w:color w:val="000000" w:themeColor="text1"/>
+          <w:sz w:val="20"/>
+        </w:rPr>
+        <w:t>bacterium</w:t>
+      </w:r>
+      <w:proofErr w:type="spellEnd"/>
+      <w:r>
+        <w:rPr>
+          <w:rFonts w:asciiTheme="minorBidi" w:hAnsiTheme="minorBidi" w:cstheme="minorBidi"/>
+          <w:color w:val="000000" w:themeColor="text1"/>
+          <w:sz w:val="20"/>
+        </w:rPr>
+        <w:t xml:space="preserve"> DNA subsequently broken apart by recombination</w:t>
+      </w:r>
+      <w:r>
+        <w:rPr>
+          <w:rFonts w:asciiTheme="minorBidi" w:hAnsiTheme="minorBidi" w:cstheme="minorBidi"/>
+          <w:color w:val="000000" w:themeColor="text1"/>
+          <w:sz w:val="20"/>
+        </w:rPr>
+        <w:t>), or whether they have a wide distribution across the genomes, suggesting many HGT events.</w:t>
+      </w:r>
+      <w:r>
+        <w:rPr>
+          <w:rFonts w:asciiTheme="minorBidi" w:hAnsiTheme="minorBidi" w:cstheme="minorBidi"/>
+          <w:color w:val="000000" w:themeColor="text1"/>
+          <w:sz w:val="20"/>
+        </w:rPr>
+        <w:t xml:space="preserve"> First, we used a chi-squared goodness-of-fit test in R to determine whether the numbers of inserts per genomic contig differed significantly from the expected proportions under a purely random distribution (in which the proportion of inserts directly corresponds to the lengths of the contigs). To improve model fit, we limited this analysis to contigs with </w:t>
+      </w:r>
+      <w:r>
+        <w:rPr>
+          <w:rFonts w:asciiTheme="minorBidi" w:hAnsiTheme="minorBidi" w:cstheme="minorBidi"/>
+          <w:color w:val="000000" w:themeColor="text1"/>
+          <w:sz w:val="20"/>
+        </w:rPr>
+        <w:t>≥</w:t>
+      </w:r>
+      <w:r>
+        <w:rPr>
+          <w:rFonts w:asciiTheme="minorBidi" w:hAnsiTheme="minorBidi" w:cstheme="minorBidi"/>
+          <w:color w:val="000000" w:themeColor="text1"/>
+          <w:sz w:val="20"/>
+        </w:rPr>
+        <w:t xml:space="preserve">2 inserts, and simulated </w:t>
+      </w:r>
+      <w:r>
+        <w:rPr>
+          <w:rFonts w:asciiTheme="minorBidi" w:hAnsiTheme="minorBidi" w:cstheme="minorBidi"/>
+          <w:i/>
+          <w:iCs/>
+          <w:color w:val="000000" w:themeColor="text1"/>
+          <w:sz w:val="20"/>
+        </w:rPr>
+        <w:t>p</w:t>
+      </w:r>
+      <w:r>
+        <w:rPr>
+          <w:rFonts w:asciiTheme="minorBidi" w:hAnsiTheme="minorBidi" w:cstheme="minorBidi"/>
+          <w:color w:val="000000" w:themeColor="text1"/>
+          <w:sz w:val="20"/>
+        </w:rPr>
+        <w:t xml:space="preserve">-values using a Monte Carlo test </w:t>
+      </w:r>
+      <w:r>
+        <w:rPr>
+          <w:rFonts w:asciiTheme="minorBidi" w:hAnsiTheme="minorBidi" w:cstheme="minorBidi"/>
+          <w:color w:val="000000" w:themeColor="text1"/>
+          <w:sz w:val="20"/>
+        </w:rPr>
+        <w:t>[25]</w:t>
+      </w:r>
+      <w:r>
+        <w:rPr>
+          <w:rFonts w:asciiTheme="minorBidi" w:hAnsiTheme="minorBidi" w:cstheme="minorBidi"/>
+          <w:color w:val="000000" w:themeColor="text1"/>
+          <w:sz w:val="20"/>
+        </w:rPr>
+        <w:t xml:space="preserve"> with 10,000 replicates. In addition, to determine whether any significant results represented meaningful deviations from random distributions, we estimated effect size using </w:t>
+      </w:r>
+      <w:proofErr w:type="spellStart"/>
+      <w:r>
+        <w:rPr>
+          <w:rFonts w:asciiTheme="minorBidi" w:hAnsiTheme="minorBidi" w:cstheme="minorBidi"/>
+          <w:color w:val="000000" w:themeColor="text1"/>
+          <w:sz w:val="20"/>
+        </w:rPr>
+        <w:t>Cramér’s</w:t>
+      </w:r>
+      <w:proofErr w:type="spellEnd"/>
+      <w:r>
+        <w:rPr>
+          <w:rFonts w:asciiTheme="minorBidi" w:hAnsiTheme="minorBidi" w:cstheme="minorBidi"/>
+          <w:color w:val="000000" w:themeColor="text1"/>
+          <w:sz w:val="20"/>
+        </w:rPr>
+        <w:t xml:space="preserve"> V in the </w:t>
+      </w:r>
+      <w:r>
+        <w:rPr>
+          <w:rFonts w:asciiTheme="minorBidi" w:hAnsiTheme="minorBidi" w:cstheme="minorBidi"/>
+          <w:color w:val="000000" w:themeColor="text1"/>
+          <w:sz w:val="20"/>
+        </w:rPr>
+        <w:t xml:space="preserve">R </w:t>
+      </w:r>
+      <w:r>
+        <w:rPr>
+          <w:rFonts w:asciiTheme="minorBidi" w:hAnsiTheme="minorBidi" w:cstheme="minorBidi"/>
+          <w:color w:val="000000" w:themeColor="text1"/>
+          <w:sz w:val="20"/>
+        </w:rPr>
+        <w:t xml:space="preserve">package </w:t>
+      </w:r>
+      <w:proofErr w:type="spellStart"/>
+      <w:r>
+        <w:rPr>
+          <w:rFonts w:asciiTheme="minorBidi" w:hAnsiTheme="minorBidi" w:cstheme="minorBidi"/>
+          <w:color w:val="000000" w:themeColor="text1"/>
+          <w:sz w:val="20"/>
+        </w:rPr>
+        <w:t>lsr</w:t>
+      </w:r>
+      <w:proofErr w:type="spellEnd"/>
+      <w:r>
+        <w:rPr>
+          <w:rFonts w:asciiTheme="minorBidi" w:hAnsiTheme="minorBidi" w:cstheme="minorBidi"/>
+          <w:color w:val="000000" w:themeColor="text1"/>
+          <w:sz w:val="20"/>
+        </w:rPr>
+        <w:t xml:space="preserve"> v.0.5.2 </w:t>
+      </w:r>
+      <w:r>
+        <w:rPr>
+          <w:rFonts w:asciiTheme="minorBidi" w:hAnsiTheme="minorBidi" w:cstheme="minorBidi"/>
+          <w:color w:val="000000" w:themeColor="text1"/>
+          <w:sz w:val="20"/>
+        </w:rPr>
+        <w:t>[26].</w:t>
+      </w:r>
+      <w:r>
+        <w:rPr>
+          <w:rFonts w:asciiTheme="minorBidi" w:hAnsiTheme="minorBidi" w:cstheme="minorBidi"/>
+          <w:color w:val="000000" w:themeColor="text1"/>
+          <w:sz w:val="20"/>
+        </w:rPr>
+        <w:t xml:space="preserve"> Most chi-squared tests showed significant deviation from neutral expectations (</w:t>
+      </w:r>
+      <w:r>
+        <w:rPr>
+          <w:rFonts w:asciiTheme="minorBidi" w:hAnsiTheme="minorBidi" w:cstheme="minorBidi"/>
+          <w:i/>
+          <w:iCs/>
+          <w:color w:val="000000" w:themeColor="text1"/>
+          <w:sz w:val="20"/>
+        </w:rPr>
+        <w:t>p</w:t>
+      </w:r>
+      <w:r>
+        <w:rPr>
+          <w:rFonts w:asciiTheme="minorBidi" w:hAnsiTheme="minorBidi" w:cstheme="minorBidi"/>
+          <w:color w:val="000000" w:themeColor="text1"/>
+          <w:sz w:val="20"/>
+        </w:rPr>
+        <w:t>&lt;0.0</w:t>
+      </w:r>
+      <w:r>
+        <w:rPr>
+          <w:rFonts w:asciiTheme="minorBidi" w:hAnsiTheme="minorBidi" w:cstheme="minorBidi"/>
+          <w:color w:val="000000" w:themeColor="text1"/>
+          <w:sz w:val="20"/>
+        </w:rPr>
+        <w:t>5</w:t>
+      </w:r>
+      <w:r>
+        <w:rPr>
+          <w:rFonts w:asciiTheme="minorBidi" w:hAnsiTheme="minorBidi" w:cstheme="minorBidi"/>
+          <w:color w:val="000000" w:themeColor="text1"/>
+          <w:sz w:val="20"/>
+        </w:rPr>
+        <w:t xml:space="preserve">), however </w:t>
+      </w:r>
+      <w:r>
+        <w:rPr>
+          <w:rFonts w:asciiTheme="minorBidi" w:hAnsiTheme="minorBidi" w:cstheme="minorBidi"/>
+          <w:color w:val="000000" w:themeColor="text1"/>
+          <w:sz w:val="20"/>
+        </w:rPr>
+        <w:t xml:space="preserve">this result is not surprising considering the statistical power (i.e. number of contigs) in our analyses, and the </w:t>
+      </w:r>
+      <w:r>
+        <w:rPr>
+          <w:rFonts w:asciiTheme="minorBidi" w:hAnsiTheme="minorBidi" w:cstheme="minorBidi"/>
+          <w:color w:val="000000" w:themeColor="text1"/>
+          <w:sz w:val="20"/>
+        </w:rPr>
+        <w:t>deviations were</w:t>
+      </w:r>
+      <w:r>
+        <w:rPr>
+          <w:rFonts w:asciiTheme="minorBidi" w:hAnsiTheme="minorBidi" w:cstheme="minorBidi"/>
+          <w:color w:val="000000" w:themeColor="text1"/>
+          <w:sz w:val="20"/>
+        </w:rPr>
+        <w:t xml:space="preserve"> found to be</w:t>
+      </w:r>
+      <w:r>
+        <w:rPr>
+          <w:rFonts w:asciiTheme="minorBidi" w:hAnsiTheme="minorBidi" w:cstheme="minorBidi"/>
+          <w:color w:val="000000" w:themeColor="text1"/>
+          <w:sz w:val="20"/>
+        </w:rPr>
+        <w:t xml:space="preserve"> minimal </w:t>
+      </w:r>
+      <w:r>
+        <w:rPr>
+          <w:rFonts w:asciiTheme="minorBidi" w:hAnsiTheme="minorBidi" w:cstheme="minorBidi"/>
+          <w:color w:val="000000" w:themeColor="text1"/>
+          <w:sz w:val="20"/>
+        </w:rPr>
+        <w:t xml:space="preserve">based on effect sizes </w:t>
+      </w:r>
+      <w:r>
+        <w:rPr>
+          <w:rFonts w:asciiTheme="minorBidi" w:hAnsiTheme="minorBidi" w:cstheme="minorBidi"/>
+          <w:color w:val="000000" w:themeColor="text1"/>
+          <w:sz w:val="20"/>
+        </w:rPr>
+        <w:t>(Dataset S4).</w:t>
       </w:r>
     </w:p>
     <w:p>
       <w:pPr>
         <w:rPr>
           <w:rFonts w:asciiTheme="minorBidi" w:hAnsiTheme="minorBidi" w:cstheme="minorBidi"/>
-          <w:color w:val="FF0000"/>
+          <w:color w:val="000000" w:themeColor="text1"/>
           <w:sz w:val="20"/>
         </w:rPr>
       </w:pPr>
@@ -4604,89 +7410,222 @@
       <w:pPr>
         <w:rPr>
           <w:rFonts w:asciiTheme="minorBidi" w:hAnsiTheme="minorBidi" w:cstheme="minorBidi"/>
-          <w:color w:val="FF0000"/>
-          <w:sz w:val="20"/>
-        </w:rPr>
-      </w:pPr>
-      <w:r>
-        <w:rPr>
-          <w:rFonts w:ascii="Arial" w:hAnsi="Arial" w:cs="Arial"/>
-          <w:b/>
-          <w:sz w:val="20"/>
-        </w:rPr>
-        <w:t>HGT insert QC</w:t>
+          <w:color w:val="000000" w:themeColor="text1"/>
+          <w:sz w:val="20"/>
+        </w:rPr>
+      </w:pPr>
+      <w:r>
+        <w:rPr>
+          <w:rFonts w:asciiTheme="minorBidi" w:hAnsiTheme="minorBidi" w:cstheme="minorBidi"/>
+          <w:color w:val="000000" w:themeColor="text1"/>
+          <w:sz w:val="20"/>
+        </w:rPr>
+        <w:t xml:space="preserve">Second, we used Kolmogorov–Smirnov (KS) tests to assess the randomness of the HGT insertion distribution within contigs. The KS tests assumed that if insertion position is random, then the distribution of insert positions over each contig will appear as a uniform distribution from position 1 to the end of the contig (minus 250 to account for the insert </w:t>
+      </w:r>
+      <w:r>
+        <w:rPr>
+          <w:rFonts w:asciiTheme="minorBidi" w:hAnsiTheme="minorBidi" w:cstheme="minorBidi"/>
+          <w:color w:val="000000" w:themeColor="text1"/>
+          <w:sz w:val="20"/>
+        </w:rPr>
+        <w:t>length</w:t>
+      </w:r>
+      <w:r>
+        <w:rPr>
+          <w:rFonts w:asciiTheme="minorBidi" w:hAnsiTheme="minorBidi" w:cstheme="minorBidi"/>
+          <w:color w:val="000000" w:themeColor="text1"/>
+          <w:sz w:val="20"/>
+        </w:rPr>
+        <w:t xml:space="preserve">). </w:t>
+      </w:r>
+      <w:r>
+        <w:rPr>
+          <w:rFonts w:asciiTheme="minorBidi" w:hAnsiTheme="minorBidi" w:cstheme="minorBidi"/>
+          <w:color w:val="000000" w:themeColor="text1"/>
+          <w:sz w:val="20"/>
+        </w:rPr>
+        <w:t xml:space="preserve">Contigs with fewer than three inserts were excluded. </w:t>
+      </w:r>
+      <w:r>
+        <w:rPr>
+          <w:rFonts w:asciiTheme="minorBidi" w:hAnsiTheme="minorBidi" w:cstheme="minorBidi"/>
+          <w:color w:val="000000" w:themeColor="text1"/>
+          <w:sz w:val="20"/>
+        </w:rPr>
+        <w:t xml:space="preserve">The KS tests supported a random distribution of inserts </w:t>
+      </w:r>
+      <w:r>
+        <w:rPr>
+          <w:rFonts w:asciiTheme="minorBidi" w:hAnsiTheme="minorBidi" w:cstheme="minorBidi"/>
+          <w:color w:val="000000" w:themeColor="text1"/>
+          <w:sz w:val="20"/>
+        </w:rPr>
+        <w:t>with</w:t>
+      </w:r>
+      <w:r>
+        <w:rPr>
+          <w:rFonts w:asciiTheme="minorBidi" w:hAnsiTheme="minorBidi" w:cstheme="minorBidi"/>
+          <w:color w:val="000000" w:themeColor="text1"/>
+          <w:sz w:val="20"/>
+        </w:rPr>
+        <w:t xml:space="preserve">in &gt;85% of all contigs for every genome (Dataset S4). The distributions </w:t>
+      </w:r>
+      <w:r>
+        <w:rPr>
+          <w:rFonts w:asciiTheme="minorBidi" w:hAnsiTheme="minorBidi" w:cstheme="minorBidi"/>
+          <w:color w:val="000000" w:themeColor="text1"/>
+          <w:sz w:val="20"/>
+        </w:rPr>
+        <w:t xml:space="preserve">of inserts along the host contigs </w:t>
+      </w:r>
+      <w:r>
+        <w:rPr>
+          <w:rFonts w:asciiTheme="minorBidi" w:hAnsiTheme="minorBidi" w:cstheme="minorBidi"/>
+          <w:color w:val="000000" w:themeColor="text1"/>
+          <w:sz w:val="20"/>
+        </w:rPr>
+        <w:t>are depicted in Fig</w:t>
+      </w:r>
+      <w:r>
+        <w:rPr>
+          <w:rFonts w:asciiTheme="minorBidi" w:hAnsiTheme="minorBidi" w:cstheme="minorBidi"/>
+          <w:color w:val="000000" w:themeColor="text1"/>
+          <w:sz w:val="20"/>
+        </w:rPr>
+        <w:t>.</w:t>
+      </w:r>
+      <w:r>
+        <w:rPr>
+          <w:rFonts w:asciiTheme="minorBidi" w:hAnsiTheme="minorBidi" w:cstheme="minorBidi"/>
+          <w:color w:val="000000" w:themeColor="text1"/>
+          <w:sz w:val="20"/>
+        </w:rPr>
+        <w:t xml:space="preserve"> 1</w:t>
+      </w:r>
+      <w:r>
+        <w:rPr>
+          <w:rFonts w:asciiTheme="minorBidi" w:hAnsiTheme="minorBidi" w:cstheme="minorBidi"/>
+          <w:color w:val="000000" w:themeColor="text1"/>
+          <w:sz w:val="20"/>
+        </w:rPr>
+        <w:t>C</w:t>
+      </w:r>
+      <w:r>
+        <w:rPr>
+          <w:rFonts w:asciiTheme="minorBidi" w:hAnsiTheme="minorBidi" w:cstheme="minorBidi"/>
+          <w:color w:val="000000" w:themeColor="text1"/>
+          <w:sz w:val="20"/>
+        </w:rPr>
+        <w:t>.</w:t>
       </w:r>
     </w:p>
     <w:p>
       <w:pPr>
         <w:rPr>
           <w:rFonts w:asciiTheme="minorBidi" w:hAnsiTheme="minorBidi" w:cstheme="minorBidi"/>
-          <w:color w:val="000000" w:themeColor="text1"/>
-          <w:sz w:val="20"/>
-        </w:rPr>
-      </w:pPr>
-      <w:r>
-        <w:rPr>
-          <w:rFonts w:asciiTheme="minorBidi" w:hAnsiTheme="minorBidi" w:cstheme="minorBidi"/>
-          <w:color w:val="000000" w:themeColor="text1"/>
-          <w:sz w:val="20"/>
-          <w:lang w:eastAsia="zh-CN"/>
-        </w:rPr>
-        <w:t xml:space="preserve">To robustly confirm that inserts were evident in raw genomic reads as well as the final assemblies, we </w:t>
-      </w:r>
-      <w:r>
-        <w:rPr>
-          <w:rFonts w:asciiTheme="minorBidi" w:hAnsiTheme="minorBidi" w:cstheme="minorBidi"/>
-          <w:color w:val="000000" w:themeColor="text1"/>
-          <w:sz w:val="20"/>
-        </w:rPr>
-        <w:t xml:space="preserve">aligned the raw reads against the respective assembled genomes. Raw reads </w:t>
-      </w:r>
-      <w:r>
-        <w:rPr>
-          <w:rFonts w:asciiTheme="minorBidi" w:hAnsiTheme="minorBidi" w:cstheme="minorBidi"/>
-          <w:color w:val="000000" w:themeColor="text1"/>
-          <w:sz w:val="20"/>
-        </w:rPr>
-        <w:t>that</w:t>
-      </w:r>
-      <w:r>
-        <w:rPr>
-          <w:rFonts w:asciiTheme="minorBidi" w:hAnsiTheme="minorBidi" w:cstheme="minorBidi"/>
-          <w:color w:val="000000" w:themeColor="text1"/>
-          <w:sz w:val="20"/>
-        </w:rPr>
-        <w:t xml:space="preserve"> aligned only with the putative insert, or a subset thereof, were assessed to have likely derived from contaminant </w:t>
-      </w:r>
-      <w:r>
-        <w:rPr>
-          <w:rFonts w:asciiTheme="minorBidi" w:hAnsiTheme="minorBidi" w:cstheme="minorBidi"/>
-          <w:i/>
-          <w:iCs/>
-          <w:color w:val="000000" w:themeColor="text1"/>
-          <w:sz w:val="20"/>
-        </w:rPr>
-        <w:t>Blattabacterium</w:t>
-      </w:r>
-      <w:r>
-        <w:rPr>
-          <w:rFonts w:asciiTheme="minorBidi" w:hAnsiTheme="minorBidi" w:cstheme="minorBidi"/>
-          <w:color w:val="000000" w:themeColor="text1"/>
-          <w:sz w:val="20"/>
-        </w:rPr>
-        <w:t xml:space="preserve"> DNA. In contrast, raw reads spanning all or some of the insert as well as ‘native’ cockroach flanking sequence were considered evidence that the insert was genuine. This step was undertaken on five genomes. </w:t>
-      </w:r>
-      <w:r>
-        <w:rPr>
-          <w:rFonts w:asciiTheme="minorBidi" w:hAnsiTheme="minorBidi" w:cstheme="minorBidi"/>
-          <w:color w:val="000000" w:themeColor="text1"/>
-          <w:sz w:val="20"/>
-        </w:rPr>
-        <w:t>See a schematic of this workflow and examples on GitHub (https://github.com/MEEP-projects/HGT_pipeline/tree/main/other).</w:t>
-      </w:r>
+          <w:color w:val="FF0000"/>
+          <w:sz w:val="20"/>
+        </w:rPr>
+      </w:pPr>
     </w:p>
     <w:p>
       <w:pPr>
+        <w:rPr>
+          <w:rFonts w:asciiTheme="minorBidi" w:hAnsiTheme="minorBidi" w:cstheme="minorBidi"/>
+          <w:color w:val="FF0000"/>
+          <w:sz w:val="20"/>
+        </w:rPr>
+      </w:pPr>
+      <w:r>
+        <w:rPr>
+          <w:rFonts w:ascii="Arial" w:hAnsi="Arial" w:cs="Arial"/>
+          <w:b/>
+          <w:sz w:val="20"/>
+        </w:rPr>
+        <w:t>HGT insert QC</w:t>
+      </w:r>
+    </w:p>
+    <w:p>
+      <w:pPr>
+        <w:rPr>
+          <w:rFonts w:asciiTheme="minorBidi" w:hAnsiTheme="minorBidi" w:cstheme="minorBidi"/>
+          <w:color w:val="000000" w:themeColor="text1"/>
+          <w:sz w:val="20"/>
+        </w:rPr>
+      </w:pPr>
+      <w:r>
+        <w:rPr>
+          <w:rFonts w:asciiTheme="minorBidi" w:hAnsiTheme="minorBidi" w:cstheme="minorBidi"/>
+          <w:color w:val="000000" w:themeColor="text1"/>
+          <w:sz w:val="20"/>
+          <w:lang w:eastAsia="zh-CN"/>
+        </w:rPr>
+        <w:t xml:space="preserve">To robustly confirm that inserts were evident in raw genomic reads as well as the final assemblies, we </w:t>
+      </w:r>
+      <w:r>
+        <w:rPr>
+          <w:rFonts w:asciiTheme="minorBidi" w:hAnsiTheme="minorBidi" w:cstheme="minorBidi"/>
+          <w:color w:val="000000" w:themeColor="text1"/>
+          <w:sz w:val="20"/>
+        </w:rPr>
+        <w:t xml:space="preserve">aligned the raw reads against the respective assembled genomes. Raw reads </w:t>
+      </w:r>
+      <w:r>
+        <w:rPr>
+          <w:rFonts w:asciiTheme="minorBidi" w:hAnsiTheme="minorBidi" w:cstheme="minorBidi"/>
+          <w:color w:val="000000" w:themeColor="text1"/>
+          <w:sz w:val="20"/>
+        </w:rPr>
+        <w:t>that</w:t>
+      </w:r>
+      <w:r>
+        <w:rPr>
+          <w:rFonts w:asciiTheme="minorBidi" w:hAnsiTheme="minorBidi" w:cstheme="minorBidi"/>
+          <w:color w:val="000000" w:themeColor="text1"/>
+          <w:sz w:val="20"/>
+        </w:rPr>
+        <w:t xml:space="preserve"> aligned only with the putative insert, or a subset thereof, were assessed to have likely derived from contaminant </w:t>
+      </w:r>
+      <w:proofErr w:type="spellStart"/>
+      <w:r>
+        <w:rPr>
+          <w:rFonts w:asciiTheme="minorBidi" w:hAnsiTheme="minorBidi" w:cstheme="minorBidi"/>
+          <w:i/>
+          <w:iCs/>
+          <w:color w:val="000000" w:themeColor="text1"/>
+          <w:sz w:val="20"/>
+        </w:rPr>
+        <w:t>Blattabacterium</w:t>
+      </w:r>
+      <w:proofErr w:type="spellEnd"/>
+      <w:r>
+        <w:rPr>
+          <w:rFonts w:asciiTheme="minorBidi" w:hAnsiTheme="minorBidi" w:cstheme="minorBidi"/>
+          <w:color w:val="000000" w:themeColor="text1"/>
+          <w:sz w:val="20"/>
+        </w:rPr>
+        <w:t xml:space="preserve"> DNA. In contrast, raw reads spanning all or some of the insert as well as ‘native’ cockroach flanking sequence were considered evidence that the </w:t>
+      </w:r>
+      <w:r>
+        <w:rPr>
+          <w:rFonts w:asciiTheme="minorBidi" w:hAnsiTheme="minorBidi" w:cstheme="minorBidi"/>
+          <w:color w:val="000000" w:themeColor="text1"/>
+          <w:sz w:val="20"/>
+        </w:rPr>
+        <w:lastRenderedPageBreak/>
+        <w:t xml:space="preserve">insert was genuine. This step was undertaken on five genomes. </w:t>
+      </w:r>
+      <w:r>
+        <w:rPr>
+          <w:rFonts w:asciiTheme="minorBidi" w:hAnsiTheme="minorBidi" w:cstheme="minorBidi"/>
+          <w:color w:val="000000" w:themeColor="text1"/>
+          <w:sz w:val="20"/>
+        </w:rPr>
+        <w:t>See a schematic of this workflow and examples on GitHub (https://github.com/MEEP-projects/HGT_pipeline/tree/main/other).</w:t>
+      </w:r>
+    </w:p>
+    <w:p>
+      <w:pPr>
         <w:pStyle w:val="SMSubheading"/>
         <w:jc w:val="center"/>
       </w:pPr>
@@ -4707,6 +7646,7 @@
         </w:rPr>
         <w:t xml:space="preserve">We found that none of the identified inserts aligned with solely contaminant </w:t>
       </w:r>
+      <w:proofErr w:type="spellStart"/>
       <w:r>
         <w:rPr>
           <w:rFonts w:asciiTheme="minorBidi" w:hAnsiTheme="minorBidi" w:cstheme="minorBidi"/>
@@ -4717,6 +7657,7 @@
         </w:rPr>
         <w:t>Blattabacterium</w:t>
       </w:r>
+      <w:proofErr w:type="spellEnd"/>
       <w:r>
         <w:rPr>
           <w:rFonts w:asciiTheme="minorBidi" w:hAnsiTheme="minorBidi" w:cstheme="minorBidi"/>
@@ -4725,6 +7666,7 @@
         </w:rPr>
         <w:t xml:space="preserve"> reads; rather, each aligned with multiple raw reads spanning the boundary between exogenous inserted DNA and cockroach flanking sequence. In addition, in cases where </w:t>
       </w:r>
+      <w:proofErr w:type="spellStart"/>
       <w:r>
         <w:rPr>
           <w:rFonts w:asciiTheme="minorBidi" w:hAnsiTheme="minorBidi" w:cstheme="minorBidi"/>
@@ -4735,6 +7677,7 @@
         </w:rPr>
         <w:t>Blattabacterium</w:t>
       </w:r>
+      <w:proofErr w:type="spellEnd"/>
       <w:r>
         <w:rPr>
           <w:rFonts w:asciiTheme="minorBidi" w:hAnsiTheme="minorBidi" w:cstheme="minorBidi"/>
@@ -4743,6 +7686,7 @@
         </w:rPr>
         <w:t xml:space="preserve"> contaminant DNA was found to align to the insert (alongside genuine cockroach genomic reads), the </w:t>
       </w:r>
+      <w:proofErr w:type="spellStart"/>
       <w:r>
         <w:rPr>
           <w:rFonts w:asciiTheme="minorBidi" w:hAnsiTheme="minorBidi" w:cstheme="minorBidi"/>
@@ -4753,6 +7697,7 @@
         </w:rPr>
         <w:t>Blattabacterium</w:t>
       </w:r>
+      <w:proofErr w:type="spellEnd"/>
       <w:r>
         <w:rPr>
           <w:rFonts w:asciiTheme="minorBidi" w:hAnsiTheme="minorBidi" w:cstheme="minorBidi"/>
@@ -4873,6 +7818,7 @@
         </w:rPr>
         <w:t xml:space="preserve">ed in the termite genomes using these thresholds were not manually audited, whereas the primary, more stringent dataset underwent particularly rigorous manual curation (given the presence of termite gut symbionts closely related to </w:t>
       </w:r>
+      <w:proofErr w:type="spellStart"/>
       <w:r>
         <w:rPr>
           <w:rFonts w:asciiTheme="minorBidi" w:hAnsiTheme="minorBidi" w:cstheme="minorBidi"/>
@@ -4883,6 +7829,7 @@
         </w:rPr>
         <w:t>Blattabacterium</w:t>
       </w:r>
+      <w:proofErr w:type="spellEnd"/>
       <w:r>
         <w:rPr>
           <w:rFonts w:asciiTheme="minorBidi" w:hAnsiTheme="minorBidi" w:cstheme="minorBidi"/>
@@ -4917,6 +7864,7 @@
         </w:rPr>
         <w:t xml:space="preserve">To investigate whether the number of </w:t>
       </w:r>
+      <w:proofErr w:type="spellStart"/>
       <w:r>
         <w:rPr>
           <w:rFonts w:asciiTheme="minorBidi" w:hAnsiTheme="minorBidi" w:cstheme="minorBidi"/>
@@ -4927,6 +7875,7 @@
         </w:rPr>
         <w:t>Blattabacterium</w:t>
       </w:r>
+      <w:proofErr w:type="spellEnd"/>
       <w:r>
         <w:rPr>
           <w:rFonts w:asciiTheme="minorBidi" w:hAnsiTheme="minorBidi" w:cstheme="minorBidi"/>
@@ -4935,6 +7884,7 @@
         </w:rPr>
         <w:t xml:space="preserve"> inserts identified could reflect a methodological artefact, and to assess whether similar patterns are observed for other bacterial species, we repeated the HGT insert pipeline on </w:t>
       </w:r>
+      <w:proofErr w:type="spellStart"/>
       <w:r>
         <w:rPr>
           <w:rFonts w:asciiTheme="minorBidi" w:hAnsiTheme="minorBidi" w:cstheme="minorBidi"/>
@@ -4945,6 +7895,7 @@
         </w:rPr>
         <w:t>Buchnera</w:t>
       </w:r>
+      <w:proofErr w:type="spellEnd"/>
       <w:r>
         <w:rPr>
           <w:rFonts w:asciiTheme="minorBidi" w:hAnsiTheme="minorBidi" w:cstheme="minorBidi"/>
@@ -4969,7 +7920,25 @@
           <w:color w:val="000000" w:themeColor="text1"/>
           <w:sz w:val="20"/>
         </w:rPr>
-        <w:t xml:space="preserve"> (a bacterial genus known to infect some Blattodea species).</w:t>
+        <w:t xml:space="preserve"> (a bacterial genus known to infect some </w:t>
+      </w:r>
+      <w:proofErr w:type="spellStart"/>
+      <w:r>
+        <w:rPr>
+          <w:rFonts w:asciiTheme="minorBidi" w:hAnsiTheme="minorBidi" w:cstheme="minorBidi"/>
+          <w:color w:val="000000" w:themeColor="text1"/>
+          <w:sz w:val="20"/>
+        </w:rPr>
+        <w:t>Blattodea</w:t>
+      </w:r>
+      <w:proofErr w:type="spellEnd"/>
+      <w:r>
+        <w:rPr>
+          <w:rFonts w:asciiTheme="minorBidi" w:hAnsiTheme="minorBidi" w:cstheme="minorBidi"/>
+          <w:color w:val="000000" w:themeColor="text1"/>
+          <w:sz w:val="20"/>
+        </w:rPr>
+        <w:t xml:space="preserve"> species).</w:t>
       </w:r>
       <w:r>
         <w:rPr>
@@ -4985,16 +7954,7 @@
           <w:color w:val="000000" w:themeColor="text1"/>
           <w:sz w:val="20"/>
         </w:rPr>
-        <w:t xml:space="preserve">The initial genome libraries used to </w:t>
-      </w:r>
-      <w:r>
-        <w:rPr>
-          <w:rFonts w:asciiTheme="minorBidi" w:hAnsiTheme="minorBidi" w:cstheme="minorBidi"/>
-          <w:color w:val="000000" w:themeColor="text1"/>
-          <w:sz w:val="20"/>
-        </w:rPr>
-        <w:lastRenderedPageBreak/>
-        <w:t xml:space="preserve">characterize the HGT inserts comprised 37 and </w:t>
+        <w:t xml:space="preserve">The initial genome libraries used to characterize the HGT inserts comprised 37 and </w:t>
       </w:r>
       <w:r>
         <w:rPr>
@@ -5004,6 +7964,7 @@
         </w:rPr>
         <w:t xml:space="preserve">20 </w:t>
       </w:r>
+      <w:proofErr w:type="spellStart"/>
       <w:r>
         <w:rPr>
           <w:rFonts w:asciiTheme="minorBidi" w:hAnsiTheme="minorBidi" w:cstheme="minorBidi"/>
@@ -5014,6 +7975,7 @@
         </w:rPr>
         <w:t>Buchnera</w:t>
       </w:r>
+      <w:proofErr w:type="spellEnd"/>
       <w:r>
         <w:rPr>
           <w:rFonts w:asciiTheme="minorBidi" w:hAnsiTheme="minorBidi" w:cstheme="minorBidi"/>
@@ -5106,6 +8068,7 @@
         </w:rPr>
         <w:t xml:space="preserve"> </w:t>
       </w:r>
+      <w:proofErr w:type="spellStart"/>
       <w:r>
         <w:rPr>
           <w:rFonts w:asciiTheme="minorBidi" w:hAnsiTheme="minorBidi" w:cstheme="minorBidi"/>
@@ -5116,6 +8079,7 @@
         </w:rPr>
         <w:t>Buchnera</w:t>
       </w:r>
+      <w:proofErr w:type="spellEnd"/>
       <w:r>
         <w:rPr>
           <w:rFonts w:asciiTheme="minorBidi" w:hAnsiTheme="minorBidi" w:cstheme="minorBidi"/>
@@ -5212,6 +8176,7 @@
         </w:rPr>
         <w:t xml:space="preserve">putative </w:t>
       </w:r>
+      <w:proofErr w:type="spellStart"/>
       <w:r>
         <w:rPr>
           <w:rFonts w:asciiTheme="minorBidi" w:hAnsiTheme="minorBidi" w:cstheme="minorBidi"/>
@@ -5222,6 +8187,7 @@
         </w:rPr>
         <w:t>Buchnera</w:t>
       </w:r>
+      <w:proofErr w:type="spellEnd"/>
       <w:r>
         <w:rPr>
           <w:rFonts w:asciiTheme="minorBidi" w:hAnsiTheme="minorBidi" w:cstheme="minorBidi"/>
@@ -5230,15 +8196,27 @@
         </w:rPr>
         <w:t xml:space="preserve">-derived inserts instead originate from </w:t>
       </w:r>
-      <w:r>
-        <w:rPr>
-          <w:rFonts w:asciiTheme="minorBidi" w:hAnsiTheme="minorBidi" w:cstheme="minorBidi"/>
-          <w:i/>
-          <w:iCs/>
-          <w:color w:val="000000" w:themeColor="text1"/>
-          <w:sz w:val="20"/>
-        </w:rPr>
-        <w:t xml:space="preserve">Blattabacterium </w:t>
+      <w:proofErr w:type="spellStart"/>
+      <w:r>
+        <w:rPr>
+          <w:rFonts w:asciiTheme="minorBidi" w:hAnsiTheme="minorBidi" w:cstheme="minorBidi"/>
+          <w:i/>
+          <w:iCs/>
+          <w:color w:val="000000" w:themeColor="text1"/>
+          <w:sz w:val="20"/>
+        </w:rPr>
+        <w:t>Blattabacterium</w:t>
+      </w:r>
+      <w:proofErr w:type="spellEnd"/>
+      <w:r>
+        <w:rPr>
+          <w:rFonts w:asciiTheme="minorBidi" w:hAnsiTheme="minorBidi" w:cstheme="minorBidi"/>
+          <w:i/>
+          <w:iCs/>
+          <w:color w:val="000000" w:themeColor="text1"/>
+          <w:sz w:val="20"/>
+        </w:rPr>
+        <w:t xml:space="preserve"> </w:t>
       </w:r>
       <w:r>
         <w:rPr>
@@ -5314,6 +8292,7 @@
         </w:rPr>
         <w:t xml:space="preserve">This is consistent with the lack of co-occurrence between </w:t>
       </w:r>
+      <w:proofErr w:type="spellStart"/>
       <w:r>
         <w:rPr>
           <w:rFonts w:asciiTheme="minorBidi" w:hAnsiTheme="minorBidi" w:cstheme="minorBidi"/>
@@ -5324,6 +8303,7 @@
         </w:rPr>
         <w:t>Buchnera</w:t>
       </w:r>
+      <w:proofErr w:type="spellEnd"/>
       <w:r>
         <w:rPr>
           <w:rFonts w:asciiTheme="minorBidi" w:hAnsiTheme="minorBidi" w:cstheme="minorBidi"/>
@@ -5430,6 +8410,7 @@
         </w:rPr>
         <w:t xml:space="preserve">. The higher number relative to </w:t>
       </w:r>
+      <w:proofErr w:type="spellStart"/>
       <w:r>
         <w:rPr>
           <w:rFonts w:asciiTheme="minorBidi" w:hAnsiTheme="minorBidi" w:cstheme="minorBidi"/>
@@ -5440,6 +8421,7 @@
         </w:rPr>
         <w:t>Buchnera</w:t>
       </w:r>
+      <w:proofErr w:type="spellEnd"/>
       <w:r>
         <w:rPr>
           <w:rFonts w:asciiTheme="minorBidi" w:hAnsiTheme="minorBidi" w:cstheme="minorBidi"/>
@@ -5466,6 +8448,7 @@
         </w:rPr>
         <w:t xml:space="preserve"> do infect these hosts, although insert counts remain lower than those observed for </w:t>
       </w:r>
+      <w:proofErr w:type="spellStart"/>
       <w:r>
         <w:rPr>
           <w:rFonts w:asciiTheme="minorBidi" w:hAnsiTheme="minorBidi" w:cstheme="minorBidi"/>
@@ -5476,6 +8459,7 @@
         </w:rPr>
         <w:t>Blattabacterium</w:t>
       </w:r>
+      <w:proofErr w:type="spellEnd"/>
       <w:r>
         <w:rPr>
           <w:rFonts w:asciiTheme="minorBidi" w:hAnsiTheme="minorBidi" w:cstheme="minorBidi"/>
@@ -5508,26 +8492,87 @@
           <w:color w:val="000000" w:themeColor="text1"/>
           <w:sz w:val="20"/>
         </w:rPr>
-        <w:t>Since completing the analyses and manuscript preparation, additional Blattodea genomes have become available. To assess whether the patterns identified in this study are consistent across these additional taxa, we applied the same HGT insert pipeline to five newly available genomes: one termite (</w:t>
-      </w:r>
-      <w:r>
-        <w:rPr>
-          <w:rFonts w:asciiTheme="minorBidi" w:hAnsiTheme="minorBidi" w:cstheme="minorBidi"/>
-          <w:i/>
-          <w:iCs/>
-          <w:color w:val="000000" w:themeColor="text1"/>
-          <w:sz w:val="20"/>
-        </w:rPr>
-        <w:t>Mastotermes darwiniensis</w:t>
-      </w:r>
-      <w:r>
-        <w:rPr>
-          <w:rFonts w:asciiTheme="minorBidi" w:hAnsiTheme="minorBidi" w:cstheme="minorBidi"/>
-          <w:color w:val="000000" w:themeColor="text1"/>
-          <w:sz w:val="20"/>
-        </w:rPr>
-        <w:t xml:space="preserve">; GCA_053541125.1), which is the only termite species known to harbour </w:t>
-      </w:r>
+        <w:t xml:space="preserve">Since completing the analyses and manuscript preparation, additional </w:t>
+      </w:r>
+      <w:proofErr w:type="spellStart"/>
+      <w:r>
+        <w:rPr>
+          <w:rFonts w:asciiTheme="minorBidi" w:hAnsiTheme="minorBidi" w:cstheme="minorBidi"/>
+          <w:color w:val="000000" w:themeColor="text1"/>
+          <w:sz w:val="20"/>
+        </w:rPr>
+        <w:t>Blattodea</w:t>
+      </w:r>
+      <w:proofErr w:type="spellEnd"/>
+      <w:r>
+        <w:rPr>
+          <w:rFonts w:asciiTheme="minorBidi" w:hAnsiTheme="minorBidi" w:cstheme="minorBidi"/>
+          <w:color w:val="000000" w:themeColor="text1"/>
+          <w:sz w:val="20"/>
+        </w:rPr>
+        <w:t xml:space="preserve"> genomes have become available. To assess whether the patterns identified in this study are consistent across these additional taxa, we applied the same HGT insert pipeline to five newly available genomes: one termite (</w:t>
+      </w:r>
+      <w:proofErr w:type="spellStart"/>
+      <w:r>
+        <w:rPr>
+          <w:rFonts w:asciiTheme="minorBidi" w:hAnsiTheme="minorBidi" w:cstheme="minorBidi"/>
+          <w:i/>
+          <w:iCs/>
+          <w:color w:val="000000" w:themeColor="text1"/>
+          <w:sz w:val="20"/>
+        </w:rPr>
+        <w:t>Mastotermes</w:t>
+      </w:r>
+      <w:proofErr w:type="spellEnd"/>
+      <w:r>
+        <w:rPr>
+          <w:rFonts w:asciiTheme="minorBidi" w:hAnsiTheme="minorBidi" w:cstheme="minorBidi"/>
+          <w:i/>
+          <w:iCs/>
+          <w:color w:val="000000" w:themeColor="text1"/>
+          <w:sz w:val="20"/>
+        </w:rPr>
+        <w:t xml:space="preserve"> </w:t>
+      </w:r>
+      <w:proofErr w:type="spellStart"/>
+      <w:r>
+        <w:rPr>
+          <w:rFonts w:asciiTheme="minorBidi" w:hAnsiTheme="minorBidi" w:cstheme="minorBidi"/>
+          <w:i/>
+          <w:iCs/>
+          <w:color w:val="000000" w:themeColor="text1"/>
+          <w:sz w:val="20"/>
+        </w:rPr>
+        <w:t>darwiniensis</w:t>
+      </w:r>
+      <w:proofErr w:type="spellEnd"/>
+      <w:r>
+        <w:rPr>
+          <w:rFonts w:asciiTheme="minorBidi" w:hAnsiTheme="minorBidi" w:cstheme="minorBidi"/>
+          <w:color w:val="000000" w:themeColor="text1"/>
+          <w:sz w:val="20"/>
+        </w:rPr>
+        <w:t xml:space="preserve">; GCA_053541125.1), which is the only termite species known to </w:t>
+      </w:r>
+      <w:proofErr w:type="spellStart"/>
+      <w:r>
+        <w:rPr>
+          <w:rFonts w:asciiTheme="minorBidi" w:hAnsiTheme="minorBidi" w:cstheme="minorBidi"/>
+          <w:color w:val="000000" w:themeColor="text1"/>
+          <w:sz w:val="20"/>
+        </w:rPr>
+        <w:t>harbour</w:t>
+      </w:r>
+      <w:proofErr w:type="spellEnd"/>
+      <w:r>
+        <w:rPr>
+          <w:rFonts w:asciiTheme="minorBidi" w:hAnsiTheme="minorBidi" w:cstheme="minorBidi"/>
+          <w:color w:val="000000" w:themeColor="text1"/>
+          <w:sz w:val="20"/>
+        </w:rPr>
+        <w:t xml:space="preserve"> </w:t>
+      </w:r>
+      <w:proofErr w:type="spellStart"/>
       <w:r>
         <w:rPr>
           <w:rFonts w:asciiTheme="minorBidi" w:hAnsiTheme="minorBidi" w:cstheme="minorBidi"/>
@@ -5538,6 +8583,7 @@
         </w:rPr>
         <w:t>Blattabacterium</w:t>
       </w:r>
+      <w:proofErr w:type="spellEnd"/>
       <w:r>
         <w:rPr>
           <w:rFonts w:asciiTheme="minorBidi" w:hAnsiTheme="minorBidi" w:cstheme="minorBidi"/>
@@ -5546,6 +8592,7 @@
         </w:rPr>
         <w:t xml:space="preserve">; two </w:t>
       </w:r>
+      <w:proofErr w:type="spellStart"/>
       <w:r>
         <w:rPr>
           <w:rFonts w:asciiTheme="minorBidi" w:hAnsiTheme="minorBidi" w:cstheme="minorBidi"/>
@@ -5556,6 +8603,7 @@
         </w:rPr>
         <w:t>Cryptocercus</w:t>
       </w:r>
+      <w:proofErr w:type="spellEnd"/>
       <w:r>
         <w:rPr>
           <w:rFonts w:asciiTheme="minorBidi" w:hAnsiTheme="minorBidi" w:cstheme="minorBidi"/>
@@ -5572,8 +8620,20 @@
           <w:color w:val="000000" w:themeColor="text1"/>
           <w:sz w:val="20"/>
         </w:rPr>
-        <w:t>C. punctulatus</w:t>
-      </w:r>
+        <w:t xml:space="preserve">C. </w:t>
+      </w:r>
+      <w:proofErr w:type="spellStart"/>
+      <w:r>
+        <w:rPr>
+          <w:rFonts w:asciiTheme="minorBidi" w:hAnsiTheme="minorBidi" w:cstheme="minorBidi"/>
+          <w:i/>
+          <w:iCs/>
+          <w:color w:val="000000" w:themeColor="text1"/>
+          <w:sz w:val="20"/>
+        </w:rPr>
+        <w:t>punctulatus</w:t>
+      </w:r>
+      <w:proofErr w:type="spellEnd"/>
       <w:r>
         <w:rPr>
           <w:rFonts w:asciiTheme="minorBidi" w:hAnsiTheme="minorBidi" w:cstheme="minorBidi"/>
@@ -5590,8 +8650,20 @@
           <w:color w:val="000000" w:themeColor="text1"/>
           <w:sz w:val="20"/>
         </w:rPr>
-        <w:t>C. shennongjianesis</w:t>
-      </w:r>
+        <w:t xml:space="preserve">C. </w:t>
+      </w:r>
+      <w:proofErr w:type="spellStart"/>
+      <w:r>
+        <w:rPr>
+          <w:rFonts w:asciiTheme="minorBidi" w:hAnsiTheme="minorBidi" w:cstheme="minorBidi"/>
+          <w:i/>
+          <w:iCs/>
+          <w:color w:val="000000" w:themeColor="text1"/>
+          <w:sz w:val="20"/>
+        </w:rPr>
+        <w:t>shennongjianesis</w:t>
+      </w:r>
+      <w:proofErr w:type="spellEnd"/>
       <w:r>
         <w:rPr>
           <w:rFonts w:asciiTheme="minorBidi" w:hAnsiTheme="minorBidi" w:cstheme="minorBidi"/>
@@ -5600,15 +8672,27 @@
         </w:rPr>
         <w:t>; GCA_054369535.1), which are a sister group to termites; and two additional cockroach species (</w:t>
       </w:r>
-      <w:r>
-        <w:rPr>
-          <w:rFonts w:asciiTheme="minorBidi" w:hAnsiTheme="minorBidi" w:cstheme="minorBidi"/>
-          <w:i/>
-          <w:iCs/>
-          <w:color w:val="000000" w:themeColor="text1"/>
-          <w:sz w:val="20"/>
-        </w:rPr>
-        <w:t>Ectobius pallidus</w:t>
+      <w:proofErr w:type="spellStart"/>
+      <w:r>
+        <w:rPr>
+          <w:rFonts w:asciiTheme="minorBidi" w:hAnsiTheme="minorBidi" w:cstheme="minorBidi"/>
+          <w:i/>
+          <w:iCs/>
+          <w:color w:val="000000" w:themeColor="text1"/>
+          <w:sz w:val="20"/>
+        </w:rPr>
+        <w:t>Ectobius</w:t>
+      </w:r>
+      <w:proofErr w:type="spellEnd"/>
+      <w:r>
+        <w:rPr>
+          <w:rFonts w:asciiTheme="minorBidi" w:hAnsiTheme="minorBidi" w:cstheme="minorBidi"/>
+          <w:i/>
+          <w:iCs/>
+          <w:color w:val="000000" w:themeColor="text1"/>
+          <w:sz w:val="20"/>
+        </w:rPr>
+        <w:t xml:space="preserve"> pallidus</w:t>
       </w:r>
       <w:r>
         <w:rPr>
@@ -5618,16 +8702,40 @@
         </w:rPr>
         <w:t xml:space="preserve">; GCA_964059185.1 and </w:t>
       </w:r>
-      <w:r>
-        <w:rPr>
-          <w:rFonts w:asciiTheme="minorBidi" w:hAnsiTheme="minorBidi" w:cstheme="minorBidi"/>
-          <w:i/>
-          <w:iCs/>
-          <w:color w:val="000000" w:themeColor="text1"/>
-          <w:sz w:val="20"/>
-        </w:rPr>
-        <w:t>Loboptera decipiens</w:t>
-      </w:r>
+      <w:proofErr w:type="spellStart"/>
+      <w:r>
+        <w:rPr>
+          <w:rFonts w:asciiTheme="minorBidi" w:hAnsiTheme="minorBidi" w:cstheme="minorBidi"/>
+          <w:i/>
+          <w:iCs/>
+          <w:color w:val="000000" w:themeColor="text1"/>
+          <w:sz w:val="20"/>
+        </w:rPr>
+        <w:t>Loboptera</w:t>
+      </w:r>
+      <w:proofErr w:type="spellEnd"/>
+      <w:r>
+        <w:rPr>
+          <w:rFonts w:asciiTheme="minorBidi" w:hAnsiTheme="minorBidi" w:cstheme="minorBidi"/>
+          <w:i/>
+          <w:iCs/>
+          <w:color w:val="000000" w:themeColor="text1"/>
+          <w:sz w:val="20"/>
+        </w:rPr>
+        <w:t xml:space="preserve"> </w:t>
+      </w:r>
+      <w:proofErr w:type="spellStart"/>
+      <w:r>
+        <w:rPr>
+          <w:rFonts w:asciiTheme="minorBidi" w:hAnsiTheme="minorBidi" w:cstheme="minorBidi"/>
+          <w:i/>
+          <w:iCs/>
+          <w:color w:val="000000" w:themeColor="text1"/>
+          <w:sz w:val="20"/>
+        </w:rPr>
+        <w:t>decipiens</w:t>
+      </w:r>
+      <w:proofErr w:type="spellEnd"/>
       <w:r>
         <w:rPr>
           <w:rFonts w:asciiTheme="minorBidi" w:hAnsiTheme="minorBidi" w:cstheme="minorBidi"/>
@@ -5686,8 +8794,20 @@
           <w:color w:val="000000" w:themeColor="text1"/>
           <w:sz w:val="20"/>
         </w:rPr>
-        <w:t>M. darwiniensis</w:t>
-      </w:r>
+        <w:t xml:space="preserve">M. </w:t>
+      </w:r>
+      <w:proofErr w:type="spellStart"/>
+      <w:r>
+        <w:rPr>
+          <w:rFonts w:asciiTheme="minorBidi" w:hAnsiTheme="minorBidi" w:cstheme="minorBidi"/>
+          <w:i/>
+          <w:iCs/>
+          <w:color w:val="000000" w:themeColor="text1"/>
+          <w:sz w:val="20"/>
+        </w:rPr>
+        <w:t>darwiniensis</w:t>
+      </w:r>
+      <w:proofErr w:type="spellEnd"/>
       <w:r>
         <w:rPr>
           <w:rFonts w:asciiTheme="minorBidi" w:hAnsiTheme="minorBidi" w:cstheme="minorBidi"/>
@@ -5760,6 +8880,7 @@
         </w:rPr>
         <w:t xml:space="preserve"> inserts across the </w:t>
       </w:r>
+      <w:proofErr w:type="spellStart"/>
       <w:r>
         <w:rPr>
           <w:rFonts w:asciiTheme="minorBidi" w:hAnsiTheme="minorBidi" w:cstheme="minorBidi"/>
@@ -5770,6 +8891,7 @@
         </w:rPr>
         <w:t>Cryptocercus</w:t>
       </w:r>
+      <w:proofErr w:type="spellEnd"/>
       <w:r>
         <w:rPr>
           <w:rFonts w:asciiTheme="minorBidi" w:hAnsiTheme="minorBidi" w:cstheme="minorBidi"/>
@@ -5894,8 +9016,8 @@
           <w:sz w:val="20"/>
         </w:rPr>
         <w:sectPr>
-          <w:headerReference w:type="default" r:id="rId11"/>
-          <w:footerReference w:type="default" r:id="rId12"/>
+          <w:headerReference w:type="default" r:id="rId14"/>
+          <w:footerReference w:type="default" r:id="rId15"/>
           <w:pgSz w:w="12240" w:h="15840"/>
           <w:pgMar w:top="1440" w:right="1800" w:bottom="1440" w:left="1800" w:header="720" w:footer="720" w:gutter="0"/>
           <w:pgNumType w:start="1"/>
@@ -6037,6 +9159,7 @@
         </w:rPr>
         <w:t xml:space="preserve"> </w:t>
       </w:r>
+      <w:proofErr w:type="spellStart"/>
       <w:r>
         <w:rPr>
           <w:rFonts w:ascii="Arial" w:hAnsi="Arial" w:cs="Arial"/>
@@ -6046,6 +9169,7 @@
         </w:rPr>
         <w:t>Blattodea</w:t>
       </w:r>
+      <w:proofErr w:type="spellEnd"/>
       <w:r>
         <w:rPr>
           <w:rFonts w:ascii="Arial" w:hAnsi="Arial" w:cs="Arial"/>
@@ -6064,6 +9188,7 @@
         </w:rPr>
         <w:t xml:space="preserve"> </w:t>
       </w:r>
+      <w:proofErr w:type="spellStart"/>
       <w:r>
         <w:rPr>
           <w:rFonts w:ascii="Arial" w:hAnsi="Arial" w:cs="Arial"/>
@@ -6073,15 +9198,40 @@
           <w:sz w:val="20"/>
           <w:szCs w:val="20"/>
         </w:rPr>
-        <w:t>Blattabacterium cuenoti</w:t>
-      </w:r>
+        <w:t>Blattabacterium</w:t>
+      </w:r>
+      <w:proofErr w:type="spellEnd"/>
       <w:r>
         <w:rPr>
           <w:rFonts w:ascii="Arial" w:hAnsi="Arial" w:cs="Arial"/>
           <w:b w:val="0"/>
+          <w:i/>
+          <w:iCs/>
           <w:sz w:val="20"/>
           <w:szCs w:val="20"/>
         </w:rPr>
+        <w:t xml:space="preserve"> </w:t>
+      </w:r>
+      <w:proofErr w:type="spellStart"/>
+      <w:r>
+        <w:rPr>
+          <w:rFonts w:ascii="Arial" w:hAnsi="Arial" w:cs="Arial"/>
+          <w:b w:val="0"/>
+          <w:i/>
+          <w:iCs/>
+          <w:sz w:val="20"/>
+          <w:szCs w:val="20"/>
+        </w:rPr>
+        <w:t>cuenoti</w:t>
+      </w:r>
+      <w:proofErr w:type="spellEnd"/>
+      <w:r>
+        <w:rPr>
+          <w:rFonts w:ascii="Arial" w:hAnsi="Arial" w:cs="Arial"/>
+          <w:b w:val="0"/>
+          <w:sz w:val="20"/>
+          <w:szCs w:val="20"/>
+        </w:rPr>
         <w:t>,</w:t>
       </w:r>
       <w:r>
@@ -6093,6 +9243,7 @@
         </w:rPr>
         <w:t xml:space="preserve"> </w:t>
       </w:r>
+      <w:proofErr w:type="spellStart"/>
       <w:r>
         <w:rPr>
           <w:rFonts w:ascii="Arial" w:hAnsi="Arial" w:cs="Arial"/>
@@ -6102,8 +9253,33 @@
           <w:sz w:val="20"/>
           <w:szCs w:val="20"/>
         </w:rPr>
-        <w:t>Buchnera aphidicola</w:t>
-      </w:r>
+        <w:t>Buchnera</w:t>
+      </w:r>
+      <w:proofErr w:type="spellEnd"/>
+      <w:r>
+        <w:rPr>
+          <w:rFonts w:ascii="Arial" w:hAnsi="Arial" w:cs="Arial"/>
+          <w:b w:val="0"/>
+          <w:i/>
+          <w:iCs/>
+          <w:sz w:val="20"/>
+          <w:szCs w:val="20"/>
+        </w:rPr>
+        <w:t xml:space="preserve"> </w:t>
+      </w:r>
+      <w:proofErr w:type="spellStart"/>
+      <w:r>
+        <w:rPr>
+          <w:rFonts w:ascii="Arial" w:hAnsi="Arial" w:cs="Arial"/>
+          <w:b w:val="0"/>
+          <w:i/>
+          <w:iCs/>
+          <w:sz w:val="20"/>
+          <w:szCs w:val="20"/>
+        </w:rPr>
+        <w:t>aphidicola</w:t>
+      </w:r>
+      <w:proofErr w:type="spellEnd"/>
       <w:r>
         <w:rPr>
           <w:rFonts w:ascii="Arial" w:hAnsi="Arial" w:cs="Arial"/>
@@ -6513,7 +9689,25 @@
           <w:color w:val="000000" w:themeColor="text1"/>
           <w:sz w:val="20"/>
         </w:rPr>
-        <w:t xml:space="preserve">P. Danecek </w:t>
+        <w:t xml:space="preserve">P. </w:t>
+      </w:r>
+      <w:proofErr w:type="spellStart"/>
+      <w:r>
+        <w:rPr>
+          <w:rFonts w:asciiTheme="minorBidi" w:hAnsiTheme="minorBidi" w:cstheme="minorBidi"/>
+          <w:color w:val="000000" w:themeColor="text1"/>
+          <w:sz w:val="20"/>
+        </w:rPr>
+        <w:t>Danecek</w:t>
+      </w:r>
+      <w:proofErr w:type="spellEnd"/>
+      <w:r>
+        <w:rPr>
+          <w:rFonts w:asciiTheme="minorBidi" w:hAnsiTheme="minorBidi" w:cstheme="minorBidi"/>
+          <w:color w:val="000000" w:themeColor="text1"/>
+          <w:sz w:val="20"/>
+        </w:rPr>
+        <w:t xml:space="preserve"> </w:t>
       </w:r>
       <w:r>
         <w:rPr>
@@ -6531,8 +9725,45 @@
           <w:color w:val="000000" w:themeColor="text1"/>
           <w:sz w:val="20"/>
         </w:rPr>
-        <w:t xml:space="preserve">., Twelve years of SAMtools and BCFtools. </w:t>
-      </w:r>
+        <w:t xml:space="preserve">., Twelve years of </w:t>
+      </w:r>
+      <w:proofErr w:type="spellStart"/>
+      <w:r>
+        <w:rPr>
+          <w:rFonts w:asciiTheme="minorBidi" w:hAnsiTheme="minorBidi" w:cstheme="minorBidi"/>
+          <w:color w:val="000000" w:themeColor="text1"/>
+          <w:sz w:val="20"/>
+        </w:rPr>
+        <w:t>SAMtools</w:t>
+      </w:r>
+      <w:proofErr w:type="spellEnd"/>
+      <w:r>
+        <w:rPr>
+          <w:rFonts w:asciiTheme="minorBidi" w:hAnsiTheme="minorBidi" w:cstheme="minorBidi"/>
+          <w:color w:val="000000" w:themeColor="text1"/>
+          <w:sz w:val="20"/>
+        </w:rPr>
+        <w:t xml:space="preserve"> and </w:t>
+      </w:r>
+      <w:proofErr w:type="spellStart"/>
+      <w:r>
+        <w:rPr>
+          <w:rFonts w:asciiTheme="minorBidi" w:hAnsiTheme="minorBidi" w:cstheme="minorBidi"/>
+          <w:color w:val="000000" w:themeColor="text1"/>
+          <w:sz w:val="20"/>
+        </w:rPr>
+        <w:t>BCFtools</w:t>
+      </w:r>
+      <w:proofErr w:type="spellEnd"/>
+      <w:r>
+        <w:rPr>
+          <w:rFonts w:asciiTheme="minorBidi" w:hAnsiTheme="minorBidi" w:cstheme="minorBidi"/>
+          <w:color w:val="000000" w:themeColor="text1"/>
+          <w:sz w:val="20"/>
+        </w:rPr>
+        <w:t xml:space="preserve">. </w:t>
+      </w:r>
+      <w:proofErr w:type="spellStart"/>
       <w:r>
         <w:rPr>
           <w:rFonts w:asciiTheme="minorBidi" w:hAnsiTheme="minorBidi" w:cstheme="minorBidi"/>
@@ -6543,6 +9774,7 @@
         </w:rPr>
         <w:t>Gigascience</w:t>
       </w:r>
+      <w:proofErr w:type="spellEnd"/>
       <w:r>
         <w:rPr>
           <w:rFonts w:asciiTheme="minorBidi" w:hAnsiTheme="minorBidi" w:cstheme="minorBidi"/>
@@ -6591,17 +9823,57 @@
           <w:color w:val="000000" w:themeColor="text1"/>
           <w:sz w:val="20"/>
         </w:rPr>
-        <w:t xml:space="preserve">M. Kolmogorov, J. Yuan, Y. Lin, P. A. Pevzner, Assembly of long, error-prone reads using repeat graphs. </w:t>
-      </w:r>
-      <w:r>
-        <w:rPr>
-          <w:rFonts w:asciiTheme="minorBidi" w:hAnsiTheme="minorBidi" w:cstheme="minorBidi"/>
-          <w:i/>
-          <w:iCs/>
-          <w:color w:val="000000" w:themeColor="text1"/>
-          <w:sz w:val="20"/>
-        </w:rPr>
-        <w:t>Nat. Biotechnol.</w:t>
+        <w:t xml:space="preserve">M. Kolmogorov, J. Yuan, Y. Lin, P. A. </w:t>
+      </w:r>
+      <w:proofErr w:type="spellStart"/>
+      <w:r>
+        <w:rPr>
+          <w:rFonts w:asciiTheme="minorBidi" w:hAnsiTheme="minorBidi" w:cstheme="minorBidi"/>
+          <w:color w:val="000000" w:themeColor="text1"/>
+          <w:sz w:val="20"/>
+        </w:rPr>
+        <w:t>Pevzner</w:t>
+      </w:r>
+      <w:proofErr w:type="spellEnd"/>
+      <w:r>
+        <w:rPr>
+          <w:rFonts w:asciiTheme="minorBidi" w:hAnsiTheme="minorBidi" w:cstheme="minorBidi"/>
+          <w:color w:val="000000" w:themeColor="text1"/>
+          <w:sz w:val="20"/>
+        </w:rPr>
+        <w:t xml:space="preserve">, Assembly of long, error-prone reads using repeat graphs. </w:t>
+      </w:r>
+      <w:r>
+        <w:rPr>
+          <w:rFonts w:asciiTheme="minorBidi" w:hAnsiTheme="minorBidi" w:cstheme="minorBidi"/>
+          <w:i/>
+          <w:iCs/>
+          <w:color w:val="000000" w:themeColor="text1"/>
+          <w:sz w:val="20"/>
+        </w:rPr>
+        <w:t xml:space="preserve">Nat. </w:t>
+      </w:r>
+      <w:proofErr w:type="spellStart"/>
+      <w:r>
+        <w:rPr>
+          <w:rFonts w:asciiTheme="minorBidi" w:hAnsiTheme="minorBidi" w:cstheme="minorBidi"/>
+          <w:i/>
+          <w:iCs/>
+          <w:color w:val="000000" w:themeColor="text1"/>
+          <w:sz w:val="20"/>
+        </w:rPr>
+        <w:t>Biotechnol</w:t>
+      </w:r>
+      <w:proofErr w:type="spellEnd"/>
+      <w:r>
+        <w:rPr>
+          <w:rFonts w:asciiTheme="minorBidi" w:hAnsiTheme="minorBidi" w:cstheme="minorBidi"/>
+          <w:i/>
+          <w:iCs/>
+          <w:color w:val="000000" w:themeColor="text1"/>
+          <w:sz w:val="20"/>
+        </w:rPr>
+        <w:t>.</w:t>
       </w:r>
       <w:r>
         <w:rPr>
@@ -6849,8 +10121,81 @@
           <w:color w:val="000000" w:themeColor="text1"/>
           <w:sz w:val="20"/>
         </w:rPr>
-        <w:t xml:space="preserve">A. Gurevich, V. Saveliev, N. yahhi, G. Tesler, QUAST: quality assessment tool for genome assemblies. </w:t>
-      </w:r>
+        <w:t xml:space="preserve">A. </w:t>
+      </w:r>
+      <w:proofErr w:type="spellStart"/>
+      <w:r>
+        <w:rPr>
+          <w:rFonts w:asciiTheme="minorBidi" w:hAnsiTheme="minorBidi" w:cstheme="minorBidi"/>
+          <w:color w:val="000000" w:themeColor="text1"/>
+          <w:sz w:val="20"/>
+        </w:rPr>
+        <w:t>Gurevich</w:t>
+      </w:r>
+      <w:proofErr w:type="spellEnd"/>
+      <w:r>
+        <w:rPr>
+          <w:rFonts w:asciiTheme="minorBidi" w:hAnsiTheme="minorBidi" w:cstheme="minorBidi"/>
+          <w:color w:val="000000" w:themeColor="text1"/>
+          <w:sz w:val="20"/>
+        </w:rPr>
+        <w:t xml:space="preserve">, V. </w:t>
+      </w:r>
+      <w:proofErr w:type="spellStart"/>
+      <w:r>
+        <w:rPr>
+          <w:rFonts w:asciiTheme="minorBidi" w:hAnsiTheme="minorBidi" w:cstheme="minorBidi"/>
+          <w:color w:val="000000" w:themeColor="text1"/>
+          <w:sz w:val="20"/>
+        </w:rPr>
+        <w:t>Saveliev</w:t>
+      </w:r>
+      <w:proofErr w:type="spellEnd"/>
+      <w:r>
+        <w:rPr>
+          <w:rFonts w:asciiTheme="minorBidi" w:hAnsiTheme="minorBidi" w:cstheme="minorBidi"/>
+          <w:color w:val="000000" w:themeColor="text1"/>
+          <w:sz w:val="20"/>
+        </w:rPr>
+        <w:t xml:space="preserve">, N. </w:t>
+      </w:r>
+      <w:proofErr w:type="spellStart"/>
+      <w:r>
+        <w:rPr>
+          <w:rFonts w:asciiTheme="minorBidi" w:hAnsiTheme="minorBidi" w:cstheme="minorBidi"/>
+          <w:color w:val="000000" w:themeColor="text1"/>
+          <w:sz w:val="20"/>
+        </w:rPr>
+        <w:t>yahhi</w:t>
+      </w:r>
+      <w:proofErr w:type="spellEnd"/>
+      <w:r>
+        <w:rPr>
+          <w:rFonts w:asciiTheme="minorBidi" w:hAnsiTheme="minorBidi" w:cstheme="minorBidi"/>
+          <w:color w:val="000000" w:themeColor="text1"/>
+          <w:sz w:val="20"/>
+        </w:rPr>
+        <w:t xml:space="preserve">, G. </w:t>
+      </w:r>
+      <w:proofErr w:type="spellStart"/>
+      <w:r>
+        <w:rPr>
+          <w:rFonts w:asciiTheme="minorBidi" w:hAnsiTheme="minorBidi" w:cstheme="minorBidi"/>
+          <w:color w:val="000000" w:themeColor="text1"/>
+          <w:sz w:val="20"/>
+        </w:rPr>
+        <w:t>Tesler</w:t>
+      </w:r>
+      <w:proofErr w:type="spellEnd"/>
+      <w:r>
+        <w:rPr>
+          <w:rFonts w:asciiTheme="minorBidi" w:hAnsiTheme="minorBidi" w:cstheme="minorBidi"/>
+          <w:color w:val="000000" w:themeColor="text1"/>
+          <w:sz w:val="20"/>
+        </w:rPr>
+        <w:t xml:space="preserve">, QUAST: quality assessment tool for genome assemblies. </w:t>
+      </w:r>
+      <w:proofErr w:type="spellStart"/>
       <w:r>
         <w:rPr>
           <w:rFonts w:asciiTheme="minorBidi" w:hAnsiTheme="minorBidi" w:cstheme="minorBidi"/>
@@ -6862,6 +10207,7 @@
         </w:rPr>
         <w:t>Bioinformatics</w:t>
       </w:r>
+      <w:proofErr w:type="spellEnd"/>
       <w:r>
         <w:rPr>
           <w:rFonts w:asciiTheme="minorBidi" w:hAnsiTheme="minorBidi" w:cstheme="minorBidi"/>
@@ -6930,7 +10276,61 @@
           <w:color w:val="000000" w:themeColor="text1"/>
           <w:sz w:val="20"/>
         </w:rPr>
-        <w:t xml:space="preserve">F. A. Simão, R. M. Waterhouse, P. Ioannidis, E. V. Kriventseva, E. M. Zdobnov, BUSCO: assessing genome assembly and annotation completeness with single-copy orthologs. </w:t>
+        <w:t xml:space="preserve">F. A. </w:t>
+      </w:r>
+      <w:proofErr w:type="spellStart"/>
+      <w:r>
+        <w:rPr>
+          <w:rFonts w:asciiTheme="minorBidi" w:hAnsiTheme="minorBidi" w:cstheme="minorBidi"/>
+          <w:color w:val="000000" w:themeColor="text1"/>
+          <w:sz w:val="20"/>
+        </w:rPr>
+        <w:t>Simão</w:t>
+      </w:r>
+      <w:proofErr w:type="spellEnd"/>
+      <w:r>
+        <w:rPr>
+          <w:rFonts w:asciiTheme="minorBidi" w:hAnsiTheme="minorBidi" w:cstheme="minorBidi"/>
+          <w:color w:val="000000" w:themeColor="text1"/>
+          <w:sz w:val="20"/>
+        </w:rPr>
+        <w:t xml:space="preserve">, R. M. Waterhouse, P. Ioannidis, E. V. </w:t>
+      </w:r>
+      <w:proofErr w:type="spellStart"/>
+      <w:r>
+        <w:rPr>
+          <w:rFonts w:asciiTheme="minorBidi" w:hAnsiTheme="minorBidi" w:cstheme="minorBidi"/>
+          <w:color w:val="000000" w:themeColor="text1"/>
+          <w:sz w:val="20"/>
+        </w:rPr>
+        <w:t>Kriventseva</w:t>
+      </w:r>
+      <w:proofErr w:type="spellEnd"/>
+      <w:r>
+        <w:rPr>
+          <w:rFonts w:asciiTheme="minorBidi" w:hAnsiTheme="minorBidi" w:cstheme="minorBidi"/>
+          <w:color w:val="000000" w:themeColor="text1"/>
+          <w:sz w:val="20"/>
+        </w:rPr>
+        <w:t xml:space="preserve">, E. M. </w:t>
+      </w:r>
+      <w:proofErr w:type="spellStart"/>
+      <w:r>
+        <w:rPr>
+          <w:rFonts w:asciiTheme="minorBidi" w:hAnsiTheme="minorBidi" w:cstheme="minorBidi"/>
+          <w:color w:val="000000" w:themeColor="text1"/>
+          <w:sz w:val="20"/>
+        </w:rPr>
+        <w:t>Zdobnov</w:t>
+      </w:r>
+      <w:proofErr w:type="spellEnd"/>
+      <w:r>
+        <w:rPr>
+          <w:rFonts w:asciiTheme="minorBidi" w:hAnsiTheme="minorBidi" w:cstheme="minorBidi"/>
+          <w:color w:val="000000" w:themeColor="text1"/>
+          <w:sz w:val="20"/>
+        </w:rPr>
+        <w:t xml:space="preserve">, BUSCO: assessing genome assembly and annotation completeness with single-copy orthologs. </w:t>
       </w:r>
       <w:r>
         <w:rPr>
@@ -6990,7 +10390,79 @@
           <w:color w:val="000000" w:themeColor="text1"/>
           <w:sz w:val="20"/>
         </w:rPr>
-        <w:t>R. M. Waterhouse, M. Seppey, F. A. Simão, E. M. Zdobnov, “Using BUSCO to assess insect genomic resources” in Insect genomics: methods in molecular biology (vol. 1858), S. Brown, M. Pfrender, Eds. (Humana Press, 2019).</w:t>
+        <w:t xml:space="preserve">R. M. Waterhouse, M. </w:t>
+      </w:r>
+      <w:proofErr w:type="spellStart"/>
+      <w:r>
+        <w:rPr>
+          <w:rFonts w:asciiTheme="minorBidi" w:hAnsiTheme="minorBidi" w:cstheme="minorBidi"/>
+          <w:color w:val="000000" w:themeColor="text1"/>
+          <w:sz w:val="20"/>
+        </w:rPr>
+        <w:t>Seppey</w:t>
+      </w:r>
+      <w:proofErr w:type="spellEnd"/>
+      <w:r>
+        <w:rPr>
+          <w:rFonts w:asciiTheme="minorBidi" w:hAnsiTheme="minorBidi" w:cstheme="minorBidi"/>
+          <w:color w:val="000000" w:themeColor="text1"/>
+          <w:sz w:val="20"/>
+        </w:rPr>
+        <w:t xml:space="preserve">, F. A. </w:t>
+      </w:r>
+      <w:proofErr w:type="spellStart"/>
+      <w:r>
+        <w:rPr>
+          <w:rFonts w:asciiTheme="minorBidi" w:hAnsiTheme="minorBidi" w:cstheme="minorBidi"/>
+          <w:color w:val="000000" w:themeColor="text1"/>
+          <w:sz w:val="20"/>
+        </w:rPr>
+        <w:t>Simão</w:t>
+      </w:r>
+      <w:proofErr w:type="spellEnd"/>
+      <w:r>
+        <w:rPr>
+          <w:rFonts w:asciiTheme="minorBidi" w:hAnsiTheme="minorBidi" w:cstheme="minorBidi"/>
+          <w:color w:val="000000" w:themeColor="text1"/>
+          <w:sz w:val="20"/>
+        </w:rPr>
+        <w:t xml:space="preserve">, E. M. </w:t>
+      </w:r>
+      <w:proofErr w:type="spellStart"/>
+      <w:r>
+        <w:rPr>
+          <w:rFonts w:asciiTheme="minorBidi" w:hAnsiTheme="minorBidi" w:cstheme="minorBidi"/>
+          <w:color w:val="000000" w:themeColor="text1"/>
+          <w:sz w:val="20"/>
+        </w:rPr>
+        <w:t>Zdobnov</w:t>
+      </w:r>
+      <w:proofErr w:type="spellEnd"/>
+      <w:r>
+        <w:rPr>
+          <w:rFonts w:asciiTheme="minorBidi" w:hAnsiTheme="minorBidi" w:cstheme="minorBidi"/>
+          <w:color w:val="000000" w:themeColor="text1"/>
+          <w:sz w:val="20"/>
+        </w:rPr>
+        <w:t xml:space="preserve">, “Using BUSCO to assess insect genomic resources” in Insect genomics: methods in molecular biology (vol. 1858), S. Brown, M. </w:t>
+      </w:r>
+      <w:proofErr w:type="spellStart"/>
+      <w:r>
+        <w:rPr>
+          <w:rFonts w:asciiTheme="minorBidi" w:hAnsiTheme="minorBidi" w:cstheme="minorBidi"/>
+          <w:color w:val="000000" w:themeColor="text1"/>
+          <w:sz w:val="20"/>
+        </w:rPr>
+        <w:t>Pfrender</w:t>
+      </w:r>
+      <w:proofErr w:type="spellEnd"/>
+      <w:r>
+        <w:rPr>
+          <w:rFonts w:asciiTheme="minorBidi" w:hAnsiTheme="minorBidi" w:cstheme="minorBidi"/>
+          <w:color w:val="000000" w:themeColor="text1"/>
+          <w:sz w:val="20"/>
+        </w:rPr>
+        <w:t>, Eds. (Humana Press, 2019).</w:t>
       </w:r>
     </w:p>
     <w:p>
@@ -7014,7 +10486,43 @@
           <w:color w:val="000000" w:themeColor="text1"/>
           <w:sz w:val="20"/>
         </w:rPr>
-        <w:t xml:space="preserve">A. A. Salamov, V. V. Solovyev, </w:t>
+        <w:t xml:space="preserve">A. A. </w:t>
+      </w:r>
+      <w:proofErr w:type="spellStart"/>
+      <w:r>
+        <w:rPr>
+          <w:rFonts w:asciiTheme="minorBidi" w:hAnsiTheme="minorBidi" w:cstheme="minorBidi"/>
+          <w:color w:val="000000" w:themeColor="text1"/>
+          <w:sz w:val="20"/>
+        </w:rPr>
+        <w:t>Salamov</w:t>
+      </w:r>
+      <w:proofErr w:type="spellEnd"/>
+      <w:r>
+        <w:rPr>
+          <w:rFonts w:asciiTheme="minorBidi" w:hAnsiTheme="minorBidi" w:cstheme="minorBidi"/>
+          <w:color w:val="000000" w:themeColor="text1"/>
+          <w:sz w:val="20"/>
+        </w:rPr>
+        <w:t xml:space="preserve">, V. V. </w:t>
+      </w:r>
+      <w:proofErr w:type="spellStart"/>
+      <w:r>
+        <w:rPr>
+          <w:rFonts w:asciiTheme="minorBidi" w:hAnsiTheme="minorBidi" w:cstheme="minorBidi"/>
+          <w:color w:val="000000" w:themeColor="text1"/>
+          <w:sz w:val="20"/>
+        </w:rPr>
+        <w:t>Solovyev</w:t>
+      </w:r>
+      <w:proofErr w:type="spellEnd"/>
+      <w:r>
+        <w:rPr>
+          <w:rFonts w:asciiTheme="minorBidi" w:hAnsiTheme="minorBidi" w:cstheme="minorBidi"/>
+          <w:color w:val="000000" w:themeColor="text1"/>
+          <w:sz w:val="20"/>
+        </w:rPr>
+        <w:t xml:space="preserve">, </w:t>
       </w:r>
       <w:r>
         <w:rPr>
@@ -7110,7 +10618,79 @@
           <w:color w:val="000000" w:themeColor="text1"/>
           <w:sz w:val="20"/>
         </w:rPr>
-        <w:t xml:space="preserve">V. Solovyev, P. Kosarev, I. Seledsov, D. Vorobyev, Automatic annotation of eukaryotic genes, pseudogenes and promoters. </w:t>
+        <w:t xml:space="preserve">V. </w:t>
+      </w:r>
+      <w:proofErr w:type="spellStart"/>
+      <w:r>
+        <w:rPr>
+          <w:rFonts w:asciiTheme="minorBidi" w:hAnsiTheme="minorBidi" w:cstheme="minorBidi"/>
+          <w:color w:val="000000" w:themeColor="text1"/>
+          <w:sz w:val="20"/>
+        </w:rPr>
+        <w:t>Solovyev</w:t>
+      </w:r>
+      <w:proofErr w:type="spellEnd"/>
+      <w:r>
+        <w:rPr>
+          <w:rFonts w:asciiTheme="minorBidi" w:hAnsiTheme="minorBidi" w:cstheme="minorBidi"/>
+          <w:color w:val="000000" w:themeColor="text1"/>
+          <w:sz w:val="20"/>
+        </w:rPr>
+        <w:t xml:space="preserve">, P. </w:t>
+      </w:r>
+      <w:proofErr w:type="spellStart"/>
+      <w:r>
+        <w:rPr>
+          <w:rFonts w:asciiTheme="minorBidi" w:hAnsiTheme="minorBidi" w:cstheme="minorBidi"/>
+          <w:color w:val="000000" w:themeColor="text1"/>
+          <w:sz w:val="20"/>
+        </w:rPr>
+        <w:t>Kosarev</w:t>
+      </w:r>
+      <w:proofErr w:type="spellEnd"/>
+      <w:r>
+        <w:rPr>
+          <w:rFonts w:asciiTheme="minorBidi" w:hAnsiTheme="minorBidi" w:cstheme="minorBidi"/>
+          <w:color w:val="000000" w:themeColor="text1"/>
+          <w:sz w:val="20"/>
+        </w:rPr>
+        <w:t xml:space="preserve">, I. </w:t>
+      </w:r>
+      <w:proofErr w:type="spellStart"/>
+      <w:r>
+        <w:rPr>
+          <w:rFonts w:asciiTheme="minorBidi" w:hAnsiTheme="minorBidi" w:cstheme="minorBidi"/>
+          <w:color w:val="000000" w:themeColor="text1"/>
+          <w:sz w:val="20"/>
+        </w:rPr>
+        <w:t>Seledsov</w:t>
+      </w:r>
+      <w:proofErr w:type="spellEnd"/>
+      <w:r>
+        <w:rPr>
+          <w:rFonts w:asciiTheme="minorBidi" w:hAnsiTheme="minorBidi" w:cstheme="minorBidi"/>
+          <w:color w:val="000000" w:themeColor="text1"/>
+          <w:sz w:val="20"/>
+        </w:rPr>
+        <w:t xml:space="preserve">, D. </w:t>
+      </w:r>
+      <w:proofErr w:type="spellStart"/>
+      <w:r>
+        <w:rPr>
+          <w:rFonts w:asciiTheme="minorBidi" w:hAnsiTheme="minorBidi" w:cstheme="minorBidi"/>
+          <w:color w:val="000000" w:themeColor="text1"/>
+          <w:sz w:val="20"/>
+        </w:rPr>
+        <w:t>Vorobyev</w:t>
+      </w:r>
+      <w:proofErr w:type="spellEnd"/>
+      <w:r>
+        <w:rPr>
+          <w:rFonts w:asciiTheme="minorBidi" w:hAnsiTheme="minorBidi" w:cstheme="minorBidi"/>
+          <w:color w:val="000000" w:themeColor="text1"/>
+          <w:sz w:val="20"/>
+        </w:rPr>
+        <w:t xml:space="preserve">, Automatic annotation of eukaryotic genes, pseudogenes and promoters. </w:t>
       </w:r>
       <w:r>
         <w:rPr>
@@ -7248,9 +10828,45 @@
           <w:color w:val="000000" w:themeColor="text1"/>
           <w:sz w:val="20"/>
         </w:rPr>
-        <w:t xml:space="preserve">A. Smit, R. Hubley, P. Green, RepeatMasker Open-4.0 (2015). </w:t>
-      </w:r>
-      <w:hyperlink r:id="rId13" w:history="1">
+        <w:t xml:space="preserve">A. Smit, R. </w:t>
+      </w:r>
+      <w:proofErr w:type="spellStart"/>
+      <w:r>
+        <w:rPr>
+          <w:rFonts w:asciiTheme="minorBidi" w:hAnsiTheme="minorBidi" w:cstheme="minorBidi"/>
+          <w:color w:val="000000" w:themeColor="text1"/>
+          <w:sz w:val="20"/>
+        </w:rPr>
+        <w:t>Hubley</w:t>
+      </w:r>
+      <w:proofErr w:type="spellEnd"/>
+      <w:r>
+        <w:rPr>
+          <w:rFonts w:asciiTheme="minorBidi" w:hAnsiTheme="minorBidi" w:cstheme="minorBidi"/>
+          <w:color w:val="000000" w:themeColor="text1"/>
+          <w:sz w:val="20"/>
+        </w:rPr>
+        <w:t xml:space="preserve">, P. Green, </w:t>
+      </w:r>
+      <w:proofErr w:type="spellStart"/>
+      <w:r>
+        <w:rPr>
+          <w:rFonts w:asciiTheme="minorBidi" w:hAnsiTheme="minorBidi" w:cstheme="minorBidi"/>
+          <w:color w:val="000000" w:themeColor="text1"/>
+          <w:sz w:val="20"/>
+        </w:rPr>
+        <w:t>RepeatMasker</w:t>
+      </w:r>
+      <w:proofErr w:type="spellEnd"/>
+      <w:r>
+        <w:rPr>
+          <w:rFonts w:asciiTheme="minorBidi" w:hAnsiTheme="minorBidi" w:cstheme="minorBidi"/>
+          <w:color w:val="000000" w:themeColor="text1"/>
+          <w:sz w:val="20"/>
+        </w:rPr>
+        <w:t xml:space="preserve"> Open-4.0 (2015). </w:t>
+      </w:r>
+      <w:hyperlink r:id="rId16" w:history="1">
         <w:r>
           <w:rPr>
             <w:rStyle w:val="Hyperlink"/>
@@ -7371,13 +10987,23 @@
         </w:rPr>
         <w:t xml:space="preserve">Y. Mei, et al., </w:t>
       </w:r>
-      <w:r>
-        <w:rPr>
-          <w:rFonts w:asciiTheme="minorBidi" w:hAnsiTheme="minorBidi" w:cstheme="minorBidi"/>
-          <w:color w:val="000000" w:themeColor="text1"/>
-          <w:sz w:val="20"/>
-        </w:rPr>
-        <w:t xml:space="preserve">InsectBase 2.0: a comprehensive gene resource for insects. </w:t>
+      <w:proofErr w:type="spellStart"/>
+      <w:r>
+        <w:rPr>
+          <w:rFonts w:asciiTheme="minorBidi" w:hAnsiTheme="minorBidi" w:cstheme="minorBidi"/>
+          <w:color w:val="000000" w:themeColor="text1"/>
+          <w:sz w:val="20"/>
+        </w:rPr>
+        <w:t>InsectBase</w:t>
+      </w:r>
+      <w:proofErr w:type="spellEnd"/>
+      <w:r>
+        <w:rPr>
+          <w:rFonts w:asciiTheme="minorBidi" w:hAnsiTheme="minorBidi" w:cstheme="minorBidi"/>
+          <w:color w:val="000000" w:themeColor="text1"/>
+          <w:sz w:val="20"/>
+        </w:rPr>
+        <w:t xml:space="preserve"> 2.0: a comprehensive gene resource for insects. </w:t>
       </w:r>
       <w:r>
         <w:rPr>
@@ -7437,7 +11063,43 @@
           <w:color w:val="000000" w:themeColor="text1"/>
           <w:sz w:val="20"/>
         </w:rPr>
-        <w:t>S. Andrews, FastQC: A Quality Control Tool for High Throughput Sequence Data (Babraham Bioinformatics, 2010).</w:t>
+        <w:t xml:space="preserve">S. Andrews, </w:t>
+      </w:r>
+      <w:proofErr w:type="spellStart"/>
+      <w:r>
+        <w:rPr>
+          <w:rFonts w:asciiTheme="minorBidi" w:hAnsiTheme="minorBidi" w:cstheme="minorBidi"/>
+          <w:color w:val="000000" w:themeColor="text1"/>
+          <w:sz w:val="20"/>
+        </w:rPr>
+        <w:t>FastQC</w:t>
+      </w:r>
+      <w:proofErr w:type="spellEnd"/>
+      <w:r>
+        <w:rPr>
+          <w:rFonts w:asciiTheme="minorBidi" w:hAnsiTheme="minorBidi" w:cstheme="minorBidi"/>
+          <w:color w:val="000000" w:themeColor="text1"/>
+          <w:sz w:val="20"/>
+        </w:rPr>
+        <w:t>: A Quality Control Tool for High Throughput Sequence Data (</w:t>
+      </w:r>
+      <w:proofErr w:type="spellStart"/>
+      <w:r>
+        <w:rPr>
+          <w:rFonts w:asciiTheme="minorBidi" w:hAnsiTheme="minorBidi" w:cstheme="minorBidi"/>
+          <w:color w:val="000000" w:themeColor="text1"/>
+          <w:sz w:val="20"/>
+        </w:rPr>
+        <w:t>Babraham</w:t>
+      </w:r>
+      <w:proofErr w:type="spellEnd"/>
+      <w:r>
+        <w:rPr>
+          <w:rFonts w:asciiTheme="minorBidi" w:hAnsiTheme="minorBidi" w:cstheme="minorBidi"/>
+          <w:color w:val="000000" w:themeColor="text1"/>
+          <w:sz w:val="20"/>
+        </w:rPr>
+        <w:t xml:space="preserve"> Bioinformatics, 2010).</w:t>
       </w:r>
     </w:p>
     <w:p>
@@ -7461,7 +11123,25 @@
           <w:color w:val="000000" w:themeColor="text1"/>
           <w:sz w:val="20"/>
         </w:rPr>
-        <w:t>B. Bushnell, BBMap: A Fast, Accurate, Splice-Aware Aligner (Joint Genome Institute, 2014).</w:t>
+        <w:t xml:space="preserve">B. Bushnell, </w:t>
+      </w:r>
+      <w:proofErr w:type="spellStart"/>
+      <w:r>
+        <w:rPr>
+          <w:rFonts w:asciiTheme="minorBidi" w:hAnsiTheme="minorBidi" w:cstheme="minorBidi"/>
+          <w:color w:val="000000" w:themeColor="text1"/>
+          <w:sz w:val="20"/>
+        </w:rPr>
+        <w:t>BBMap</w:t>
+      </w:r>
+      <w:proofErr w:type="spellEnd"/>
+      <w:r>
+        <w:rPr>
+          <w:rFonts w:asciiTheme="minorBidi" w:hAnsiTheme="minorBidi" w:cstheme="minorBidi"/>
+          <w:color w:val="000000" w:themeColor="text1"/>
+          <w:sz w:val="20"/>
+        </w:rPr>
+        <w:t>: A Fast, Accurate, Splice-Aware Aligner (Joint Genome Institute, 2014).</w:t>
       </w:r>
     </w:p>
     <w:p>
@@ -7485,17 +11165,75 @@
           <w:color w:val="000000" w:themeColor="text1"/>
           <w:sz w:val="20"/>
         </w:rPr>
-        <w:t xml:space="preserve">D. Kim, J. M. Paggi, C. Park, C. Bennett, S. L. Salzberg, Graph-based genome alignment and genotyping with HISAT2 and HISAT-genotype. </w:t>
-      </w:r>
-      <w:r>
-        <w:rPr>
-          <w:rFonts w:asciiTheme="minorBidi" w:hAnsiTheme="minorBidi" w:cstheme="minorBidi"/>
-          <w:i/>
-          <w:iCs/>
-          <w:color w:val="000000" w:themeColor="text1"/>
-          <w:sz w:val="20"/>
-        </w:rPr>
-        <w:t>Nat Biotechnol.</w:t>
+        <w:t xml:space="preserve">D. Kim, J. M. </w:t>
+      </w:r>
+      <w:proofErr w:type="spellStart"/>
+      <w:r>
+        <w:rPr>
+          <w:rFonts w:asciiTheme="minorBidi" w:hAnsiTheme="minorBidi" w:cstheme="minorBidi"/>
+          <w:color w:val="000000" w:themeColor="text1"/>
+          <w:sz w:val="20"/>
+        </w:rPr>
+        <w:t>Paggi</w:t>
+      </w:r>
+      <w:proofErr w:type="spellEnd"/>
+      <w:r>
+        <w:rPr>
+          <w:rFonts w:asciiTheme="minorBidi" w:hAnsiTheme="minorBidi" w:cstheme="minorBidi"/>
+          <w:color w:val="000000" w:themeColor="text1"/>
+          <w:sz w:val="20"/>
+        </w:rPr>
+        <w:t xml:space="preserve">, C. Park, C. Bennett, S. L. </w:t>
+      </w:r>
+      <w:proofErr w:type="spellStart"/>
+      <w:r>
+        <w:rPr>
+          <w:rFonts w:asciiTheme="minorBidi" w:hAnsiTheme="minorBidi" w:cstheme="minorBidi"/>
+          <w:color w:val="000000" w:themeColor="text1"/>
+          <w:sz w:val="20"/>
+        </w:rPr>
+        <w:t>Salzberg</w:t>
+      </w:r>
+      <w:proofErr w:type="spellEnd"/>
+      <w:r>
+        <w:rPr>
+          <w:rFonts w:asciiTheme="minorBidi" w:hAnsiTheme="minorBidi" w:cstheme="minorBidi"/>
+          <w:color w:val="000000" w:themeColor="text1"/>
+          <w:sz w:val="20"/>
+        </w:rPr>
+        <w:t xml:space="preserve">, Graph-based genome alignment and genotyping with HISAT2 and HISAT-genotype. </w:t>
+      </w:r>
+      <w:r>
+        <w:rPr>
+          <w:rFonts w:asciiTheme="minorBidi" w:hAnsiTheme="minorBidi" w:cstheme="minorBidi"/>
+          <w:i/>
+          <w:iCs/>
+          <w:color w:val="000000" w:themeColor="text1"/>
+          <w:sz w:val="20"/>
+        </w:rPr>
+        <w:t xml:space="preserve">Nat </w:t>
+      </w:r>
+      <w:proofErr w:type="spellStart"/>
+      <w:r>
+        <w:rPr>
+          <w:rFonts w:asciiTheme="minorBidi" w:hAnsiTheme="minorBidi" w:cstheme="minorBidi"/>
+          <w:i/>
+          <w:iCs/>
+          <w:color w:val="000000" w:themeColor="text1"/>
+          <w:sz w:val="20"/>
+        </w:rPr>
+        <w:t>Biotechnol</w:t>
+      </w:r>
+      <w:proofErr w:type="spellEnd"/>
+      <w:r>
+        <w:rPr>
+          <w:rFonts w:asciiTheme="minorBidi" w:hAnsiTheme="minorBidi" w:cstheme="minorBidi"/>
+          <w:i/>
+          <w:iCs/>
+          <w:color w:val="000000" w:themeColor="text1"/>
+          <w:sz w:val="20"/>
+        </w:rPr>
+        <w:t>.</w:t>
       </w:r>
       <w:r>
         <w:rPr>
@@ -7545,7 +11283,61 @@
           <w:color w:val="000000" w:themeColor="text1"/>
           <w:sz w:val="20"/>
         </w:rPr>
-        <w:t xml:space="preserve">A. Shumate, B. Wong, G. Pertea, M. Pertea, Improved transcriptome assembly using a hybrid of long and short reads with StringTie. </w:t>
+        <w:t xml:space="preserve">A. Shumate, B. Wong, G. </w:t>
+      </w:r>
+      <w:proofErr w:type="spellStart"/>
+      <w:r>
+        <w:rPr>
+          <w:rFonts w:asciiTheme="minorBidi" w:hAnsiTheme="minorBidi" w:cstheme="minorBidi"/>
+          <w:color w:val="000000" w:themeColor="text1"/>
+          <w:sz w:val="20"/>
+        </w:rPr>
+        <w:t>Pertea</w:t>
+      </w:r>
+      <w:proofErr w:type="spellEnd"/>
+      <w:r>
+        <w:rPr>
+          <w:rFonts w:asciiTheme="minorBidi" w:hAnsiTheme="minorBidi" w:cstheme="minorBidi"/>
+          <w:color w:val="000000" w:themeColor="text1"/>
+          <w:sz w:val="20"/>
+        </w:rPr>
+        <w:t xml:space="preserve">, M. </w:t>
+      </w:r>
+      <w:proofErr w:type="spellStart"/>
+      <w:r>
+        <w:rPr>
+          <w:rFonts w:asciiTheme="minorBidi" w:hAnsiTheme="minorBidi" w:cstheme="minorBidi"/>
+          <w:color w:val="000000" w:themeColor="text1"/>
+          <w:sz w:val="20"/>
+        </w:rPr>
+        <w:t>Pertea</w:t>
+      </w:r>
+      <w:proofErr w:type="spellEnd"/>
+      <w:r>
+        <w:rPr>
+          <w:rFonts w:asciiTheme="minorBidi" w:hAnsiTheme="minorBidi" w:cstheme="minorBidi"/>
+          <w:color w:val="000000" w:themeColor="text1"/>
+          <w:sz w:val="20"/>
+        </w:rPr>
+        <w:t xml:space="preserve">, Improved transcriptome assembly using a hybrid of long and short reads with </w:t>
+      </w:r>
+      <w:proofErr w:type="spellStart"/>
+      <w:r>
+        <w:rPr>
+          <w:rFonts w:asciiTheme="minorBidi" w:hAnsiTheme="minorBidi" w:cstheme="minorBidi"/>
+          <w:color w:val="000000" w:themeColor="text1"/>
+          <w:sz w:val="20"/>
+        </w:rPr>
+        <w:t>StringTie</w:t>
+      </w:r>
+      <w:proofErr w:type="spellEnd"/>
+      <w:r>
+        <w:rPr>
+          <w:rFonts w:asciiTheme="minorBidi" w:hAnsiTheme="minorBidi" w:cstheme="minorBidi"/>
+          <w:color w:val="000000" w:themeColor="text1"/>
+          <w:sz w:val="20"/>
+        </w:rPr>
+        <w:t xml:space="preserve">. </w:t>
       </w:r>
       <w:r>
         <w:rPr>
@@ -7603,7 +11395,23 @@
           <w:rFonts w:ascii="Arial" w:hAnsi="Arial" w:cs="Arial"/>
           <w:sz w:val="20"/>
         </w:rPr>
-        <w:t>B. J. Haas, TransDecoder (Find Coding Regions Within Transcripts) (2023).</w:t>
+        <w:t xml:space="preserve">B. J. Haas, </w:t>
+      </w:r>
+      <w:proofErr w:type="spellStart"/>
+      <w:r>
+        <w:rPr>
+          <w:rFonts w:ascii="Arial" w:hAnsi="Arial" w:cs="Arial"/>
+          <w:sz w:val="20"/>
+        </w:rPr>
+        <w:t>TransDecoder</w:t>
+      </w:r>
+      <w:proofErr w:type="spellEnd"/>
+      <w:r>
+        <w:rPr>
+          <w:rFonts w:ascii="Arial" w:hAnsi="Arial" w:cs="Arial"/>
+          <w:sz w:val="20"/>
+        </w:rPr>
+        <w:t xml:space="preserve"> (Find Coding Regions Within Transcripts) (2023).</w:t>
       </w:r>
     </w:p>
     <w:p>
@@ -7696,7 +11504,25 @@
           <w:color w:val="000000" w:themeColor="text1"/>
           <w:sz w:val="20"/>
         </w:rPr>
-        <w:t xml:space="preserve">A. R. Quinlan, I. M. Hall, BEDTools: a flexible suite of utilities for comparing genomic features. </w:t>
+        <w:t xml:space="preserve">A. R. Quinlan, I. M. Hall, </w:t>
+      </w:r>
+      <w:proofErr w:type="spellStart"/>
+      <w:r>
+        <w:rPr>
+          <w:rFonts w:asciiTheme="minorBidi" w:hAnsiTheme="minorBidi" w:cstheme="minorBidi"/>
+          <w:color w:val="000000" w:themeColor="text1"/>
+          <w:sz w:val="20"/>
+        </w:rPr>
+        <w:t>BEDTools</w:t>
+      </w:r>
+      <w:proofErr w:type="spellEnd"/>
+      <w:r>
+        <w:rPr>
+          <w:rFonts w:asciiTheme="minorBidi" w:hAnsiTheme="minorBidi" w:cstheme="minorBidi"/>
+          <w:color w:val="000000" w:themeColor="text1"/>
+          <w:sz w:val="20"/>
+        </w:rPr>
+        <w:t xml:space="preserve">: a flexible suite of utilities for comparing genomic features. </w:t>
       </w:r>
       <w:r>
         <w:rPr>
@@ -7756,17 +11582,93 @@
           <w:color w:val="000000" w:themeColor="text1"/>
           <w:sz w:val="20"/>
         </w:rPr>
-        <w:t xml:space="preserve">A. Morgulis, E. M. Gertz, A. A. Schäffer, R. Agarwala, A fast and symmetric DUST implementation to mask low-complexity DNA sequences. </w:t>
-      </w:r>
-      <w:r>
-        <w:rPr>
-          <w:rFonts w:asciiTheme="minorBidi" w:hAnsiTheme="minorBidi" w:cstheme="minorBidi"/>
-          <w:i/>
-          <w:iCs/>
-          <w:color w:val="000000" w:themeColor="text1"/>
-          <w:sz w:val="20"/>
-        </w:rPr>
-        <w:t>J. Comput. Biol.</w:t>
+        <w:t xml:space="preserve">A. </w:t>
+      </w:r>
+      <w:proofErr w:type="spellStart"/>
+      <w:r>
+        <w:rPr>
+          <w:rFonts w:asciiTheme="minorBidi" w:hAnsiTheme="minorBidi" w:cstheme="minorBidi"/>
+          <w:color w:val="000000" w:themeColor="text1"/>
+          <w:sz w:val="20"/>
+        </w:rPr>
+        <w:t>Morgulis</w:t>
+      </w:r>
+      <w:proofErr w:type="spellEnd"/>
+      <w:r>
+        <w:rPr>
+          <w:rFonts w:asciiTheme="minorBidi" w:hAnsiTheme="minorBidi" w:cstheme="minorBidi"/>
+          <w:color w:val="000000" w:themeColor="text1"/>
+          <w:sz w:val="20"/>
+        </w:rPr>
+        <w:t xml:space="preserve">, E. M. Gertz, A. A. </w:t>
+      </w:r>
+      <w:proofErr w:type="spellStart"/>
+      <w:r>
+        <w:rPr>
+          <w:rFonts w:asciiTheme="minorBidi" w:hAnsiTheme="minorBidi" w:cstheme="minorBidi"/>
+          <w:color w:val="000000" w:themeColor="text1"/>
+          <w:sz w:val="20"/>
+        </w:rPr>
+        <w:t>Schäffer</w:t>
+      </w:r>
+      <w:proofErr w:type="spellEnd"/>
+      <w:r>
+        <w:rPr>
+          <w:rFonts w:asciiTheme="minorBidi" w:hAnsiTheme="minorBidi" w:cstheme="minorBidi"/>
+          <w:color w:val="000000" w:themeColor="text1"/>
+          <w:sz w:val="20"/>
+        </w:rPr>
+        <w:t xml:space="preserve">, R. </w:t>
+      </w:r>
+      <w:proofErr w:type="spellStart"/>
+      <w:r>
+        <w:rPr>
+          <w:rFonts w:asciiTheme="minorBidi" w:hAnsiTheme="minorBidi" w:cstheme="minorBidi"/>
+          <w:color w:val="000000" w:themeColor="text1"/>
+          <w:sz w:val="20"/>
+        </w:rPr>
+        <w:t>Agarwala</w:t>
+      </w:r>
+      <w:proofErr w:type="spellEnd"/>
+      <w:r>
+        <w:rPr>
+          <w:rFonts w:asciiTheme="minorBidi" w:hAnsiTheme="minorBidi" w:cstheme="minorBidi"/>
+          <w:color w:val="000000" w:themeColor="text1"/>
+          <w:sz w:val="20"/>
+        </w:rPr>
+        <w:t xml:space="preserve">, A fast and symmetric DUST implementation to mask low-complexity DNA sequences. </w:t>
+      </w:r>
+      <w:r>
+        <w:rPr>
+          <w:rFonts w:asciiTheme="minorBidi" w:hAnsiTheme="minorBidi" w:cstheme="minorBidi"/>
+          <w:i/>
+          <w:iCs/>
+          <w:color w:val="000000" w:themeColor="text1"/>
+          <w:sz w:val="20"/>
+        </w:rPr>
+        <w:t xml:space="preserve">J. </w:t>
+      </w:r>
+      <w:proofErr w:type="spellStart"/>
+      <w:r>
+        <w:rPr>
+          <w:rFonts w:asciiTheme="minorBidi" w:hAnsiTheme="minorBidi" w:cstheme="minorBidi"/>
+          <w:i/>
+          <w:iCs/>
+          <w:color w:val="000000" w:themeColor="text1"/>
+          <w:sz w:val="20"/>
+        </w:rPr>
+        <w:t>Comput</w:t>
+      </w:r>
+      <w:proofErr w:type="spellEnd"/>
+      <w:r>
+        <w:rPr>
+          <w:rFonts w:asciiTheme="minorBidi" w:hAnsiTheme="minorBidi" w:cstheme="minorBidi"/>
+          <w:i/>
+          <w:iCs/>
+          <w:color w:val="000000" w:themeColor="text1"/>
+          <w:sz w:val="20"/>
+        </w:rPr>
+        <w:t>. Biol.</w:t>
       </w:r>
       <w:r>
         <w:rPr>
@@ -7834,17 +11736,57 @@
           <w:color w:val="000000" w:themeColor="text1"/>
           <w:sz w:val="20"/>
         </w:rPr>
-        <w:t xml:space="preserve">., Welcome to the tidyverse. </w:t>
-      </w:r>
-      <w:r>
-        <w:rPr>
-          <w:rFonts w:asciiTheme="minorBidi" w:hAnsiTheme="minorBidi" w:cstheme="minorBidi"/>
-          <w:i/>
-          <w:iCs/>
-          <w:color w:val="000000" w:themeColor="text1"/>
-          <w:sz w:val="20"/>
-        </w:rPr>
-        <w:t>J. Open Source Softw.</w:t>
+        <w:t xml:space="preserve">., Welcome to the </w:t>
+      </w:r>
+      <w:proofErr w:type="spellStart"/>
+      <w:r>
+        <w:rPr>
+          <w:rFonts w:asciiTheme="minorBidi" w:hAnsiTheme="minorBidi" w:cstheme="minorBidi"/>
+          <w:color w:val="000000" w:themeColor="text1"/>
+          <w:sz w:val="20"/>
+        </w:rPr>
+        <w:t>tidyverse</w:t>
+      </w:r>
+      <w:proofErr w:type="spellEnd"/>
+      <w:r>
+        <w:rPr>
+          <w:rFonts w:asciiTheme="minorBidi" w:hAnsiTheme="minorBidi" w:cstheme="minorBidi"/>
+          <w:color w:val="000000" w:themeColor="text1"/>
+          <w:sz w:val="20"/>
+        </w:rPr>
+        <w:t xml:space="preserve">. </w:t>
+      </w:r>
+      <w:r>
+        <w:rPr>
+          <w:rFonts w:asciiTheme="minorBidi" w:hAnsiTheme="minorBidi" w:cstheme="minorBidi"/>
+          <w:i/>
+          <w:iCs/>
+          <w:color w:val="000000" w:themeColor="text1"/>
+          <w:sz w:val="20"/>
+        </w:rPr>
+        <w:t xml:space="preserve">J. Open Source </w:t>
+      </w:r>
+      <w:proofErr w:type="spellStart"/>
+      <w:r>
+        <w:rPr>
+          <w:rFonts w:asciiTheme="minorBidi" w:hAnsiTheme="minorBidi" w:cstheme="minorBidi"/>
+          <w:i/>
+          <w:iCs/>
+          <w:color w:val="000000" w:themeColor="text1"/>
+          <w:sz w:val="20"/>
+        </w:rPr>
+        <w:t>Softw</w:t>
+      </w:r>
+      <w:proofErr w:type="spellEnd"/>
+      <w:r>
+        <w:rPr>
+          <w:rFonts w:asciiTheme="minorBidi" w:hAnsiTheme="minorBidi" w:cstheme="minorBidi"/>
+          <w:i/>
+          <w:iCs/>
+          <w:color w:val="000000" w:themeColor="text1"/>
+          <w:sz w:val="20"/>
+        </w:rPr>
+        <w:t>.</w:t>
       </w:r>
       <w:r>
         <w:rPr>
@@ -8052,8 +11994,260 @@
 </w:document>
 </file>
 
+<file path=word/comments.xml><?xml version="1.0" encoding="utf-8"?>
+<w:comments xmlns:wpc="http://schemas.microsoft.com/office/word/2010/wordprocessingCanvas" xmlns:cx="http://schemas.microsoft.com/office/drawing/2014/chartex" xmlns:cx1="http://schemas.microsoft.com/office/drawing/2015/9/8/chartex" xmlns:cx2="http://schemas.microsoft.com/office/drawing/2015/10/21/chartex" xmlns:cx3="http://schemas.microsoft.com/office/drawing/2016/5/9/chartex" xmlns:cx4="http://schemas.microsoft.com/office/drawing/2016/5/10/chartex" xmlns:cx5="http://schemas.microsoft.com/office/drawing/2016/5/11/chartex" xmlns:cx6="http://schemas.microsoft.com/office/drawing/2016/5/12/chartex" xmlns:cx7="http://schemas.microsoft.com/office/drawing/2016/5/13/chartex" xmlns:cx8="http://schemas.microsoft.com/office/drawing/2016/5/14/chartex" xmlns:mc="http://schemas.openxmlformats.org/markup-compatibility/2006" xmlns:aink="http://schemas.microsoft.com/office/drawing/2016/ink" xmlns:am3d="http://schemas.microsoft.com/office/drawing/2017/model3d" xmlns:o="urn:schemas-microsoft-com:office:office" xmlns:r="http://schemas.openxmlformats.org/officeDocument/2006/relationships" xmlns:m="http://schemas.openxmlformats.org/officeDocument/2006/math" xmlns:v="urn:schemas-microsoft-com:vml" xmlns:wp14="http://schemas.microsoft.com/office/word/2010/wordprocessingDrawing" xmlns:wp="http://schemas.openxmlformats.org/drawingml/2006/wordprocessingDrawing" xmlns:w10="urn:schemas-microsoft-com:office:word" xmlns:w="http://schemas.openxmlformats.org/wordprocessingml/2006/main" xmlns:w14="http://schemas.microsoft.com/office/word/2010/wordml" xmlns:w15="http://schemas.microsoft.com/office/word/2012/wordml" xmlns:w16cid="http://schemas.microsoft.com/office/word/2016/wordml/cid" xmlns:w16se="http://schemas.microsoft.com/office/word/2015/wordml/symex" xmlns:wpg="http://schemas.microsoft.com/office/word/2010/wordprocessingGroup" xmlns:wpi="http://schemas.microsoft.com/office/word/2010/wordprocessingInk" xmlns:wne="http://schemas.microsoft.com/office/word/2006/wordml" xmlns:wps="http://schemas.microsoft.com/office/word/2010/wordprocessingShape" mc:Ignorable="w14 w15 w16se w16cid wp14">
+  <w:comment w:id="7" w:author="Microsoft Office User" w:date="2026-04-30T19:53:00Z" w:initials="MOU">
+    <w:p>
+      <w:pPr>
+        <w:pStyle w:val="CommentText"/>
+      </w:pPr>
+      <w:r>
+        <w:rPr>
+          <w:rStyle w:val="CommentReference"/>
+        </w:rPr>
+        <w:annotationRef/>
+      </w:r>
+      <w:r>
+        <w:t xml:space="preserve">Nate – you mentioned you manually checked the </w:t>
+      </w:r>
+      <w:r>
+        <w:t xml:space="preserve">D. </w:t>
+      </w:r>
+      <w:proofErr w:type="spellStart"/>
+      <w:r>
+        <w:t>punctata</w:t>
+      </w:r>
+      <w:proofErr w:type="spellEnd"/>
+      <w:r>
+        <w:t xml:space="preserve">, P. </w:t>
+      </w:r>
+      <w:proofErr w:type="spellStart"/>
+      <w:r>
+        <w:t>americana</w:t>
+      </w:r>
+      <w:proofErr w:type="spellEnd"/>
+      <w:r>
+        <w:t xml:space="preserve"> and B. </w:t>
+      </w:r>
+      <w:proofErr w:type="spellStart"/>
+      <w:r>
+        <w:t>germanica</w:t>
+      </w:r>
+      <w:proofErr w:type="spellEnd"/>
+      <w:r>
+        <w:t xml:space="preserve"> and ancestral inserts, and none appear to be genuine, so I have reported zero ancestral inserts for these species (see Dataset SX). Note, there is another layer of ‘manual auditing’ which </w:t>
+      </w:r>
+      <w:proofErr w:type="spellStart"/>
+      <w:r>
+        <w:t>Zhuzhi</w:t>
+      </w:r>
+      <w:proofErr w:type="spellEnd"/>
+      <w:r>
+        <w:t xml:space="preserve"> then did for 22 inserts (checking the flanking regions).</w:t>
+      </w:r>
+    </w:p>
+    <w:p>
+      <w:pPr>
+        <w:pStyle w:val="CommentText"/>
+      </w:pPr>
+    </w:p>
+    <w:p>
+      <w:pPr>
+        <w:pStyle w:val="CommentText"/>
+      </w:pPr>
+      <w:r>
+        <w:t xml:space="preserve">In Dataset SX we have presented the number putatively ancestral inserts across the different age brackets. Despite </w:t>
+      </w:r>
+      <w:r>
+        <w:t xml:space="preserve">D. </w:t>
+      </w:r>
+      <w:proofErr w:type="spellStart"/>
+      <w:r>
+        <w:t>punctata</w:t>
+      </w:r>
+      <w:proofErr w:type="spellEnd"/>
+      <w:r>
+        <w:t xml:space="preserve">, P. </w:t>
+      </w:r>
+      <w:proofErr w:type="spellStart"/>
+      <w:r>
+        <w:t>americana</w:t>
+      </w:r>
+      <w:proofErr w:type="spellEnd"/>
+      <w:r>
+        <w:t xml:space="preserve"> and B. </w:t>
+      </w:r>
+      <w:proofErr w:type="spellStart"/>
+      <w:r>
+        <w:t>germanica</w:t>
+      </w:r>
+      <w:proofErr w:type="spellEnd"/>
+      <w:r>
+        <w:t xml:space="preserve"> having zero ancestral inserts, these species hit to a number of </w:t>
+      </w:r>
+      <w:proofErr w:type="spellStart"/>
+      <w:r>
+        <w:t>Geoscapheinae</w:t>
+      </w:r>
+      <w:proofErr w:type="spellEnd"/>
+      <w:r>
+        <w:t xml:space="preserve"> genomes, therefore there are some very old inserts presented in this table. For example, 2 of the putatively ancestral N. </w:t>
+      </w:r>
+      <w:proofErr w:type="spellStart"/>
+      <w:r>
+        <w:t>dahmsi</w:t>
+      </w:r>
+      <w:proofErr w:type="spellEnd"/>
+      <w:r>
+        <w:t xml:space="preserve"> inserts hit to </w:t>
+      </w:r>
+      <w:r>
+        <w:t>B-</w:t>
+      </w:r>
+      <w:proofErr w:type="spellStart"/>
+      <w:r>
+        <w:t>germanica</w:t>
+      </w:r>
+      <w:proofErr w:type="spellEnd"/>
+      <w:r>
+        <w:t>,</w:t>
+      </w:r>
+      <w:r>
+        <w:t xml:space="preserve"> and </w:t>
+      </w:r>
+      <w:r>
+        <w:t xml:space="preserve">therefore </w:t>
+      </w:r>
+      <w:r>
+        <w:t>were inferred to be transferred &gt;</w:t>
+      </w:r>
+      <w:r>
+        <w:t xml:space="preserve">145 </w:t>
+      </w:r>
+      <w:proofErr w:type="spellStart"/>
+      <w:r>
+        <w:t>mya</w:t>
+      </w:r>
+      <w:proofErr w:type="spellEnd"/>
+      <w:r>
+        <w:t>,</w:t>
+      </w:r>
+      <w:r>
+        <w:t xml:space="preserve"> and 1 hit to</w:t>
+      </w:r>
+      <w:r>
+        <w:t xml:space="preserve"> </w:t>
+      </w:r>
+      <w:r>
+        <w:t xml:space="preserve">P. </w:t>
+      </w:r>
+      <w:proofErr w:type="spellStart"/>
+      <w:r>
+        <w:t>a</w:t>
+      </w:r>
+      <w:r>
+        <w:t>mericana</w:t>
+      </w:r>
+      <w:proofErr w:type="spellEnd"/>
+      <w:r>
+        <w:t xml:space="preserve">, </w:t>
+      </w:r>
+      <w:r>
+        <w:t xml:space="preserve">therefore </w:t>
+      </w:r>
+      <w:r>
+        <w:t>were inferred to be transferred &gt;</w:t>
+      </w:r>
+      <w:r>
+        <w:t>207</w:t>
+      </w:r>
+      <w:r>
+        <w:t xml:space="preserve"> </w:t>
+      </w:r>
+      <w:proofErr w:type="spellStart"/>
+      <w:r>
+        <w:t>mya</w:t>
+      </w:r>
+      <w:proofErr w:type="spellEnd"/>
+      <w:r>
+        <w:t>.</w:t>
+      </w:r>
+    </w:p>
+    <w:p>
+      <w:pPr>
+        <w:pStyle w:val="CommentText"/>
+      </w:pPr>
+    </w:p>
+    <w:p>
+      <w:pPr>
+        <w:pStyle w:val="CommentText"/>
+      </w:pPr>
+      <w:r>
+        <w:t>However, throughout, I have been very clear that these are putative and unverified, so I think this is okay.</w:t>
+      </w:r>
+    </w:p>
+  </w:comment>
+  <w:comment w:id="46" w:author="Microsoft Office User" w:date="2026-04-30T20:06:00Z" w:initials="MOU">
+    <w:p>
+      <w:pPr>
+        <w:pStyle w:val="CommentText"/>
+      </w:pPr>
+      <w:r>
+        <w:rPr>
+          <w:rStyle w:val="CommentReference"/>
+        </w:rPr>
+        <w:annotationRef/>
+      </w:r>
+      <w:hyperlink r:id="rId1" w:history="1">
+        <w:r>
+          <w:rPr>
+            <w:rStyle w:val="Hyperlink"/>
+          </w:rPr>
+          <w:t>https://projecteuclid.org/journals/annals-of-statistics/volume-13/issue-1/The-Dip-Test-of-Unimodality/10.1214/aos/1176346577.full</w:t>
+        </w:r>
+      </w:hyperlink>
+    </w:p>
+  </w:comment>
+  <w:comment w:id="49" w:author="Microsoft Office User" w:date="2026-04-30T20:06:00Z" w:initials="MOU">
+    <w:p>
+      <w:r>
+        <w:rPr>
+          <w:rStyle w:val="CommentReference"/>
+        </w:rPr>
+        <w:annotationRef/>
+      </w:r>
+      <w:hyperlink r:id="rId2" w:history="1">
+        <w:r>
+          <w:rPr>
+            <w:rStyle w:val="Hyperlink"/>
+            <w:sz w:val="20"/>
+          </w:rPr>
+          <w:t>https://cran.r-project.org/web/packages/diptest/index.html</w:t>
+        </w:r>
+      </w:hyperlink>
+    </w:p>
+  </w:comment>
+</w:comments>
+</file>
+
+<file path=word/commentsExtended.xml><?xml version="1.0" encoding="utf-8"?>
+<w15:commentsEx xmlns:wpc="http://schemas.microsoft.com/office/word/2010/wordprocessingCanvas" xmlns:cx="http://schemas.microsoft.com/office/drawing/2014/chartex" xmlns:cx1="http://schemas.microsoft.com/office/drawing/2015/9/8/chartex" xmlns:cx2="http://schemas.microsoft.com/office/drawing/2015/10/21/chartex" xmlns:cx3="http://schemas.microsoft.com/office/drawing/2016/5/9/chartex" xmlns:cx4="http://schemas.microsoft.com/office/drawing/2016/5/10/chartex" xmlns:cx5="http://schemas.microsoft.com/office/drawing/2016/5/11/chartex" xmlns:cx6="http://schemas.microsoft.com/office/drawing/2016/5/12/chartex" xmlns:cx7="http://schemas.microsoft.com/office/drawing/2016/5/13/chartex" xmlns:cx8="http://schemas.microsoft.com/office/drawing/2016/5/14/chartex" xmlns:mc="http://schemas.openxmlformats.org/markup-compatibility/2006" xmlns:aink="http://schemas.microsoft.com/office/drawing/2016/ink" xmlns:am3d="http://schemas.microsoft.com/office/drawing/2017/model3d" xmlns:o="urn:schemas-microsoft-com:office:office" xmlns:r="http://schemas.openxmlformats.org/officeDocument/2006/relationships" xmlns:m="http://schemas.openxmlformats.org/officeDocument/2006/math" xmlns:v="urn:schemas-microsoft-com:vml" xmlns:wp14="http://schemas.microsoft.com/office/word/2010/wordprocessingDrawing" xmlns:wp="http://schemas.openxmlformats.org/drawingml/2006/wordprocessingDrawing" xmlns:w10="urn:schemas-microsoft-com:office:word" xmlns:w="http://schemas.openxmlformats.org/wordprocessingml/2006/main" xmlns:w14="http://schemas.microsoft.com/office/word/2010/wordml" xmlns:w15="http://schemas.microsoft.com/office/word/2012/wordml" xmlns:w16cid="http://schemas.microsoft.com/office/word/2016/wordml/cid" xmlns:w16se="http://schemas.microsoft.com/office/word/2015/wordml/symex" xmlns:wpg="http://schemas.microsoft.com/office/word/2010/wordprocessingGroup" xmlns:wpi="http://schemas.microsoft.com/office/word/2010/wordprocessingInk" xmlns:wne="http://schemas.microsoft.com/office/word/2006/wordml" xmlns:wps="http://schemas.microsoft.com/office/word/2010/wordprocessingShape" mc:Ignorable="w14 w15 w16se w16cid wp14">
+  <w15:commentEx w15:paraId="40713B37" w15:done="0"/>
+  <w15:commentEx w15:paraId="17C1679B" w15:done="0"/>
+  <w15:commentEx w15:paraId="1D867E92" w15:done="0"/>
+</w15:commentsEx>
+</file>
+
+<file path=word/commentsIds.xml><?xml version="1.0" encoding="utf-8"?>
+<w16cid:commentsIds xmlns:wpc="http://schemas.microsoft.com/office/word/2010/wordprocessingCanvas" xmlns:cx="http://schemas.microsoft.com/office/drawing/2014/chartex" xmlns:cx1="http://schemas.microsoft.com/office/drawing/2015/9/8/chartex" xmlns:cx2="http://schemas.microsoft.com/office/drawing/2015/10/21/chartex" xmlns:cx3="http://schemas.microsoft.com/office/drawing/2016/5/9/chartex" xmlns:cx4="http://schemas.microsoft.com/office/drawing/2016/5/10/chartex" xmlns:cx5="http://schemas.microsoft.com/office/drawing/2016/5/11/chartex" xmlns:cx6="http://schemas.microsoft.com/office/drawing/2016/5/12/chartex" xmlns:cx7="http://schemas.microsoft.com/office/drawing/2016/5/13/chartex" xmlns:cx8="http://schemas.microsoft.com/office/drawing/2016/5/14/chartex" xmlns:mc="http://schemas.openxmlformats.org/markup-compatibility/2006" xmlns:aink="http://schemas.microsoft.com/office/drawing/2016/ink" xmlns:am3d="http://schemas.microsoft.com/office/drawing/2017/model3d" xmlns:o="urn:schemas-microsoft-com:office:office" xmlns:r="http://schemas.openxmlformats.org/officeDocument/2006/relationships" xmlns:m="http://schemas.openxmlformats.org/officeDocument/2006/math" xmlns:v="urn:schemas-microsoft-com:vml" xmlns:wp14="http://schemas.microsoft.com/office/word/2010/wordprocessingDrawing" xmlns:wp="http://schemas.openxmlformats.org/drawingml/2006/wordprocessingDrawing" xmlns:w10="urn:schemas-microsoft-com:office:word" xmlns:w="http://schemas.openxmlformats.org/wordprocessingml/2006/main" xmlns:w14="http://schemas.microsoft.com/office/word/2010/wordml" xmlns:w15="http://schemas.microsoft.com/office/word/2012/wordml" xmlns:w16cid="http://schemas.microsoft.com/office/word/2016/wordml/cid" xmlns:w16se="http://schemas.microsoft.com/office/word/2015/wordml/symex" xmlns:wpg="http://schemas.microsoft.com/office/word/2010/wordprocessingGroup" xmlns:wpi="http://schemas.microsoft.com/office/word/2010/wordprocessingInk" xmlns:wne="http://schemas.microsoft.com/office/word/2006/wordml" xmlns:wps="http://schemas.microsoft.com/office/word/2010/wordprocessingShape" mc:Ignorable="w14 w15 w16se w16cid wp14">
+  <w16cid:commentId w16cid:paraId="40713B37" w16cid:durableId="2D9E31B9"/>
+  <w16cid:commentId w16cid:paraId="17C1679B" w16cid:durableId="2D9E34AA"/>
+  <w16cid:commentId w16cid:paraId="1D867E92" w16cid:durableId="2D9E34B4"/>
+</w16cid:commentsIds>
+</file>
+
 <file path=word/endnotes.xml><?xml version="1.0" encoding="utf-8"?>
-<w:endnotes xmlns:wpc="http://schemas.microsoft.com/office/word/2010/wordprocessingCanvas" xmlns:cx="http://schemas.microsoft.com/office/drawing/2014/chartex" xmlns:cx1="http://schemas.microsoft.com/office/drawing/2015/9/8/chartex" xmlns:cx2="http://schemas.microsoft.com/office/drawing/2015/10/21/chartex" xmlns:cx3="http://schemas.microsoft.com/office/drawing/2016/5/9/chartex" xmlns:cx4="http://schemas.microsoft.com/office/drawing/2016/5/10/chartex" xmlns:cx5="http://schemas.microsoft.com/office/drawing/2016/5/11/chartex" xmlns:cx6="http://schemas.microsoft.com/office/drawing/2016/5/12/chartex" xmlns:cx7="http://schemas.microsoft.com/office/drawing/2016/5/13/chartex" xmlns:cx8="http://schemas.microsoft.com/office/drawing/2016/5/14/chartex" xmlns:mc="http://schemas.openxmlformats.org/markup-compatibility/2006" xmlns:aink="http://schemas.microsoft.com/office/drawing/2016/ink" xmlns:am3d="http://schemas.microsoft.com/office/drawing/2017/model3d" xmlns:o="urn:schemas-microsoft-com:office:office" xmlns:oel="http://schemas.microsoft.com/office/2019/extlst" xmlns:r="http://schemas.openxmlformats.org/officeDocument/2006/relationships" xmlns:m="http://schemas.openxmlformats.org/officeDocument/2006/math" xmlns:v="urn:schemas-microsoft-com:vml" xmlns:wp14="http://schemas.microsoft.com/office/word/2010/wordprocessingDrawing" xmlns:wp="http://schemas.openxmlformats.org/drawingml/2006/wordprocessingDrawing" xmlns:w10="urn:schemas-microsoft-com:office:word" xmlns:w="http://schemas.openxmlformats.org/wordprocessingml/2006/main" xmlns:w14="http://schemas.microsoft.com/office/word/2010/wordml" xmlns:w15="http://schemas.microsoft.com/office/word/2012/wordml" xmlns:w16cex="http://schemas.microsoft.com/office/word/2018/wordml/cex" xmlns:w16cid="http://schemas.microsoft.com/office/word/2016/wordml/cid" xmlns:w16="http://schemas.microsoft.com/office/word/2018/wordml" xmlns:w16du="http://schemas.microsoft.com/office/word/2023/wordml/word16du" xmlns:w16sdtdh="http://schemas.microsoft.com/office/word/2020/wordml/sdtdatahash" xmlns:w16sdtfl="http://schemas.microsoft.com/office/word/2024/wordml/sdtformatlock" xmlns:w16se="http://schemas.microsoft.com/office/word/2015/wordml/symex" xmlns:wpg="http://schemas.microsoft.com/office/word/2010/wordprocessingGroup" xmlns:wpi="http://schemas.microsoft.com/office/word/2010/wordprocessingInk" xmlns:wne="http://schemas.microsoft.com/office/word/2006/wordml" xmlns:wps="http://schemas.microsoft.com/office/word/2010/wordprocessingShape" mc:Ignorable="w14 w15 w16se w16cid w16 w16cex w16sdtdh w16sdtfl w16du wp14">
+<w:endnotes xmlns:wpc="http://schemas.microsoft.com/office/word/2010/wordprocessingCanvas" xmlns:cx="http://schemas.microsoft.com/office/drawing/2014/chartex" xmlns:cx1="http://schemas.microsoft.com/office/drawing/2015/9/8/chartex" xmlns:cx2="http://schemas.microsoft.com/office/drawing/2015/10/21/chartex" xmlns:cx3="http://schemas.microsoft.com/office/drawing/2016/5/9/chartex" xmlns:cx4="http://schemas.microsoft.com/office/drawing/2016/5/10/chartex" xmlns:cx5="http://schemas.microsoft.com/office/drawing/2016/5/11/chartex" xmlns:cx6="http://schemas.microsoft.com/office/drawing/2016/5/12/chartex" xmlns:cx7="http://schemas.microsoft.com/office/drawing/2016/5/13/chartex" xmlns:cx8="http://schemas.microsoft.com/office/drawing/2016/5/14/chartex" xmlns:mc="http://schemas.openxmlformats.org/markup-compatibility/2006" xmlns:aink="http://schemas.microsoft.com/office/drawing/2016/ink" xmlns:am3d="http://schemas.microsoft.com/office/drawing/2017/model3d" xmlns:o="urn:schemas-microsoft-com:office:office" xmlns:r="http://schemas.openxmlformats.org/officeDocument/2006/relationships" xmlns:m="http://schemas.openxmlformats.org/officeDocument/2006/math" xmlns:v="urn:schemas-microsoft-com:vml" xmlns:wp14="http://schemas.microsoft.com/office/word/2010/wordprocessingDrawing" xmlns:wp="http://schemas.openxmlformats.org/drawingml/2006/wordprocessingDrawing" xmlns:w10="urn:schemas-microsoft-com:office:word" xmlns:w="http://schemas.openxmlformats.org/wordprocessingml/2006/main" xmlns:w14="http://schemas.microsoft.com/office/word/2010/wordml" xmlns:w15="http://schemas.microsoft.com/office/word/2012/wordml" xmlns:w16cid="http://schemas.microsoft.com/office/word/2016/wordml/cid" xmlns:w16se="http://schemas.microsoft.com/office/word/2015/wordml/symex" xmlns:wpg="http://schemas.microsoft.com/office/word/2010/wordprocessingGroup" xmlns:wpi="http://schemas.microsoft.com/office/word/2010/wordprocessingInk" xmlns:wne="http://schemas.microsoft.com/office/word/2006/wordml" xmlns:wps="http://schemas.microsoft.com/office/word/2010/wordprocessingShape" mc:Ignorable="w14 w15 w16se w16cid wp14">
   <w:endnote w:type="separator" w:id="-1">
     <w:p>
       <w:r>
@@ -8072,7 +12266,7 @@
 </file>
 
 <file path=word/footer1.xml><?xml version="1.0" encoding="utf-8"?>
-<w:ftr xmlns:wpc="http://schemas.microsoft.com/office/word/2010/wordprocessingCanvas" xmlns:cx="http://schemas.microsoft.com/office/drawing/2014/chartex" xmlns:cx1="http://schemas.microsoft.com/office/drawing/2015/9/8/chartex" xmlns:cx2="http://schemas.microsoft.com/office/drawing/2015/10/21/chartex" xmlns:cx3="http://schemas.microsoft.com/office/drawing/2016/5/9/chartex" xmlns:cx4="http://schemas.microsoft.com/office/drawing/2016/5/10/chartex" xmlns:cx5="http://schemas.microsoft.com/office/drawing/2016/5/11/chartex" xmlns:cx6="http://schemas.microsoft.com/office/drawing/2016/5/12/chartex" xmlns:cx7="http://schemas.microsoft.com/office/drawing/2016/5/13/chartex" xmlns:cx8="http://schemas.microsoft.com/office/drawing/2016/5/14/chartex" xmlns:mc="http://schemas.openxmlformats.org/markup-compatibility/2006" xmlns:aink="http://schemas.microsoft.com/office/drawing/2016/ink" xmlns:am3d="http://schemas.microsoft.com/office/drawing/2017/model3d" xmlns:o="urn:schemas-microsoft-com:office:office" xmlns:oel="http://schemas.microsoft.com/office/2019/extlst" xmlns:r="http://schemas.openxmlformats.org/officeDocument/2006/relationships" xmlns:m="http://schemas.openxmlformats.org/officeDocument/2006/math" xmlns:v="urn:schemas-microsoft-com:vml" xmlns:wp14="http://schemas.microsoft.com/office/word/2010/wordprocessingDrawing" xmlns:wp="http://schemas.openxmlformats.org/drawingml/2006/wordprocessingDrawing" xmlns:w10="urn:schemas-microsoft-com:office:word" xmlns:w="http://schemas.openxmlformats.org/wordprocessingml/2006/main" xmlns:w14="http://schemas.microsoft.com/office/word/2010/wordml" xmlns:w15="http://schemas.microsoft.com/office/word/2012/wordml" xmlns:w16cex="http://schemas.microsoft.com/office/word/2018/wordml/cex" xmlns:w16cid="http://schemas.microsoft.com/office/word/2016/wordml/cid" xmlns:w16="http://schemas.microsoft.com/office/word/2018/wordml" xmlns:w16du="http://schemas.microsoft.com/office/word/2023/wordml/word16du" xmlns:w16sdtdh="http://schemas.microsoft.com/office/word/2020/wordml/sdtdatahash" xmlns:w16sdtfl="http://schemas.microsoft.com/office/word/2024/wordml/sdtformatlock" xmlns:w16se="http://schemas.microsoft.com/office/word/2015/wordml/symex" xmlns:wpg="http://schemas.microsoft.com/office/word/2010/wordprocessingGroup" xmlns:wpi="http://schemas.microsoft.com/office/word/2010/wordprocessingInk" xmlns:wne="http://schemas.microsoft.com/office/word/2006/wordml" xmlns:wps="http://schemas.microsoft.com/office/word/2010/wordprocessingShape" mc:Ignorable="w14 w15 w16se w16cid w16 w16cex w16sdtdh w16sdtfl w16du wp14">
+<w:ftr xmlns:wpc="http://schemas.microsoft.com/office/word/2010/wordprocessingCanvas" xmlns:cx="http://schemas.microsoft.com/office/drawing/2014/chartex" xmlns:cx1="http://schemas.microsoft.com/office/drawing/2015/9/8/chartex" xmlns:cx2="http://schemas.microsoft.com/office/drawing/2015/10/21/chartex" xmlns:cx3="http://schemas.microsoft.com/office/drawing/2016/5/9/chartex" xmlns:cx4="http://schemas.microsoft.com/office/drawing/2016/5/10/chartex" xmlns:cx5="http://schemas.microsoft.com/office/drawing/2016/5/11/chartex" xmlns:cx6="http://schemas.microsoft.com/office/drawing/2016/5/12/chartex" xmlns:cx7="http://schemas.microsoft.com/office/drawing/2016/5/13/chartex" xmlns:cx8="http://schemas.microsoft.com/office/drawing/2016/5/14/chartex" xmlns:mc="http://schemas.openxmlformats.org/markup-compatibility/2006" xmlns:aink="http://schemas.microsoft.com/office/drawing/2016/ink" xmlns:am3d="http://schemas.microsoft.com/office/drawing/2017/model3d" xmlns:o="urn:schemas-microsoft-com:office:office" xmlns:r="http://schemas.openxmlformats.org/officeDocument/2006/relationships" xmlns:m="http://schemas.openxmlformats.org/officeDocument/2006/math" xmlns:v="urn:schemas-microsoft-com:vml" xmlns:wp14="http://schemas.microsoft.com/office/word/2010/wordprocessingDrawing" xmlns:wp="http://schemas.openxmlformats.org/drawingml/2006/wordprocessingDrawing" xmlns:w10="urn:schemas-microsoft-com:office:word" xmlns:w="http://schemas.openxmlformats.org/wordprocessingml/2006/main" xmlns:w14="http://schemas.microsoft.com/office/word/2010/wordml" xmlns:w15="http://schemas.microsoft.com/office/word/2012/wordml" xmlns:w16cid="http://schemas.microsoft.com/office/word/2016/wordml/cid" xmlns:w16se="http://schemas.microsoft.com/office/word/2015/wordml/symex" xmlns:wpg="http://schemas.microsoft.com/office/word/2010/wordprocessingGroup" xmlns:wpi="http://schemas.microsoft.com/office/word/2010/wordprocessingInk" xmlns:wne="http://schemas.microsoft.com/office/word/2006/wordml" xmlns:wps="http://schemas.microsoft.com/office/word/2010/wordprocessingShape" mc:Ignorable="w14 w15 w16se w16cid wp14">
   <w:p>
     <w:pPr>
       <w:pStyle w:val="Footer"/>
@@ -8106,7 +12300,7 @@
 </file>
 
 <file path=word/footnotes.xml><?xml version="1.0" encoding="utf-8"?>
-<w:footnotes xmlns:wpc="http://schemas.microsoft.com/office/word/2010/wordprocessingCanvas" xmlns:cx="http://schemas.microsoft.com/office/drawing/2014/chartex" xmlns:cx1="http://schemas.microsoft.com/office/drawing/2015/9/8/chartex" xmlns:cx2="http://schemas.microsoft.com/office/drawing/2015/10/21/chartex" xmlns:cx3="http://schemas.microsoft.com/office/drawing/2016/5/9/chartex" xmlns:cx4="http://schemas.microsoft.com/office/drawing/2016/5/10/chartex" xmlns:cx5="http://schemas.microsoft.com/office/drawing/2016/5/11/chartex" xmlns:cx6="http://schemas.microsoft.com/office/drawing/2016/5/12/chartex" xmlns:cx7="http://schemas.microsoft.com/office/drawing/2016/5/13/chartex" xmlns:cx8="http://schemas.microsoft.com/office/drawing/2016/5/14/chartex" xmlns:mc="http://schemas.openxmlformats.org/markup-compatibility/2006" xmlns:aink="http://schemas.microsoft.com/office/drawing/2016/ink" xmlns:am3d="http://schemas.microsoft.com/office/drawing/2017/model3d" xmlns:o="urn:schemas-microsoft-com:office:office" xmlns:oel="http://schemas.microsoft.com/office/2019/extlst" xmlns:r="http://schemas.openxmlformats.org/officeDocument/2006/relationships" xmlns:m="http://schemas.openxmlformats.org/officeDocument/2006/math" xmlns:v="urn:schemas-microsoft-com:vml" xmlns:wp14="http://schemas.microsoft.com/office/word/2010/wordprocessingDrawing" xmlns:wp="http://schemas.openxmlformats.org/drawingml/2006/wordprocessingDrawing" xmlns:w10="urn:schemas-microsoft-com:office:word" xmlns:w="http://schemas.openxmlformats.org/wordprocessingml/2006/main" xmlns:w14="http://schemas.microsoft.com/office/word/2010/wordml" xmlns:w15="http://schemas.microsoft.com/office/word/2012/wordml" xmlns:w16cex="http://schemas.microsoft.com/office/word/2018/wordml/cex" xmlns:w16cid="http://schemas.microsoft.com/office/word/2016/wordml/cid" xmlns:w16="http://schemas.microsoft.com/office/word/2018/wordml" xmlns:w16du="http://schemas.microsoft.com/office/word/2023/wordml/word16du" xmlns:w16sdtdh="http://schemas.microsoft.com/office/word/2020/wordml/sdtdatahash" xmlns:w16sdtfl="http://schemas.microsoft.com/office/word/2024/wordml/sdtformatlock" xmlns:w16se="http://schemas.microsoft.com/office/word/2015/wordml/symex" xmlns:wpg="http://schemas.microsoft.com/office/word/2010/wordprocessingGroup" xmlns:wpi="http://schemas.microsoft.com/office/word/2010/wordprocessingInk" xmlns:wne="http://schemas.microsoft.com/office/word/2006/wordml" xmlns:wps="http://schemas.microsoft.com/office/word/2010/wordprocessingShape" mc:Ignorable="w14 w15 w16se w16cid w16 w16cex w16sdtdh w16sdtfl w16du wp14">
+<w:footnotes xmlns:wpc="http://schemas.microsoft.com/office/word/2010/wordprocessingCanvas" xmlns:cx="http://schemas.microsoft.com/office/drawing/2014/chartex" xmlns:cx1="http://schemas.microsoft.com/office/drawing/2015/9/8/chartex" xmlns:cx2="http://schemas.microsoft.com/office/drawing/2015/10/21/chartex" xmlns:cx3="http://schemas.microsoft.com/office/drawing/2016/5/9/chartex" xmlns:cx4="http://schemas.microsoft.com/office/drawing/2016/5/10/chartex" xmlns:cx5="http://schemas.microsoft.com/office/drawing/2016/5/11/chartex" xmlns:cx6="http://schemas.microsoft.com/office/drawing/2016/5/12/chartex" xmlns:cx7="http://schemas.microsoft.com/office/drawing/2016/5/13/chartex" xmlns:cx8="http://schemas.microsoft.com/office/drawing/2016/5/14/chartex" xmlns:mc="http://schemas.openxmlformats.org/markup-compatibility/2006" xmlns:aink="http://schemas.microsoft.com/office/drawing/2016/ink" xmlns:am3d="http://schemas.microsoft.com/office/drawing/2017/model3d" xmlns:o="urn:schemas-microsoft-com:office:office" xmlns:r="http://schemas.openxmlformats.org/officeDocument/2006/relationships" xmlns:m="http://schemas.openxmlformats.org/officeDocument/2006/math" xmlns:v="urn:schemas-microsoft-com:vml" xmlns:wp14="http://schemas.microsoft.com/office/word/2010/wordprocessingDrawing" xmlns:wp="http://schemas.openxmlformats.org/drawingml/2006/wordprocessingDrawing" xmlns:w10="urn:schemas-microsoft-com:office:word" xmlns:w="http://schemas.openxmlformats.org/wordprocessingml/2006/main" xmlns:w14="http://schemas.microsoft.com/office/word/2010/wordml" xmlns:w15="http://schemas.microsoft.com/office/word/2012/wordml" xmlns:w16cid="http://schemas.microsoft.com/office/word/2016/wordml/cid" xmlns:w16se="http://schemas.microsoft.com/office/word/2015/wordml/symex" xmlns:wpg="http://schemas.microsoft.com/office/word/2010/wordprocessingGroup" xmlns:wpi="http://schemas.microsoft.com/office/word/2010/wordprocessingInk" xmlns:wne="http://schemas.microsoft.com/office/word/2006/wordml" xmlns:wps="http://schemas.microsoft.com/office/word/2010/wordprocessingShape" mc:Ignorable="w14 w15 w16se w16cid wp14">
   <w:footnote w:type="separator" w:id="-1">
     <w:p>
       <w:r>
@@ -8125,7 +12319,7 @@
 </file>
 
 <file path=word/header1.xml><?xml version="1.0" encoding="utf-8"?>
-<w:hdr xmlns:wpc="http://schemas.microsoft.com/office/word/2010/wordprocessingCanvas" xmlns:cx="http://schemas.microsoft.com/office/drawing/2014/chartex" xmlns:cx1="http://schemas.microsoft.com/office/drawing/2015/9/8/chartex" xmlns:cx2="http://schemas.microsoft.com/office/drawing/2015/10/21/chartex" xmlns:cx3="http://schemas.microsoft.com/office/drawing/2016/5/9/chartex" xmlns:cx4="http://schemas.microsoft.com/office/drawing/2016/5/10/chartex" xmlns:cx5="http://schemas.microsoft.com/office/drawing/2016/5/11/chartex" xmlns:cx6="http://schemas.microsoft.com/office/drawing/2016/5/12/chartex" xmlns:cx7="http://schemas.microsoft.com/office/drawing/2016/5/13/chartex" xmlns:cx8="http://schemas.microsoft.com/office/drawing/2016/5/14/chartex" xmlns:mc="http://schemas.openxmlformats.org/markup-compatibility/2006" xmlns:aink="http://schemas.microsoft.com/office/drawing/2016/ink" xmlns:am3d="http://schemas.microsoft.com/office/drawing/2017/model3d" xmlns:o="urn:schemas-microsoft-com:office:office" xmlns:oel="http://schemas.microsoft.com/office/2019/extlst" xmlns:r="http://schemas.openxmlformats.org/officeDocument/2006/relationships" xmlns:m="http://schemas.openxmlformats.org/officeDocument/2006/math" xmlns:v="urn:schemas-microsoft-com:vml" xmlns:wp14="http://schemas.microsoft.com/office/word/2010/wordprocessingDrawing" xmlns:wp="http://schemas.openxmlformats.org/drawingml/2006/wordprocessingDrawing" xmlns:w10="urn:schemas-microsoft-com:office:word" xmlns:w="http://schemas.openxmlformats.org/wordprocessingml/2006/main" xmlns:w14="http://schemas.microsoft.com/office/word/2010/wordml" xmlns:w15="http://schemas.microsoft.com/office/word/2012/wordml" xmlns:w16cex="http://schemas.microsoft.com/office/word/2018/wordml/cex" xmlns:w16cid="http://schemas.microsoft.com/office/word/2016/wordml/cid" xmlns:w16="http://schemas.microsoft.com/office/word/2018/wordml" xmlns:w16du="http://schemas.microsoft.com/office/word/2023/wordml/word16du" xmlns:w16sdtdh="http://schemas.microsoft.com/office/word/2020/wordml/sdtdatahash" xmlns:w16sdtfl="http://schemas.microsoft.com/office/word/2024/wordml/sdtformatlock" xmlns:w16se="http://schemas.microsoft.com/office/word/2015/wordml/symex" xmlns:wpg="http://schemas.microsoft.com/office/word/2010/wordprocessingGroup" xmlns:wpi="http://schemas.microsoft.com/office/word/2010/wordprocessingInk" xmlns:wne="http://schemas.microsoft.com/office/word/2006/wordml" xmlns:wps="http://schemas.microsoft.com/office/word/2010/wordprocessingShape" mc:Ignorable="w14 w15 w16se w16cid w16 w16cex w16sdtdh w16sdtfl w16du wp14">
+<w:hdr xmlns:wpc="http://schemas.microsoft.com/office/word/2010/wordprocessingCanvas" xmlns:cx="http://schemas.microsoft.com/office/drawing/2014/chartex" xmlns:cx1="http://schemas.microsoft.com/office/drawing/2015/9/8/chartex" xmlns:cx2="http://schemas.microsoft.com/office/drawing/2015/10/21/chartex" xmlns:cx3="http://schemas.microsoft.com/office/drawing/2016/5/9/chartex" xmlns:cx4="http://schemas.microsoft.com/office/drawing/2016/5/10/chartex" xmlns:cx5="http://schemas.microsoft.com/office/drawing/2016/5/11/chartex" xmlns:cx6="http://schemas.microsoft.com/office/drawing/2016/5/12/chartex" xmlns:cx7="http://schemas.microsoft.com/office/drawing/2016/5/13/chartex" xmlns:cx8="http://schemas.microsoft.com/office/drawing/2016/5/14/chartex" xmlns:mc="http://schemas.openxmlformats.org/markup-compatibility/2006" xmlns:aink="http://schemas.microsoft.com/office/drawing/2016/ink" xmlns:am3d="http://schemas.microsoft.com/office/drawing/2017/model3d" xmlns:o="urn:schemas-microsoft-com:office:office" xmlns:r="http://schemas.openxmlformats.org/officeDocument/2006/relationships" xmlns:m="http://schemas.openxmlformats.org/officeDocument/2006/math" xmlns:v="urn:schemas-microsoft-com:vml" xmlns:wp14="http://schemas.microsoft.com/office/word/2010/wordprocessingDrawing" xmlns:wp="http://schemas.openxmlformats.org/drawingml/2006/wordprocessingDrawing" xmlns:w10="urn:schemas-microsoft-com:office:word" xmlns:w="http://schemas.openxmlformats.org/wordprocessingml/2006/main" xmlns:w14="http://schemas.microsoft.com/office/word/2010/wordml" xmlns:w15="http://schemas.microsoft.com/office/word/2012/wordml" xmlns:w16cid="http://schemas.microsoft.com/office/word/2016/wordml/cid" xmlns:w16se="http://schemas.microsoft.com/office/word/2015/wordml/symex" xmlns:wpg="http://schemas.microsoft.com/office/word/2010/wordprocessingGroup" xmlns:wpi="http://schemas.microsoft.com/office/word/2010/wordprocessingInk" xmlns:wne="http://schemas.microsoft.com/office/word/2006/wordml" xmlns:wps="http://schemas.microsoft.com/office/word/2010/wordprocessingShape" mc:Ignorable="w14 w15 w16se w16cid wp14">
   <w:p>
     <w:pPr>
       <w:jc w:val="right"/>
@@ -8139,7 +12333,7 @@
 </file>
 
 <file path=word/numbering.xml><?xml version="1.0" encoding="utf-8"?>
-<w:numbering xmlns:wpc="http://schemas.microsoft.com/office/word/2010/wordprocessingCanvas" xmlns:cx="http://schemas.microsoft.com/office/drawing/2014/chartex" xmlns:cx1="http://schemas.microsoft.com/office/drawing/2015/9/8/chartex" xmlns:cx2="http://schemas.microsoft.com/office/drawing/2015/10/21/chartex" xmlns:cx3="http://schemas.microsoft.com/office/drawing/2016/5/9/chartex" xmlns:cx4="http://schemas.microsoft.com/office/drawing/2016/5/10/chartex" xmlns:cx5="http://schemas.microsoft.com/office/drawing/2016/5/11/chartex" xmlns:cx6="http://schemas.microsoft.com/office/drawing/2016/5/12/chartex" xmlns:cx7="http://schemas.microsoft.com/office/drawing/2016/5/13/chartex" xmlns:cx8="http://schemas.microsoft.com/office/drawing/2016/5/14/chartex" xmlns:mc="http://schemas.openxmlformats.org/markup-compatibility/2006" xmlns:aink="http://schemas.microsoft.com/office/drawing/2016/ink" xmlns:am3d="http://schemas.microsoft.com/office/drawing/2017/model3d" xmlns:o="urn:schemas-microsoft-com:office:office" xmlns:oel="http://schemas.microsoft.com/office/2019/extlst" xmlns:r="http://schemas.openxmlformats.org/officeDocument/2006/relationships" xmlns:m="http://schemas.openxmlformats.org/officeDocument/2006/math" xmlns:v="urn:schemas-microsoft-com:vml" xmlns:wp14="http://schemas.microsoft.com/office/word/2010/wordprocessingDrawing" xmlns:wp="http://schemas.openxmlformats.org/drawingml/2006/wordprocessingDrawing" xmlns:w10="urn:schemas-microsoft-com:office:word" xmlns:w="http://schemas.openxmlformats.org/wordprocessingml/2006/main" xmlns:w14="http://schemas.microsoft.com/office/word/2010/wordml" xmlns:w15="http://schemas.microsoft.com/office/word/2012/wordml" xmlns:w16cex="http://schemas.microsoft.com/office/word/2018/wordml/cex" xmlns:w16cid="http://schemas.microsoft.com/office/word/2016/wordml/cid" xmlns:w16="http://schemas.microsoft.com/office/word/2018/wordml" xmlns:w16du="http://schemas.microsoft.com/office/word/2023/wordml/word16du" xmlns:w16sdtdh="http://schemas.microsoft.com/office/word/2020/wordml/sdtdatahash" xmlns:w16sdtfl="http://schemas.microsoft.com/office/word/2024/wordml/sdtformatlock" xmlns:w16se="http://schemas.microsoft.com/office/word/2015/wordml/symex" xmlns:wpg="http://schemas.microsoft.com/office/word/2010/wordprocessingGroup" xmlns:wpi="http://schemas.microsoft.com/office/word/2010/wordprocessingInk" xmlns:wne="http://schemas.microsoft.com/office/word/2006/wordml" xmlns:wps="http://schemas.microsoft.com/office/word/2010/wordprocessingShape" mc:Ignorable="w14 w15 w16se w16cid w16 w16cex w16sdtdh w16sdtfl w16du wp14">
+<w:numbering xmlns:wpc="http://schemas.microsoft.com/office/word/2010/wordprocessingCanvas" xmlns:cx="http://schemas.microsoft.com/office/drawing/2014/chartex" xmlns:cx1="http://schemas.microsoft.com/office/drawing/2015/9/8/chartex" xmlns:cx2="http://schemas.microsoft.com/office/drawing/2015/10/21/chartex" xmlns:cx3="http://schemas.microsoft.com/office/drawing/2016/5/9/chartex" xmlns:cx4="http://schemas.microsoft.com/office/drawing/2016/5/10/chartex" xmlns:cx5="http://schemas.microsoft.com/office/drawing/2016/5/11/chartex" xmlns:cx6="http://schemas.microsoft.com/office/drawing/2016/5/12/chartex" xmlns:cx7="http://schemas.microsoft.com/office/drawing/2016/5/13/chartex" xmlns:cx8="http://schemas.microsoft.com/office/drawing/2016/5/14/chartex" xmlns:mc="http://schemas.openxmlformats.org/markup-compatibility/2006" xmlns:aink="http://schemas.microsoft.com/office/drawing/2016/ink" xmlns:am3d="http://schemas.microsoft.com/office/drawing/2017/model3d" xmlns:o="urn:schemas-microsoft-com:office:office" xmlns:r="http://schemas.openxmlformats.org/officeDocument/2006/relationships" xmlns:m="http://schemas.openxmlformats.org/officeDocument/2006/math" xmlns:v="urn:schemas-microsoft-com:vml" xmlns:wp14="http://schemas.microsoft.com/office/word/2010/wordprocessingDrawing" xmlns:wp="http://schemas.openxmlformats.org/drawingml/2006/wordprocessingDrawing" xmlns:w10="urn:schemas-microsoft-com:office:word" xmlns:w="http://schemas.openxmlformats.org/wordprocessingml/2006/main" xmlns:w14="http://schemas.microsoft.com/office/word/2010/wordml" xmlns:w15="http://schemas.microsoft.com/office/word/2012/wordml" xmlns:w16cid="http://schemas.microsoft.com/office/word/2016/wordml/cid" xmlns:w16se="http://schemas.microsoft.com/office/word/2015/wordml/symex" xmlns:wpg="http://schemas.microsoft.com/office/word/2010/wordprocessingGroup" xmlns:wpi="http://schemas.microsoft.com/office/word/2010/wordprocessingInk" xmlns:wne="http://schemas.microsoft.com/office/word/2006/wordml" xmlns:wps="http://schemas.microsoft.com/office/word/2010/wordprocessingShape" mc:Ignorable="w14 w15 w16se w16cid wp14">
   <w:abstractNum w:abstractNumId="0" w15:restartNumberingAfterBreak="0">
     <w:nsid w:val="FFFFFF7C"/>
     <w:multiLevelType w:val="singleLevel"/>
@@ -8826,56 +13020,64 @@
       </w:rPr>
     </w:lvl>
   </w:abstractNum>
-  <w:num w:numId="1" w16cid:durableId="812409683">
+  <w:num w:numId="1">
     <w:abstractNumId w:val="9"/>
   </w:num>
-  <w:num w:numId="2" w16cid:durableId="2074347038">
+  <w:num w:numId="2">
     <w:abstractNumId w:val="7"/>
   </w:num>
-  <w:num w:numId="3" w16cid:durableId="72245842">
+  <w:num w:numId="3">
     <w:abstractNumId w:val="6"/>
   </w:num>
-  <w:num w:numId="4" w16cid:durableId="1138303551">
+  <w:num w:numId="4">
     <w:abstractNumId w:val="5"/>
   </w:num>
-  <w:num w:numId="5" w16cid:durableId="1061900621">
+  <w:num w:numId="5">
     <w:abstractNumId w:val="4"/>
   </w:num>
-  <w:num w:numId="6" w16cid:durableId="1160582801">
+  <w:num w:numId="6">
     <w:abstractNumId w:val="8"/>
   </w:num>
-  <w:num w:numId="7" w16cid:durableId="49959018">
+  <w:num w:numId="7">
     <w:abstractNumId w:val="3"/>
   </w:num>
-  <w:num w:numId="8" w16cid:durableId="1059018366">
+  <w:num w:numId="8">
     <w:abstractNumId w:val="2"/>
   </w:num>
-  <w:num w:numId="9" w16cid:durableId="998729216">
+  <w:num w:numId="9">
     <w:abstractNumId w:val="1"/>
   </w:num>
-  <w:num w:numId="10" w16cid:durableId="1979920020">
+  <w:num w:numId="10">
     <w:abstractNumId w:val="0"/>
   </w:num>
-  <w:num w:numId="11" w16cid:durableId="1064839920">
+  <w:num w:numId="11">
     <w:abstractNumId w:val="10"/>
   </w:num>
-  <w:num w:numId="12" w16cid:durableId="986206455">
+  <w:num w:numId="12">
     <w:abstractNumId w:val="12"/>
   </w:num>
-  <w:num w:numId="13" w16cid:durableId="367532147">
+  <w:num w:numId="13">
     <w:abstractNumId w:val="14"/>
   </w:num>
-  <w:num w:numId="14" w16cid:durableId="429201410">
+  <w:num w:numId="14">
     <w:abstractNumId w:val="11"/>
   </w:num>
-  <w:num w:numId="15" w16cid:durableId="84037650">
+  <w:num w:numId="15">
     <w:abstractNumId w:val="13"/>
   </w:num>
 </w:numbering>
 </file>
 
+<file path=word/people.xml><?xml version="1.0" encoding="utf-8"?>
+<w15:people xmlns:wpc="http://schemas.microsoft.com/office/word/2010/wordprocessingCanvas" xmlns:cx="http://schemas.microsoft.com/office/drawing/2014/chartex" xmlns:cx1="http://schemas.microsoft.com/office/drawing/2015/9/8/chartex" xmlns:cx2="http://schemas.microsoft.com/office/drawing/2015/10/21/chartex" xmlns:cx3="http://schemas.microsoft.com/office/drawing/2016/5/9/chartex" xmlns:cx4="http://schemas.microsoft.com/office/drawing/2016/5/10/chartex" xmlns:cx5="http://schemas.microsoft.com/office/drawing/2016/5/11/chartex" xmlns:cx6="http://schemas.microsoft.com/office/drawing/2016/5/12/chartex" xmlns:cx7="http://schemas.microsoft.com/office/drawing/2016/5/13/chartex" xmlns:cx8="http://schemas.microsoft.com/office/drawing/2016/5/14/chartex" xmlns:mc="http://schemas.openxmlformats.org/markup-compatibility/2006" xmlns:aink="http://schemas.microsoft.com/office/drawing/2016/ink" xmlns:am3d="http://schemas.microsoft.com/office/drawing/2017/model3d" xmlns:o="urn:schemas-microsoft-com:office:office" xmlns:r="http://schemas.openxmlformats.org/officeDocument/2006/relationships" xmlns:m="http://schemas.openxmlformats.org/officeDocument/2006/math" xmlns:v="urn:schemas-microsoft-com:vml" xmlns:wp14="http://schemas.microsoft.com/office/word/2010/wordprocessingDrawing" xmlns:wp="http://schemas.openxmlformats.org/drawingml/2006/wordprocessingDrawing" xmlns:w10="urn:schemas-microsoft-com:office:word" xmlns:w="http://schemas.openxmlformats.org/wordprocessingml/2006/main" xmlns:w14="http://schemas.microsoft.com/office/word/2010/wordml" xmlns:w15="http://schemas.microsoft.com/office/word/2012/wordml" xmlns:w16cid="http://schemas.microsoft.com/office/word/2016/wordml/cid" xmlns:w16se="http://schemas.microsoft.com/office/word/2015/wordml/symex" xmlns:wpg="http://schemas.microsoft.com/office/word/2010/wordprocessingGroup" xmlns:wpi="http://schemas.microsoft.com/office/word/2010/wordprocessingInk" xmlns:wne="http://schemas.microsoft.com/office/word/2006/wordml" xmlns:wps="http://schemas.microsoft.com/office/word/2010/wordprocessingShape" mc:Ignorable="w14 w15 w16se w16cid wp14">
+  <w15:person w15:author="Microsoft Office User">
+    <w15:presenceInfo w15:providerId="None" w15:userId="Microsoft Office User"/>
+  </w15:person>
+</w15:people>
+</file>
+
 <file path=word/styles.xml><?xml version="1.0" encoding="utf-8"?>
-<w:styles xmlns:mc="http://schemas.openxmlformats.org/markup-compatibility/2006" xmlns:r="http://schemas.openxmlformats.org/officeDocument/2006/relationships" xmlns:w="http://schemas.openxmlformats.org/wordprocessingml/2006/main" xmlns:w14="http://schemas.microsoft.com/office/word/2010/wordml" xmlns:w15="http://schemas.microsoft.com/office/word/2012/wordml" xmlns:w16cex="http://schemas.microsoft.com/office/word/2018/wordml/cex" xmlns:w16cid="http://schemas.microsoft.com/office/word/2016/wordml/cid" xmlns:w16="http://schemas.microsoft.com/office/word/2018/wordml" xmlns:w16du="http://schemas.microsoft.com/office/word/2023/wordml/word16du" xmlns:w16sdtdh="http://schemas.microsoft.com/office/word/2020/wordml/sdtdatahash" xmlns:w16sdtfl="http://schemas.microsoft.com/office/word/2024/wordml/sdtformatlock" xmlns:w16se="http://schemas.microsoft.com/office/word/2015/wordml/symex" mc:Ignorable="w14 w15 w16se w16cid w16 w16cex w16sdtdh w16sdtfl w16du">
+<w:styles xmlns:mc="http://schemas.openxmlformats.org/markup-compatibility/2006" xmlns:r="http://schemas.openxmlformats.org/officeDocument/2006/relationships" xmlns:w="http://schemas.openxmlformats.org/wordprocessingml/2006/main" xmlns:w14="http://schemas.microsoft.com/office/word/2010/wordml" xmlns:w15="http://schemas.microsoft.com/office/word/2012/wordml" xmlns:w16cid="http://schemas.microsoft.com/office/word/2016/wordml/cid" xmlns:w16se="http://schemas.microsoft.com/office/word/2015/wordml/symex" mc:Ignorable="w14 w15 w16se w16cid">
   <w:docDefaults>
     <w:rPrDefault>
       <w:rPr>
@@ -8885,7 +13087,7 @@
     </w:rPrDefault>
     <w:pPrDefault/>
   </w:docDefaults>
-  <w:latentStyles w:defLockedState="0" w:defUIPriority="0" w:defSemiHidden="0" w:defUnhideWhenUsed="0" w:defQFormat="0" w:count="376">
+  <w:latentStyles w:defLockedState="0" w:defUIPriority="0" w:defSemiHidden="0" w:defUnhideWhenUsed="0" w:defQFormat="0" w:count="375">
     <w:lsdException w:name="Normal" w:qFormat="1"/>
     <w:lsdException w:name="heading 1" w:qFormat="1"/>
     <w:lsdException w:name="heading 2" w:semiHidden="1" w:unhideWhenUsed="1" w:qFormat="1"/>
@@ -9254,7 +13456,6 @@
     <w:lsdException w:name="Smart Hyperlink" w:semiHidden="1" w:uiPriority="99" w:unhideWhenUsed="1"/>
     <w:lsdException w:name="Hashtag" w:semiHidden="1" w:uiPriority="99" w:unhideWhenUsed="1"/>
     <w:lsdException w:name="Unresolved Mention" w:semiHidden="1" w:uiPriority="99" w:unhideWhenUsed="1"/>
-    <w:lsdException w:name="Smart Link" w:semiHidden="1" w:uiPriority="99" w:unhideWhenUsed="1"/>
   </w:latentStyles>
   <w:style w:type="paragraph" w:default="1" w:styleId="Normal">
     <w:name w:val="Normal"/>
@@ -9933,17 +14134,17 @@
       <w:szCs w:val="16"/>
     </w:rPr>
   </w:style>
-  <w:style w:type="paragraph" w:styleId="EmailSignature">
+  <w:style w:type="paragraph" w:styleId="E-mailSignature">
     <w:name w:val="E-mail Signature"/>
     <w:basedOn w:val="Normal"/>
-    <w:link w:val="EmailSignatureChar"/>
+    <w:link w:val="E-mailSignatureChar"/>
     <w:semiHidden/>
     <w:rsid w:val="00405336"/>
   </w:style>
-  <w:style w:type="character" w:customStyle="1" w:styleId="EmailSignatureChar">
-    <w:name w:val="Email Signature Char"/>
+  <w:style w:type="character" w:customStyle="1" w:styleId="E-mailSignatureChar">
+    <w:name w:val="E-mail Signature Char"/>
     <w:basedOn w:val="DefaultParagraphFont"/>
-    <w:link w:val="EmailSignature"/>
+    <w:link w:val="E-mailSignature"/>
     <w:semiHidden/>
     <w:rsid w:val="00FF04E3"/>
     <w:rPr>
@@ -11258,7 +15459,7 @@
 </file>
 
 <file path=customXml/itemProps1.xml><?xml version="1.0" encoding="utf-8"?>
-<ds:datastoreItem xmlns:ds="http://schemas.openxmlformats.org/officeDocument/2006/customXml" ds:itemID="{D765D90F-6F87-B841-9779-262D667C36E8}">
+<ds:datastoreItem xmlns:ds="http://schemas.openxmlformats.org/officeDocument/2006/customXml" ds:itemID="{08E025EF-044A-264A-8056-A91406FDD56A}">
   <ds:schemaRefs>
     <ds:schemaRef ds:uri="http://schemas.openxmlformats.org/officeDocument/2006/bibliography"/>
   </ds:schemaRefs>
